--- a/backend/templates/contract_gph_individual_rid.docx
+++ b/backend/templates/contract_gph_individual_rid.docx
@@ -153,9 +153,9 @@
                 <w:szCs w:val="24"/>
               </w:rPr>
             </w:pPr>
-            <w:commentRangeStart w:id="47"/>
-            <w:commentRangeStart w:id="48"/>
-            <w:commentRangeStart w:id="49"/>
+            <w:commentRangeStart w:id="51"/>
+            <w:commentRangeStart w:id="52"/>
+            <w:commentRangeStart w:id="53"/>
             <w:r>
               <w:rPr>
                 <w:rFonts w:ascii="Times New Roman" w:hAnsi="Times New Roman" w:cs="Times New Roman"/>
@@ -165,26 +165,26 @@
               </w:rPr>
               <w:t xml:space="preserve">«{{ contract_date_day }}» {{ contract_date_month }} {{ contract_date_year }} г.</w:t>
             </w:r>
-            <w:commentRangeEnd w:id="49"/>
+            <w:commentRangeEnd w:id="53"/>
             <w:r>
               <w:rPr>
                 <w:rStyle w:val="CommentReference"/>
               </w:rPr>
-              <w:commentReference w:id="49"/>
-            </w:r>
-            <w:commentRangeEnd w:id="48"/>
+              <w:commentReference w:id="53"/>
+            </w:r>
+            <w:commentRangeEnd w:id="52"/>
             <w:r>
               <w:rPr>
                 <w:rStyle w:val="CommentReference"/>
               </w:rPr>
-              <w:commentReference w:id="48"/>
-            </w:r>
-            <w:commentRangeEnd w:id="47"/>
+              <w:commentReference w:id="52"/>
+            </w:r>
+            <w:commentRangeEnd w:id="51"/>
             <w:r>
               <w:rPr>
                 <w:rStyle w:val="CommentReference"/>
               </w:rPr>
-              <w:commentReference w:id="47"/>
+              <w:commentReference w:id="51"/>
             </w:r>
             <w:r>
               <w:rPr>
@@ -2067,8 +2067,16 @@
       <w:commentRangeStart w:id="21"/>
       <w:commentRangeStart w:id="22"/>
       <w:commentRangeStart w:id="23"/>
-      <w:r>
-        <w:t xml:space="preserve">из федерального бюджета субсидии, заключенного между ВСКС и {{ subsidy_grantor_name }} № {{ subsidy_agreement_number }} от {{ subsidy_agreement_date }} г.</w:t>
+      <w:commentRangeStart w:id="24"/>
+      <w:r>
+        <w:t xml:space="preserve">из федерального бюджета субсидии, заключенного между {{ customer_short_name }} и {{ subsidy_grantor_name or '____________________' }} № {{ subsidy_agreement_number }} от {{ subsidy_agreement_date }} г.</w:t>
+      </w:r>
+      <w:commentRangeEnd w:id="24"/>
+      <w:r>
+        <w:rPr>
+          <w:rStyle w:val="CommentReference"/>
+        </w:rPr>
+        <w:commentReference w:id="24"/>
       </w:r>
       <w:commentRangeEnd w:id="23"/>
       <w:r>
@@ -2094,16 +2102,16 @@
       <w:r>
         <w:br/>
       </w:r>
-      <w:commentRangeStart w:id="24"/>
-      <w:r>
-        <w:t xml:space="preserve"> В связи с оплатой стоимости настоящего договора за счет средств федеральной субсидии, Подрядчик (Исполнитель) дает свое согласие на осуществление главным распорядителем бюджетных средств, предоставившим субсидию ({{ subsidy_grantor_name }}), и органами государственного (муниципального) финансового контроля проверок соблюдения Заказчиком условий, целей и порядка предоставления субсидии, в том числе в части достижения результатов предоставления Субсидии, установленных Правилами предоставления субсидии и настоящим Соглашением (в соответствии с п. 3 ст. 78.1. БК РФ)</w:t>
-      </w:r>
-      <w:commentRangeEnd w:id="24"/>
-      <w:r>
-        <w:rPr>
-          <w:rStyle w:val="CommentReference"/>
-        </w:rPr>
-        <w:commentReference w:id="24"/>
+      <w:commentRangeStart w:id="25"/>
+      <w:r>
+        <w:t xml:space="preserve"> В связи с оплатой стоимости настоящего договора за счет средств федеральной субсидии, Подрядчик (Исполнитель) дает свое согласие на осуществление главным распорядителем бюджетных средств, предоставившим субсидию ({{ subsidy_grantor_name or '____________________' }}), и органами государственного (муниципального) финансового контроля проверок соблюдения Заказчиком условий, целей и порядка предоставления субсидии, в том числе в части достижения результатов предоставления Субсидии, установленных Правилами предоставления субсидии и настоящим Соглашением (в соответствии с п. 3 ст. 78.1. БК РФ)</w:t>
+      </w:r>
+      <w:commentRangeEnd w:id="25"/>
+      <w:r>
+        <w:rPr>
+          <w:rStyle w:val="CommentReference"/>
+        </w:rPr>
+        <w:commentReference w:id="25"/>
       </w:r>
       <w:r>
         <w:rPr>
@@ -2130,8 +2138,8 @@
           <w:szCs w:val="24"/>
         </w:rPr>
       </w:pPr>
-      <w:commentRangeStart w:id="25"/>
       <w:commentRangeStart w:id="26"/>
+      <w:commentRangeStart w:id="27"/>
       <w:r>
         <w:rPr>
           <w:rFonts w:ascii="Times New Roman" w:hAnsi="Times New Roman" w:cs="Times New Roman"/>
@@ -2140,19 +2148,19 @@
         </w:rPr>
         <w:t xml:space="preserve">Приемка Услуг{% if has_stages %} (в т.ч. этапа оказания Услуг){% endif %} осуществляется Заказчиком в течение 15 календарных дней после получения им Акта. В течение указанного срока Заказчик подписывает Акт или направляет мотивированный отказ. Оплате подлежат только фактически оказанные Исполнителем и принятые по Акту Заказчиком Услуги.</w:t>
       </w:r>
+      <w:commentRangeEnd w:id="27"/>
+      <w:r>
+        <w:rPr>
+          <w:rStyle w:val="CommentReference"/>
+        </w:rPr>
+        <w:commentReference w:id="27"/>
+      </w:r>
       <w:commentRangeEnd w:id="26"/>
       <w:r>
         <w:rPr>
           <w:rStyle w:val="CommentReference"/>
         </w:rPr>
         <w:commentReference w:id="26"/>
-      </w:r>
-      <w:commentRangeEnd w:id="25"/>
-      <w:r>
-        <w:rPr>
-          <w:rStyle w:val="CommentReference"/>
-        </w:rPr>
-        <w:commentReference w:id="25"/>
       </w:r>
     </w:p>
     <w:p>
@@ -3733,13 +3741,69 @@
                 <w:szCs w:val="24"/>
               </w:rPr>
             </w:pPr>
+            <w:commentRangeStart w:id="54"/>
+            <w:commentRangeStart w:id="71"/>
+            <w:commentRangeStart w:id="92"/>
+            <w:commentRangeStart w:id="111"/>
+            <w:commentRangeStart w:id="130"/>
+            <w:commentRangeStart w:id="153"/>
+            <w:commentRangeStart w:id="170"/>
             <w:r>
               <w:rPr>
                 <w:rFonts w:ascii="Times New Roman" w:hAnsi="Times New Roman" w:cs="Times New Roman"/>
                 <w:sz w:val="24"/>
                 <w:szCs w:val="24"/>
               </w:rPr>
-              <w:t xml:space="preserve">Наименование: ВСКС </w:t>
+              <w:t xml:space="preserve">Наименование: {{ customer_short_name }} </w:t>
+            </w:r>
+            <w:commentRangeEnd w:id="170"/>
+            <w:r>
+              <w:rPr>
+                <w:rStyle w:val="CommentReference"/>
+              </w:rPr>
+              <w:commentReference w:id="170"/>
+            </w:r>
+            <w:commentRangeEnd w:id="153"/>
+            <w:r>
+              <w:rPr>
+                <w:rStyle w:val="CommentReference"/>
+              </w:rPr>
+              <w:commentReference w:id="153"/>
+            </w:r>
+            <w:commentRangeEnd w:id="130"/>
+            <w:r>
+              <w:rPr>
+                <w:rStyle w:val="CommentReference"/>
+              </w:rPr>
+              <w:commentReference w:id="130"/>
+            </w:r>
+            <w:commentRangeEnd w:id="111"/>
+            <w:r>
+              <w:rPr>
+                <w:rStyle w:val="CommentReference"/>
+              </w:rPr>
+              <w:commentReference w:id="111"/>
+            </w:r>
+            <w:commentRangeEnd w:id="92"/>
+            <w:r>
+              <w:rPr>
+                <w:rStyle w:val="CommentReference"/>
+              </w:rPr>
+              <w:commentReference w:id="92"/>
+            </w:r>
+            <w:commentRangeEnd w:id="71"/>
+            <w:r>
+              <w:rPr>
+                <w:rStyle w:val="CommentReference"/>
+              </w:rPr>
+              <w:commentReference w:id="71"/>
+            </w:r>
+            <w:commentRangeEnd w:id="54"/>
+            <w:r>
+              <w:rPr>
+                <w:rStyle w:val="CommentReference"/>
+              </w:rPr>
+              <w:commentReference w:id="54"/>
             </w:r>
           </w:p>
           <w:p>
@@ -3750,13 +3814,13 @@
                 <w:szCs w:val="24"/>
               </w:rPr>
             </w:pPr>
-            <w:commentRangeStart w:id="50"/>
-            <w:commentRangeStart w:id="64"/>
-            <w:commentRangeStart w:id="82"/>
-            <w:commentRangeStart w:id="98"/>
-            <w:commentRangeStart w:id="114"/>
-            <w:commentRangeStart w:id="134"/>
-            <w:commentRangeStart w:id="148"/>
+            <w:commentRangeStart w:id="55"/>
+            <w:commentRangeStart w:id="72"/>
+            <w:commentRangeStart w:id="93"/>
+            <w:commentRangeStart w:id="112"/>
+            <w:commentRangeStart w:id="131"/>
+            <w:commentRangeStart w:id="154"/>
+            <w:commentRangeStart w:id="171"/>
             <w:r>
               <w:rPr>
                 <w:rFonts w:ascii="Times New Roman" w:hAnsi="Times New Roman" w:cs="Times New Roman"/>
@@ -3765,54 +3829,54 @@
               </w:rPr>
               <w:t xml:space="preserve">Адрес местонахождения: {{ customer_address }}</w:t>
             </w:r>
-            <w:commentRangeEnd w:id="148"/>
+            <w:commentRangeEnd w:id="171"/>
             <w:r>
               <w:rPr>
                 <w:rStyle w:val="CommentReference"/>
               </w:rPr>
-              <w:commentReference w:id="148"/>
-            </w:r>
-            <w:commentRangeEnd w:id="134"/>
+              <w:commentReference w:id="171"/>
+            </w:r>
+            <w:commentRangeEnd w:id="154"/>
             <w:r>
               <w:rPr>
                 <w:rStyle w:val="CommentReference"/>
               </w:rPr>
-              <w:commentReference w:id="134"/>
-            </w:r>
-            <w:commentRangeEnd w:id="114"/>
+              <w:commentReference w:id="154"/>
+            </w:r>
+            <w:commentRangeEnd w:id="131"/>
             <w:r>
               <w:rPr>
                 <w:rStyle w:val="CommentReference"/>
               </w:rPr>
-              <w:commentReference w:id="114"/>
-            </w:r>
-            <w:commentRangeEnd w:id="98"/>
+              <w:commentReference w:id="131"/>
+            </w:r>
+            <w:commentRangeEnd w:id="112"/>
             <w:r>
               <w:rPr>
                 <w:rStyle w:val="CommentReference"/>
               </w:rPr>
-              <w:commentReference w:id="98"/>
-            </w:r>
-            <w:commentRangeEnd w:id="82"/>
+              <w:commentReference w:id="112"/>
+            </w:r>
+            <w:commentRangeEnd w:id="93"/>
             <w:r>
               <w:rPr>
                 <w:rStyle w:val="CommentReference"/>
               </w:rPr>
-              <w:commentReference w:id="82"/>
-            </w:r>
-            <w:commentRangeEnd w:id="64"/>
+              <w:commentReference w:id="93"/>
+            </w:r>
+            <w:commentRangeEnd w:id="72"/>
             <w:r>
               <w:rPr>
                 <w:rStyle w:val="CommentReference"/>
               </w:rPr>
-              <w:commentReference w:id="64"/>
-            </w:r>
-            <w:commentRangeEnd w:id="50"/>
+              <w:commentReference w:id="72"/>
+            </w:r>
+            <w:commentRangeEnd w:id="55"/>
             <w:r>
               <w:rPr>
                 <w:rStyle w:val="CommentReference"/>
               </w:rPr>
-              <w:commentReference w:id="50"/>
+              <w:commentReference w:id="55"/>
             </w:r>
           </w:p>
           <w:p>
@@ -3823,13 +3887,13 @@
                 <w:szCs w:val="24"/>
               </w:rPr>
             </w:pPr>
-            <w:commentRangeStart w:id="51"/>
-            <w:commentRangeStart w:id="65"/>
-            <w:commentRangeStart w:id="83"/>
-            <w:commentRangeStart w:id="99"/>
-            <w:commentRangeStart w:id="115"/>
-            <w:commentRangeStart w:id="135"/>
-            <w:commentRangeStart w:id="149"/>
+            <w:commentRangeStart w:id="56"/>
+            <w:commentRangeStart w:id="73"/>
+            <w:commentRangeStart w:id="94"/>
+            <w:commentRangeStart w:id="113"/>
+            <w:commentRangeStart w:id="132"/>
+            <w:commentRangeStart w:id="155"/>
+            <w:commentRangeStart w:id="172"/>
             <w:r>
               <w:rPr>
                 <w:rFonts w:ascii="Times New Roman" w:hAnsi="Times New Roman" w:cs="Times New Roman"/>
@@ -3838,54 +3902,54 @@
               </w:rPr>
               <w:t xml:space="preserve">Почтовый адрес: {{ customer_address }}</w:t>
             </w:r>
-            <w:commentRangeEnd w:id="149"/>
+            <w:commentRangeEnd w:id="172"/>
             <w:r>
               <w:rPr>
                 <w:rStyle w:val="CommentReference"/>
               </w:rPr>
-              <w:commentReference w:id="149"/>
-            </w:r>
-            <w:commentRangeEnd w:id="135"/>
+              <w:commentReference w:id="172"/>
+            </w:r>
+            <w:commentRangeEnd w:id="155"/>
             <w:r>
               <w:rPr>
                 <w:rStyle w:val="CommentReference"/>
               </w:rPr>
-              <w:commentReference w:id="135"/>
-            </w:r>
-            <w:commentRangeEnd w:id="115"/>
+              <w:commentReference w:id="155"/>
+            </w:r>
+            <w:commentRangeEnd w:id="132"/>
             <w:r>
               <w:rPr>
                 <w:rStyle w:val="CommentReference"/>
               </w:rPr>
-              <w:commentReference w:id="115"/>
-            </w:r>
-            <w:commentRangeEnd w:id="99"/>
+              <w:commentReference w:id="132"/>
+            </w:r>
+            <w:commentRangeEnd w:id="113"/>
             <w:r>
               <w:rPr>
                 <w:rStyle w:val="CommentReference"/>
               </w:rPr>
-              <w:commentReference w:id="99"/>
-            </w:r>
-            <w:commentRangeEnd w:id="83"/>
+              <w:commentReference w:id="113"/>
+            </w:r>
+            <w:commentRangeEnd w:id="94"/>
             <w:r>
               <w:rPr>
                 <w:rStyle w:val="CommentReference"/>
               </w:rPr>
-              <w:commentReference w:id="83"/>
-            </w:r>
-            <w:commentRangeEnd w:id="65"/>
+              <w:commentReference w:id="94"/>
+            </w:r>
+            <w:commentRangeEnd w:id="73"/>
             <w:r>
               <w:rPr>
                 <w:rStyle w:val="CommentReference"/>
               </w:rPr>
-              <w:commentReference w:id="65"/>
-            </w:r>
-            <w:commentRangeEnd w:id="51"/>
+              <w:commentReference w:id="73"/>
+            </w:r>
+            <w:commentRangeEnd w:id="56"/>
             <w:r>
               <w:rPr>
                 <w:rStyle w:val="CommentReference"/>
               </w:rPr>
-              <w:commentReference w:id="51"/>
+              <w:commentReference w:id="56"/>
             </w:r>
           </w:p>
           <w:p>
@@ -3896,20 +3960,20 @@
                 <w:szCs w:val="24"/>
               </w:rPr>
             </w:pPr>
-            <w:commentRangeStart w:id="52"/>
-            <w:commentRangeStart w:id="53"/>
-            <w:commentRangeStart w:id="66"/>
-            <w:commentRangeStart w:id="67"/>
-            <w:commentRangeStart w:id="84"/>
-            <w:commentRangeStart w:id="85"/>
-            <w:commentRangeStart w:id="100"/>
-            <w:commentRangeStart w:id="101"/>
-            <w:commentRangeStart w:id="116"/>
-            <w:commentRangeStart w:id="117"/>
-            <w:commentRangeStart w:id="136"/>
-            <w:commentRangeStart w:id="137"/>
-            <w:commentRangeStart w:id="150"/>
-            <w:commentRangeStart w:id="151"/>
+            <w:commentRangeStart w:id="57"/>
+            <w:commentRangeStart w:id="58"/>
+            <w:commentRangeStart w:id="74"/>
+            <w:commentRangeStart w:id="75"/>
+            <w:commentRangeStart w:id="95"/>
+            <w:commentRangeStart w:id="96"/>
+            <w:commentRangeStart w:id="114"/>
+            <w:commentRangeStart w:id="115"/>
+            <w:commentRangeStart w:id="133"/>
+            <w:commentRangeStart w:id="134"/>
+            <w:commentRangeStart w:id="156"/>
+            <w:commentRangeStart w:id="157"/>
+            <w:commentRangeStart w:id="173"/>
+            <w:commentRangeStart w:id="174"/>
             <w:r>
               <w:rPr>
                 <w:rFonts w:ascii="Times New Roman" w:hAnsi="Times New Roman" w:cs="Times New Roman"/>
@@ -3918,103 +3982,103 @@
               </w:rPr>
               <w:t xml:space="preserve">ИНН/КПП {{ customer_inn }}/{{ customer_kpp }}</w:t>
             </w:r>
-            <w:commentRangeEnd w:id="151"/>
+            <w:commentRangeEnd w:id="174"/>
             <w:r>
               <w:rPr>
                 <w:rStyle w:val="CommentReference"/>
               </w:rPr>
-              <w:commentReference w:id="151"/>
-            </w:r>
-            <w:commentRangeEnd w:id="150"/>
+              <w:commentReference w:id="174"/>
+            </w:r>
+            <w:commentRangeEnd w:id="173"/>
             <w:r>
               <w:rPr>
                 <w:rStyle w:val="CommentReference"/>
               </w:rPr>
-              <w:commentReference w:id="150"/>
-            </w:r>
-            <w:commentRangeEnd w:id="137"/>
+              <w:commentReference w:id="173"/>
+            </w:r>
+            <w:commentRangeEnd w:id="157"/>
             <w:r>
               <w:rPr>
                 <w:rStyle w:val="CommentReference"/>
               </w:rPr>
-              <w:commentReference w:id="137"/>
-            </w:r>
-            <w:commentRangeEnd w:id="136"/>
+              <w:commentReference w:id="157"/>
+            </w:r>
+            <w:commentRangeEnd w:id="156"/>
             <w:r>
               <w:rPr>
                 <w:rStyle w:val="CommentReference"/>
               </w:rPr>
-              <w:commentReference w:id="136"/>
-            </w:r>
-            <w:commentRangeEnd w:id="117"/>
+              <w:commentReference w:id="156"/>
+            </w:r>
+            <w:commentRangeEnd w:id="134"/>
             <w:r>
               <w:rPr>
                 <w:rStyle w:val="CommentReference"/>
               </w:rPr>
-              <w:commentReference w:id="117"/>
-            </w:r>
-            <w:commentRangeEnd w:id="116"/>
+              <w:commentReference w:id="134"/>
+            </w:r>
+            <w:commentRangeEnd w:id="133"/>
             <w:r>
               <w:rPr>
                 <w:rStyle w:val="CommentReference"/>
               </w:rPr>
-              <w:commentReference w:id="116"/>
-            </w:r>
-            <w:commentRangeEnd w:id="101"/>
+              <w:commentReference w:id="133"/>
+            </w:r>
+            <w:commentRangeEnd w:id="115"/>
             <w:r>
               <w:rPr>
                 <w:rStyle w:val="CommentReference"/>
               </w:rPr>
-              <w:commentReference w:id="101"/>
-            </w:r>
-            <w:commentRangeEnd w:id="100"/>
+              <w:commentReference w:id="115"/>
+            </w:r>
+            <w:commentRangeEnd w:id="114"/>
             <w:r>
               <w:rPr>
                 <w:rStyle w:val="CommentReference"/>
               </w:rPr>
-              <w:commentReference w:id="100"/>
-            </w:r>
-            <w:commentRangeEnd w:id="85"/>
+              <w:commentReference w:id="114"/>
+            </w:r>
+            <w:commentRangeEnd w:id="96"/>
             <w:r>
               <w:rPr>
                 <w:rStyle w:val="CommentReference"/>
               </w:rPr>
-              <w:commentReference w:id="85"/>
-            </w:r>
-            <w:commentRangeEnd w:id="84"/>
+              <w:commentReference w:id="96"/>
+            </w:r>
+            <w:commentRangeEnd w:id="95"/>
             <w:r>
               <w:rPr>
                 <w:rStyle w:val="CommentReference"/>
               </w:rPr>
-              <w:commentReference w:id="84"/>
-            </w:r>
-            <w:commentRangeEnd w:id="67"/>
+              <w:commentReference w:id="95"/>
+            </w:r>
+            <w:commentRangeEnd w:id="75"/>
             <w:r>
               <w:rPr>
                 <w:rStyle w:val="CommentReference"/>
               </w:rPr>
-              <w:commentReference w:id="67"/>
-            </w:r>
-            <w:commentRangeEnd w:id="66"/>
+              <w:commentReference w:id="75"/>
+            </w:r>
+            <w:commentRangeEnd w:id="74"/>
             <w:r>
               <w:rPr>
                 <w:rStyle w:val="CommentReference"/>
               </w:rPr>
-              <w:commentReference w:id="66"/>
-            </w:r>
-            <w:commentRangeEnd w:id="53"/>
+              <w:commentReference w:id="74"/>
+            </w:r>
+            <w:commentRangeEnd w:id="58"/>
             <w:r>
               <w:rPr>
                 <w:rStyle w:val="CommentReference"/>
               </w:rPr>
-              <w:commentReference w:id="53"/>
-            </w:r>
-            <w:commentRangeEnd w:id="52"/>
+              <w:commentReference w:id="58"/>
+            </w:r>
+            <w:commentRangeEnd w:id="57"/>
             <w:r>
               <w:rPr>
                 <w:rStyle w:val="CommentReference"/>
               </w:rPr>
-              <w:commentReference w:id="52"/>
+              <w:commentReference w:id="57"/>
             </w:r>
           </w:p>
           <w:p>
@@ -4025,13 +4089,13 @@
                 <w:szCs w:val="24"/>
               </w:rPr>
             </w:pPr>
-            <w:commentRangeStart w:id="54"/>
-            <w:commentRangeStart w:id="68"/>
-            <w:commentRangeStart w:id="86"/>
-            <w:commentRangeStart w:id="102"/>
-            <w:commentRangeStart w:id="118"/>
-            <w:commentRangeStart w:id="138"/>
-            <w:commentRangeStart w:id="152"/>
+            <w:commentRangeStart w:id="59"/>
+            <w:commentRangeStart w:id="76"/>
+            <w:commentRangeStart w:id="97"/>
+            <w:commentRangeStart w:id="116"/>
+            <w:commentRangeStart w:id="135"/>
+            <w:commentRangeStart w:id="158"/>
+            <w:commentRangeStart w:id="175"/>
             <w:r>
               <w:rPr>
                 <w:rFonts w:ascii="Times New Roman" w:hAnsi="Times New Roman" w:cs="Times New Roman"/>
@@ -4040,54 +4104,54 @@
               </w:rPr>
               <w:t xml:space="preserve">ОГРН {{ customer_ogrn }}</w:t>
             </w:r>
-            <w:commentRangeEnd w:id="152"/>
+            <w:commentRangeEnd w:id="175"/>
             <w:r>
               <w:rPr>
                 <w:rStyle w:val="CommentReference"/>
               </w:rPr>
-              <w:commentReference w:id="152"/>
-            </w:r>
-            <w:commentRangeEnd w:id="138"/>
+              <w:commentReference w:id="175"/>
+            </w:r>
+            <w:commentRangeEnd w:id="158"/>
             <w:r>
               <w:rPr>
                 <w:rStyle w:val="CommentReference"/>
               </w:rPr>
-              <w:commentReference w:id="138"/>
-            </w:r>
-            <w:commentRangeEnd w:id="118"/>
+              <w:commentReference w:id="158"/>
+            </w:r>
+            <w:commentRangeEnd w:id="135"/>
             <w:r>
               <w:rPr>
                 <w:rStyle w:val="CommentReference"/>
               </w:rPr>
-              <w:commentReference w:id="118"/>
-            </w:r>
-            <w:commentRangeEnd w:id="102"/>
+              <w:commentReference w:id="135"/>
+            </w:r>
+            <w:commentRangeEnd w:id="116"/>
             <w:r>
               <w:rPr>
                 <w:rStyle w:val="CommentReference"/>
               </w:rPr>
-              <w:commentReference w:id="102"/>
-            </w:r>
-            <w:commentRangeEnd w:id="86"/>
+              <w:commentReference w:id="116"/>
+            </w:r>
+            <w:commentRangeEnd w:id="97"/>
             <w:r>
               <w:rPr>
                 <w:rStyle w:val="CommentReference"/>
               </w:rPr>
-              <w:commentReference w:id="86"/>
-            </w:r>
-            <w:commentRangeEnd w:id="68"/>
+              <w:commentReference w:id="97"/>
+            </w:r>
+            <w:commentRangeEnd w:id="76"/>
             <w:r>
               <w:rPr>
                 <w:rStyle w:val="CommentReference"/>
               </w:rPr>
-              <w:commentReference w:id="68"/>
-            </w:r>
-            <w:commentRangeEnd w:id="54"/>
+              <w:commentReference w:id="76"/>
+            </w:r>
+            <w:commentRangeEnd w:id="59"/>
             <w:r>
               <w:rPr>
                 <w:rStyle w:val="CommentReference"/>
               </w:rPr>
-              <w:commentReference w:id="54"/>
+              <w:commentReference w:id="59"/>
             </w:r>
           </w:p>
           <w:p>
@@ -4115,13 +4179,13 @@
                 <w:szCs w:val="24"/>
               </w:rPr>
             </w:pPr>
-            <w:commentRangeStart w:id="55"/>
-            <w:commentRangeStart w:id="69"/>
-            <w:commentRangeStart w:id="87"/>
-            <w:commentRangeStart w:id="103"/>
-            <w:commentRangeStart w:id="119"/>
-            <w:commentRangeStart w:id="139"/>
-            <w:commentRangeStart w:id="153"/>
+            <w:commentRangeStart w:id="60"/>
+            <w:commentRangeStart w:id="77"/>
+            <w:commentRangeStart w:id="98"/>
+            <w:commentRangeStart w:id="117"/>
+            <w:commentRangeStart w:id="136"/>
+            <w:commentRangeStart w:id="159"/>
+            <w:commentRangeStart w:id="176"/>
             <w:r>
               <w:rPr>
                 <w:rFonts w:ascii="Times New Roman" w:hAnsi="Times New Roman" w:cs="Times New Roman"/>
@@ -4130,54 +4194,54 @@
               </w:rPr>
               <w:t xml:space="preserve">{{ customer_bank_name }}</w:t>
             </w:r>
-            <w:commentRangeEnd w:id="153"/>
+            <w:commentRangeEnd w:id="176"/>
             <w:r>
               <w:rPr>
                 <w:rStyle w:val="CommentReference"/>
               </w:rPr>
-              <w:commentReference w:id="153"/>
-            </w:r>
-            <w:commentRangeEnd w:id="139"/>
+              <w:commentReference w:id="176"/>
+            </w:r>
+            <w:commentRangeEnd w:id="159"/>
             <w:r>
               <w:rPr>
                 <w:rStyle w:val="CommentReference"/>
               </w:rPr>
-              <w:commentReference w:id="139"/>
-            </w:r>
-            <w:commentRangeEnd w:id="119"/>
+              <w:commentReference w:id="159"/>
+            </w:r>
+            <w:commentRangeEnd w:id="136"/>
             <w:r>
               <w:rPr>
                 <w:rStyle w:val="CommentReference"/>
               </w:rPr>
-              <w:commentReference w:id="119"/>
-            </w:r>
-            <w:commentRangeEnd w:id="103"/>
+              <w:commentReference w:id="136"/>
+            </w:r>
+            <w:commentRangeEnd w:id="117"/>
             <w:r>
               <w:rPr>
                 <w:rStyle w:val="CommentReference"/>
               </w:rPr>
-              <w:commentReference w:id="103"/>
-            </w:r>
-            <w:commentRangeEnd w:id="87"/>
+              <w:commentReference w:id="117"/>
+            </w:r>
+            <w:commentRangeEnd w:id="98"/>
             <w:r>
               <w:rPr>
                 <w:rStyle w:val="CommentReference"/>
               </w:rPr>
-              <w:commentReference w:id="87"/>
-            </w:r>
-            <w:commentRangeEnd w:id="69"/>
+              <w:commentReference w:id="98"/>
+            </w:r>
+            <w:commentRangeEnd w:id="77"/>
             <w:r>
               <w:rPr>
                 <w:rStyle w:val="CommentReference"/>
               </w:rPr>
-              <w:commentReference w:id="69"/>
-            </w:r>
-            <w:commentRangeEnd w:id="55"/>
+              <w:commentReference w:id="77"/>
+            </w:r>
+            <w:commentRangeEnd w:id="60"/>
             <w:r>
               <w:rPr>
                 <w:rStyle w:val="CommentReference"/>
               </w:rPr>
-              <w:commentReference w:id="55"/>
+              <w:commentReference w:id="60"/>
             </w:r>
           </w:p>
           <w:p>
@@ -4188,13 +4252,13 @@
                 <w:szCs w:val="24"/>
               </w:rPr>
             </w:pPr>
-            <w:commentRangeStart w:id="56"/>
-            <w:commentRangeStart w:id="70"/>
-            <w:commentRangeStart w:id="88"/>
-            <w:commentRangeStart w:id="104"/>
-            <w:commentRangeStart w:id="120"/>
-            <w:commentRangeStart w:id="140"/>
-            <w:commentRangeStart w:id="154"/>
+            <w:commentRangeStart w:id="61"/>
+            <w:commentRangeStart w:id="78"/>
+            <w:commentRangeStart w:id="99"/>
+            <w:commentRangeStart w:id="118"/>
+            <w:commentRangeStart w:id="137"/>
+            <w:commentRangeStart w:id="160"/>
+            <w:commentRangeStart w:id="177"/>
             <w:r>
               <w:rPr>
                 <w:rFonts w:ascii="Times New Roman" w:hAnsi="Times New Roman" w:cs="Times New Roman"/>
@@ -4203,54 +4267,54 @@
               </w:rPr>
               <w:t xml:space="preserve">Лицевой счет {{ customer_personal_account }}</w:t>
             </w:r>
-            <w:commentRangeEnd w:id="154"/>
+            <w:commentRangeEnd w:id="177"/>
             <w:r>
               <w:rPr>
                 <w:rStyle w:val="CommentReference"/>
               </w:rPr>
-              <w:commentReference w:id="154"/>
-            </w:r>
-            <w:commentRangeEnd w:id="140"/>
+              <w:commentReference w:id="177"/>
+            </w:r>
+            <w:commentRangeEnd w:id="160"/>
             <w:r>
               <w:rPr>
                 <w:rStyle w:val="CommentReference"/>
               </w:rPr>
-              <w:commentReference w:id="140"/>
-            </w:r>
-            <w:commentRangeEnd w:id="120"/>
+              <w:commentReference w:id="160"/>
+            </w:r>
+            <w:commentRangeEnd w:id="137"/>
             <w:r>
               <w:rPr>
                 <w:rStyle w:val="CommentReference"/>
               </w:rPr>
-              <w:commentReference w:id="120"/>
-            </w:r>
-            <w:commentRangeEnd w:id="104"/>
+              <w:commentReference w:id="137"/>
+            </w:r>
+            <w:commentRangeEnd w:id="118"/>
             <w:r>
               <w:rPr>
                 <w:rStyle w:val="CommentReference"/>
               </w:rPr>
-              <w:commentReference w:id="104"/>
-            </w:r>
-            <w:commentRangeEnd w:id="88"/>
+              <w:commentReference w:id="118"/>
+            </w:r>
+            <w:commentRangeEnd w:id="99"/>
             <w:r>
               <w:rPr>
                 <w:rStyle w:val="CommentReference"/>
               </w:rPr>
-              <w:commentReference w:id="88"/>
-            </w:r>
-            <w:commentRangeEnd w:id="70"/>
+              <w:commentReference w:id="99"/>
+            </w:r>
+            <w:commentRangeEnd w:id="78"/>
             <w:r>
               <w:rPr>
                 <w:rStyle w:val="CommentReference"/>
               </w:rPr>
-              <w:commentReference w:id="70"/>
-            </w:r>
-            <w:commentRangeEnd w:id="56"/>
+              <w:commentReference w:id="78"/>
+            </w:r>
+            <w:commentRangeEnd w:id="61"/>
             <w:r>
               <w:rPr>
                 <w:rStyle w:val="CommentReference"/>
               </w:rPr>
-              <w:commentReference w:id="56"/>
+              <w:commentReference w:id="61"/>
             </w:r>
           </w:p>
           <w:p>
@@ -4261,13 +4325,13 @@
                 <w:szCs w:val="24"/>
               </w:rPr>
             </w:pPr>
-            <w:commentRangeStart w:id="57"/>
-            <w:commentRangeStart w:id="71"/>
-            <w:commentRangeStart w:id="89"/>
-            <w:commentRangeStart w:id="105"/>
-            <w:commentRangeStart w:id="121"/>
-            <w:commentRangeStart w:id="141"/>
-            <w:commentRangeStart w:id="155"/>
+            <w:commentRangeStart w:id="62"/>
+            <w:commentRangeStart w:id="79"/>
+            <w:commentRangeStart w:id="100"/>
+            <w:commentRangeStart w:id="119"/>
+            <w:commentRangeStart w:id="138"/>
+            <w:commentRangeStart w:id="161"/>
+            <w:commentRangeStart w:id="178"/>
             <w:r>
               <w:rPr>
                 <w:rFonts w:ascii="Times New Roman" w:hAnsi="Times New Roman" w:cs="Times New Roman"/>
@@ -4276,54 +4340,54 @@
               </w:rPr>
               <w:t xml:space="preserve">Казначейский счет: {{ customer_settlement_account }}</w:t>
             </w:r>
-            <w:commentRangeEnd w:id="155"/>
+            <w:commentRangeEnd w:id="178"/>
             <w:r>
               <w:rPr>
                 <w:rStyle w:val="CommentReference"/>
               </w:rPr>
-              <w:commentReference w:id="155"/>
-            </w:r>
-            <w:commentRangeEnd w:id="141"/>
+              <w:commentReference w:id="178"/>
+            </w:r>
+            <w:commentRangeEnd w:id="161"/>
             <w:r>
               <w:rPr>
                 <w:rStyle w:val="CommentReference"/>
               </w:rPr>
-              <w:commentReference w:id="141"/>
-            </w:r>
-            <w:commentRangeEnd w:id="121"/>
+              <w:commentReference w:id="161"/>
+            </w:r>
+            <w:commentRangeEnd w:id="138"/>
             <w:r>
               <w:rPr>
                 <w:rStyle w:val="CommentReference"/>
               </w:rPr>
-              <w:commentReference w:id="121"/>
-            </w:r>
-            <w:commentRangeEnd w:id="105"/>
+              <w:commentReference w:id="138"/>
+            </w:r>
+            <w:commentRangeEnd w:id="119"/>
             <w:r>
               <w:rPr>
                 <w:rStyle w:val="CommentReference"/>
               </w:rPr>
-              <w:commentReference w:id="105"/>
-            </w:r>
-            <w:commentRangeEnd w:id="89"/>
+              <w:commentReference w:id="119"/>
+            </w:r>
+            <w:commentRangeEnd w:id="100"/>
             <w:r>
               <w:rPr>
                 <w:rStyle w:val="CommentReference"/>
               </w:rPr>
-              <w:commentReference w:id="89"/>
-            </w:r>
-            <w:commentRangeEnd w:id="71"/>
+              <w:commentReference w:id="100"/>
+            </w:r>
+            <w:commentRangeEnd w:id="79"/>
             <w:r>
               <w:rPr>
                 <w:rStyle w:val="CommentReference"/>
               </w:rPr>
-              <w:commentReference w:id="71"/>
-            </w:r>
-            <w:commentRangeEnd w:id="57"/>
+              <w:commentReference w:id="79"/>
+            </w:r>
+            <w:commentRangeEnd w:id="62"/>
             <w:r>
               <w:rPr>
                 <w:rStyle w:val="CommentReference"/>
               </w:rPr>
-              <w:commentReference w:id="57"/>
+              <w:commentReference w:id="62"/>
             </w:r>
           </w:p>
           <w:p>
@@ -4334,13 +4398,13 @@
                 <w:szCs w:val="24"/>
               </w:rPr>
             </w:pPr>
-            <w:commentRangeStart w:id="58"/>
-            <w:commentRangeStart w:id="72"/>
-            <w:commentRangeStart w:id="90"/>
-            <w:commentRangeStart w:id="106"/>
-            <w:commentRangeStart w:id="122"/>
-            <w:commentRangeStart w:id="142"/>
-            <w:commentRangeStart w:id="156"/>
+            <w:commentRangeStart w:id="63"/>
+            <w:commentRangeStart w:id="80"/>
+            <w:commentRangeStart w:id="101"/>
+            <w:commentRangeStart w:id="120"/>
+            <w:commentRangeStart w:id="139"/>
+            <w:commentRangeStart w:id="162"/>
+            <w:commentRangeStart w:id="179"/>
             <w:r>
               <w:rPr>
                 <w:rFonts w:ascii="Times New Roman" w:hAnsi="Times New Roman" w:cs="Times New Roman"/>
@@ -4349,54 +4413,54 @@
               </w:rPr>
               <w:t xml:space="preserve">{{ customer_bank_name }}</w:t>
             </w:r>
-            <w:commentRangeEnd w:id="156"/>
+            <w:commentRangeEnd w:id="179"/>
             <w:r>
               <w:rPr>
                 <w:rStyle w:val="CommentReference"/>
               </w:rPr>
-              <w:commentReference w:id="156"/>
-            </w:r>
-            <w:commentRangeEnd w:id="142"/>
+              <w:commentReference w:id="179"/>
+            </w:r>
+            <w:commentRangeEnd w:id="162"/>
             <w:r>
               <w:rPr>
                 <w:rStyle w:val="CommentReference"/>
               </w:rPr>
-              <w:commentReference w:id="142"/>
-            </w:r>
-            <w:commentRangeEnd w:id="122"/>
+              <w:commentReference w:id="162"/>
+            </w:r>
+            <w:commentRangeEnd w:id="139"/>
             <w:r>
               <w:rPr>
                 <w:rStyle w:val="CommentReference"/>
               </w:rPr>
-              <w:commentReference w:id="122"/>
-            </w:r>
-            <w:commentRangeEnd w:id="106"/>
+              <w:commentReference w:id="139"/>
+            </w:r>
+            <w:commentRangeEnd w:id="120"/>
             <w:r>
               <w:rPr>
                 <w:rStyle w:val="CommentReference"/>
               </w:rPr>
-              <w:commentReference w:id="106"/>
-            </w:r>
-            <w:commentRangeEnd w:id="90"/>
+              <w:commentReference w:id="120"/>
+            </w:r>
+            <w:commentRangeEnd w:id="101"/>
             <w:r>
               <w:rPr>
                 <w:rStyle w:val="CommentReference"/>
               </w:rPr>
-              <w:commentReference w:id="90"/>
-            </w:r>
-            <w:commentRangeEnd w:id="72"/>
+              <w:commentReference w:id="101"/>
+            </w:r>
+            <w:commentRangeEnd w:id="80"/>
             <w:r>
               <w:rPr>
                 <w:rStyle w:val="CommentReference"/>
               </w:rPr>
-              <w:commentReference w:id="72"/>
-            </w:r>
-            <w:commentRangeEnd w:id="58"/>
+              <w:commentReference w:id="80"/>
+            </w:r>
+            <w:commentRangeEnd w:id="63"/>
             <w:r>
               <w:rPr>
                 <w:rStyle w:val="CommentReference"/>
               </w:rPr>
-              <w:commentReference w:id="58"/>
+              <w:commentReference w:id="63"/>
             </w:r>
           </w:p>
           <w:p>
@@ -4407,13 +4471,13 @@
                 <w:szCs w:val="24"/>
               </w:rPr>
             </w:pPr>
-            <w:commentRangeStart w:id="59"/>
-            <w:commentRangeStart w:id="73"/>
-            <w:commentRangeStart w:id="91"/>
-            <w:commentRangeStart w:id="107"/>
-            <w:commentRangeStart w:id="123"/>
-            <w:commentRangeStart w:id="143"/>
-            <w:commentRangeStart w:id="157"/>
+            <w:commentRangeStart w:id="64"/>
+            <w:commentRangeStart w:id="81"/>
+            <w:commentRangeStart w:id="102"/>
+            <w:commentRangeStart w:id="121"/>
+            <w:commentRangeStart w:id="140"/>
+            <w:commentRangeStart w:id="163"/>
+            <w:commentRangeStart w:id="180"/>
             <w:r>
               <w:rPr>
                 <w:rFonts w:ascii="Times New Roman" w:hAnsi="Times New Roman" w:cs="Times New Roman"/>
@@ -4422,54 +4486,54 @@
               </w:rPr>
               <w:t xml:space="preserve">БИК ТОФК: {{ customer_bik }}</w:t>
             </w:r>
-            <w:commentRangeEnd w:id="157"/>
+            <w:commentRangeEnd w:id="180"/>
             <w:r>
               <w:rPr>
                 <w:rStyle w:val="CommentReference"/>
               </w:rPr>
-              <w:commentReference w:id="157"/>
-            </w:r>
-            <w:commentRangeEnd w:id="143"/>
+              <w:commentReference w:id="180"/>
+            </w:r>
+            <w:commentRangeEnd w:id="163"/>
             <w:r>
               <w:rPr>
                 <w:rStyle w:val="CommentReference"/>
               </w:rPr>
-              <w:commentReference w:id="143"/>
-            </w:r>
-            <w:commentRangeEnd w:id="123"/>
+              <w:commentReference w:id="163"/>
+            </w:r>
+            <w:commentRangeEnd w:id="140"/>
             <w:r>
               <w:rPr>
                 <w:rStyle w:val="CommentReference"/>
               </w:rPr>
-              <w:commentReference w:id="123"/>
-            </w:r>
-            <w:commentRangeEnd w:id="107"/>
+              <w:commentReference w:id="140"/>
+            </w:r>
+            <w:commentRangeEnd w:id="121"/>
             <w:r>
               <w:rPr>
                 <w:rStyle w:val="CommentReference"/>
               </w:rPr>
-              <w:commentReference w:id="107"/>
-            </w:r>
-            <w:commentRangeEnd w:id="91"/>
+              <w:commentReference w:id="121"/>
+            </w:r>
+            <w:commentRangeEnd w:id="102"/>
             <w:r>
               <w:rPr>
                 <w:rStyle w:val="CommentReference"/>
               </w:rPr>
-              <w:commentReference w:id="91"/>
-            </w:r>
-            <w:commentRangeEnd w:id="73"/>
+              <w:commentReference w:id="102"/>
+            </w:r>
+            <w:commentRangeEnd w:id="81"/>
             <w:r>
               <w:rPr>
                 <w:rStyle w:val="CommentReference"/>
               </w:rPr>
-              <w:commentReference w:id="73"/>
-            </w:r>
-            <w:commentRangeEnd w:id="59"/>
+              <w:commentReference w:id="81"/>
+            </w:r>
+            <w:commentRangeEnd w:id="64"/>
             <w:r>
               <w:rPr>
                 <w:rStyle w:val="CommentReference"/>
               </w:rPr>
-              <w:commentReference w:id="59"/>
+              <w:commentReference w:id="64"/>
             </w:r>
           </w:p>
           <w:p>
@@ -4497,13 +4561,69 @@
                 <w:szCs w:val="24"/>
               </w:rPr>
             </w:pPr>
+            <w:commentRangeStart w:id="65"/>
+            <w:commentRangeStart w:id="82"/>
+            <w:commentRangeStart w:id="103"/>
+            <w:commentRangeStart w:id="122"/>
+            <w:commentRangeStart w:id="141"/>
+            <w:commentRangeStart w:id="164"/>
+            <w:commentRangeStart w:id="181"/>
             <w:r>
               <w:rPr>
                 <w:rFonts w:ascii="Times New Roman" w:hAnsi="Times New Roman" w:cs="Times New Roman"/>
                 <w:sz w:val="24"/>
                 <w:szCs w:val="24"/>
               </w:rPr>
-              <w:t>40102810545370000003</w:t>
+              <w:t xml:space="preserve">{{ customer_correspondent_account }}</w:t>
+            </w:r>
+            <w:commentRangeEnd w:id="181"/>
+            <w:r>
+              <w:rPr>
+                <w:rStyle w:val="CommentReference"/>
+              </w:rPr>
+              <w:commentReference w:id="181"/>
+            </w:r>
+            <w:commentRangeEnd w:id="164"/>
+            <w:r>
+              <w:rPr>
+                <w:rStyle w:val="CommentReference"/>
+              </w:rPr>
+              <w:commentReference w:id="164"/>
+            </w:r>
+            <w:commentRangeEnd w:id="141"/>
+            <w:r>
+              <w:rPr>
+                <w:rStyle w:val="CommentReference"/>
+              </w:rPr>
+              <w:commentReference w:id="141"/>
+            </w:r>
+            <w:commentRangeEnd w:id="122"/>
+            <w:r>
+              <w:rPr>
+                <w:rStyle w:val="CommentReference"/>
+              </w:rPr>
+              <w:commentReference w:id="122"/>
+            </w:r>
+            <w:commentRangeEnd w:id="103"/>
+            <w:r>
+              <w:rPr>
+                <w:rStyle w:val="CommentReference"/>
+              </w:rPr>
+              <w:commentReference w:id="103"/>
+            </w:r>
+            <w:commentRangeEnd w:id="82"/>
+            <w:r>
+              <w:rPr>
+                <w:rStyle w:val="CommentReference"/>
+              </w:rPr>
+              <w:commentReference w:id="82"/>
+            </w:r>
+            <w:commentRangeEnd w:id="65"/>
+            <w:r>
+              <w:rPr>
+                <w:rStyle w:val="CommentReference"/>
+              </w:rPr>
+              <w:commentReference w:id="65"/>
             </w:r>
           </w:p>
           <w:p>
@@ -4514,13 +4634,69 @@
                 <w:szCs w:val="24"/>
               </w:rPr>
             </w:pPr>
+            <w:commentRangeStart w:id="66"/>
+            <w:commentRangeStart w:id="83"/>
+            <w:commentRangeStart w:id="104"/>
+            <w:commentRangeStart w:id="123"/>
+            <w:commentRangeStart w:id="142"/>
+            <w:commentRangeStart w:id="165"/>
+            <w:commentRangeStart w:id="182"/>
             <w:r>
               <w:rPr>
                 <w:rFonts w:ascii="Times New Roman" w:hAnsi="Times New Roman" w:cs="Times New Roman"/>
                 <w:sz w:val="24"/>
                 <w:szCs w:val="24"/>
               </w:rPr>
-              <w:t>ОКПО 17777419</w:t>
+              <w:t xml:space="preserve">ОКПО __________</w:t>
+            </w:r>
+            <w:commentRangeEnd w:id="182"/>
+            <w:r>
+              <w:rPr>
+                <w:rStyle w:val="CommentReference"/>
+              </w:rPr>
+              <w:commentReference w:id="182"/>
+            </w:r>
+            <w:commentRangeEnd w:id="165"/>
+            <w:r>
+              <w:rPr>
+                <w:rStyle w:val="CommentReference"/>
+              </w:rPr>
+              <w:commentReference w:id="165"/>
+            </w:r>
+            <w:commentRangeEnd w:id="142"/>
+            <w:r>
+              <w:rPr>
+                <w:rStyle w:val="CommentReference"/>
+              </w:rPr>
+              <w:commentReference w:id="142"/>
+            </w:r>
+            <w:commentRangeEnd w:id="123"/>
+            <w:r>
+              <w:rPr>
+                <w:rStyle w:val="CommentReference"/>
+              </w:rPr>
+              <w:commentReference w:id="123"/>
+            </w:r>
+            <w:commentRangeEnd w:id="104"/>
+            <w:r>
+              <w:rPr>
+                <w:rStyle w:val="CommentReference"/>
+              </w:rPr>
+              <w:commentReference w:id="104"/>
+            </w:r>
+            <w:commentRangeEnd w:id="83"/>
+            <w:r>
+              <w:rPr>
+                <w:rStyle w:val="CommentReference"/>
+              </w:rPr>
+              <w:commentReference w:id="83"/>
+            </w:r>
+            <w:commentRangeEnd w:id="66"/>
+            <w:r>
+              <w:rPr>
+                <w:rStyle w:val="CommentReference"/>
+              </w:rPr>
+              <w:commentReference w:id="66"/>
             </w:r>
           </w:p>
           <w:p>
@@ -4540,13 +4716,13 @@
                 <w:szCs w:val="24"/>
               </w:rPr>
             </w:pPr>
-            <w:commentRangeStart w:id="60"/>
-            <w:commentRangeStart w:id="74"/>
-            <w:commentRangeStart w:id="92"/>
-            <w:commentRangeStart w:id="108"/>
+            <w:commentRangeStart w:id="67"/>
+            <w:commentRangeStart w:id="84"/>
+            <w:commentRangeStart w:id="105"/>
             <w:commentRangeStart w:id="124"/>
-            <w:commentRangeStart w:id="144"/>
-            <w:commentRangeStart w:id="158"/>
+            <w:commentRangeStart w:id="143"/>
+            <w:commentRangeStart w:id="166"/>
+            <w:commentRangeStart w:id="183"/>
             <w:r>
               <w:rPr>
                 <w:rFonts w:ascii="Times New Roman" w:hAnsi="Times New Roman" w:cs="Times New Roman"/>
@@ -4555,19 +4731,26 @@
               </w:rPr>
               <w:t xml:space="preserve">Тел.: {{ customer_phone }}</w:t>
             </w:r>
-            <w:commentRangeEnd w:id="158"/>
+            <w:commentRangeEnd w:id="183"/>
             <w:r>
               <w:rPr>
                 <w:rStyle w:val="CommentReference"/>
               </w:rPr>
-              <w:commentReference w:id="158"/>
-            </w:r>
-            <w:commentRangeEnd w:id="144"/>
+              <w:commentReference w:id="183"/>
+            </w:r>
+            <w:commentRangeEnd w:id="166"/>
             <w:r>
               <w:rPr>
                 <w:rStyle w:val="CommentReference"/>
               </w:rPr>
-              <w:commentReference w:id="144"/>
+              <w:commentReference w:id="166"/>
+            </w:r>
+            <w:commentRangeEnd w:id="143"/>
+            <w:r>
+              <w:rPr>
+                <w:rStyle w:val="CommentReference"/>
+              </w:rPr>
+              <w:commentReference w:id="143"/>
             </w:r>
             <w:commentRangeEnd w:id="124"/>
             <w:r>
@@ -4576,33 +4759,26 @@
               </w:rPr>
               <w:commentReference w:id="124"/>
             </w:r>
-            <w:commentRangeEnd w:id="108"/>
+            <w:commentRangeEnd w:id="105"/>
             <w:r>
               <w:rPr>
                 <w:rStyle w:val="CommentReference"/>
               </w:rPr>
-              <w:commentReference w:id="108"/>
-            </w:r>
-            <w:commentRangeEnd w:id="92"/>
+              <w:commentReference w:id="105"/>
+            </w:r>
+            <w:commentRangeEnd w:id="84"/>
             <w:r>
               <w:rPr>
                 <w:rStyle w:val="CommentReference"/>
               </w:rPr>
-              <w:commentReference w:id="92"/>
-            </w:r>
-            <w:commentRangeEnd w:id="74"/>
+              <w:commentReference w:id="84"/>
+            </w:r>
+            <w:commentRangeEnd w:id="67"/>
             <w:r>
               <w:rPr>
                 <w:rStyle w:val="CommentReference"/>
               </w:rPr>
-              <w:commentReference w:id="74"/>
-            </w:r>
-            <w:commentRangeEnd w:id="60"/>
-            <w:r>
-              <w:rPr>
-                <w:rStyle w:val="CommentReference"/>
-              </w:rPr>
-              <w:commentReference w:id="60"/>
+              <w:commentReference w:id="67"/>
             </w:r>
             <w:r>
               <w:t xml:space="preserve"/>
@@ -4624,13 +4800,13 @@
                 <w:szCs w:val="24"/>
               </w:rPr>
             </w:pPr>
-            <w:commentRangeStart w:id="61"/>
-            <w:commentRangeStart w:id="75"/>
-            <w:commentRangeStart w:id="93"/>
-            <w:commentRangeStart w:id="109"/>
+            <w:commentRangeStart w:id="68"/>
+            <w:commentRangeStart w:id="85"/>
+            <w:commentRangeStart w:id="106"/>
             <w:commentRangeStart w:id="125"/>
-            <w:commentRangeStart w:id="145"/>
-            <w:commentRangeStart w:id="159"/>
+            <w:commentRangeStart w:id="144"/>
+            <w:commentRangeStart w:id="167"/>
+            <w:commentRangeStart w:id="184"/>
             <w:r>
               <w:rPr>
                 <w:rFonts w:ascii="Times New Roman" w:hAnsi="Times New Roman" w:cs="Times New Roman"/>
@@ -4639,19 +4815,26 @@
               </w:rPr>
               <w:t xml:space="preserve">Эл.почта: {{ customer_email }}</w:t>
             </w:r>
-            <w:commentRangeEnd w:id="159"/>
+            <w:commentRangeEnd w:id="184"/>
             <w:r>
               <w:rPr>
                 <w:rStyle w:val="CommentReference"/>
               </w:rPr>
-              <w:commentReference w:id="159"/>
-            </w:r>
-            <w:commentRangeEnd w:id="145"/>
+              <w:commentReference w:id="184"/>
+            </w:r>
+            <w:commentRangeEnd w:id="167"/>
             <w:r>
               <w:rPr>
                 <w:rStyle w:val="CommentReference"/>
               </w:rPr>
-              <w:commentReference w:id="145"/>
+              <w:commentReference w:id="167"/>
+            </w:r>
+            <w:commentRangeEnd w:id="144"/>
+            <w:r>
+              <w:rPr>
+                <w:rStyle w:val="CommentReference"/>
+              </w:rPr>
+              <w:commentReference w:id="144"/>
             </w:r>
             <w:commentRangeEnd w:id="125"/>
             <w:r>
@@ -4660,33 +4843,26 @@
               </w:rPr>
               <w:commentReference w:id="125"/>
             </w:r>
-            <w:commentRangeEnd w:id="109"/>
+            <w:commentRangeEnd w:id="106"/>
             <w:r>
               <w:rPr>
                 <w:rStyle w:val="CommentReference"/>
               </w:rPr>
-              <w:commentReference w:id="109"/>
-            </w:r>
-            <w:commentRangeEnd w:id="93"/>
+              <w:commentReference w:id="106"/>
+            </w:r>
+            <w:commentRangeEnd w:id="85"/>
             <w:r>
               <w:rPr>
                 <w:rStyle w:val="CommentReference"/>
               </w:rPr>
-              <w:commentReference w:id="93"/>
-            </w:r>
-            <w:commentRangeEnd w:id="75"/>
+              <w:commentReference w:id="85"/>
+            </w:r>
+            <w:commentRangeEnd w:id="68"/>
             <w:r>
               <w:rPr>
                 <w:rStyle w:val="CommentReference"/>
               </w:rPr>
-              <w:commentReference w:id="75"/>
-            </w:r>
-            <w:commentRangeEnd w:id="61"/>
-            <w:r>
-              <w:rPr>
-                <w:rStyle w:val="CommentReference"/>
-              </w:rPr>
-              <w:commentReference w:id="61"/>
+              <w:commentReference w:id="68"/>
             </w:r>
             <w:r>
               <w:rPr>
@@ -4715,13 +4891,13 @@
                 <w:szCs w:val="24"/>
               </w:rPr>
             </w:pPr>
-            <w:commentRangeStart w:id="62"/>
-            <w:commentRangeStart w:id="76"/>
-            <w:commentRangeStart w:id="94"/>
-            <w:commentRangeStart w:id="110"/>
+            <w:commentRangeStart w:id="69"/>
+            <w:commentRangeStart w:id="86"/>
+            <w:commentRangeStart w:id="107"/>
             <w:commentRangeStart w:id="126"/>
-            <w:commentRangeStart w:id="146"/>
-            <w:commentRangeStart w:id="160"/>
+            <w:commentRangeStart w:id="145"/>
+            <w:commentRangeStart w:id="168"/>
+            <w:commentRangeStart w:id="185"/>
             <w:r>
               <w:rPr>
                 <w:rFonts w:ascii="Times New Roman" w:hAnsi="Times New Roman" w:cs="Times New Roman"/>
@@ -4730,19 +4906,26 @@
               </w:rPr>
               <w:t xml:space="preserve">{{ customer_signatory_position }}</w:t>
             </w:r>
-            <w:commentRangeEnd w:id="160"/>
+            <w:commentRangeEnd w:id="185"/>
             <w:r>
               <w:rPr>
                 <w:rStyle w:val="CommentReference"/>
               </w:rPr>
-              <w:commentReference w:id="160"/>
-            </w:r>
-            <w:commentRangeEnd w:id="146"/>
+              <w:commentReference w:id="185"/>
+            </w:r>
+            <w:commentRangeEnd w:id="168"/>
             <w:r>
               <w:rPr>
                 <w:rStyle w:val="CommentReference"/>
               </w:rPr>
-              <w:commentReference w:id="146"/>
+              <w:commentReference w:id="168"/>
+            </w:r>
+            <w:commentRangeEnd w:id="145"/>
+            <w:r>
+              <w:rPr>
+                <w:rStyle w:val="CommentReference"/>
+              </w:rPr>
+              <w:commentReference w:id="145"/>
             </w:r>
             <w:commentRangeEnd w:id="126"/>
             <w:r>
@@ -4751,33 +4934,26 @@
               </w:rPr>
               <w:commentReference w:id="126"/>
             </w:r>
-            <w:commentRangeEnd w:id="110"/>
+            <w:commentRangeEnd w:id="107"/>
             <w:r>
               <w:rPr>
                 <w:rStyle w:val="CommentReference"/>
               </w:rPr>
-              <w:commentReference w:id="110"/>
-            </w:r>
-            <w:commentRangeEnd w:id="94"/>
+              <w:commentReference w:id="107"/>
+            </w:r>
+            <w:commentRangeEnd w:id="86"/>
             <w:r>
               <w:rPr>
                 <w:rStyle w:val="CommentReference"/>
               </w:rPr>
-              <w:commentReference w:id="94"/>
-            </w:r>
-            <w:commentRangeEnd w:id="76"/>
+              <w:commentReference w:id="86"/>
+            </w:r>
+            <w:commentRangeEnd w:id="69"/>
             <w:r>
               <w:rPr>
                 <w:rStyle w:val="CommentReference"/>
               </w:rPr>
-              <w:commentReference w:id="76"/>
-            </w:r>
-            <w:commentRangeEnd w:id="62"/>
-            <w:r>
-              <w:rPr>
-                <w:rStyle w:val="CommentReference"/>
-              </w:rPr>
-              <w:commentReference w:id="62"/>
+              <w:commentReference w:id="69"/>
             </w:r>
           </w:p>
           <w:p>
@@ -4788,13 +4964,13 @@
                 <w:szCs w:val="24"/>
               </w:rPr>
             </w:pPr>
-            <w:commentRangeStart w:id="63"/>
-            <w:commentRangeStart w:id="77"/>
-            <w:commentRangeStart w:id="95"/>
-            <w:commentRangeStart w:id="111"/>
+            <w:commentRangeStart w:id="70"/>
+            <w:commentRangeStart w:id="87"/>
+            <w:commentRangeStart w:id="108"/>
             <w:commentRangeStart w:id="127"/>
-            <w:commentRangeStart w:id="147"/>
-            <w:commentRangeStart w:id="161"/>
+            <w:commentRangeStart w:id="146"/>
+            <w:commentRangeStart w:id="169"/>
+            <w:commentRangeStart w:id="186"/>
             <w:r>
               <w:rPr>
                 <w:rFonts w:ascii="Times New Roman" w:hAnsi="Times New Roman" w:cs="Times New Roman"/>
@@ -4803,19 +4979,26 @@
               </w:rPr>
               <w:t xml:space="preserve">_________________ / {{ customer_signatory_name_initials }}</w:t>
             </w:r>
-            <w:commentRangeEnd w:id="161"/>
+            <w:commentRangeEnd w:id="186"/>
             <w:r>
               <w:rPr>
                 <w:rStyle w:val="CommentReference"/>
               </w:rPr>
-              <w:commentReference w:id="161"/>
-            </w:r>
-            <w:commentRangeEnd w:id="147"/>
+              <w:commentReference w:id="186"/>
+            </w:r>
+            <w:commentRangeEnd w:id="169"/>
             <w:r>
               <w:rPr>
                 <w:rStyle w:val="CommentReference"/>
               </w:rPr>
-              <w:commentReference w:id="147"/>
+              <w:commentReference w:id="169"/>
+            </w:r>
+            <w:commentRangeEnd w:id="146"/>
+            <w:r>
+              <w:rPr>
+                <w:rStyle w:val="CommentReference"/>
+              </w:rPr>
+              <w:commentReference w:id="146"/>
             </w:r>
             <w:commentRangeEnd w:id="127"/>
             <w:r>
@@ -4824,33 +5007,26 @@
               </w:rPr>
               <w:commentReference w:id="127"/>
             </w:r>
-            <w:commentRangeEnd w:id="111"/>
+            <w:commentRangeEnd w:id="108"/>
             <w:r>
               <w:rPr>
                 <w:rStyle w:val="CommentReference"/>
               </w:rPr>
-              <w:commentReference w:id="111"/>
-            </w:r>
-            <w:commentRangeEnd w:id="95"/>
+              <w:commentReference w:id="108"/>
+            </w:r>
+            <w:commentRangeEnd w:id="87"/>
             <w:r>
               <w:rPr>
                 <w:rStyle w:val="CommentReference"/>
               </w:rPr>
-              <w:commentReference w:id="95"/>
-            </w:r>
-            <w:commentRangeEnd w:id="77"/>
+              <w:commentReference w:id="87"/>
+            </w:r>
+            <w:commentRangeEnd w:id="70"/>
             <w:r>
               <w:rPr>
                 <w:rStyle w:val="CommentReference"/>
               </w:rPr>
-              <w:commentReference w:id="77"/>
-            </w:r>
-            <w:commentRangeEnd w:id="63"/>
-            <w:r>
-              <w:rPr>
-                <w:rStyle w:val="CommentReference"/>
-              </w:rPr>
-              <w:commentReference w:id="63"/>
+              <w:commentReference w:id="70"/>
             </w:r>
           </w:p>
           <w:p>
@@ -4955,8 +5131,8 @@
                 <w:highlight w:val="yellow"/>
               </w:rPr>
             </w:pPr>
-            <w:commentRangeStart w:id="78"/>
-            <w:commentRangeStart w:id="79"/>
+            <w:commentRangeStart w:id="88"/>
+            <w:commentRangeStart w:id="89"/>
             <w:r>
               <w:rPr>
                 <w:rFonts w:ascii="Times New Roman" w:hAnsi="Times New Roman" w:cs="Times New Roman"/>
@@ -4966,19 +5142,19 @@
               </w:rPr>
               <w:t xml:space="preserve">Паспорт гражданина РФ (серия {{ contractor_passport_series }} № {{ contractor_passport_number }}, </w:t>
             </w:r>
-            <w:commentRangeEnd w:id="79"/>
+            <w:commentRangeEnd w:id="89"/>
             <w:r>
               <w:rPr>
                 <w:rStyle w:val="CommentReference"/>
               </w:rPr>
-              <w:commentReference w:id="79"/>
-            </w:r>
-            <w:commentRangeEnd w:id="78"/>
+              <w:commentReference w:id="89"/>
+            </w:r>
+            <w:commentRangeEnd w:id="88"/>
             <w:r>
               <w:rPr>
                 <w:rStyle w:val="CommentReference"/>
               </w:rPr>
-              <w:commentReference w:id="78"/>
+              <w:commentReference w:id="88"/>
             </w:r>
           </w:p>
           <w:p>
@@ -4993,8 +5169,8 @@
                 <w:highlight w:val="yellow"/>
               </w:rPr>
             </w:pPr>
-            <w:commentRangeStart w:id="80"/>
-            <w:commentRangeStart w:id="81"/>
+            <w:commentRangeStart w:id="90"/>
+            <w:commentRangeStart w:id="91"/>
             <w:r>
               <w:rPr>
                 <w:rFonts w:ascii="Times New Roman" w:hAnsi="Times New Roman" w:cs="Times New Roman"/>
@@ -5004,19 +5180,19 @@
               </w:rPr>
               <w:t xml:space="preserve">выдан {{ contractor_passport_issuer }}, дата выдачи: {{ contractor_passport_issued_date }} г., код подразделения: ____-____)</w:t>
             </w:r>
-            <w:commentRangeEnd w:id="81"/>
+            <w:commentRangeEnd w:id="91"/>
             <w:r>
               <w:rPr>
                 <w:rStyle w:val="CommentReference"/>
               </w:rPr>
-              <w:commentReference w:id="81"/>
-            </w:r>
-            <w:commentRangeEnd w:id="80"/>
+              <w:commentReference w:id="91"/>
+            </w:r>
+            <w:commentRangeEnd w:id="90"/>
             <w:r>
               <w:rPr>
                 <w:rStyle w:val="CommentReference"/>
               </w:rPr>
-              <w:commentReference w:id="80"/>
+              <w:commentReference w:id="90"/>
             </w:r>
           </w:p>
         </w:tc>
@@ -5065,7 +5241,7 @@
                 <w:highlight w:val="yellow"/>
               </w:rPr>
             </w:pPr>
-            <w:commentRangeStart w:id="96"/>
+            <w:commentRangeStart w:id="109"/>
             <w:r>
               <w:rPr>
                 <w:rFonts w:ascii="Times New Roman" w:hAnsi="Times New Roman" w:cs="Times New Roman"/>
@@ -5075,12 +5251,12 @@
               </w:rPr>
               <w:t xml:space="preserve">Адрес регистрации: {{ contractor_address }}</w:t>
             </w:r>
-            <w:commentRangeEnd w:id="96"/>
+            <w:commentRangeEnd w:id="109"/>
             <w:r>
               <w:rPr>
                 <w:rStyle w:val="CommentReference"/>
               </w:rPr>
-              <w:commentReference w:id="96"/>
+              <w:commentReference w:id="109"/>
             </w:r>
           </w:p>
           <w:p>
@@ -5095,7 +5271,7 @@
                 <w:highlight w:val="yellow"/>
               </w:rPr>
             </w:pPr>
-            <w:commentRangeStart w:id="97"/>
+            <w:commentRangeStart w:id="110"/>
             <w:r>
               <w:rPr>
                 <w:rFonts w:ascii="Times New Roman" w:hAnsi="Times New Roman" w:cs="Times New Roman"/>
@@ -5105,12 +5281,12 @@
               </w:rPr>
               <w:t xml:space="preserve">Фактический адрес проживания: {{ contractor_postal_address }}</w:t>
             </w:r>
-            <w:commentRangeEnd w:id="97"/>
+            <w:commentRangeEnd w:id="110"/>
             <w:r>
               <w:rPr>
                 <w:rStyle w:val="CommentReference"/>
               </w:rPr>
-              <w:commentReference w:id="97"/>
+              <w:commentReference w:id="110"/>
             </w:r>
           </w:p>
         </w:tc>
@@ -5159,7 +5335,7 @@
                 <w:highlight w:val="yellow"/>
               </w:rPr>
             </w:pPr>
-            <w:commentRangeStart w:id="112"/>
+            <w:commentRangeStart w:id="128"/>
             <w:r>
               <w:rPr>
                 <w:rFonts w:ascii="Times New Roman" w:hAnsi="Times New Roman" w:cs="Times New Roman"/>
@@ -5169,12 +5345,12 @@
               </w:rPr>
               <w:t xml:space="preserve">ИНН: {{ contractor_inn }}</w:t>
             </w:r>
-            <w:commentRangeEnd w:id="112"/>
+            <w:commentRangeEnd w:id="128"/>
             <w:r>
               <w:rPr>
                 <w:rStyle w:val="CommentReference"/>
               </w:rPr>
-              <w:commentReference w:id="112"/>
+              <w:commentReference w:id="128"/>
             </w:r>
           </w:p>
           <w:p>
@@ -5189,7 +5365,7 @@
                 <w:highlight w:val="yellow"/>
               </w:rPr>
             </w:pPr>
-            <w:commentRangeStart w:id="113"/>
+            <w:commentRangeStart w:id="129"/>
             <w:r>
               <w:rPr>
                 <w:rFonts w:ascii="Times New Roman" w:hAnsi="Times New Roman" w:cs="Times New Roman"/>
@@ -5199,12 +5375,12 @@
               </w:rPr>
               <w:t xml:space="preserve">СНИЛС: {{ contractor_snils }}</w:t>
             </w:r>
-            <w:commentRangeEnd w:id="113"/>
+            <w:commentRangeEnd w:id="129"/>
             <w:r>
               <w:rPr>
                 <w:rStyle w:val="CommentReference"/>
               </w:rPr>
-              <w:commentReference w:id="113"/>
+              <w:commentReference w:id="129"/>
             </w:r>
           </w:p>
         </w:tc>
@@ -5270,7 +5446,7 @@
                 <w:highlight w:val="yellow"/>
               </w:rPr>
             </w:pPr>
-            <w:commentRangeStart w:id="128"/>
+            <w:commentRangeStart w:id="147"/>
             <w:r>
               <w:rPr>
                 <w:rFonts w:ascii="Times New Roman" w:hAnsi="Times New Roman" w:cs="Times New Roman"/>
@@ -5280,12 +5456,12 @@
               </w:rPr>
               <w:t xml:space="preserve">р/с {{ contractor_settlement_account }}</w:t>
             </w:r>
-            <w:commentRangeEnd w:id="128"/>
+            <w:commentRangeEnd w:id="147"/>
             <w:r>
               <w:rPr>
                 <w:rStyle w:val="CommentReference"/>
               </w:rPr>
-              <w:commentReference w:id="128"/>
+              <w:commentReference w:id="147"/>
             </w:r>
           </w:p>
           <w:p>
@@ -5300,7 +5476,7 @@
                 <w:highlight w:val="yellow"/>
               </w:rPr>
             </w:pPr>
-            <w:commentRangeStart w:id="129"/>
+            <w:commentRangeStart w:id="148"/>
             <w:r>
               <w:rPr>
                 <w:rFonts w:ascii="Times New Roman" w:hAnsi="Times New Roman" w:cs="Times New Roman"/>
@@ -5310,12 +5486,12 @@
               </w:rPr>
               <w:t xml:space="preserve">в {{ contractor_bank_name }}</w:t>
             </w:r>
-            <w:commentRangeEnd w:id="129"/>
+            <w:commentRangeEnd w:id="148"/>
             <w:r>
               <w:rPr>
                 <w:rStyle w:val="CommentReference"/>
               </w:rPr>
-              <w:commentReference w:id="129"/>
+              <w:commentReference w:id="148"/>
             </w:r>
           </w:p>
           <w:p>
@@ -5330,7 +5506,7 @@
                 <w:highlight w:val="yellow"/>
               </w:rPr>
             </w:pPr>
-            <w:commentRangeStart w:id="130"/>
+            <w:commentRangeStart w:id="149"/>
             <w:r>
               <w:rPr>
                 <w:rFonts w:ascii="Times New Roman" w:hAnsi="Times New Roman" w:cs="Times New Roman"/>
@@ -5340,12 +5516,12 @@
               </w:rPr>
               <w:t xml:space="preserve">БИК {{ contractor_bik }}</w:t>
             </w:r>
-            <w:commentRangeEnd w:id="130"/>
+            <w:commentRangeEnd w:id="149"/>
             <w:r>
               <w:rPr>
                 <w:rStyle w:val="CommentReference"/>
               </w:rPr>
-              <w:commentReference w:id="130"/>
+              <w:commentReference w:id="149"/>
             </w:r>
           </w:p>
           <w:p>
@@ -5360,7 +5536,7 @@
                 <w:highlight w:val="yellow"/>
               </w:rPr>
             </w:pPr>
-            <w:commentRangeStart w:id="131"/>
+            <w:commentRangeStart w:id="150"/>
             <w:r>
               <w:rPr>
                 <w:rFonts w:ascii="Times New Roman" w:hAnsi="Times New Roman" w:cs="Times New Roman"/>
@@ -5370,12 +5546,12 @@
               </w:rPr>
               <w:t xml:space="preserve">к/{{ contractor_correspondent_account }}</w:t>
             </w:r>
-            <w:commentRangeEnd w:id="131"/>
+            <w:commentRangeEnd w:id="150"/>
             <w:r>
               <w:rPr>
                 <w:rStyle w:val="CommentReference"/>
               </w:rPr>
-              <w:commentReference w:id="131"/>
+              <w:commentReference w:id="150"/>
             </w:r>
           </w:p>
           <w:p>
@@ -5403,7 +5579,7 @@
                 <w:highlight w:val="yellow"/>
               </w:rPr>
             </w:pPr>
-            <w:commentRangeStart w:id="132"/>
+            <w:commentRangeStart w:id="151"/>
             <w:r>
               <w:rPr>
                 <w:rFonts w:ascii="Times New Roman" w:hAnsi="Times New Roman" w:cs="Times New Roman"/>
@@ -5413,12 +5589,12 @@
               </w:rPr>
               <w:t xml:space="preserve">Телефон: {{ contractor_phone }}</w:t>
             </w:r>
-            <w:commentRangeEnd w:id="132"/>
+            <w:commentRangeEnd w:id="151"/>
             <w:r>
               <w:rPr>
                 <w:rStyle w:val="CommentReference"/>
               </w:rPr>
-              <w:commentReference w:id="132"/>
+              <w:commentReference w:id="151"/>
             </w:r>
           </w:p>
           <w:p>
@@ -5433,7 +5609,7 @@
                 <w:highlight w:val="yellow"/>
               </w:rPr>
             </w:pPr>
-            <w:commentRangeStart w:id="133"/>
+            <w:commentRangeStart w:id="152"/>
             <w:r>
               <w:rPr>
                 <w:rFonts w:ascii="Times New Roman" w:hAnsi="Times New Roman" w:cs="Times New Roman"/>
@@ -5443,12 +5619,12 @@
               </w:rPr>
               <w:t xml:space="preserve">e-mail: {{ contractor_email }}</w:t>
             </w:r>
-            <w:commentRangeEnd w:id="133"/>
+            <w:commentRangeEnd w:id="152"/>
             <w:r>
               <w:rPr>
                 <w:rStyle w:val="CommentReference"/>
               </w:rPr>
-              <w:commentReference w:id="133"/>
+              <w:commentReference w:id="152"/>
             </w:r>
           </w:p>
           <w:p>
@@ -5785,10 +5961,10 @@
           <w:szCs w:val="24"/>
         </w:rPr>
       </w:pPr>
-      <w:commentRangeStart w:id="27"/>
       <w:commentRangeStart w:id="28"/>
       <w:commentRangeStart w:id="29"/>
       <w:commentRangeStart w:id="30"/>
+      <w:commentRangeStart w:id="31"/>
       <w:r>
         <w:rPr>
           <w:rFonts w:ascii="Times New Roman" w:hAnsi="Times New Roman" w:cs="Times New Roman"/>
@@ -5797,6 +5973,13 @@
         </w:rPr>
         <w:t xml:space="preserve">к Договору № {{ contract_number }} от «{{ contract_date_day }}» {{ contract_date_month }} {{ contract_date_year }} г.</w:t>
       </w:r>
+      <w:commentRangeEnd w:id="31"/>
+      <w:r>
+        <w:rPr>
+          <w:rStyle w:val="CommentReference"/>
+        </w:rPr>
+        <w:commentReference w:id="31"/>
+      </w:r>
       <w:commentRangeEnd w:id="30"/>
       <w:r>
         <w:rPr>
@@ -5817,13 +6000,6 @@
           <w:rStyle w:val="CommentReference"/>
         </w:rPr>
         <w:commentReference w:id="28"/>
-      </w:r>
-      <w:commentRangeEnd w:id="27"/>
-      <w:r>
-        <w:rPr>
-          <w:rStyle w:val="CommentReference"/>
-        </w:rPr>
-        <w:commentReference w:id="27"/>
       </w:r>
       <w:r>
         <w:rPr>
@@ -6167,6 +6343,7 @@
         </w:rPr>
         <w:br/>
       </w:r>
+      <w:commentRangeStart w:id="32"/>
       <w:r>
         <w:rPr>
           <w:rFonts w:ascii="Times New Roman" w:eastAsia="Times New Roman" w:hAnsi="Times New Roman" w:cs="Times New Roman"/>
@@ -6175,7 +6352,14 @@
           <w:sz w:val="24"/>
           <w:szCs w:val="24"/>
         </w:rPr>
-        <w:t xml:space="preserve">и направить через месенджеры или эл.почту ВСКС.</w:t>
+        <w:t xml:space="preserve">и направить через месенджеры или эл.почту {{ customer_short_name }}.</w:t>
+      </w:r>
+      <w:commentRangeEnd w:id="32"/>
+      <w:r>
+        <w:rPr>
+          <w:rStyle w:val="CommentReference"/>
+        </w:rPr>
+        <w:commentReference w:id="32"/>
       </w:r>
     </w:p>
     <w:p>
@@ -6646,13 +6830,21 @@
                 <w:szCs w:val="24"/>
               </w:rPr>
             </w:pPr>
+            <w:commentRangeStart w:id="187"/>
             <w:r>
               <w:rPr>
                 <w:rFonts w:ascii="Times New Roman" w:hAnsi="Times New Roman" w:cs="Times New Roman"/>
                 <w:sz w:val="24"/>
                 <w:szCs w:val="24"/>
               </w:rPr>
-              <w:t>ВСКС</w:t>
+              <w:t xml:space="preserve">{{ customer_short_name }}</w:t>
+            </w:r>
+            <w:commentRangeEnd w:id="187"/>
+            <w:r>
+              <w:rPr>
+                <w:rStyle w:val="CommentReference"/>
+              </w:rPr>
+              <w:commentReference w:id="187"/>
             </w:r>
           </w:p>
           <w:p>
@@ -6714,7 +6906,7 @@
                 <w:szCs w:val="24"/>
               </w:rPr>
             </w:pPr>
-            <w:commentRangeStart w:id="162"/>
+            <w:commentRangeStart w:id="188"/>
             <w:r>
               <w:rPr>
                 <w:rFonts w:ascii="Times New Roman" w:hAnsi="Times New Roman" w:cs="Times New Roman"/>
@@ -6723,12 +6915,12 @@
               </w:rPr>
               <w:t xml:space="preserve">___________ {{ customer_signatory_name_initials }}</w:t>
             </w:r>
-            <w:commentRangeEnd w:id="162"/>
+            <w:commentRangeEnd w:id="188"/>
             <w:r>
               <w:rPr>
                 <w:rStyle w:val="CommentReference"/>
               </w:rPr>
-              <w:commentReference w:id="162"/>
+              <w:commentReference w:id="188"/>
             </w:r>
           </w:p>
           <w:p>
@@ -7300,10 +7492,10 @@
           <w:szCs w:val="24"/>
         </w:rPr>
       </w:pPr>
-      <w:commentRangeStart w:id="31"/>
-      <w:commentRangeStart w:id="32"/>
       <w:commentRangeStart w:id="33"/>
       <w:commentRangeStart w:id="34"/>
+      <w:commentRangeStart w:id="35"/>
+      <w:commentRangeStart w:id="36"/>
       <w:r>
         <w:rPr>
           <w:rFonts w:ascii="Times New Roman" w:hAnsi="Times New Roman" w:cs="Times New Roman"/>
@@ -7312,6 +7504,20 @@
         </w:rPr>
         <w:t xml:space="preserve">к Договору № {{ contract_number }} от «{{ contract_date_day }}» {{ contract_date_month }} {{ contract_date_year }} г.</w:t>
       </w:r>
+      <w:commentRangeEnd w:id="36"/>
+      <w:r>
+        <w:rPr>
+          <w:rStyle w:val="CommentReference"/>
+        </w:rPr>
+        <w:commentReference w:id="36"/>
+      </w:r>
+      <w:commentRangeEnd w:id="35"/>
+      <w:r>
+        <w:rPr>
+          <w:rStyle w:val="CommentReference"/>
+        </w:rPr>
+        <w:commentReference w:id="35"/>
+      </w:r>
       <w:commentRangeEnd w:id="34"/>
       <w:r>
         <w:rPr>
@@ -7325,20 +7531,6 @@
           <w:rStyle w:val="CommentReference"/>
         </w:rPr>
         <w:commentReference w:id="33"/>
-      </w:r>
-      <w:commentRangeEnd w:id="32"/>
-      <w:r>
-        <w:rPr>
-          <w:rStyle w:val="CommentReference"/>
-        </w:rPr>
-        <w:commentReference w:id="32"/>
-      </w:r>
-      <w:commentRangeEnd w:id="31"/>
-      <w:r>
-        <w:rPr>
-          <w:rStyle w:val="CommentReference"/>
-        </w:rPr>
-        <w:commentReference w:id="31"/>
       </w:r>
       <w:r>
         <w:rPr>
@@ -7585,9 +7777,9 @@
           <w:szCs w:val="23"/>
         </w:rPr>
       </w:pPr>
-      <w:commentRangeStart w:id="35"/>
-      <w:commentRangeStart w:id="36"/>
       <w:commentRangeStart w:id="37"/>
+      <w:commentRangeStart w:id="38"/>
+      <w:commentRangeStart w:id="39"/>
       <w:r>
         <w:rPr>
           <w:rFonts w:ascii="Times New Roman" w:hAnsi="Times New Roman" w:cs="Times New Roman"/>
@@ -7596,26 +7788,26 @@
         </w:rPr>
         <w:t xml:space="preserve">паспорт серия {{ contractor_passport_series }} № {{ contractor_passport_number }} выдан {{ contractor_passport_issuer }}</w:t>
       </w:r>
+      <w:commentRangeEnd w:id="39"/>
+      <w:r>
+        <w:rPr>
+          <w:rStyle w:val="CommentReference"/>
+        </w:rPr>
+        <w:commentReference w:id="39"/>
+      </w:r>
+      <w:commentRangeEnd w:id="38"/>
+      <w:r>
+        <w:rPr>
+          <w:rStyle w:val="CommentReference"/>
+        </w:rPr>
+        <w:commentReference w:id="38"/>
+      </w:r>
       <w:commentRangeEnd w:id="37"/>
       <w:r>
         <w:rPr>
           <w:rStyle w:val="CommentReference"/>
         </w:rPr>
         <w:commentReference w:id="37"/>
-      </w:r>
-      <w:commentRangeEnd w:id="36"/>
-      <w:r>
-        <w:rPr>
-          <w:rStyle w:val="CommentReference"/>
-        </w:rPr>
-        <w:commentReference w:id="36"/>
-      </w:r>
-      <w:commentRangeEnd w:id="35"/>
-      <w:r>
-        <w:rPr>
-          <w:rStyle w:val="CommentReference"/>
-        </w:rPr>
-        <w:commentReference w:id="35"/>
       </w:r>
     </w:p>
     <w:p>
@@ -7710,35 +7902,35 @@
         </w:rPr>
         <w:t>даю согласие своей волей и в своём интересе</w:t>
       </w:r>
-      <w:commentRangeStart w:id="38"/>
-      <w:commentRangeStart w:id="39"/>
       <w:commentRangeStart w:id="40"/>
+      <w:commentRangeStart w:id="41"/>
+      <w:commentRangeStart w:id="42"/>
       <w:r>
         <w:rPr>
           <w:rFonts w:ascii="Times New Roman" w:hAnsi="Times New Roman" w:cs="Times New Roman"/>
         </w:rPr>
         <w:t xml:space="preserve"> {{ customer_full_name }} ({{ customer_short_name }}), зарегистрированному по адресу: {{ customer_address }}, этаж цокольный, помещение I, комната 4, на обработку соответствии со ст. 9 Федерального закона от 27.07.2006 № 152-ФЗ «О персональных данных», </w:t>
       </w:r>
+      <w:commentRangeEnd w:id="42"/>
+      <w:r>
+        <w:rPr>
+          <w:rStyle w:val="CommentReference"/>
+        </w:rPr>
+        <w:commentReference w:id="42"/>
+      </w:r>
+      <w:commentRangeEnd w:id="41"/>
+      <w:r>
+        <w:rPr>
+          <w:rStyle w:val="CommentReference"/>
+        </w:rPr>
+        <w:commentReference w:id="41"/>
+      </w:r>
       <w:commentRangeEnd w:id="40"/>
       <w:r>
         <w:rPr>
           <w:rStyle w:val="CommentReference"/>
         </w:rPr>
         <w:commentReference w:id="40"/>
-      </w:r>
-      <w:commentRangeEnd w:id="39"/>
-      <w:r>
-        <w:rPr>
-          <w:rStyle w:val="CommentReference"/>
-        </w:rPr>
-        <w:commentReference w:id="39"/>
-      </w:r>
-      <w:commentRangeEnd w:id="38"/>
-      <w:r>
-        <w:rPr>
-          <w:rStyle w:val="CommentReference"/>
-        </w:rPr>
-        <w:commentReference w:id="38"/>
       </w:r>
       <w:r>
         <w:rPr>
@@ -7824,18 +8016,26 @@
         </w:rPr>
         <w:t xml:space="preserve">Настоящие согласие вступает в силу со дня его подписания и действует в течение всего срока действия заключенного между Сторонами Договора и срока хранения документов в соответствии с действующим законодательством. Настоящее согласие может быть отозвано в письменной форме, полностью или частично, в порядке, установленном Федеральным законом от 27.07.2006 №152-ФЗ «О </w:t>
       </w:r>
+      <w:commentRangeStart w:id="43"/>
       <w:r>
         <w:rPr>
           <w:rFonts w:ascii="Times New Roman" w:hAnsi="Times New Roman" w:cs="Times New Roman"/>
         </w:rPr>
         <w:lastRenderedPageBreak/>
-        <w:t xml:space="preserve">персональных данных». В случае отзыва согласия на обработку персональных данных </w:t>
-      </w:r>
-      <w:r>
-        <w:rPr>
-          <w:rFonts w:ascii="Times New Roman" w:hAnsi="Times New Roman" w:cs="Times New Roman"/>
-        </w:rPr>
-        <w:t xml:space="preserve">ВСКС вправе продолжить обработку персональных данных без согласия субъекта персональных данных при наличии оснований, указанных в </w:t>
+        <w:t xml:space="preserve">персональных данных». В случае отзыва согласия на обработку персональных данных {{ customer_short_name }} вправе</w:t>
+      </w:r>
+      <w:commentRangeEnd w:id="43"/>
+      <w:r>
+        <w:rPr>
+          <w:rStyle w:val="CommentReference"/>
+        </w:rPr>
+        <w:commentReference w:id="43"/>
+      </w:r>
+      <w:r>
+        <w:rPr>
+          <w:rFonts w:ascii="Times New Roman" w:hAnsi="Times New Roman" w:cs="Times New Roman"/>
+        </w:rPr>
+        <w:t xml:space="preserve"> продолжить обработку персональных данных без согласия субъекта персональных данных при наличии оснований, указанных в </w:t>
       </w:r>
       <w:hyperlink r:id="rId15" w:history="1">
         <w:r>
@@ -8130,13 +8330,21 @@
                 <w:szCs w:val="24"/>
               </w:rPr>
             </w:pPr>
+            <w:commentRangeStart w:id="189"/>
             <w:r>
               <w:rPr>
                 <w:rFonts w:ascii="Times New Roman" w:hAnsi="Times New Roman" w:cs="Times New Roman"/>
                 <w:sz w:val="24"/>
                 <w:szCs w:val="24"/>
               </w:rPr>
-              <w:t>ВСКС</w:t>
+              <w:t xml:space="preserve">{{ customer_short_name }}</w:t>
+            </w:r>
+            <w:commentRangeEnd w:id="189"/>
+            <w:r>
+              <w:rPr>
+                <w:rStyle w:val="CommentReference"/>
+              </w:rPr>
+              <w:commentReference w:id="189"/>
             </w:r>
           </w:p>
           <w:p>
@@ -8198,7 +8406,7 @@
                 <w:szCs w:val="24"/>
               </w:rPr>
             </w:pPr>
-            <w:commentRangeStart w:id="163"/>
+            <w:commentRangeStart w:id="190"/>
             <w:r>
               <w:rPr>
                 <w:rFonts w:ascii="Times New Roman" w:hAnsi="Times New Roman" w:cs="Times New Roman"/>
@@ -8207,12 +8415,12 @@
               </w:rPr>
               <w:t xml:space="preserve">___________ {{ customer_signatory_name_initials }}</w:t>
             </w:r>
-            <w:commentRangeEnd w:id="163"/>
+            <w:commentRangeEnd w:id="190"/>
             <w:r>
               <w:rPr>
                 <w:rStyle w:val="CommentReference"/>
               </w:rPr>
-              <w:commentReference w:id="163"/>
+              <w:commentReference w:id="190"/>
             </w:r>
           </w:p>
           <w:p>
@@ -8734,9 +8942,9 @@
           <w:szCs w:val="23"/>
         </w:rPr>
       </w:pPr>
-      <w:commentRangeStart w:id="41"/>
-      <w:commentRangeStart w:id="42"/>
-      <w:commentRangeStart w:id="43"/>
+      <w:commentRangeStart w:id="44"/>
+      <w:commentRangeStart w:id="45"/>
+      <w:commentRangeStart w:id="46"/>
       <w:r>
         <w:rPr>
           <w:rFonts w:ascii="Times New Roman" w:hAnsi="Times New Roman" w:cs="Times New Roman"/>
@@ -8745,26 +8953,26 @@
         </w:rPr>
         <w:t xml:space="preserve">паспорт серия {{ contractor_passport_series }} № {{ contractor_passport_number }} выдан {{ contractor_passport_issuer }}</w:t>
       </w:r>
-      <w:commentRangeEnd w:id="43"/>
-      <w:r>
-        <w:rPr>
-          <w:rStyle w:val="CommentReference"/>
-        </w:rPr>
-        <w:commentReference w:id="43"/>
-      </w:r>
-      <w:commentRangeEnd w:id="42"/>
-      <w:r>
-        <w:rPr>
-          <w:rStyle w:val="CommentReference"/>
-        </w:rPr>
-        <w:commentReference w:id="42"/>
-      </w:r>
-      <w:commentRangeEnd w:id="41"/>
-      <w:r>
-        <w:rPr>
-          <w:rStyle w:val="CommentReference"/>
-        </w:rPr>
-        <w:commentReference w:id="41"/>
+      <w:commentRangeEnd w:id="46"/>
+      <w:r>
+        <w:rPr>
+          <w:rStyle w:val="CommentReference"/>
+        </w:rPr>
+        <w:commentReference w:id="46"/>
+      </w:r>
+      <w:commentRangeEnd w:id="45"/>
+      <w:r>
+        <w:rPr>
+          <w:rStyle w:val="CommentReference"/>
+        </w:rPr>
+        <w:commentReference w:id="45"/>
+      </w:r>
+      <w:commentRangeEnd w:id="44"/>
+      <w:r>
+        <w:rPr>
+          <w:rStyle w:val="CommentReference"/>
+        </w:rPr>
+        <w:commentReference w:id="44"/>
       </w:r>
     </w:p>
     <w:p>
@@ -8850,35 +9058,35 @@
         </w:rPr>
         <w:t>даю согласие своей волей и в своём интересе</w:t>
       </w:r>
-      <w:commentRangeStart w:id="44"/>
-      <w:commentRangeStart w:id="45"/>
-      <w:commentRangeStart w:id="46"/>
+      <w:commentRangeStart w:id="47"/>
+      <w:commentRangeStart w:id="48"/>
+      <w:commentRangeStart w:id="49"/>
       <w:r>
         <w:rPr>
           <w:rFonts w:ascii="Times New Roman" w:hAnsi="Times New Roman" w:cs="Times New Roman"/>
         </w:rPr>
         <w:t xml:space="preserve"> {{ customer_full_name }} ({{ customer_short_name }}), зарегистрированному по адресу: {{ customer_address }}, этаж цокольный, помещение I, комната 4, на обработку соответствии со ст. 9 Федерального закона от 27.07.2006 № 152-ФЗ «О персональных данных», </w:t>
       </w:r>
-      <w:commentRangeEnd w:id="46"/>
-      <w:r>
-        <w:rPr>
-          <w:rStyle w:val="CommentReference"/>
-        </w:rPr>
-        <w:commentReference w:id="46"/>
-      </w:r>
-      <w:commentRangeEnd w:id="45"/>
-      <w:r>
-        <w:rPr>
-          <w:rStyle w:val="CommentReference"/>
-        </w:rPr>
-        <w:commentReference w:id="45"/>
-      </w:r>
-      <w:commentRangeEnd w:id="44"/>
-      <w:r>
-        <w:rPr>
-          <w:rStyle w:val="CommentReference"/>
-        </w:rPr>
-        <w:commentReference w:id="44"/>
+      <w:commentRangeEnd w:id="49"/>
+      <w:r>
+        <w:rPr>
+          <w:rStyle w:val="CommentReference"/>
+        </w:rPr>
+        <w:commentReference w:id="49"/>
+      </w:r>
+      <w:commentRangeEnd w:id="48"/>
+      <w:r>
+        <w:rPr>
+          <w:rStyle w:val="CommentReference"/>
+        </w:rPr>
+        <w:commentReference w:id="48"/>
+      </w:r>
+      <w:commentRangeEnd w:id="47"/>
+      <w:r>
+        <w:rPr>
+          <w:rStyle w:val="CommentReference"/>
+        </w:rPr>
+        <w:commentReference w:id="47"/>
       </w:r>
       <w:r>
         <w:rPr>
@@ -8958,11 +9166,19 @@
           <w:rFonts w:ascii="Times New Roman" w:hAnsi="Times New Roman" w:cs="Times New Roman"/>
         </w:rPr>
       </w:pPr>
-      <w:r>
-        <w:rPr>
-          <w:rFonts w:ascii="Times New Roman" w:hAnsi="Times New Roman" w:cs="Times New Roman"/>
-        </w:rPr>
-        <w:t xml:space="preserve">Настоящие согласие вступает в силу со дня его подписания и действует в течение всего срока действия заключенного между Сторонами Договора и срока хранения документов в соответствии с действующим законодательством. Настоящее согласие может быть отозвано в письменной форме, полностью или частично, в порядке, установленном Федеральным законом от 27.07.2006 №152-ФЗ «О персональных данных». В случае отзыва согласия на обработку персональных данных ВСКС вправе продолжить обработку персональных данных без согласия субъекта персональных данных при наличии оснований, указанных в </w:t>
+      <w:commentRangeStart w:id="50"/>
+      <w:r>
+        <w:rPr>
+          <w:rFonts w:ascii="Times New Roman" w:hAnsi="Times New Roman" w:cs="Times New Roman"/>
+        </w:rPr>
+        <w:t xml:space="preserve">Настоящие согласие вступает в силу со дня его подписания и действует в течение всего срока действия заключенного между Сторонами Договора и срока хранения документов в соответствии с действующим законодательством. Настоящее согласие может быть отозвано в письменной форме, полностью или частично, в порядке, установленном Федеральным законом от 27.07.2006 №152-ФЗ «О персональных данных». В случае отзыва согласия на обработку персональных данных {{ customer_short_name }} вправе продолжить обработку персональных данных без согласия субъекта персональных данных при наличии оснований, указанных в </w:t>
+      </w:r>
+      <w:commentRangeEnd w:id="50"/>
+      <w:r>
+        <w:rPr>
+          <w:rStyle w:val="CommentReference"/>
+        </w:rPr>
+        <w:commentReference w:id="50"/>
       </w:r>
       <w:hyperlink r:id="rId18" w:history="1">
         <w:r>
@@ -9183,7 +9399,7 @@
         <w:annotationRef/>
       </w:r>
       <w:r>
-        <w:t>Полное наименование. Пример: Автономная некоммерческая организация «ВСКС»</w:t>
+        <w:t>Полное наименование. Пример: Автономная некоммерческая организация «Пример»</w:t>
       </w:r>
     </w:p>
   </w:comment>
@@ -9199,7 +9415,7 @@
         <w:annotationRef/>
       </w:r>
       <w:r>
-        <w:t>Краткое наименование Заказчика (из карточки организации). Пример: АНО «ВСКС»</w:t>
+        <w:t>Краткое наименование Заказчика (из карточки организации). Пример: АНО «Пример»</w:t>
       </w:r>
     </w:p>
   </w:comment>
@@ -9231,7 +9447,7 @@
         <w:annotationRef/>
       </w:r>
       <w:r>
-        <w:t>ФИО подписанта (им.падеж). Пример: Козеев Евгений Викторович</w:t>
+        <w:t>ФИО подписанта (им.падеж). Пример: Петров Пётр Петрович</w:t>
       </w:r>
     </w:p>
   </w:comment>
@@ -9503,11 +9719,27 @@
         <w:annotationRef/>
       </w:r>
       <w:r>
+        <w:t>Краткое наименование Заказчика (из карточки организации). Пример: АНО «Пример»</w:t>
+      </w:r>
+    </w:p>
+  </w:comment>
+  <w:comment w:id="22" w:author="Подсказка" w:initials="П" w:date="2026-01-01T00:00:00Z">
+    <w:p>
+      <w:pPr>
+        <w:pStyle w:val="CommentText"/>
+      </w:pPr>
+      <w:r>
+        <w:rPr>
+          <w:rStyle w:val="CommentReference"/>
+        </w:rPr>
+        <w:annotationRef/>
+      </w:r>
+      <w:r>
         <w:t>Наименование грантодателя — кто предоставил субсидию. Пример: Федеральное агентство по делам молодежи (Росмолодежь)</w:t>
       </w:r>
     </w:p>
   </w:comment>
-  <w:comment w:id="22" w:author="Подсказка" w:initials="П" w:date="2026-01-01T00:00:00Z">
+  <w:comment w:id="23" w:author="Подсказка" w:initials="П" w:date="2026-01-01T00:00:00Z">
     <w:p>
       <w:pPr>
         <w:pStyle w:val="CommentText"/>
@@ -9523,7 +9755,7 @@
       </w:r>
     </w:p>
   </w:comment>
-  <w:comment w:id="23" w:author="Подсказка" w:initials="П" w:date="2026-01-01T00:00:00Z">
+  <w:comment w:id="24" w:author="Подсказка" w:initials="П" w:date="2026-01-01T00:00:00Z">
     <w:p>
       <w:pPr>
         <w:pStyle w:val="CommentText"/>
@@ -9539,7 +9771,7 @@
       </w:r>
     </w:p>
   </w:comment>
-  <w:comment w:id="24" w:author="Подсказка" w:initials="П" w:date="2026-01-01T00:00:00Z">
+  <w:comment w:id="25" w:author="Подсказка" w:initials="П" w:date="2026-01-01T00:00:00Z">
     <w:p>
       <w:pPr>
         <w:pStyle w:val="CommentText"/>
@@ -9555,7 +9787,7 @@
       </w:r>
     </w:p>
   </w:comment>
-  <w:comment w:id="25" w:author="Подсказка" w:initials="П" w:date="2026-01-01T00:00:00Z">
+  <w:comment w:id="26" w:author="Подсказка" w:initials="П" w:date="2026-01-01T00:00:00Z">
     <w:p>
       <w:pPr>
         <w:pStyle w:val="CommentText"/>
@@ -9571,7 +9803,7 @@
       </w:r>
     </w:p>
   </w:comment>
-  <w:comment w:id="26" w:author="Подсказка" w:initials="П" w:date="2026-01-01T00:00:00Z">
+  <w:comment w:id="27" w:author="Подсказка" w:initials="П" w:date="2026-01-01T00:00:00Z">
     <w:p>
       <w:pPr>
         <w:pStyle w:val="CommentText"/>
@@ -9587,7 +9819,7 @@
       </w:r>
     </w:p>
   </w:comment>
-  <w:comment w:id="27" w:author="Подсказка" w:initials="П" w:date="2026-01-01T00:00:00Z">
+  <w:comment w:id="28" w:author="Подсказка" w:initials="П" w:date="2026-01-01T00:00:00Z">
     <w:p>
       <w:pPr>
         <w:pStyle w:val="CommentText"/>
@@ -9603,7 +9835,7 @@
       </w:r>
     </w:p>
   </w:comment>
-  <w:comment w:id="28" w:author="Подсказка" w:initials="П" w:date="2026-01-01T00:00:00Z">
+  <w:comment w:id="29" w:author="Подсказка" w:initials="П" w:date="2026-01-01T00:00:00Z">
     <w:p>
       <w:pPr>
         <w:pStyle w:val="CommentText"/>
@@ -9619,7 +9851,7 @@
       </w:r>
     </w:p>
   </w:comment>
-  <w:comment w:id="29" w:author="Подсказка" w:initials="П" w:date="2026-01-01T00:00:00Z">
+  <w:comment w:id="30" w:author="Подсказка" w:initials="П" w:date="2026-01-01T00:00:00Z">
     <w:p>
       <w:pPr>
         <w:pStyle w:val="CommentText"/>
@@ -9635,7 +9867,7 @@
       </w:r>
     </w:p>
   </w:comment>
-  <w:comment w:id="30" w:author="Подсказка" w:initials="П" w:date="2026-01-01T00:00:00Z">
+  <w:comment w:id="31" w:author="Подсказка" w:initials="П" w:date="2026-01-01T00:00:00Z">
     <w:p>
       <w:pPr>
         <w:pStyle w:val="CommentText"/>
@@ -9651,7 +9883,23 @@
       </w:r>
     </w:p>
   </w:comment>
-  <w:comment w:id="31" w:author="Подсказка" w:initials="П" w:date="2026-01-01T00:00:00Z">
+  <w:comment w:id="32" w:author="Подсказка" w:initials="П" w:date="2026-01-01T00:00:00Z">
+    <w:p>
+      <w:pPr>
+        <w:pStyle w:val="CommentText"/>
+      </w:pPr>
+      <w:r>
+        <w:rPr>
+          <w:rStyle w:val="CommentReference"/>
+        </w:rPr>
+        <w:annotationRef/>
+      </w:r>
+      <w:r>
+        <w:t>Краткое наименование Заказчика (из карточки организации). Пример: АНО «Пример»</w:t>
+      </w:r>
+    </w:p>
+  </w:comment>
+  <w:comment w:id="33" w:author="Подсказка" w:initials="П" w:date="2026-01-01T00:00:00Z">
     <w:p>
       <w:pPr>
         <w:pStyle w:val="CommentText"/>
@@ -9667,7 +9915,7 @@
       </w:r>
     </w:p>
   </w:comment>
-  <w:comment w:id="32" w:author="Подсказка" w:initials="П" w:date="2026-01-01T00:00:00Z">
+  <w:comment w:id="34" w:author="Подсказка" w:initials="П" w:date="2026-01-01T00:00:00Z">
     <w:p>
       <w:pPr>
         <w:pStyle w:val="CommentText"/>
@@ -9683,7 +9931,7 @@
       </w:r>
     </w:p>
   </w:comment>
-  <w:comment w:id="33" w:author="Подсказка" w:initials="П" w:date="2026-01-01T00:00:00Z">
+  <w:comment w:id="35" w:author="Подсказка" w:initials="П" w:date="2026-01-01T00:00:00Z">
     <w:p>
       <w:pPr>
         <w:pStyle w:val="CommentText"/>
@@ -9699,7 +9947,7 @@
       </w:r>
     </w:p>
   </w:comment>
-  <w:comment w:id="34" w:author="Подсказка" w:initials="П" w:date="2026-01-01T00:00:00Z">
+  <w:comment w:id="36" w:author="Подсказка" w:initials="П" w:date="2026-01-01T00:00:00Z">
     <w:p>
       <w:pPr>
         <w:pStyle w:val="CommentText"/>
@@ -9715,7 +9963,7 @@
       </w:r>
     </w:p>
   </w:comment>
-  <w:comment w:id="35" w:author="Подсказка" w:initials="П" w:date="2026-01-01T00:00:00Z">
+  <w:comment w:id="37" w:author="Подсказка" w:initials="П" w:date="2026-01-01T00:00:00Z">
     <w:p>
       <w:pPr>
         <w:pStyle w:val="CommentText"/>
@@ -9731,7 +9979,7 @@
       </w:r>
     </w:p>
   </w:comment>
-  <w:comment w:id="36" w:author="Подсказка" w:initials="П" w:date="2026-01-01T00:00:00Z">
+  <w:comment w:id="38" w:author="Подсказка" w:initials="П" w:date="2026-01-01T00:00:00Z">
     <w:p>
       <w:pPr>
         <w:pStyle w:val="CommentText"/>
@@ -9747,7 +9995,7 @@
       </w:r>
     </w:p>
   </w:comment>
-  <w:comment w:id="37" w:author="Подсказка" w:initials="П" w:date="2026-01-01T00:00:00Z">
+  <w:comment w:id="39" w:author="Подсказка" w:initials="П" w:date="2026-01-01T00:00:00Z">
     <w:p>
       <w:pPr>
         <w:pStyle w:val="CommentText"/>
@@ -9763,38 +10011,6 @@
       </w:r>
     </w:p>
   </w:comment>
-  <w:comment w:id="38" w:author="Подсказка" w:initials="П" w:date="2026-01-01T00:00:00Z">
-    <w:p>
-      <w:pPr>
-        <w:pStyle w:val="CommentText"/>
-      </w:pPr>
-      <w:r>
-        <w:rPr>
-          <w:rStyle w:val="CommentReference"/>
-        </w:rPr>
-        <w:annotationRef/>
-      </w:r>
-      <w:r>
-        <w:t>Полное наименование. Пример: Автономная некоммерческая организация «ВСКС»</w:t>
-      </w:r>
-    </w:p>
-  </w:comment>
-  <w:comment w:id="39" w:author="Подсказка" w:initials="П" w:date="2026-01-01T00:00:00Z">
-    <w:p>
-      <w:pPr>
-        <w:pStyle w:val="CommentText"/>
-      </w:pPr>
-      <w:r>
-        <w:rPr>
-          <w:rStyle w:val="CommentReference"/>
-        </w:rPr>
-        <w:annotationRef/>
-      </w:r>
-      <w:r>
-        <w:t>Краткое наименование Заказчика (из карточки организации). Пример: АНО «ВСКС»</w:t>
-      </w:r>
-    </w:p>
-  </w:comment>
   <w:comment w:id="40" w:author="Подсказка" w:initials="П" w:date="2026-01-01T00:00:00Z">
     <w:p>
       <w:pPr>
@@ -9807,11 +10023,59 @@
         <w:annotationRef/>
       </w:r>
       <w:r>
+        <w:t>Полное наименование. Пример: Автономная некоммерческая организация «Пример»</w:t>
+      </w:r>
+    </w:p>
+  </w:comment>
+  <w:comment w:id="41" w:author="Подсказка" w:initials="П" w:date="2026-01-01T00:00:00Z">
+    <w:p>
+      <w:pPr>
+        <w:pStyle w:val="CommentText"/>
+      </w:pPr>
+      <w:r>
+        <w:rPr>
+          <w:rStyle w:val="CommentReference"/>
+        </w:rPr>
+        <w:annotationRef/>
+      </w:r>
+      <w:r>
+        <w:t>Краткое наименование Заказчика (из карточки организации). Пример: АНО «Пример»</w:t>
+      </w:r>
+    </w:p>
+  </w:comment>
+  <w:comment w:id="42" w:author="Подсказка" w:initials="П" w:date="2026-01-01T00:00:00Z">
+    <w:p>
+      <w:pPr>
+        <w:pStyle w:val="CommentText"/>
+      </w:pPr>
+      <w:r>
+        <w:rPr>
+          <w:rStyle w:val="CommentReference"/>
+        </w:rPr>
+        <w:annotationRef/>
+      </w:r>
+      <w:r>
         <w:t>Юридический адрес. Пример: г. Москва, ул. Ленина, д. 1</w:t>
       </w:r>
     </w:p>
   </w:comment>
-  <w:comment w:id="41" w:author="Подсказка" w:initials="П" w:date="2026-01-01T00:00:00Z">
+  <w:comment w:id="43" w:author="Подсказка" w:initials="П" w:date="2026-01-01T00:00:00Z">
+    <w:p>
+      <w:pPr>
+        <w:pStyle w:val="CommentText"/>
+      </w:pPr>
+      <w:r>
+        <w:rPr>
+          <w:rStyle w:val="CommentReference"/>
+        </w:rPr>
+        <w:annotationRef/>
+      </w:r>
+      <w:r>
+        <w:t>Краткое наименование Заказчика (из карточки организации). Пример: АНО «Пример»</w:t>
+      </w:r>
+    </w:p>
+  </w:comment>
+  <w:comment w:id="44" w:author="Подсказка" w:initials="П" w:date="2026-01-01T00:00:00Z">
     <w:p>
       <w:pPr>
         <w:pStyle w:val="CommentText"/>
@@ -9827,7 +10091,7 @@
       </w:r>
     </w:p>
   </w:comment>
-  <w:comment w:id="42" w:author="Подсказка" w:initials="П" w:date="2026-01-01T00:00:00Z">
+  <w:comment w:id="45" w:author="Подсказка" w:initials="П" w:date="2026-01-01T00:00:00Z">
     <w:p>
       <w:pPr>
         <w:pStyle w:val="CommentText"/>
@@ -9843,7 +10107,7 @@
       </w:r>
     </w:p>
   </w:comment>
-  <w:comment w:id="43" w:author="Подсказка" w:initials="П" w:date="2026-01-01T00:00:00Z">
+  <w:comment w:id="46" w:author="Подсказка" w:initials="П" w:date="2026-01-01T00:00:00Z">
     <w:p>
       <w:pPr>
         <w:pStyle w:val="CommentText"/>
@@ -9859,39 +10123,39 @@
       </w:r>
     </w:p>
   </w:comment>
-  <w:comment w:id="44" w:author="Подсказка" w:initials="П" w:date="2026-01-01T00:00:00Z">
-    <w:p>
-      <w:pPr>
-        <w:pStyle w:val="CommentText"/>
-      </w:pPr>
-      <w:r>
-        <w:rPr>
-          <w:rStyle w:val="CommentReference"/>
-        </w:rPr>
-        <w:annotationRef/>
-      </w:r>
-      <w:r>
-        <w:t>Полное наименование. Пример: Автономная некоммерческая организация «ВСКС»</w:t>
-      </w:r>
-    </w:p>
-  </w:comment>
-  <w:comment w:id="45" w:author="Подсказка" w:initials="П" w:date="2026-01-01T00:00:00Z">
-    <w:p>
-      <w:pPr>
-        <w:pStyle w:val="CommentText"/>
-      </w:pPr>
-      <w:r>
-        <w:rPr>
-          <w:rStyle w:val="CommentReference"/>
-        </w:rPr>
-        <w:annotationRef/>
-      </w:r>
-      <w:r>
-        <w:t>Краткое наименование Заказчика (из карточки организации). Пример: АНО «ВСКС»</w:t>
-      </w:r>
-    </w:p>
-  </w:comment>
-  <w:comment w:id="46" w:author="Подсказка" w:initials="П" w:date="2026-01-01T00:00:00Z">
+  <w:comment w:id="47" w:author="Подсказка" w:initials="П" w:date="2026-01-01T00:00:00Z">
+    <w:p>
+      <w:pPr>
+        <w:pStyle w:val="CommentText"/>
+      </w:pPr>
+      <w:r>
+        <w:rPr>
+          <w:rStyle w:val="CommentReference"/>
+        </w:rPr>
+        <w:annotationRef/>
+      </w:r>
+      <w:r>
+        <w:t>Полное наименование. Пример: Автономная некоммерческая организация «Пример»</w:t>
+      </w:r>
+    </w:p>
+  </w:comment>
+  <w:comment w:id="48" w:author="Подсказка" w:initials="П" w:date="2026-01-01T00:00:00Z">
+    <w:p>
+      <w:pPr>
+        <w:pStyle w:val="CommentText"/>
+      </w:pPr>
+      <w:r>
+        <w:rPr>
+          <w:rStyle w:val="CommentReference"/>
+        </w:rPr>
+        <w:annotationRef/>
+      </w:r>
+      <w:r>
+        <w:t>Краткое наименование Заказчика (из карточки организации). Пример: АНО «Пример»</w:t>
+      </w:r>
+    </w:p>
+  </w:comment>
+  <w:comment w:id="49" w:author="Подсказка" w:initials="П" w:date="2026-01-01T00:00:00Z">
     <w:p>
       <w:pPr>
         <w:pStyle w:val="CommentText"/>
@@ -9907,7 +10171,23 @@
       </w:r>
     </w:p>
   </w:comment>
-  <w:comment w:id="47" w:author="Подсказка" w:initials="П" w:date="2026-01-01T00:00:00Z">
+  <w:comment w:id="50" w:author="Подсказка" w:initials="П" w:date="2026-01-01T00:00:00Z">
+    <w:p>
+      <w:pPr>
+        <w:pStyle w:val="CommentText"/>
+      </w:pPr>
+      <w:r>
+        <w:rPr>
+          <w:rStyle w:val="CommentReference"/>
+        </w:rPr>
+        <w:annotationRef/>
+      </w:r>
+      <w:r>
+        <w:t>Краткое наименование Заказчика (из карточки организации). Пример: АНО «Пример»</w:t>
+      </w:r>
+    </w:p>
+  </w:comment>
+  <w:comment w:id="51" w:author="Подсказка" w:initials="П" w:date="2026-01-01T00:00:00Z">
     <w:p>
       <w:pPr>
         <w:pStyle w:val="CommentText"/>
@@ -9923,7 +10203,7 @@
       </w:r>
     </w:p>
   </w:comment>
-  <w:comment w:id="48" w:author="Подсказка" w:initials="П" w:date="2026-01-01T00:00:00Z">
+  <w:comment w:id="52" w:author="Подсказка" w:initials="П" w:date="2026-01-01T00:00:00Z">
     <w:p>
       <w:pPr>
         <w:pStyle w:val="CommentText"/>
@@ -9939,7 +10219,7 @@
       </w:r>
     </w:p>
   </w:comment>
-  <w:comment w:id="49" w:author="Подсказка" w:initials="П" w:date="2026-01-01T00:00:00Z">
+  <w:comment w:id="53" w:author="Подсказка" w:initials="П" w:date="2026-01-01T00:00:00Z">
     <w:p>
       <w:pPr>
         <w:pStyle w:val="CommentText"/>
@@ -9955,7 +10235,23 @@
       </w:r>
     </w:p>
   </w:comment>
-  <w:comment w:id="50" w:author="Подсказка" w:initials="П" w:date="2026-01-01T00:00:00Z">
+  <w:comment w:id="54" w:author="Подсказка" w:initials="П" w:date="2026-01-01T00:00:00Z">
+    <w:p>
+      <w:pPr>
+        <w:pStyle w:val="CommentText"/>
+      </w:pPr>
+      <w:r>
+        <w:rPr>
+          <w:rStyle w:val="CommentReference"/>
+        </w:rPr>
+        <w:annotationRef/>
+      </w:r>
+      <w:r>
+        <w:t>Краткое наименование Заказчика (из карточки организации). Пример: АНО «Пример»</w:t>
+      </w:r>
+    </w:p>
+  </w:comment>
+  <w:comment w:id="55" w:author="Подсказка" w:initials="П" w:date="2026-01-01T00:00:00Z">
     <w:p>
       <w:pPr>
         <w:pStyle w:val="CommentText"/>
@@ -9971,7 +10267,7 @@
       </w:r>
     </w:p>
   </w:comment>
-  <w:comment w:id="51" w:author="Подсказка" w:initials="П" w:date="2026-01-01T00:00:00Z">
+  <w:comment w:id="56" w:author="Подсказка" w:initials="П" w:date="2026-01-01T00:00:00Z">
     <w:p>
       <w:pPr>
         <w:pStyle w:val="CommentText"/>
@@ -9987,7 +10283,7 @@
       </w:r>
     </w:p>
   </w:comment>
-  <w:comment w:id="52" w:author="Подсказка" w:initials="П" w:date="2026-01-01T00:00:00Z">
+  <w:comment w:id="57" w:author="Подсказка" w:initials="П" w:date="2026-01-01T00:00:00Z">
     <w:p>
       <w:pPr>
         <w:pStyle w:val="CommentText"/>
@@ -10003,7 +10299,7 @@
       </w:r>
     </w:p>
   </w:comment>
-  <w:comment w:id="53" w:author="Подсказка" w:initials="П" w:date="2026-01-01T00:00:00Z">
+  <w:comment w:id="58" w:author="Подсказка" w:initials="П" w:date="2026-01-01T00:00:00Z">
     <w:p>
       <w:pPr>
         <w:pStyle w:val="CommentText"/>
@@ -10019,7 +10315,7 @@
       </w:r>
     </w:p>
   </w:comment>
-  <w:comment w:id="54" w:author="Подсказка" w:initials="П" w:date="2026-01-01T00:00:00Z">
+  <w:comment w:id="59" w:author="Подсказка" w:initials="П" w:date="2026-01-01T00:00:00Z">
     <w:p>
       <w:pPr>
         <w:pStyle w:val="CommentText"/>
@@ -10035,23 +10331,23 @@
       </w:r>
     </w:p>
   </w:comment>
-  <w:comment w:id="55" w:author="Подсказка" w:initials="П" w:date="2026-01-01T00:00:00Z">
-    <w:p>
-      <w:pPr>
-        <w:pStyle w:val="CommentText"/>
-      </w:pPr>
-      <w:r>
-        <w:rPr>
-          <w:rStyle w:val="CommentReference"/>
-        </w:rPr>
-        <w:annotationRef/>
-      </w:r>
-      <w:r>
-        <w:t>Банк Заказчика. Пример: ПАО «Сбербанк»</w:t>
-      </w:r>
-    </w:p>
-  </w:comment>
-  <w:comment w:id="56" w:author="Подсказка" w:initials="П" w:date="2026-01-01T00:00:00Z">
+  <w:comment w:id="60" w:author="Подсказка" w:initials="П" w:date="2026-01-01T00:00:00Z">
+    <w:p>
+      <w:pPr>
+        <w:pStyle w:val="CommentText"/>
+      </w:pPr>
+      <w:r>
+        <w:rPr>
+          <w:rStyle w:val="CommentReference"/>
+        </w:rPr>
+        <w:annotationRef/>
+      </w:r>
+      <w:r>
+        <w:t>Банк Заказчика. Пример: ПАО «Банк Пример»</w:t>
+      </w:r>
+    </w:p>
+  </w:comment>
+  <w:comment w:id="61" w:author="Подсказка" w:initials="П" w:date="2026-01-01T00:00:00Z">
     <w:p>
       <w:pPr>
         <w:pStyle w:val="CommentText"/>
@@ -10067,86 +10363,6 @@
       </w:r>
     </w:p>
   </w:comment>
-  <w:comment w:id="57" w:author="Подсказка" w:initials="П" w:date="2026-01-01T00:00:00Z">
-    <w:p>
-      <w:pPr>
-        <w:pStyle w:val="CommentText"/>
-      </w:pPr>
-      <w:r>
-        <w:rPr>
-          <w:rStyle w:val="CommentReference"/>
-        </w:rPr>
-        <w:annotationRef/>
-      </w:r>
-      <w:r>
-        <w:t>Расчётный счёт Заказчика. Пример: 40703810400000000001</w:t>
-      </w:r>
-    </w:p>
-  </w:comment>
-  <w:comment w:id="58" w:author="Подсказка" w:initials="П" w:date="2026-01-01T00:00:00Z">
-    <w:p>
-      <w:pPr>
-        <w:pStyle w:val="CommentText"/>
-      </w:pPr>
-      <w:r>
-        <w:rPr>
-          <w:rStyle w:val="CommentReference"/>
-        </w:rPr>
-        <w:annotationRef/>
-      </w:r>
-      <w:r>
-        <w:t>Банк Заказчика. Пример: ПАО «Сбербанк»</w:t>
-      </w:r>
-    </w:p>
-  </w:comment>
-  <w:comment w:id="59" w:author="Подсказка" w:initials="П" w:date="2026-01-01T00:00:00Z">
-    <w:p>
-      <w:pPr>
-        <w:pStyle w:val="CommentText"/>
-      </w:pPr>
-      <w:r>
-        <w:rPr>
-          <w:rStyle w:val="CommentReference"/>
-        </w:rPr>
-        <w:annotationRef/>
-      </w:r>
-      <w:r>
-        <w:t>БИК банка Заказчика. Пример: 044525225</w:t>
-      </w:r>
-    </w:p>
-  </w:comment>
-  <w:comment w:id="60" w:author="Подсказка" w:initials="П" w:date="2026-01-01T00:00:00Z">
-    <w:p>
-      <w:pPr>
-        <w:pStyle w:val="CommentText"/>
-      </w:pPr>
-      <w:r>
-        <w:rPr>
-          <w:rStyle w:val="CommentReference"/>
-        </w:rPr>
-        <w:annotationRef/>
-      </w:r>
-      <w:r>
-        <w:t>Телефон. Пример: +7 (495) 000-00-01</w:t>
-      </w:r>
-    </w:p>
-  </w:comment>
-  <w:comment w:id="61" w:author="Подсказка" w:initials="П" w:date="2026-01-01T00:00:00Z">
-    <w:p>
-      <w:pPr>
-        <w:pStyle w:val="CommentText"/>
-      </w:pPr>
-      <w:r>
-        <w:rPr>
-          <w:rStyle w:val="CommentReference"/>
-        </w:rPr>
-        <w:annotationRef/>
-      </w:r>
-      <w:r>
-        <w:t>Email. Пример: info@vsks.ru</w:t>
-      </w:r>
-    </w:p>
-  </w:comment>
   <w:comment w:id="62" w:author="Подсказка" w:initials="П" w:date="2026-01-01T00:00:00Z">
     <w:p>
       <w:pPr>
@@ -10159,27 +10375,155 @@
         <w:annotationRef/>
       </w:r>
       <w:r>
+        <w:t>Расчётный счёт Заказчика. Пример: 40703810000000000000</w:t>
+      </w:r>
+    </w:p>
+  </w:comment>
+  <w:comment w:id="63" w:author="Подсказка" w:initials="П" w:date="2026-01-01T00:00:00Z">
+    <w:p>
+      <w:pPr>
+        <w:pStyle w:val="CommentText"/>
+      </w:pPr>
+      <w:r>
+        <w:rPr>
+          <w:rStyle w:val="CommentReference"/>
+        </w:rPr>
+        <w:annotationRef/>
+      </w:r>
+      <w:r>
+        <w:t>Банк Заказчика. Пример: ПАО «Банк Пример»</w:t>
+      </w:r>
+    </w:p>
+  </w:comment>
+  <w:comment w:id="64" w:author="Подсказка" w:initials="П" w:date="2026-01-01T00:00:00Z">
+    <w:p>
+      <w:pPr>
+        <w:pStyle w:val="CommentText"/>
+      </w:pPr>
+      <w:r>
+        <w:rPr>
+          <w:rStyle w:val="CommentReference"/>
+        </w:rPr>
+        <w:annotationRef/>
+      </w:r>
+      <w:r>
+        <w:t>БИК банка Заказчика. Пример: 044500000</w:t>
+      </w:r>
+    </w:p>
+  </w:comment>
+  <w:comment w:id="65" w:author="Подсказка" w:initials="П" w:date="2026-01-01T00:00:00Z">
+    <w:p>
+      <w:pPr>
+        <w:pStyle w:val="CommentText"/>
+      </w:pPr>
+      <w:r>
+        <w:rPr>
+          <w:rStyle w:val="CommentReference"/>
+        </w:rPr>
+        <w:annotationRef/>
+      </w:r>
+      <w:r>
+        <w:t>Корр. счёт Заказчика. Пример: 30101810000000000000</w:t>
+      </w:r>
+    </w:p>
+  </w:comment>
+  <w:comment w:id="66" w:author="Подсказка" w:initials="П" w:date="2026-01-01T00:00:00Z">
+    <w:p>
+      <w:pPr>
+        <w:pStyle w:val="CommentText"/>
+      </w:pPr>
+      <w:r>
+        <w:rPr>
+          <w:rStyle w:val="CommentReference"/>
+        </w:rPr>
+        <w:annotationRef/>
+      </w:r>
+      <w:r>
+        <w:t>ОКПО вашей организации, 8 цифр. Пример: 12345678</w:t>
+      </w:r>
+    </w:p>
+  </w:comment>
+  <w:comment w:id="67" w:author="Подсказка" w:initials="П" w:date="2026-01-01T00:00:00Z">
+    <w:p>
+      <w:pPr>
+        <w:pStyle w:val="CommentText"/>
+      </w:pPr>
+      <w:r>
+        <w:rPr>
+          <w:rStyle w:val="CommentReference"/>
+        </w:rPr>
+        <w:annotationRef/>
+      </w:r>
+      <w:r>
+        <w:t>Телефон. Пример: +7 (900) 000-00-00</w:t>
+      </w:r>
+    </w:p>
+  </w:comment>
+  <w:comment w:id="68" w:author="Подсказка" w:initials="П" w:date="2026-01-01T00:00:00Z">
+    <w:p>
+      <w:pPr>
+        <w:pStyle w:val="CommentText"/>
+      </w:pPr>
+      <w:r>
+        <w:rPr>
+          <w:rStyle w:val="CommentReference"/>
+        </w:rPr>
+        <w:annotationRef/>
+      </w:r>
+      <w:r>
+        <w:t>Email. Пример: info@example.ru</w:t>
+      </w:r>
+    </w:p>
+  </w:comment>
+  <w:comment w:id="69" w:author="Подсказка" w:initials="П" w:date="2026-01-01T00:00:00Z">
+    <w:p>
+      <w:pPr>
+        <w:pStyle w:val="CommentText"/>
+      </w:pPr>
+      <w:r>
+        <w:rPr>
+          <w:rStyle w:val="CommentReference"/>
+        </w:rPr>
+        <w:annotationRef/>
+      </w:r>
+      <w:r>
         <w:t>Должность подписанта. Пример: Президент</w:t>
       </w:r>
     </w:p>
   </w:comment>
-  <w:comment w:id="63" w:author="Подсказка" w:initials="П" w:date="2026-01-01T00:00:00Z">
-    <w:p>
-      <w:pPr>
-        <w:pStyle w:val="CommentText"/>
-      </w:pPr>
-      <w:r>
-        <w:rPr>
-          <w:rStyle w:val="CommentReference"/>
-        </w:rPr>
-        <w:annotationRef/>
-      </w:r>
-      <w:r>
-        <w:t>Подписант заказчика в формате «И.О. Фамилия». Пример: И.И. Иванов</w:t>
-      </w:r>
-    </w:p>
-  </w:comment>
-  <w:comment w:id="64" w:author="Подсказка" w:initials="П" w:date="2026-01-01T00:00:00Z">
+  <w:comment w:id="70" w:author="Подсказка" w:initials="П" w:date="2026-01-01T00:00:00Z">
+    <w:p>
+      <w:pPr>
+        <w:pStyle w:val="CommentText"/>
+      </w:pPr>
+      <w:r>
+        <w:rPr>
+          <w:rStyle w:val="CommentReference"/>
+        </w:rPr>
+        <w:annotationRef/>
+      </w:r>
+      <w:r>
+        <w:t>Подписант заказчика в формате «И.О. Фамилия». Пример: П.П. Петров</w:t>
+      </w:r>
+    </w:p>
+  </w:comment>
+  <w:comment w:id="71" w:author="Подсказка" w:initials="П" w:date="2026-01-01T00:00:00Z">
+    <w:p>
+      <w:pPr>
+        <w:pStyle w:val="CommentText"/>
+      </w:pPr>
+      <w:r>
+        <w:rPr>
+          <w:rStyle w:val="CommentReference"/>
+        </w:rPr>
+        <w:annotationRef/>
+      </w:r>
+      <w:r>
+        <w:t>Краткое наименование Заказчика (из карточки организации). Пример: АНО «Пример»</w:t>
+      </w:r>
+    </w:p>
+  </w:comment>
+  <w:comment w:id="72" w:author="Подсказка" w:initials="П" w:date="2026-01-01T00:00:00Z">
     <w:p>
       <w:pPr>
         <w:pStyle w:val="CommentText"/>
@@ -10195,7 +10539,7 @@
       </w:r>
     </w:p>
   </w:comment>
-  <w:comment w:id="65" w:author="Подсказка" w:initials="П" w:date="2026-01-01T00:00:00Z">
+  <w:comment w:id="73" w:author="Подсказка" w:initials="П" w:date="2026-01-01T00:00:00Z">
     <w:p>
       <w:pPr>
         <w:pStyle w:val="CommentText"/>
@@ -10211,7 +10555,7 @@
       </w:r>
     </w:p>
   </w:comment>
-  <w:comment w:id="66" w:author="Подсказка" w:initials="П" w:date="2026-01-01T00:00:00Z">
+  <w:comment w:id="74" w:author="Подсказка" w:initials="П" w:date="2026-01-01T00:00:00Z">
     <w:p>
       <w:pPr>
         <w:pStyle w:val="CommentText"/>
@@ -10227,7 +10571,7 @@
       </w:r>
     </w:p>
   </w:comment>
-  <w:comment w:id="67" w:author="Подсказка" w:initials="П" w:date="2026-01-01T00:00:00Z">
+  <w:comment w:id="75" w:author="Подсказка" w:initials="П" w:date="2026-01-01T00:00:00Z">
     <w:p>
       <w:pPr>
         <w:pStyle w:val="CommentText"/>
@@ -10243,7 +10587,7 @@
       </w:r>
     </w:p>
   </w:comment>
-  <w:comment w:id="68" w:author="Подсказка" w:initials="П" w:date="2026-01-01T00:00:00Z">
+  <w:comment w:id="76" w:author="Подсказка" w:initials="П" w:date="2026-01-01T00:00:00Z">
     <w:p>
       <w:pPr>
         <w:pStyle w:val="CommentText"/>
@@ -10259,23 +10603,23 @@
       </w:r>
     </w:p>
   </w:comment>
-  <w:comment w:id="69" w:author="Подсказка" w:initials="П" w:date="2026-01-01T00:00:00Z">
-    <w:p>
-      <w:pPr>
-        <w:pStyle w:val="CommentText"/>
-      </w:pPr>
-      <w:r>
-        <w:rPr>
-          <w:rStyle w:val="CommentReference"/>
-        </w:rPr>
-        <w:annotationRef/>
-      </w:r>
-      <w:r>
-        <w:t>Банк Заказчика. Пример: ПАО «Сбербанк»</w:t>
-      </w:r>
-    </w:p>
-  </w:comment>
-  <w:comment w:id="70" w:author="Подсказка" w:initials="П" w:date="2026-01-01T00:00:00Z">
+  <w:comment w:id="77" w:author="Подсказка" w:initials="П" w:date="2026-01-01T00:00:00Z">
+    <w:p>
+      <w:pPr>
+        <w:pStyle w:val="CommentText"/>
+      </w:pPr>
+      <w:r>
+        <w:rPr>
+          <w:rStyle w:val="CommentReference"/>
+        </w:rPr>
+        <w:annotationRef/>
+      </w:r>
+      <w:r>
+        <w:t>Банк Заказчика. Пример: ПАО «Банк Пример»</w:t>
+      </w:r>
+    </w:p>
+  </w:comment>
+  <w:comment w:id="78" w:author="Подсказка" w:initials="П" w:date="2026-01-01T00:00:00Z">
     <w:p>
       <w:pPr>
         <w:pStyle w:val="CommentText"/>
@@ -10291,87 +10635,119 @@
       </w:r>
     </w:p>
   </w:comment>
-  <w:comment w:id="71" w:author="Подсказка" w:initials="П" w:date="2026-01-01T00:00:00Z">
-    <w:p>
-      <w:pPr>
-        <w:pStyle w:val="CommentText"/>
-      </w:pPr>
-      <w:r>
-        <w:rPr>
-          <w:rStyle w:val="CommentReference"/>
-        </w:rPr>
-        <w:annotationRef/>
-      </w:r>
-      <w:r>
-        <w:t>Расчётный счёт Заказчика. Пример: 40703810400000000001</w:t>
-      </w:r>
-    </w:p>
-  </w:comment>
-  <w:comment w:id="72" w:author="Подсказка" w:initials="П" w:date="2026-01-01T00:00:00Z">
-    <w:p>
-      <w:pPr>
-        <w:pStyle w:val="CommentText"/>
-      </w:pPr>
-      <w:r>
-        <w:rPr>
-          <w:rStyle w:val="CommentReference"/>
-        </w:rPr>
-        <w:annotationRef/>
-      </w:r>
-      <w:r>
-        <w:t>Банк Заказчика. Пример: ПАО «Сбербанк»</w:t>
-      </w:r>
-    </w:p>
-  </w:comment>
-  <w:comment w:id="73" w:author="Подсказка" w:initials="П" w:date="2026-01-01T00:00:00Z">
-    <w:p>
-      <w:pPr>
-        <w:pStyle w:val="CommentText"/>
-      </w:pPr>
-      <w:r>
-        <w:rPr>
-          <w:rStyle w:val="CommentReference"/>
-        </w:rPr>
-        <w:annotationRef/>
-      </w:r>
-      <w:r>
-        <w:t>БИК банка Заказчика. Пример: 044525225</w:t>
-      </w:r>
-    </w:p>
-  </w:comment>
-  <w:comment w:id="74" w:author="Подсказка" w:initials="П" w:date="2026-01-01T00:00:00Z">
-    <w:p>
-      <w:pPr>
-        <w:pStyle w:val="CommentText"/>
-      </w:pPr>
-      <w:r>
-        <w:rPr>
-          <w:rStyle w:val="CommentReference"/>
-        </w:rPr>
-        <w:annotationRef/>
-      </w:r>
-      <w:r>
-        <w:t>Телефон. Пример: +7 (495) 000-00-01</w:t>
-      </w:r>
-    </w:p>
-  </w:comment>
-  <w:comment w:id="75" w:author="Подсказка" w:initials="П" w:date="2026-01-01T00:00:00Z">
-    <w:p>
-      <w:pPr>
-        <w:pStyle w:val="CommentText"/>
-      </w:pPr>
-      <w:r>
-        <w:rPr>
-          <w:rStyle w:val="CommentReference"/>
-        </w:rPr>
-        <w:annotationRef/>
-      </w:r>
-      <w:r>
-        <w:t>Email. Пример: info@vsks.ru</w:t>
-      </w:r>
-    </w:p>
-  </w:comment>
-  <w:comment w:id="76" w:author="Подсказка" w:initials="П" w:date="2026-01-01T00:00:00Z">
+  <w:comment w:id="79" w:author="Подсказка" w:initials="П" w:date="2026-01-01T00:00:00Z">
+    <w:p>
+      <w:pPr>
+        <w:pStyle w:val="CommentText"/>
+      </w:pPr>
+      <w:r>
+        <w:rPr>
+          <w:rStyle w:val="CommentReference"/>
+        </w:rPr>
+        <w:annotationRef/>
+      </w:r>
+      <w:r>
+        <w:t>Расчётный счёт Заказчика. Пример: 40703810000000000000</w:t>
+      </w:r>
+    </w:p>
+  </w:comment>
+  <w:comment w:id="80" w:author="Подсказка" w:initials="П" w:date="2026-01-01T00:00:00Z">
+    <w:p>
+      <w:pPr>
+        <w:pStyle w:val="CommentText"/>
+      </w:pPr>
+      <w:r>
+        <w:rPr>
+          <w:rStyle w:val="CommentReference"/>
+        </w:rPr>
+        <w:annotationRef/>
+      </w:r>
+      <w:r>
+        <w:t>Банк Заказчика. Пример: ПАО «Банк Пример»</w:t>
+      </w:r>
+    </w:p>
+  </w:comment>
+  <w:comment w:id="81" w:author="Подсказка" w:initials="П" w:date="2026-01-01T00:00:00Z">
+    <w:p>
+      <w:pPr>
+        <w:pStyle w:val="CommentText"/>
+      </w:pPr>
+      <w:r>
+        <w:rPr>
+          <w:rStyle w:val="CommentReference"/>
+        </w:rPr>
+        <w:annotationRef/>
+      </w:r>
+      <w:r>
+        <w:t>БИК банка Заказчика. Пример: 044500000</w:t>
+      </w:r>
+    </w:p>
+  </w:comment>
+  <w:comment w:id="82" w:author="Подсказка" w:initials="П" w:date="2026-01-01T00:00:00Z">
+    <w:p>
+      <w:pPr>
+        <w:pStyle w:val="CommentText"/>
+      </w:pPr>
+      <w:r>
+        <w:rPr>
+          <w:rStyle w:val="CommentReference"/>
+        </w:rPr>
+        <w:annotationRef/>
+      </w:r>
+      <w:r>
+        <w:t>Корр. счёт Заказчика. Пример: 30101810000000000000</w:t>
+      </w:r>
+    </w:p>
+  </w:comment>
+  <w:comment w:id="83" w:author="Подсказка" w:initials="П" w:date="2026-01-01T00:00:00Z">
+    <w:p>
+      <w:pPr>
+        <w:pStyle w:val="CommentText"/>
+      </w:pPr>
+      <w:r>
+        <w:rPr>
+          <w:rStyle w:val="CommentReference"/>
+        </w:rPr>
+        <w:annotationRef/>
+      </w:r>
+      <w:r>
+        <w:t>ОКПО вашей организации, 8 цифр. Пример: 12345678</w:t>
+      </w:r>
+    </w:p>
+  </w:comment>
+  <w:comment w:id="84" w:author="Подсказка" w:initials="П" w:date="2026-01-01T00:00:00Z">
+    <w:p>
+      <w:pPr>
+        <w:pStyle w:val="CommentText"/>
+      </w:pPr>
+      <w:r>
+        <w:rPr>
+          <w:rStyle w:val="CommentReference"/>
+        </w:rPr>
+        <w:annotationRef/>
+      </w:r>
+      <w:r>
+        <w:t>Телефон. Пример: +7 (900) 000-00-00</w:t>
+      </w:r>
+    </w:p>
+  </w:comment>
+  <w:comment w:id="85" w:author="Подсказка" w:initials="П" w:date="2026-01-01T00:00:00Z">
+    <w:p>
+      <w:pPr>
+        <w:pStyle w:val="CommentText"/>
+      </w:pPr>
+      <w:r>
+        <w:rPr>
+          <w:rStyle w:val="CommentReference"/>
+        </w:rPr>
+        <w:annotationRef/>
+      </w:r>
+      <w:r>
+        <w:t>Email. Пример: info@example.ru</w:t>
+      </w:r>
+    </w:p>
+  </w:comment>
+  <w:comment w:id="86" w:author="Подсказка" w:initials="П" w:date="2026-01-01T00:00:00Z">
     <w:p>
       <w:pPr>
         <w:pStyle w:val="CommentText"/>
@@ -10387,23 +10763,23 @@
       </w:r>
     </w:p>
   </w:comment>
-  <w:comment w:id="77" w:author="Подсказка" w:initials="П" w:date="2026-01-01T00:00:00Z">
-    <w:p>
-      <w:pPr>
-        <w:pStyle w:val="CommentText"/>
-      </w:pPr>
-      <w:r>
-        <w:rPr>
-          <w:rStyle w:val="CommentReference"/>
-        </w:rPr>
-        <w:annotationRef/>
-      </w:r>
-      <w:r>
-        <w:t>Подписант заказчика в формате «И.О. Фамилия». Пример: И.И. Иванов</w:t>
-      </w:r>
-    </w:p>
-  </w:comment>
-  <w:comment w:id="78" w:author="Подсказка" w:initials="П" w:date="2026-01-01T00:00:00Z">
+  <w:comment w:id="87" w:author="Подсказка" w:initials="П" w:date="2026-01-01T00:00:00Z">
+    <w:p>
+      <w:pPr>
+        <w:pStyle w:val="CommentText"/>
+      </w:pPr>
+      <w:r>
+        <w:rPr>
+          <w:rStyle w:val="CommentReference"/>
+        </w:rPr>
+        <w:annotationRef/>
+      </w:r>
+      <w:r>
+        <w:t>Подписант заказчика в формате «И.О. Фамилия». Пример: П.П. Петров</w:t>
+      </w:r>
+    </w:p>
+  </w:comment>
+  <w:comment w:id="88" w:author="Подсказка" w:initials="П" w:date="2026-01-01T00:00:00Z">
     <w:p>
       <w:pPr>
         <w:pStyle w:val="CommentText"/>
@@ -10419,7 +10795,7 @@
       </w:r>
     </w:p>
   </w:comment>
-  <w:comment w:id="79" w:author="Подсказка" w:initials="П" w:date="2026-01-01T00:00:00Z">
+  <w:comment w:id="89" w:author="Подсказка" w:initials="П" w:date="2026-01-01T00:00:00Z">
     <w:p>
       <w:pPr>
         <w:pStyle w:val="CommentText"/>
@@ -10435,7 +10811,7 @@
       </w:r>
     </w:p>
   </w:comment>
-  <w:comment w:id="80" w:author="Подсказка" w:initials="П" w:date="2026-01-01T00:00:00Z">
+  <w:comment w:id="90" w:author="Подсказка" w:initials="П" w:date="2026-01-01T00:00:00Z">
     <w:p>
       <w:pPr>
         <w:pStyle w:val="CommentText"/>
@@ -10451,7 +10827,7 @@
       </w:r>
     </w:p>
   </w:comment>
-  <w:comment w:id="81" w:author="Подсказка" w:initials="П" w:date="2026-01-01T00:00:00Z">
+  <w:comment w:id="91" w:author="Подсказка" w:initials="П" w:date="2026-01-01T00:00:00Z">
     <w:p>
       <w:pPr>
         <w:pStyle w:val="CommentText"/>
@@ -10467,7 +10843,23 @@
       </w:r>
     </w:p>
   </w:comment>
-  <w:comment w:id="82" w:author="Подсказка" w:initials="П" w:date="2026-01-01T00:00:00Z">
+  <w:comment w:id="92" w:author="Подсказка" w:initials="П" w:date="2026-01-01T00:00:00Z">
+    <w:p>
+      <w:pPr>
+        <w:pStyle w:val="CommentText"/>
+      </w:pPr>
+      <w:r>
+        <w:rPr>
+          <w:rStyle w:val="CommentReference"/>
+        </w:rPr>
+        <w:annotationRef/>
+      </w:r>
+      <w:r>
+        <w:t>Краткое наименование Заказчика (из карточки организации). Пример: АНО «Пример»</w:t>
+      </w:r>
+    </w:p>
+  </w:comment>
+  <w:comment w:id="93" w:author="Подсказка" w:initials="П" w:date="2026-01-01T00:00:00Z">
     <w:p>
       <w:pPr>
         <w:pStyle w:val="CommentText"/>
@@ -10483,7 +10875,7 @@
       </w:r>
     </w:p>
   </w:comment>
-  <w:comment w:id="83" w:author="Подсказка" w:initials="П" w:date="2026-01-01T00:00:00Z">
+  <w:comment w:id="94" w:author="Подсказка" w:initials="П" w:date="2026-01-01T00:00:00Z">
     <w:p>
       <w:pPr>
         <w:pStyle w:val="CommentText"/>
@@ -10499,7 +10891,7 @@
       </w:r>
     </w:p>
   </w:comment>
-  <w:comment w:id="84" w:author="Подсказка" w:initials="П" w:date="2026-01-01T00:00:00Z">
+  <w:comment w:id="95" w:author="Подсказка" w:initials="П" w:date="2026-01-01T00:00:00Z">
     <w:p>
       <w:pPr>
         <w:pStyle w:val="CommentText"/>
@@ -10515,7 +10907,7 @@
       </w:r>
     </w:p>
   </w:comment>
-  <w:comment w:id="85" w:author="Подсказка" w:initials="П" w:date="2026-01-01T00:00:00Z">
+  <w:comment w:id="96" w:author="Подсказка" w:initials="П" w:date="2026-01-01T00:00:00Z">
     <w:p>
       <w:pPr>
         <w:pStyle w:val="CommentText"/>
@@ -10531,7 +10923,7 @@
       </w:r>
     </w:p>
   </w:comment>
-  <w:comment w:id="86" w:author="Подсказка" w:initials="П" w:date="2026-01-01T00:00:00Z">
+  <w:comment w:id="97" w:author="Подсказка" w:initials="П" w:date="2026-01-01T00:00:00Z">
     <w:p>
       <w:pPr>
         <w:pStyle w:val="CommentText"/>
@@ -10547,23 +10939,23 @@
       </w:r>
     </w:p>
   </w:comment>
-  <w:comment w:id="87" w:author="Подсказка" w:initials="П" w:date="2026-01-01T00:00:00Z">
-    <w:p>
-      <w:pPr>
-        <w:pStyle w:val="CommentText"/>
-      </w:pPr>
-      <w:r>
-        <w:rPr>
-          <w:rStyle w:val="CommentReference"/>
-        </w:rPr>
-        <w:annotationRef/>
-      </w:r>
-      <w:r>
-        <w:t>Банк Заказчика. Пример: ПАО «Сбербанк»</w:t>
-      </w:r>
-    </w:p>
-  </w:comment>
-  <w:comment w:id="88" w:author="Подсказка" w:initials="П" w:date="2026-01-01T00:00:00Z">
+  <w:comment w:id="98" w:author="Подсказка" w:initials="П" w:date="2026-01-01T00:00:00Z">
+    <w:p>
+      <w:pPr>
+        <w:pStyle w:val="CommentText"/>
+      </w:pPr>
+      <w:r>
+        <w:rPr>
+          <w:rStyle w:val="CommentReference"/>
+        </w:rPr>
+        <w:annotationRef/>
+      </w:r>
+      <w:r>
+        <w:t>Банк Заказчика. Пример: ПАО «Банк Пример»</w:t>
+      </w:r>
+    </w:p>
+  </w:comment>
+  <w:comment w:id="99" w:author="Подсказка" w:initials="П" w:date="2026-01-01T00:00:00Z">
     <w:p>
       <w:pPr>
         <w:pStyle w:val="CommentText"/>
@@ -10579,87 +10971,119 @@
       </w:r>
     </w:p>
   </w:comment>
-  <w:comment w:id="89" w:author="Подсказка" w:initials="П" w:date="2026-01-01T00:00:00Z">
-    <w:p>
-      <w:pPr>
-        <w:pStyle w:val="CommentText"/>
-      </w:pPr>
-      <w:r>
-        <w:rPr>
-          <w:rStyle w:val="CommentReference"/>
-        </w:rPr>
-        <w:annotationRef/>
-      </w:r>
-      <w:r>
-        <w:t>Расчётный счёт Заказчика. Пример: 40703810400000000001</w:t>
-      </w:r>
-    </w:p>
-  </w:comment>
-  <w:comment w:id="90" w:author="Подсказка" w:initials="П" w:date="2026-01-01T00:00:00Z">
-    <w:p>
-      <w:pPr>
-        <w:pStyle w:val="CommentText"/>
-      </w:pPr>
-      <w:r>
-        <w:rPr>
-          <w:rStyle w:val="CommentReference"/>
-        </w:rPr>
-        <w:annotationRef/>
-      </w:r>
-      <w:r>
-        <w:t>Банк Заказчика. Пример: ПАО «Сбербанк»</w:t>
-      </w:r>
-    </w:p>
-  </w:comment>
-  <w:comment w:id="91" w:author="Подсказка" w:initials="П" w:date="2026-01-01T00:00:00Z">
-    <w:p>
-      <w:pPr>
-        <w:pStyle w:val="CommentText"/>
-      </w:pPr>
-      <w:r>
-        <w:rPr>
-          <w:rStyle w:val="CommentReference"/>
-        </w:rPr>
-        <w:annotationRef/>
-      </w:r>
-      <w:r>
-        <w:t>БИК банка Заказчика. Пример: 044525225</w:t>
-      </w:r>
-    </w:p>
-  </w:comment>
-  <w:comment w:id="92" w:author="Подсказка" w:initials="П" w:date="2026-01-01T00:00:00Z">
-    <w:p>
-      <w:pPr>
-        <w:pStyle w:val="CommentText"/>
-      </w:pPr>
-      <w:r>
-        <w:rPr>
-          <w:rStyle w:val="CommentReference"/>
-        </w:rPr>
-        <w:annotationRef/>
-      </w:r>
-      <w:r>
-        <w:t>Телефон. Пример: +7 (495) 000-00-01</w:t>
-      </w:r>
-    </w:p>
-  </w:comment>
-  <w:comment w:id="93" w:author="Подсказка" w:initials="П" w:date="2026-01-01T00:00:00Z">
-    <w:p>
-      <w:pPr>
-        <w:pStyle w:val="CommentText"/>
-      </w:pPr>
-      <w:r>
-        <w:rPr>
-          <w:rStyle w:val="CommentReference"/>
-        </w:rPr>
-        <w:annotationRef/>
-      </w:r>
-      <w:r>
-        <w:t>Email. Пример: info@vsks.ru</w:t>
-      </w:r>
-    </w:p>
-  </w:comment>
-  <w:comment w:id="94" w:author="Подсказка" w:initials="П" w:date="2026-01-01T00:00:00Z">
+  <w:comment w:id="100" w:author="Подсказка" w:initials="П" w:date="2026-01-01T00:00:00Z">
+    <w:p>
+      <w:pPr>
+        <w:pStyle w:val="CommentText"/>
+      </w:pPr>
+      <w:r>
+        <w:rPr>
+          <w:rStyle w:val="CommentReference"/>
+        </w:rPr>
+        <w:annotationRef/>
+      </w:r>
+      <w:r>
+        <w:t>Расчётный счёт Заказчика. Пример: 40703810000000000000</w:t>
+      </w:r>
+    </w:p>
+  </w:comment>
+  <w:comment w:id="101" w:author="Подсказка" w:initials="П" w:date="2026-01-01T00:00:00Z">
+    <w:p>
+      <w:pPr>
+        <w:pStyle w:val="CommentText"/>
+      </w:pPr>
+      <w:r>
+        <w:rPr>
+          <w:rStyle w:val="CommentReference"/>
+        </w:rPr>
+        <w:annotationRef/>
+      </w:r>
+      <w:r>
+        <w:t>Банк Заказчика. Пример: ПАО «Банк Пример»</w:t>
+      </w:r>
+    </w:p>
+  </w:comment>
+  <w:comment w:id="102" w:author="Подсказка" w:initials="П" w:date="2026-01-01T00:00:00Z">
+    <w:p>
+      <w:pPr>
+        <w:pStyle w:val="CommentText"/>
+      </w:pPr>
+      <w:r>
+        <w:rPr>
+          <w:rStyle w:val="CommentReference"/>
+        </w:rPr>
+        <w:annotationRef/>
+      </w:r>
+      <w:r>
+        <w:t>БИК банка Заказчика. Пример: 044500000</w:t>
+      </w:r>
+    </w:p>
+  </w:comment>
+  <w:comment w:id="103" w:author="Подсказка" w:initials="П" w:date="2026-01-01T00:00:00Z">
+    <w:p>
+      <w:pPr>
+        <w:pStyle w:val="CommentText"/>
+      </w:pPr>
+      <w:r>
+        <w:rPr>
+          <w:rStyle w:val="CommentReference"/>
+        </w:rPr>
+        <w:annotationRef/>
+      </w:r>
+      <w:r>
+        <w:t>Корр. счёт Заказчика. Пример: 30101810000000000000</w:t>
+      </w:r>
+    </w:p>
+  </w:comment>
+  <w:comment w:id="104" w:author="Подсказка" w:initials="П" w:date="2026-01-01T00:00:00Z">
+    <w:p>
+      <w:pPr>
+        <w:pStyle w:val="CommentText"/>
+      </w:pPr>
+      <w:r>
+        <w:rPr>
+          <w:rStyle w:val="CommentReference"/>
+        </w:rPr>
+        <w:annotationRef/>
+      </w:r>
+      <w:r>
+        <w:t>ОКПО вашей организации, 8 цифр. Пример: 12345678</w:t>
+      </w:r>
+    </w:p>
+  </w:comment>
+  <w:comment w:id="105" w:author="Подсказка" w:initials="П" w:date="2026-01-01T00:00:00Z">
+    <w:p>
+      <w:pPr>
+        <w:pStyle w:val="CommentText"/>
+      </w:pPr>
+      <w:r>
+        <w:rPr>
+          <w:rStyle w:val="CommentReference"/>
+        </w:rPr>
+        <w:annotationRef/>
+      </w:r>
+      <w:r>
+        <w:t>Телефон. Пример: +7 (900) 000-00-00</w:t>
+      </w:r>
+    </w:p>
+  </w:comment>
+  <w:comment w:id="106" w:author="Подсказка" w:initials="П" w:date="2026-01-01T00:00:00Z">
+    <w:p>
+      <w:pPr>
+        <w:pStyle w:val="CommentText"/>
+      </w:pPr>
+      <w:r>
+        <w:rPr>
+          <w:rStyle w:val="CommentReference"/>
+        </w:rPr>
+        <w:annotationRef/>
+      </w:r>
+      <w:r>
+        <w:t>Email. Пример: info@example.ru</w:t>
+      </w:r>
+    </w:p>
+  </w:comment>
+  <w:comment w:id="107" w:author="Подсказка" w:initials="П" w:date="2026-01-01T00:00:00Z">
     <w:p>
       <w:pPr>
         <w:pStyle w:val="CommentText"/>
@@ -10675,23 +11099,23 @@
       </w:r>
     </w:p>
   </w:comment>
-  <w:comment w:id="95" w:author="Подсказка" w:initials="П" w:date="2026-01-01T00:00:00Z">
-    <w:p>
-      <w:pPr>
-        <w:pStyle w:val="CommentText"/>
-      </w:pPr>
-      <w:r>
-        <w:rPr>
-          <w:rStyle w:val="CommentReference"/>
-        </w:rPr>
-        <w:annotationRef/>
-      </w:r>
-      <w:r>
-        <w:t>Подписант заказчика в формате «И.О. Фамилия». Пример: И.И. Иванов</w:t>
-      </w:r>
-    </w:p>
-  </w:comment>
-  <w:comment w:id="96" w:author="Подсказка" w:initials="П" w:date="2026-01-01T00:00:00Z">
+  <w:comment w:id="108" w:author="Подсказка" w:initials="П" w:date="2026-01-01T00:00:00Z">
+    <w:p>
+      <w:pPr>
+        <w:pStyle w:val="CommentText"/>
+      </w:pPr>
+      <w:r>
+        <w:rPr>
+          <w:rStyle w:val="CommentReference"/>
+        </w:rPr>
+        <w:annotationRef/>
+      </w:r>
+      <w:r>
+        <w:t>Подписант заказчика в формате «И.О. Фамилия». Пример: П.П. Петров</w:t>
+      </w:r>
+    </w:p>
+  </w:comment>
+  <w:comment w:id="109" w:author="Подсказка" w:initials="П" w:date="2026-01-01T00:00:00Z">
     <w:p>
       <w:pPr>
         <w:pStyle w:val="CommentText"/>
@@ -10707,7 +11131,7 @@
       </w:r>
     </w:p>
   </w:comment>
-  <w:comment w:id="97" w:author="Подсказка" w:initials="П" w:date="2026-01-01T00:00:00Z">
+  <w:comment w:id="110" w:author="Подсказка" w:initials="П" w:date="2026-01-01T00:00:00Z">
     <w:p>
       <w:pPr>
         <w:pStyle w:val="CommentText"/>
@@ -10723,7 +11147,23 @@
       </w:r>
     </w:p>
   </w:comment>
-  <w:comment w:id="98" w:author="Подсказка" w:initials="П" w:date="2026-01-01T00:00:00Z">
+  <w:comment w:id="111" w:author="Подсказка" w:initials="П" w:date="2026-01-01T00:00:00Z">
+    <w:p>
+      <w:pPr>
+        <w:pStyle w:val="CommentText"/>
+      </w:pPr>
+      <w:r>
+        <w:rPr>
+          <w:rStyle w:val="CommentReference"/>
+        </w:rPr>
+        <w:annotationRef/>
+      </w:r>
+      <w:r>
+        <w:t>Краткое наименование Заказчика (из карточки организации). Пример: АНО «Пример»</w:t>
+      </w:r>
+    </w:p>
+  </w:comment>
+  <w:comment w:id="112" w:author="Подсказка" w:initials="П" w:date="2026-01-01T00:00:00Z">
     <w:p>
       <w:pPr>
         <w:pStyle w:val="CommentText"/>
@@ -10739,7 +11179,7 @@
       </w:r>
     </w:p>
   </w:comment>
-  <w:comment w:id="99" w:author="Подсказка" w:initials="П" w:date="2026-01-01T00:00:00Z">
+  <w:comment w:id="113" w:author="Подсказка" w:initials="П" w:date="2026-01-01T00:00:00Z">
     <w:p>
       <w:pPr>
         <w:pStyle w:val="CommentText"/>
@@ -10755,7 +11195,7 @@
       </w:r>
     </w:p>
   </w:comment>
-  <w:comment w:id="100" w:author="Подсказка" w:initials="П" w:date="2026-01-01T00:00:00Z">
+  <w:comment w:id="114" w:author="Подсказка" w:initials="П" w:date="2026-01-01T00:00:00Z">
     <w:p>
       <w:pPr>
         <w:pStyle w:val="CommentText"/>
@@ -10771,7 +11211,7 @@
       </w:r>
     </w:p>
   </w:comment>
-  <w:comment w:id="101" w:author="Подсказка" w:initials="П" w:date="2026-01-01T00:00:00Z">
+  <w:comment w:id="115" w:author="Подсказка" w:initials="П" w:date="2026-01-01T00:00:00Z">
     <w:p>
       <w:pPr>
         <w:pStyle w:val="CommentText"/>
@@ -10787,7 +11227,7 @@
       </w:r>
     </w:p>
   </w:comment>
-  <w:comment w:id="102" w:author="Подсказка" w:initials="П" w:date="2026-01-01T00:00:00Z">
+  <w:comment w:id="116" w:author="Подсказка" w:initials="П" w:date="2026-01-01T00:00:00Z">
     <w:p>
       <w:pPr>
         <w:pStyle w:val="CommentText"/>
@@ -10803,23 +11243,23 @@
       </w:r>
     </w:p>
   </w:comment>
-  <w:comment w:id="103" w:author="Подсказка" w:initials="П" w:date="2026-01-01T00:00:00Z">
-    <w:p>
-      <w:pPr>
-        <w:pStyle w:val="CommentText"/>
-      </w:pPr>
-      <w:r>
-        <w:rPr>
-          <w:rStyle w:val="CommentReference"/>
-        </w:rPr>
-        <w:annotationRef/>
-      </w:r>
-      <w:r>
-        <w:t>Банк Заказчика. Пример: ПАО «Сбербанк»</w:t>
-      </w:r>
-    </w:p>
-  </w:comment>
-  <w:comment w:id="104" w:author="Подсказка" w:initials="П" w:date="2026-01-01T00:00:00Z">
+  <w:comment w:id="117" w:author="Подсказка" w:initials="П" w:date="2026-01-01T00:00:00Z">
+    <w:p>
+      <w:pPr>
+        <w:pStyle w:val="CommentText"/>
+      </w:pPr>
+      <w:r>
+        <w:rPr>
+          <w:rStyle w:val="CommentReference"/>
+        </w:rPr>
+        <w:annotationRef/>
+      </w:r>
+      <w:r>
+        <w:t>Банк Заказчика. Пример: ПАО «Банк Пример»</w:t>
+      </w:r>
+    </w:p>
+  </w:comment>
+  <w:comment w:id="118" w:author="Подсказка" w:initials="П" w:date="2026-01-01T00:00:00Z">
     <w:p>
       <w:pPr>
         <w:pStyle w:val="CommentText"/>
@@ -10835,87 +11275,119 @@
       </w:r>
     </w:p>
   </w:comment>
-  <w:comment w:id="105" w:author="Подсказка" w:initials="П" w:date="2026-01-01T00:00:00Z">
-    <w:p>
-      <w:pPr>
-        <w:pStyle w:val="CommentText"/>
-      </w:pPr>
-      <w:r>
-        <w:rPr>
-          <w:rStyle w:val="CommentReference"/>
-        </w:rPr>
-        <w:annotationRef/>
-      </w:r>
-      <w:r>
-        <w:t>Расчётный счёт Заказчика. Пример: 40703810400000000001</w:t>
-      </w:r>
-    </w:p>
-  </w:comment>
-  <w:comment w:id="106" w:author="Подсказка" w:initials="П" w:date="2026-01-01T00:00:00Z">
-    <w:p>
-      <w:pPr>
-        <w:pStyle w:val="CommentText"/>
-      </w:pPr>
-      <w:r>
-        <w:rPr>
-          <w:rStyle w:val="CommentReference"/>
-        </w:rPr>
-        <w:annotationRef/>
-      </w:r>
-      <w:r>
-        <w:t>Банк Заказчика. Пример: ПАО «Сбербанк»</w:t>
-      </w:r>
-    </w:p>
-  </w:comment>
-  <w:comment w:id="107" w:author="Подсказка" w:initials="П" w:date="2026-01-01T00:00:00Z">
-    <w:p>
-      <w:pPr>
-        <w:pStyle w:val="CommentText"/>
-      </w:pPr>
-      <w:r>
-        <w:rPr>
-          <w:rStyle w:val="CommentReference"/>
-        </w:rPr>
-        <w:annotationRef/>
-      </w:r>
-      <w:r>
-        <w:t>БИК банка Заказчика. Пример: 044525225</w:t>
-      </w:r>
-    </w:p>
-  </w:comment>
-  <w:comment w:id="108" w:author="Подсказка" w:initials="П" w:date="2026-01-01T00:00:00Z">
-    <w:p>
-      <w:pPr>
-        <w:pStyle w:val="CommentText"/>
-      </w:pPr>
-      <w:r>
-        <w:rPr>
-          <w:rStyle w:val="CommentReference"/>
-        </w:rPr>
-        <w:annotationRef/>
-      </w:r>
-      <w:r>
-        <w:t>Телефон. Пример: +7 (495) 000-00-01</w:t>
-      </w:r>
-    </w:p>
-  </w:comment>
-  <w:comment w:id="109" w:author="Подсказка" w:initials="П" w:date="2026-01-01T00:00:00Z">
-    <w:p>
-      <w:pPr>
-        <w:pStyle w:val="CommentText"/>
-      </w:pPr>
-      <w:r>
-        <w:rPr>
-          <w:rStyle w:val="CommentReference"/>
-        </w:rPr>
-        <w:annotationRef/>
-      </w:r>
-      <w:r>
-        <w:t>Email. Пример: info@vsks.ru</w:t>
-      </w:r>
-    </w:p>
-  </w:comment>
-  <w:comment w:id="110" w:author="Подсказка" w:initials="П" w:date="2026-01-01T00:00:00Z">
+  <w:comment w:id="119" w:author="Подсказка" w:initials="П" w:date="2026-01-01T00:00:00Z">
+    <w:p>
+      <w:pPr>
+        <w:pStyle w:val="CommentText"/>
+      </w:pPr>
+      <w:r>
+        <w:rPr>
+          <w:rStyle w:val="CommentReference"/>
+        </w:rPr>
+        <w:annotationRef/>
+      </w:r>
+      <w:r>
+        <w:t>Расчётный счёт Заказчика. Пример: 40703810000000000000</w:t>
+      </w:r>
+    </w:p>
+  </w:comment>
+  <w:comment w:id="120" w:author="Подсказка" w:initials="П" w:date="2026-01-01T00:00:00Z">
+    <w:p>
+      <w:pPr>
+        <w:pStyle w:val="CommentText"/>
+      </w:pPr>
+      <w:r>
+        <w:rPr>
+          <w:rStyle w:val="CommentReference"/>
+        </w:rPr>
+        <w:annotationRef/>
+      </w:r>
+      <w:r>
+        <w:t>Банк Заказчика. Пример: ПАО «Банк Пример»</w:t>
+      </w:r>
+    </w:p>
+  </w:comment>
+  <w:comment w:id="121" w:author="Подсказка" w:initials="П" w:date="2026-01-01T00:00:00Z">
+    <w:p>
+      <w:pPr>
+        <w:pStyle w:val="CommentText"/>
+      </w:pPr>
+      <w:r>
+        <w:rPr>
+          <w:rStyle w:val="CommentReference"/>
+        </w:rPr>
+        <w:annotationRef/>
+      </w:r>
+      <w:r>
+        <w:t>БИК банка Заказчика. Пример: 044500000</w:t>
+      </w:r>
+    </w:p>
+  </w:comment>
+  <w:comment w:id="122" w:author="Подсказка" w:initials="П" w:date="2026-01-01T00:00:00Z">
+    <w:p>
+      <w:pPr>
+        <w:pStyle w:val="CommentText"/>
+      </w:pPr>
+      <w:r>
+        <w:rPr>
+          <w:rStyle w:val="CommentReference"/>
+        </w:rPr>
+        <w:annotationRef/>
+      </w:r>
+      <w:r>
+        <w:t>Корр. счёт Заказчика. Пример: 30101810000000000000</w:t>
+      </w:r>
+    </w:p>
+  </w:comment>
+  <w:comment w:id="123" w:author="Подсказка" w:initials="П" w:date="2026-01-01T00:00:00Z">
+    <w:p>
+      <w:pPr>
+        <w:pStyle w:val="CommentText"/>
+      </w:pPr>
+      <w:r>
+        <w:rPr>
+          <w:rStyle w:val="CommentReference"/>
+        </w:rPr>
+        <w:annotationRef/>
+      </w:r>
+      <w:r>
+        <w:t>ОКПО вашей организации, 8 цифр. Пример: 12345678</w:t>
+      </w:r>
+    </w:p>
+  </w:comment>
+  <w:comment w:id="124" w:author="Подсказка" w:initials="П" w:date="2026-01-01T00:00:00Z">
+    <w:p>
+      <w:pPr>
+        <w:pStyle w:val="CommentText"/>
+      </w:pPr>
+      <w:r>
+        <w:rPr>
+          <w:rStyle w:val="CommentReference"/>
+        </w:rPr>
+        <w:annotationRef/>
+      </w:r>
+      <w:r>
+        <w:t>Телефон. Пример: +7 (900) 000-00-00</w:t>
+      </w:r>
+    </w:p>
+  </w:comment>
+  <w:comment w:id="125" w:author="Подсказка" w:initials="П" w:date="2026-01-01T00:00:00Z">
+    <w:p>
+      <w:pPr>
+        <w:pStyle w:val="CommentText"/>
+      </w:pPr>
+      <w:r>
+        <w:rPr>
+          <w:rStyle w:val="CommentReference"/>
+        </w:rPr>
+        <w:annotationRef/>
+      </w:r>
+      <w:r>
+        <w:t>Email. Пример: info@example.ru</w:t>
+      </w:r>
+    </w:p>
+  </w:comment>
+  <w:comment w:id="126" w:author="Подсказка" w:initials="П" w:date="2026-01-01T00:00:00Z">
     <w:p>
       <w:pPr>
         <w:pStyle w:val="CommentText"/>
@@ -10931,39 +11403,39 @@
       </w:r>
     </w:p>
   </w:comment>
-  <w:comment w:id="111" w:author="Подсказка" w:initials="П" w:date="2026-01-01T00:00:00Z">
-    <w:p>
-      <w:pPr>
-        <w:pStyle w:val="CommentText"/>
-      </w:pPr>
-      <w:r>
-        <w:rPr>
-          <w:rStyle w:val="CommentReference"/>
-        </w:rPr>
-        <w:annotationRef/>
-      </w:r>
-      <w:r>
-        <w:t>Подписант заказчика в формате «И.О. Фамилия». Пример: И.И. Иванов</w:t>
-      </w:r>
-    </w:p>
-  </w:comment>
-  <w:comment w:id="112" w:author="Подсказка" w:initials="П" w:date="2026-01-01T00:00:00Z">
-    <w:p>
-      <w:pPr>
-        <w:pStyle w:val="CommentText"/>
-      </w:pPr>
-      <w:r>
-        <w:rPr>
-          <w:rStyle w:val="CommentReference"/>
-        </w:rPr>
-        <w:annotationRef/>
-      </w:r>
-      <w:r>
-        <w:t>ИНН контрагента. Пример: 7701234567</w:t>
-      </w:r>
-    </w:p>
-  </w:comment>
-  <w:comment w:id="113" w:author="Подсказка" w:initials="П" w:date="2026-01-01T00:00:00Z">
+  <w:comment w:id="127" w:author="Подсказка" w:initials="П" w:date="2026-01-01T00:00:00Z">
+    <w:p>
+      <w:pPr>
+        <w:pStyle w:val="CommentText"/>
+      </w:pPr>
+      <w:r>
+        <w:rPr>
+          <w:rStyle w:val="CommentReference"/>
+        </w:rPr>
+        <w:annotationRef/>
+      </w:r>
+      <w:r>
+        <w:t>Подписант заказчика в формате «И.О. Фамилия». Пример: П.П. Петров</w:t>
+      </w:r>
+    </w:p>
+  </w:comment>
+  <w:comment w:id="128" w:author="Подсказка" w:initials="П" w:date="2026-01-01T00:00:00Z">
+    <w:p>
+      <w:pPr>
+        <w:pStyle w:val="CommentText"/>
+      </w:pPr>
+      <w:r>
+        <w:rPr>
+          <w:rStyle w:val="CommentReference"/>
+        </w:rPr>
+        <w:annotationRef/>
+      </w:r>
+      <w:r>
+        <w:t>ИНН контрагента. Пример: 7700000000</w:t>
+      </w:r>
+    </w:p>
+  </w:comment>
+  <w:comment w:id="129" w:author="Подсказка" w:initials="П" w:date="2026-01-01T00:00:00Z">
     <w:p>
       <w:pPr>
         <w:pStyle w:val="CommentText"/>
@@ -10979,7 +11451,23 @@
       </w:r>
     </w:p>
   </w:comment>
-  <w:comment w:id="114" w:author="Подсказка" w:initials="П" w:date="2026-01-01T00:00:00Z">
+  <w:comment w:id="130" w:author="Подсказка" w:initials="П" w:date="2026-01-01T00:00:00Z">
+    <w:p>
+      <w:pPr>
+        <w:pStyle w:val="CommentText"/>
+      </w:pPr>
+      <w:r>
+        <w:rPr>
+          <w:rStyle w:val="CommentReference"/>
+        </w:rPr>
+        <w:annotationRef/>
+      </w:r>
+      <w:r>
+        <w:t>Краткое наименование Заказчика (из карточки организации). Пример: АНО «Пример»</w:t>
+      </w:r>
+    </w:p>
+  </w:comment>
+  <w:comment w:id="131" w:author="Подсказка" w:initials="П" w:date="2026-01-01T00:00:00Z">
     <w:p>
       <w:pPr>
         <w:pStyle w:val="CommentText"/>
@@ -10995,7 +11483,7 @@
       </w:r>
     </w:p>
   </w:comment>
-  <w:comment w:id="115" w:author="Подсказка" w:initials="П" w:date="2026-01-01T00:00:00Z">
+  <w:comment w:id="132" w:author="Подсказка" w:initials="П" w:date="2026-01-01T00:00:00Z">
     <w:p>
       <w:pPr>
         <w:pStyle w:val="CommentText"/>
@@ -11011,7 +11499,7 @@
       </w:r>
     </w:p>
   </w:comment>
-  <w:comment w:id="116" w:author="Подсказка" w:initials="П" w:date="2026-01-01T00:00:00Z">
+  <w:comment w:id="133" w:author="Подсказка" w:initials="П" w:date="2026-01-01T00:00:00Z">
     <w:p>
       <w:pPr>
         <w:pStyle w:val="CommentText"/>
@@ -11027,7 +11515,7 @@
       </w:r>
     </w:p>
   </w:comment>
-  <w:comment w:id="117" w:author="Подсказка" w:initials="П" w:date="2026-01-01T00:00:00Z">
+  <w:comment w:id="134" w:author="Подсказка" w:initials="П" w:date="2026-01-01T00:00:00Z">
     <w:p>
       <w:pPr>
         <w:pStyle w:val="CommentText"/>
@@ -11043,7 +11531,7 @@
       </w:r>
     </w:p>
   </w:comment>
-  <w:comment w:id="118" w:author="Подсказка" w:initials="П" w:date="2026-01-01T00:00:00Z">
+  <w:comment w:id="135" w:author="Подсказка" w:initials="П" w:date="2026-01-01T00:00:00Z">
     <w:p>
       <w:pPr>
         <w:pStyle w:val="CommentText"/>
@@ -11059,23 +11547,23 @@
       </w:r>
     </w:p>
   </w:comment>
-  <w:comment w:id="119" w:author="Подсказка" w:initials="П" w:date="2026-01-01T00:00:00Z">
-    <w:p>
-      <w:pPr>
-        <w:pStyle w:val="CommentText"/>
-      </w:pPr>
-      <w:r>
-        <w:rPr>
-          <w:rStyle w:val="CommentReference"/>
-        </w:rPr>
-        <w:annotationRef/>
-      </w:r>
-      <w:r>
-        <w:t>Банк Заказчика. Пример: ПАО «Сбербанк»</w:t>
-      </w:r>
-    </w:p>
-  </w:comment>
-  <w:comment w:id="120" w:author="Подсказка" w:initials="П" w:date="2026-01-01T00:00:00Z">
+  <w:comment w:id="136" w:author="Подсказка" w:initials="П" w:date="2026-01-01T00:00:00Z">
+    <w:p>
+      <w:pPr>
+        <w:pStyle w:val="CommentText"/>
+      </w:pPr>
+      <w:r>
+        <w:rPr>
+          <w:rStyle w:val="CommentReference"/>
+        </w:rPr>
+        <w:annotationRef/>
+      </w:r>
+      <w:r>
+        <w:t>Банк Заказчика. Пример: ПАО «Банк Пример»</w:t>
+      </w:r>
+    </w:p>
+  </w:comment>
+  <w:comment w:id="137" w:author="Подсказка" w:initials="П" w:date="2026-01-01T00:00:00Z">
     <w:p>
       <w:pPr>
         <w:pStyle w:val="CommentText"/>
@@ -11091,87 +11579,119 @@
       </w:r>
     </w:p>
   </w:comment>
-  <w:comment w:id="121" w:author="Подсказка" w:initials="П" w:date="2026-01-01T00:00:00Z">
-    <w:p>
-      <w:pPr>
-        <w:pStyle w:val="CommentText"/>
-      </w:pPr>
-      <w:r>
-        <w:rPr>
-          <w:rStyle w:val="CommentReference"/>
-        </w:rPr>
-        <w:annotationRef/>
-      </w:r>
-      <w:r>
-        <w:t>Расчётный счёт Заказчика. Пример: 40703810400000000001</w:t>
-      </w:r>
-    </w:p>
-  </w:comment>
-  <w:comment w:id="122" w:author="Подсказка" w:initials="П" w:date="2026-01-01T00:00:00Z">
-    <w:p>
-      <w:pPr>
-        <w:pStyle w:val="CommentText"/>
-      </w:pPr>
-      <w:r>
-        <w:rPr>
-          <w:rStyle w:val="CommentReference"/>
-        </w:rPr>
-        <w:annotationRef/>
-      </w:r>
-      <w:r>
-        <w:t>Банк Заказчика. Пример: ПАО «Сбербанк»</w:t>
-      </w:r>
-    </w:p>
-  </w:comment>
-  <w:comment w:id="123" w:author="Подсказка" w:initials="П" w:date="2026-01-01T00:00:00Z">
-    <w:p>
-      <w:pPr>
-        <w:pStyle w:val="CommentText"/>
-      </w:pPr>
-      <w:r>
-        <w:rPr>
-          <w:rStyle w:val="CommentReference"/>
-        </w:rPr>
-        <w:annotationRef/>
-      </w:r>
-      <w:r>
-        <w:t>БИК банка Заказчика. Пример: 044525225</w:t>
-      </w:r>
-    </w:p>
-  </w:comment>
-  <w:comment w:id="124" w:author="Подсказка" w:initials="П" w:date="2026-01-01T00:00:00Z">
-    <w:p>
-      <w:pPr>
-        <w:pStyle w:val="CommentText"/>
-      </w:pPr>
-      <w:r>
-        <w:rPr>
-          <w:rStyle w:val="CommentReference"/>
-        </w:rPr>
-        <w:annotationRef/>
-      </w:r>
-      <w:r>
-        <w:t>Телефон. Пример: +7 (495) 000-00-01</w:t>
-      </w:r>
-    </w:p>
-  </w:comment>
-  <w:comment w:id="125" w:author="Подсказка" w:initials="П" w:date="2026-01-01T00:00:00Z">
-    <w:p>
-      <w:pPr>
-        <w:pStyle w:val="CommentText"/>
-      </w:pPr>
-      <w:r>
-        <w:rPr>
-          <w:rStyle w:val="CommentReference"/>
-        </w:rPr>
-        <w:annotationRef/>
-      </w:r>
-      <w:r>
-        <w:t>Email. Пример: info@vsks.ru</w:t>
-      </w:r>
-    </w:p>
-  </w:comment>
-  <w:comment w:id="126" w:author="Подсказка" w:initials="П" w:date="2026-01-01T00:00:00Z">
+  <w:comment w:id="138" w:author="Подсказка" w:initials="П" w:date="2026-01-01T00:00:00Z">
+    <w:p>
+      <w:pPr>
+        <w:pStyle w:val="CommentText"/>
+      </w:pPr>
+      <w:r>
+        <w:rPr>
+          <w:rStyle w:val="CommentReference"/>
+        </w:rPr>
+        <w:annotationRef/>
+      </w:r>
+      <w:r>
+        <w:t>Расчётный счёт Заказчика. Пример: 40703810000000000000</w:t>
+      </w:r>
+    </w:p>
+  </w:comment>
+  <w:comment w:id="139" w:author="Подсказка" w:initials="П" w:date="2026-01-01T00:00:00Z">
+    <w:p>
+      <w:pPr>
+        <w:pStyle w:val="CommentText"/>
+      </w:pPr>
+      <w:r>
+        <w:rPr>
+          <w:rStyle w:val="CommentReference"/>
+        </w:rPr>
+        <w:annotationRef/>
+      </w:r>
+      <w:r>
+        <w:t>Банк Заказчика. Пример: ПАО «Банк Пример»</w:t>
+      </w:r>
+    </w:p>
+  </w:comment>
+  <w:comment w:id="140" w:author="Подсказка" w:initials="П" w:date="2026-01-01T00:00:00Z">
+    <w:p>
+      <w:pPr>
+        <w:pStyle w:val="CommentText"/>
+      </w:pPr>
+      <w:r>
+        <w:rPr>
+          <w:rStyle w:val="CommentReference"/>
+        </w:rPr>
+        <w:annotationRef/>
+      </w:r>
+      <w:r>
+        <w:t>БИК банка Заказчика. Пример: 044500000</w:t>
+      </w:r>
+    </w:p>
+  </w:comment>
+  <w:comment w:id="141" w:author="Подсказка" w:initials="П" w:date="2026-01-01T00:00:00Z">
+    <w:p>
+      <w:pPr>
+        <w:pStyle w:val="CommentText"/>
+      </w:pPr>
+      <w:r>
+        <w:rPr>
+          <w:rStyle w:val="CommentReference"/>
+        </w:rPr>
+        <w:annotationRef/>
+      </w:r>
+      <w:r>
+        <w:t>Корр. счёт Заказчика. Пример: 30101810000000000000</w:t>
+      </w:r>
+    </w:p>
+  </w:comment>
+  <w:comment w:id="142" w:author="Подсказка" w:initials="П" w:date="2026-01-01T00:00:00Z">
+    <w:p>
+      <w:pPr>
+        <w:pStyle w:val="CommentText"/>
+      </w:pPr>
+      <w:r>
+        <w:rPr>
+          <w:rStyle w:val="CommentReference"/>
+        </w:rPr>
+        <w:annotationRef/>
+      </w:r>
+      <w:r>
+        <w:t>ОКПО вашей организации, 8 цифр. Пример: 12345678</w:t>
+      </w:r>
+    </w:p>
+  </w:comment>
+  <w:comment w:id="143" w:author="Подсказка" w:initials="П" w:date="2026-01-01T00:00:00Z">
+    <w:p>
+      <w:pPr>
+        <w:pStyle w:val="CommentText"/>
+      </w:pPr>
+      <w:r>
+        <w:rPr>
+          <w:rStyle w:val="CommentReference"/>
+        </w:rPr>
+        <w:annotationRef/>
+      </w:r>
+      <w:r>
+        <w:t>Телефон. Пример: +7 (900) 000-00-00</w:t>
+      </w:r>
+    </w:p>
+  </w:comment>
+  <w:comment w:id="144" w:author="Подсказка" w:initials="П" w:date="2026-01-01T00:00:00Z">
+    <w:p>
+      <w:pPr>
+        <w:pStyle w:val="CommentText"/>
+      </w:pPr>
+      <w:r>
+        <w:rPr>
+          <w:rStyle w:val="CommentReference"/>
+        </w:rPr>
+        <w:annotationRef/>
+      </w:r>
+      <w:r>
+        <w:t>Email. Пример: info@example.ru</w:t>
+      </w:r>
+    </w:p>
+  </w:comment>
+  <w:comment w:id="145" w:author="Подсказка" w:initials="П" w:date="2026-01-01T00:00:00Z">
     <w:p>
       <w:pPr>
         <w:pStyle w:val="CommentText"/>
@@ -11187,87 +11707,87 @@
       </w:r>
     </w:p>
   </w:comment>
-  <w:comment w:id="127" w:author="Подсказка" w:initials="П" w:date="2026-01-01T00:00:00Z">
-    <w:p>
-      <w:pPr>
-        <w:pStyle w:val="CommentText"/>
-      </w:pPr>
-      <w:r>
-        <w:rPr>
-          <w:rStyle w:val="CommentReference"/>
-        </w:rPr>
-        <w:annotationRef/>
-      </w:r>
-      <w:r>
-        <w:t>Подписант заказчика в формате «И.О. Фамилия». Пример: И.И. Иванов</w:t>
-      </w:r>
-    </w:p>
-  </w:comment>
-  <w:comment w:id="128" w:author="Подсказка" w:initials="П" w:date="2026-01-01T00:00:00Z">
-    <w:p>
-      <w:pPr>
-        <w:pStyle w:val="CommentText"/>
-      </w:pPr>
-      <w:r>
-        <w:rPr>
-          <w:rStyle w:val="CommentReference"/>
-        </w:rPr>
-        <w:annotationRef/>
-      </w:r>
-      <w:r>
-        <w:t>Расчётный счёт. Пример: 40702810000000000001</w:t>
-      </w:r>
-    </w:p>
-  </w:comment>
-  <w:comment w:id="129" w:author="Подсказка" w:initials="П" w:date="2026-01-01T00:00:00Z">
-    <w:p>
-      <w:pPr>
-        <w:pStyle w:val="CommentText"/>
-      </w:pPr>
-      <w:r>
-        <w:rPr>
-          <w:rStyle w:val="CommentReference"/>
-        </w:rPr>
-        <w:annotationRef/>
-      </w:r>
-      <w:r>
-        <w:t>Наименование банка. Пример: ПАО «Банк»</w:t>
-      </w:r>
-    </w:p>
-  </w:comment>
-  <w:comment w:id="130" w:author="Подсказка" w:initials="П" w:date="2026-01-01T00:00:00Z">
-    <w:p>
-      <w:pPr>
-        <w:pStyle w:val="CommentText"/>
-      </w:pPr>
-      <w:r>
-        <w:rPr>
-          <w:rStyle w:val="CommentReference"/>
-        </w:rPr>
-        <w:annotationRef/>
-      </w:r>
-      <w:r>
-        <w:t>БИК банка. Пример: 044525225</w:t>
-      </w:r>
-    </w:p>
-  </w:comment>
-  <w:comment w:id="131" w:author="Подсказка" w:initials="П" w:date="2026-01-01T00:00:00Z">
-    <w:p>
-      <w:pPr>
-        <w:pStyle w:val="CommentText"/>
-      </w:pPr>
-      <w:r>
-        <w:rPr>
-          <w:rStyle w:val="CommentReference"/>
-        </w:rPr>
-        <w:annotationRef/>
-      </w:r>
-      <w:r>
-        <w:t>Корреспондентский счёт. Пример: 30101810400000000225</w:t>
-      </w:r>
-    </w:p>
-  </w:comment>
-  <w:comment w:id="132" w:author="Подсказка" w:initials="П" w:date="2026-01-01T00:00:00Z">
+  <w:comment w:id="146" w:author="Подсказка" w:initials="П" w:date="2026-01-01T00:00:00Z">
+    <w:p>
+      <w:pPr>
+        <w:pStyle w:val="CommentText"/>
+      </w:pPr>
+      <w:r>
+        <w:rPr>
+          <w:rStyle w:val="CommentReference"/>
+        </w:rPr>
+        <w:annotationRef/>
+      </w:r>
+      <w:r>
+        <w:t>Подписант заказчика в формате «И.О. Фамилия». Пример: П.П. Петров</w:t>
+      </w:r>
+    </w:p>
+  </w:comment>
+  <w:comment w:id="147" w:author="Подсказка" w:initials="П" w:date="2026-01-01T00:00:00Z">
+    <w:p>
+      <w:pPr>
+        <w:pStyle w:val="CommentText"/>
+      </w:pPr>
+      <w:r>
+        <w:rPr>
+          <w:rStyle w:val="CommentReference"/>
+        </w:rPr>
+        <w:annotationRef/>
+      </w:r>
+      <w:r>
+        <w:t>Расчётный счёт. Пример: 40702810000000000000</w:t>
+      </w:r>
+    </w:p>
+  </w:comment>
+  <w:comment w:id="148" w:author="Подсказка" w:initials="П" w:date="2026-01-01T00:00:00Z">
+    <w:p>
+      <w:pPr>
+        <w:pStyle w:val="CommentText"/>
+      </w:pPr>
+      <w:r>
+        <w:rPr>
+          <w:rStyle w:val="CommentReference"/>
+        </w:rPr>
+        <w:annotationRef/>
+      </w:r>
+      <w:r>
+        <w:t>Наименование банка. Пример: ПАО «Банк Пример»</w:t>
+      </w:r>
+    </w:p>
+  </w:comment>
+  <w:comment w:id="149" w:author="Подсказка" w:initials="П" w:date="2026-01-01T00:00:00Z">
+    <w:p>
+      <w:pPr>
+        <w:pStyle w:val="CommentText"/>
+      </w:pPr>
+      <w:r>
+        <w:rPr>
+          <w:rStyle w:val="CommentReference"/>
+        </w:rPr>
+        <w:annotationRef/>
+      </w:r>
+      <w:r>
+        <w:t>БИК банка. Пример: 044500000</w:t>
+      </w:r>
+    </w:p>
+  </w:comment>
+  <w:comment w:id="150" w:author="Подсказка" w:initials="П" w:date="2026-01-01T00:00:00Z">
+    <w:p>
+      <w:pPr>
+        <w:pStyle w:val="CommentText"/>
+      </w:pPr>
+      <w:r>
+        <w:rPr>
+          <w:rStyle w:val="CommentReference"/>
+        </w:rPr>
+        <w:annotationRef/>
+      </w:r>
+      <w:r>
+        <w:t>Корреспондентский счёт. Пример: 30101810000000000000</w:t>
+      </w:r>
+    </w:p>
+  </w:comment>
+  <w:comment w:id="151" w:author="Подсказка" w:initials="П" w:date="2026-01-01T00:00:00Z">
     <w:p>
       <w:pPr>
         <w:pStyle w:val="CommentText"/>
@@ -11283,7 +11803,7 @@
       </w:r>
     </w:p>
   </w:comment>
-  <w:comment w:id="133" w:author="Подсказка" w:initials="П" w:date="2026-01-01T00:00:00Z">
+  <w:comment w:id="152" w:author="Подсказка" w:initials="П" w:date="2026-01-01T00:00:00Z">
     <w:p>
       <w:pPr>
         <w:pStyle w:val="CommentText"/>
@@ -11299,7 +11819,23 @@
       </w:r>
     </w:p>
   </w:comment>
-  <w:comment w:id="134" w:author="Подсказка" w:initials="П" w:date="2026-01-01T00:00:00Z">
+  <w:comment w:id="153" w:author="Подсказка" w:initials="П" w:date="2026-01-01T00:00:00Z">
+    <w:p>
+      <w:pPr>
+        <w:pStyle w:val="CommentText"/>
+      </w:pPr>
+      <w:r>
+        <w:rPr>
+          <w:rStyle w:val="CommentReference"/>
+        </w:rPr>
+        <w:annotationRef/>
+      </w:r>
+      <w:r>
+        <w:t>Краткое наименование Заказчика (из карточки организации). Пример: АНО «Пример»</w:t>
+      </w:r>
+    </w:p>
+  </w:comment>
+  <w:comment w:id="154" w:author="Подсказка" w:initials="П" w:date="2026-01-01T00:00:00Z">
     <w:p>
       <w:pPr>
         <w:pStyle w:val="CommentText"/>
@@ -11315,7 +11851,7 @@
       </w:r>
     </w:p>
   </w:comment>
-  <w:comment w:id="135" w:author="Подсказка" w:initials="П" w:date="2026-01-01T00:00:00Z">
+  <w:comment w:id="155" w:author="Подсказка" w:initials="П" w:date="2026-01-01T00:00:00Z">
     <w:p>
       <w:pPr>
         <w:pStyle w:val="CommentText"/>
@@ -11331,7 +11867,7 @@
       </w:r>
     </w:p>
   </w:comment>
-  <w:comment w:id="136" w:author="Подсказка" w:initials="П" w:date="2026-01-01T00:00:00Z">
+  <w:comment w:id="156" w:author="Подсказка" w:initials="П" w:date="2026-01-01T00:00:00Z">
     <w:p>
       <w:pPr>
         <w:pStyle w:val="CommentText"/>
@@ -11347,7 +11883,7 @@
       </w:r>
     </w:p>
   </w:comment>
-  <w:comment w:id="137" w:author="Подсказка" w:initials="П" w:date="2026-01-01T00:00:00Z">
+  <w:comment w:id="157" w:author="Подсказка" w:initials="П" w:date="2026-01-01T00:00:00Z">
     <w:p>
       <w:pPr>
         <w:pStyle w:val="CommentText"/>
@@ -11363,7 +11899,7 @@
       </w:r>
     </w:p>
   </w:comment>
-  <w:comment w:id="138" w:author="Подсказка" w:initials="П" w:date="2026-01-01T00:00:00Z">
+  <w:comment w:id="158" w:author="Подсказка" w:initials="П" w:date="2026-01-01T00:00:00Z">
     <w:p>
       <w:pPr>
         <w:pStyle w:val="CommentText"/>
@@ -11379,23 +11915,23 @@
       </w:r>
     </w:p>
   </w:comment>
-  <w:comment w:id="139" w:author="Подсказка" w:initials="П" w:date="2026-01-01T00:00:00Z">
-    <w:p>
-      <w:pPr>
-        <w:pStyle w:val="CommentText"/>
-      </w:pPr>
-      <w:r>
-        <w:rPr>
-          <w:rStyle w:val="CommentReference"/>
-        </w:rPr>
-        <w:annotationRef/>
-      </w:r>
-      <w:r>
-        <w:t>Банк Заказчика. Пример: ПАО «Сбербанк»</w:t>
-      </w:r>
-    </w:p>
-  </w:comment>
-  <w:comment w:id="140" w:author="Подсказка" w:initials="П" w:date="2026-01-01T00:00:00Z">
+  <w:comment w:id="159" w:author="Подсказка" w:initials="П" w:date="2026-01-01T00:00:00Z">
+    <w:p>
+      <w:pPr>
+        <w:pStyle w:val="CommentText"/>
+      </w:pPr>
+      <w:r>
+        <w:rPr>
+          <w:rStyle w:val="CommentReference"/>
+        </w:rPr>
+        <w:annotationRef/>
+      </w:r>
+      <w:r>
+        <w:t>Банк Заказчика. Пример: ПАО «Банк Пример»</w:t>
+      </w:r>
+    </w:p>
+  </w:comment>
+  <w:comment w:id="160" w:author="Подсказка" w:initials="П" w:date="2026-01-01T00:00:00Z">
     <w:p>
       <w:pPr>
         <w:pStyle w:val="CommentText"/>
@@ -11411,87 +11947,119 @@
       </w:r>
     </w:p>
   </w:comment>
-  <w:comment w:id="141" w:author="Подсказка" w:initials="П" w:date="2026-01-01T00:00:00Z">
-    <w:p>
-      <w:pPr>
-        <w:pStyle w:val="CommentText"/>
-      </w:pPr>
-      <w:r>
-        <w:rPr>
-          <w:rStyle w:val="CommentReference"/>
-        </w:rPr>
-        <w:annotationRef/>
-      </w:r>
-      <w:r>
-        <w:t>Расчётный счёт Заказчика. Пример: 40703810400000000001</w:t>
-      </w:r>
-    </w:p>
-  </w:comment>
-  <w:comment w:id="142" w:author="Подсказка" w:initials="П" w:date="2026-01-01T00:00:00Z">
-    <w:p>
-      <w:pPr>
-        <w:pStyle w:val="CommentText"/>
-      </w:pPr>
-      <w:r>
-        <w:rPr>
-          <w:rStyle w:val="CommentReference"/>
-        </w:rPr>
-        <w:annotationRef/>
-      </w:r>
-      <w:r>
-        <w:t>Банк Заказчика. Пример: ПАО «Сбербанк»</w:t>
-      </w:r>
-    </w:p>
-  </w:comment>
-  <w:comment w:id="143" w:author="Подсказка" w:initials="П" w:date="2026-01-01T00:00:00Z">
-    <w:p>
-      <w:pPr>
-        <w:pStyle w:val="CommentText"/>
-      </w:pPr>
-      <w:r>
-        <w:rPr>
-          <w:rStyle w:val="CommentReference"/>
-        </w:rPr>
-        <w:annotationRef/>
-      </w:r>
-      <w:r>
-        <w:t>БИК банка Заказчика. Пример: 044525225</w:t>
-      </w:r>
-    </w:p>
-  </w:comment>
-  <w:comment w:id="144" w:author="Подсказка" w:initials="П" w:date="2026-01-01T00:00:00Z">
-    <w:p>
-      <w:pPr>
-        <w:pStyle w:val="CommentText"/>
-      </w:pPr>
-      <w:r>
-        <w:rPr>
-          <w:rStyle w:val="CommentReference"/>
-        </w:rPr>
-        <w:annotationRef/>
-      </w:r>
-      <w:r>
-        <w:t>Телефон. Пример: +7 (495) 000-00-01</w:t>
-      </w:r>
-    </w:p>
-  </w:comment>
-  <w:comment w:id="145" w:author="Подсказка" w:initials="П" w:date="2026-01-01T00:00:00Z">
-    <w:p>
-      <w:pPr>
-        <w:pStyle w:val="CommentText"/>
-      </w:pPr>
-      <w:r>
-        <w:rPr>
-          <w:rStyle w:val="CommentReference"/>
-        </w:rPr>
-        <w:annotationRef/>
-      </w:r>
-      <w:r>
-        <w:t>Email. Пример: info@vsks.ru</w:t>
-      </w:r>
-    </w:p>
-  </w:comment>
-  <w:comment w:id="146" w:author="Подсказка" w:initials="П" w:date="2026-01-01T00:00:00Z">
+  <w:comment w:id="161" w:author="Подсказка" w:initials="П" w:date="2026-01-01T00:00:00Z">
+    <w:p>
+      <w:pPr>
+        <w:pStyle w:val="CommentText"/>
+      </w:pPr>
+      <w:r>
+        <w:rPr>
+          <w:rStyle w:val="CommentReference"/>
+        </w:rPr>
+        <w:annotationRef/>
+      </w:r>
+      <w:r>
+        <w:t>Расчётный счёт Заказчика. Пример: 40703810000000000000</w:t>
+      </w:r>
+    </w:p>
+  </w:comment>
+  <w:comment w:id="162" w:author="Подсказка" w:initials="П" w:date="2026-01-01T00:00:00Z">
+    <w:p>
+      <w:pPr>
+        <w:pStyle w:val="CommentText"/>
+      </w:pPr>
+      <w:r>
+        <w:rPr>
+          <w:rStyle w:val="CommentReference"/>
+        </w:rPr>
+        <w:annotationRef/>
+      </w:r>
+      <w:r>
+        <w:t>Банк Заказчика. Пример: ПАО «Банк Пример»</w:t>
+      </w:r>
+    </w:p>
+  </w:comment>
+  <w:comment w:id="163" w:author="Подсказка" w:initials="П" w:date="2026-01-01T00:00:00Z">
+    <w:p>
+      <w:pPr>
+        <w:pStyle w:val="CommentText"/>
+      </w:pPr>
+      <w:r>
+        <w:rPr>
+          <w:rStyle w:val="CommentReference"/>
+        </w:rPr>
+        <w:annotationRef/>
+      </w:r>
+      <w:r>
+        <w:t>БИК банка Заказчика. Пример: 044500000</w:t>
+      </w:r>
+    </w:p>
+  </w:comment>
+  <w:comment w:id="164" w:author="Подсказка" w:initials="П" w:date="2026-01-01T00:00:00Z">
+    <w:p>
+      <w:pPr>
+        <w:pStyle w:val="CommentText"/>
+      </w:pPr>
+      <w:r>
+        <w:rPr>
+          <w:rStyle w:val="CommentReference"/>
+        </w:rPr>
+        <w:annotationRef/>
+      </w:r>
+      <w:r>
+        <w:t>Корр. счёт Заказчика. Пример: 30101810000000000000</w:t>
+      </w:r>
+    </w:p>
+  </w:comment>
+  <w:comment w:id="165" w:author="Подсказка" w:initials="П" w:date="2026-01-01T00:00:00Z">
+    <w:p>
+      <w:pPr>
+        <w:pStyle w:val="CommentText"/>
+      </w:pPr>
+      <w:r>
+        <w:rPr>
+          <w:rStyle w:val="CommentReference"/>
+        </w:rPr>
+        <w:annotationRef/>
+      </w:r>
+      <w:r>
+        <w:t>ОКПО вашей организации, 8 цифр. Пример: 12345678</w:t>
+      </w:r>
+    </w:p>
+  </w:comment>
+  <w:comment w:id="166" w:author="Подсказка" w:initials="П" w:date="2026-01-01T00:00:00Z">
+    <w:p>
+      <w:pPr>
+        <w:pStyle w:val="CommentText"/>
+      </w:pPr>
+      <w:r>
+        <w:rPr>
+          <w:rStyle w:val="CommentReference"/>
+        </w:rPr>
+        <w:annotationRef/>
+      </w:r>
+      <w:r>
+        <w:t>Телефон. Пример: +7 (900) 000-00-00</w:t>
+      </w:r>
+    </w:p>
+  </w:comment>
+  <w:comment w:id="167" w:author="Подсказка" w:initials="П" w:date="2026-01-01T00:00:00Z">
+    <w:p>
+      <w:pPr>
+        <w:pStyle w:val="CommentText"/>
+      </w:pPr>
+      <w:r>
+        <w:rPr>
+          <w:rStyle w:val="CommentReference"/>
+        </w:rPr>
+        <w:annotationRef/>
+      </w:r>
+      <w:r>
+        <w:t>Email. Пример: info@example.ru</w:t>
+      </w:r>
+    </w:p>
+  </w:comment>
+  <w:comment w:id="168" w:author="Подсказка" w:initials="П" w:date="2026-01-01T00:00:00Z">
     <w:p>
       <w:pPr>
         <w:pStyle w:val="CommentText"/>
@@ -11507,23 +12075,39 @@
       </w:r>
     </w:p>
   </w:comment>
-  <w:comment w:id="147" w:author="Подсказка" w:initials="П" w:date="2026-01-01T00:00:00Z">
-    <w:p>
-      <w:pPr>
-        <w:pStyle w:val="CommentText"/>
-      </w:pPr>
-      <w:r>
-        <w:rPr>
-          <w:rStyle w:val="CommentReference"/>
-        </w:rPr>
-        <w:annotationRef/>
-      </w:r>
-      <w:r>
-        <w:t>Подписант заказчика в формате «И.О. Фамилия». Пример: И.И. Иванов</w:t>
-      </w:r>
-    </w:p>
-  </w:comment>
-  <w:comment w:id="148" w:author="Подсказка" w:initials="П" w:date="2026-01-01T00:00:00Z">
+  <w:comment w:id="169" w:author="Подсказка" w:initials="П" w:date="2026-01-01T00:00:00Z">
+    <w:p>
+      <w:pPr>
+        <w:pStyle w:val="CommentText"/>
+      </w:pPr>
+      <w:r>
+        <w:rPr>
+          <w:rStyle w:val="CommentReference"/>
+        </w:rPr>
+        <w:annotationRef/>
+      </w:r>
+      <w:r>
+        <w:t>Подписант заказчика в формате «И.О. Фамилия». Пример: П.П. Петров</w:t>
+      </w:r>
+    </w:p>
+  </w:comment>
+  <w:comment w:id="170" w:author="Подсказка" w:initials="П" w:date="2026-01-01T00:00:00Z">
+    <w:p>
+      <w:pPr>
+        <w:pStyle w:val="CommentText"/>
+      </w:pPr>
+      <w:r>
+        <w:rPr>
+          <w:rStyle w:val="CommentReference"/>
+        </w:rPr>
+        <w:annotationRef/>
+      </w:r>
+      <w:r>
+        <w:t>Краткое наименование Заказчика (из карточки организации). Пример: АНО «Пример»</w:t>
+      </w:r>
+    </w:p>
+  </w:comment>
+  <w:comment w:id="171" w:author="Подсказка" w:initials="П" w:date="2026-01-01T00:00:00Z">
     <w:p>
       <w:pPr>
         <w:pStyle w:val="CommentText"/>
@@ -11539,7 +12123,7 @@
       </w:r>
     </w:p>
   </w:comment>
-  <w:comment w:id="149" w:author="Подсказка" w:initials="П" w:date="2026-01-01T00:00:00Z">
+  <w:comment w:id="172" w:author="Подсказка" w:initials="П" w:date="2026-01-01T00:00:00Z">
     <w:p>
       <w:pPr>
         <w:pStyle w:val="CommentText"/>
@@ -11555,7 +12139,7 @@
       </w:r>
     </w:p>
   </w:comment>
-  <w:comment w:id="150" w:author="Подсказка" w:initials="П" w:date="2026-01-01T00:00:00Z">
+  <w:comment w:id="173" w:author="Подсказка" w:initials="П" w:date="2026-01-01T00:00:00Z">
     <w:p>
       <w:pPr>
         <w:pStyle w:val="CommentText"/>
@@ -11571,7 +12155,7 @@
       </w:r>
     </w:p>
   </w:comment>
-  <w:comment w:id="151" w:author="Подсказка" w:initials="П" w:date="2026-01-01T00:00:00Z">
+  <w:comment w:id="174" w:author="Подсказка" w:initials="П" w:date="2026-01-01T00:00:00Z">
     <w:p>
       <w:pPr>
         <w:pStyle w:val="CommentText"/>
@@ -11587,7 +12171,7 @@
       </w:r>
     </w:p>
   </w:comment>
-  <w:comment w:id="152" w:author="Подсказка" w:initials="П" w:date="2026-01-01T00:00:00Z">
+  <w:comment w:id="175" w:author="Подсказка" w:initials="П" w:date="2026-01-01T00:00:00Z">
     <w:p>
       <w:pPr>
         <w:pStyle w:val="CommentText"/>
@@ -11603,23 +12187,23 @@
       </w:r>
     </w:p>
   </w:comment>
-  <w:comment w:id="153" w:author="Подсказка" w:initials="П" w:date="2026-01-01T00:00:00Z">
-    <w:p>
-      <w:pPr>
-        <w:pStyle w:val="CommentText"/>
-      </w:pPr>
-      <w:r>
-        <w:rPr>
-          <w:rStyle w:val="CommentReference"/>
-        </w:rPr>
-        <w:annotationRef/>
-      </w:r>
-      <w:r>
-        <w:t>Банк Заказчика. Пример: ПАО «Сбербанк»</w:t>
-      </w:r>
-    </w:p>
-  </w:comment>
-  <w:comment w:id="154" w:author="Подсказка" w:initials="П" w:date="2026-01-01T00:00:00Z">
+  <w:comment w:id="176" w:author="Подсказка" w:initials="П" w:date="2026-01-01T00:00:00Z">
+    <w:p>
+      <w:pPr>
+        <w:pStyle w:val="CommentText"/>
+      </w:pPr>
+      <w:r>
+        <w:rPr>
+          <w:rStyle w:val="CommentReference"/>
+        </w:rPr>
+        <w:annotationRef/>
+      </w:r>
+      <w:r>
+        <w:t>Банк Заказчика. Пример: ПАО «Банк Пример»</w:t>
+      </w:r>
+    </w:p>
+  </w:comment>
+  <w:comment w:id="177" w:author="Подсказка" w:initials="П" w:date="2026-01-01T00:00:00Z">
     <w:p>
       <w:pPr>
         <w:pStyle w:val="CommentText"/>
@@ -11635,87 +12219,119 @@
       </w:r>
     </w:p>
   </w:comment>
-  <w:comment w:id="155" w:author="Подсказка" w:initials="П" w:date="2026-01-01T00:00:00Z">
-    <w:p>
-      <w:pPr>
-        <w:pStyle w:val="CommentText"/>
-      </w:pPr>
-      <w:r>
-        <w:rPr>
-          <w:rStyle w:val="CommentReference"/>
-        </w:rPr>
-        <w:annotationRef/>
-      </w:r>
-      <w:r>
-        <w:t>Расчётный счёт Заказчика. Пример: 40703810400000000001</w:t>
-      </w:r>
-    </w:p>
-  </w:comment>
-  <w:comment w:id="156" w:author="Подсказка" w:initials="П" w:date="2026-01-01T00:00:00Z">
-    <w:p>
-      <w:pPr>
-        <w:pStyle w:val="CommentText"/>
-      </w:pPr>
-      <w:r>
-        <w:rPr>
-          <w:rStyle w:val="CommentReference"/>
-        </w:rPr>
-        <w:annotationRef/>
-      </w:r>
-      <w:r>
-        <w:t>Банк Заказчика. Пример: ПАО «Сбербанк»</w:t>
-      </w:r>
-    </w:p>
-  </w:comment>
-  <w:comment w:id="157" w:author="Подсказка" w:initials="П" w:date="2026-01-01T00:00:00Z">
-    <w:p>
-      <w:pPr>
-        <w:pStyle w:val="CommentText"/>
-      </w:pPr>
-      <w:r>
-        <w:rPr>
-          <w:rStyle w:val="CommentReference"/>
-        </w:rPr>
-        <w:annotationRef/>
-      </w:r>
-      <w:r>
-        <w:t>БИК банка Заказчика. Пример: 044525225</w:t>
-      </w:r>
-    </w:p>
-  </w:comment>
-  <w:comment w:id="158" w:author="Подсказка" w:initials="П" w:date="2026-01-01T00:00:00Z">
-    <w:p>
-      <w:pPr>
-        <w:pStyle w:val="CommentText"/>
-      </w:pPr>
-      <w:r>
-        <w:rPr>
-          <w:rStyle w:val="CommentReference"/>
-        </w:rPr>
-        <w:annotationRef/>
-      </w:r>
-      <w:r>
-        <w:t>Телефон. Пример: +7 (495) 000-00-01</w:t>
-      </w:r>
-    </w:p>
-  </w:comment>
-  <w:comment w:id="159" w:author="Подсказка" w:initials="П" w:date="2026-01-01T00:00:00Z">
-    <w:p>
-      <w:pPr>
-        <w:pStyle w:val="CommentText"/>
-      </w:pPr>
-      <w:r>
-        <w:rPr>
-          <w:rStyle w:val="CommentReference"/>
-        </w:rPr>
-        <w:annotationRef/>
-      </w:r>
-      <w:r>
-        <w:t>Email. Пример: info@vsks.ru</w:t>
-      </w:r>
-    </w:p>
-  </w:comment>
-  <w:comment w:id="160" w:author="Подсказка" w:initials="П" w:date="2026-01-01T00:00:00Z">
+  <w:comment w:id="178" w:author="Подсказка" w:initials="П" w:date="2026-01-01T00:00:00Z">
+    <w:p>
+      <w:pPr>
+        <w:pStyle w:val="CommentText"/>
+      </w:pPr>
+      <w:r>
+        <w:rPr>
+          <w:rStyle w:val="CommentReference"/>
+        </w:rPr>
+        <w:annotationRef/>
+      </w:r>
+      <w:r>
+        <w:t>Расчётный счёт Заказчика. Пример: 40703810000000000000</w:t>
+      </w:r>
+    </w:p>
+  </w:comment>
+  <w:comment w:id="179" w:author="Подсказка" w:initials="П" w:date="2026-01-01T00:00:00Z">
+    <w:p>
+      <w:pPr>
+        <w:pStyle w:val="CommentText"/>
+      </w:pPr>
+      <w:r>
+        <w:rPr>
+          <w:rStyle w:val="CommentReference"/>
+        </w:rPr>
+        <w:annotationRef/>
+      </w:r>
+      <w:r>
+        <w:t>Банк Заказчика. Пример: ПАО «Банк Пример»</w:t>
+      </w:r>
+    </w:p>
+  </w:comment>
+  <w:comment w:id="180" w:author="Подсказка" w:initials="П" w:date="2026-01-01T00:00:00Z">
+    <w:p>
+      <w:pPr>
+        <w:pStyle w:val="CommentText"/>
+      </w:pPr>
+      <w:r>
+        <w:rPr>
+          <w:rStyle w:val="CommentReference"/>
+        </w:rPr>
+        <w:annotationRef/>
+      </w:r>
+      <w:r>
+        <w:t>БИК банка Заказчика. Пример: 044500000</w:t>
+      </w:r>
+    </w:p>
+  </w:comment>
+  <w:comment w:id="181" w:author="Подсказка" w:initials="П" w:date="2026-01-01T00:00:00Z">
+    <w:p>
+      <w:pPr>
+        <w:pStyle w:val="CommentText"/>
+      </w:pPr>
+      <w:r>
+        <w:rPr>
+          <w:rStyle w:val="CommentReference"/>
+        </w:rPr>
+        <w:annotationRef/>
+      </w:r>
+      <w:r>
+        <w:t>Корр. счёт Заказчика. Пример: 30101810000000000000</w:t>
+      </w:r>
+    </w:p>
+  </w:comment>
+  <w:comment w:id="182" w:author="Подсказка" w:initials="П" w:date="2026-01-01T00:00:00Z">
+    <w:p>
+      <w:pPr>
+        <w:pStyle w:val="CommentText"/>
+      </w:pPr>
+      <w:r>
+        <w:rPr>
+          <w:rStyle w:val="CommentReference"/>
+        </w:rPr>
+        <w:annotationRef/>
+      </w:r>
+      <w:r>
+        <w:t>ОКПО вашей организации, 8 цифр. Пример: 12345678</w:t>
+      </w:r>
+    </w:p>
+  </w:comment>
+  <w:comment w:id="183" w:author="Подсказка" w:initials="П" w:date="2026-01-01T00:00:00Z">
+    <w:p>
+      <w:pPr>
+        <w:pStyle w:val="CommentText"/>
+      </w:pPr>
+      <w:r>
+        <w:rPr>
+          <w:rStyle w:val="CommentReference"/>
+        </w:rPr>
+        <w:annotationRef/>
+      </w:r>
+      <w:r>
+        <w:t>Телефон. Пример: +7 (900) 000-00-00</w:t>
+      </w:r>
+    </w:p>
+  </w:comment>
+  <w:comment w:id="184" w:author="Подсказка" w:initials="П" w:date="2026-01-01T00:00:00Z">
+    <w:p>
+      <w:pPr>
+        <w:pStyle w:val="CommentText"/>
+      </w:pPr>
+      <w:r>
+        <w:rPr>
+          <w:rStyle w:val="CommentReference"/>
+        </w:rPr>
+        <w:annotationRef/>
+      </w:r>
+      <w:r>
+        <w:t>Email. Пример: info@example.ru</w:t>
+      </w:r>
+    </w:p>
+  </w:comment>
+  <w:comment w:id="185" w:author="Подсказка" w:initials="П" w:date="2026-01-01T00:00:00Z">
     <w:p>
       <w:pPr>
         <w:pStyle w:val="CommentText"/>
@@ -11731,51 +12347,83 @@
       </w:r>
     </w:p>
   </w:comment>
-  <w:comment w:id="161" w:author="Подсказка" w:initials="П" w:date="2026-01-01T00:00:00Z">
-    <w:p>
-      <w:pPr>
-        <w:pStyle w:val="CommentText"/>
-      </w:pPr>
-      <w:r>
-        <w:rPr>
-          <w:rStyle w:val="CommentReference"/>
-        </w:rPr>
-        <w:annotationRef/>
-      </w:r>
-      <w:r>
-        <w:t>Подписант заказчика в формате «И.О. Фамилия». Пример: И.И. Иванов</w:t>
-      </w:r>
-    </w:p>
-  </w:comment>
-  <w:comment w:id="162" w:author="Подсказка" w:initials="П" w:date="2026-01-01T00:00:00Z">
-    <w:p>
-      <w:pPr>
-        <w:pStyle w:val="CommentText"/>
-      </w:pPr>
-      <w:r>
-        <w:rPr>
-          <w:rStyle w:val="CommentReference"/>
-        </w:rPr>
-        <w:annotationRef/>
-      </w:r>
-      <w:r>
-        <w:t>Подписант заказчика в формате «И.О. Фамилия». Пример: И.И. Иванов</w:t>
-      </w:r>
-    </w:p>
-  </w:comment>
-  <w:comment w:id="163" w:author="Подсказка" w:initials="П" w:date="2026-01-01T00:00:00Z">
-    <w:p>
-      <w:pPr>
-        <w:pStyle w:val="CommentText"/>
-      </w:pPr>
-      <w:r>
-        <w:rPr>
-          <w:rStyle w:val="CommentReference"/>
-        </w:rPr>
-        <w:annotationRef/>
-      </w:r>
-      <w:r>
-        <w:t>Подписант заказчика в формате «И.О. Фамилия». Пример: И.И. Иванов</w:t>
+  <w:comment w:id="186" w:author="Подсказка" w:initials="П" w:date="2026-01-01T00:00:00Z">
+    <w:p>
+      <w:pPr>
+        <w:pStyle w:val="CommentText"/>
+      </w:pPr>
+      <w:r>
+        <w:rPr>
+          <w:rStyle w:val="CommentReference"/>
+        </w:rPr>
+        <w:annotationRef/>
+      </w:r>
+      <w:r>
+        <w:t>Подписант заказчика в формате «И.О. Фамилия». Пример: П.П. Петров</w:t>
+      </w:r>
+    </w:p>
+  </w:comment>
+  <w:comment w:id="187" w:author="Подсказка" w:initials="П" w:date="2026-01-01T00:00:00Z">
+    <w:p>
+      <w:pPr>
+        <w:pStyle w:val="CommentText"/>
+      </w:pPr>
+      <w:r>
+        <w:rPr>
+          <w:rStyle w:val="CommentReference"/>
+        </w:rPr>
+        <w:annotationRef/>
+      </w:r>
+      <w:r>
+        <w:t>Краткое наименование Заказчика (из карточки организации). Пример: АНО «Пример»</w:t>
+      </w:r>
+    </w:p>
+  </w:comment>
+  <w:comment w:id="188" w:author="Подсказка" w:initials="П" w:date="2026-01-01T00:00:00Z">
+    <w:p>
+      <w:pPr>
+        <w:pStyle w:val="CommentText"/>
+      </w:pPr>
+      <w:r>
+        <w:rPr>
+          <w:rStyle w:val="CommentReference"/>
+        </w:rPr>
+        <w:annotationRef/>
+      </w:r>
+      <w:r>
+        <w:t>Подписант заказчика в формате «И.О. Фамилия». Пример: П.П. Петров</w:t>
+      </w:r>
+    </w:p>
+  </w:comment>
+  <w:comment w:id="189" w:author="Подсказка" w:initials="П" w:date="2026-01-01T00:00:00Z">
+    <w:p>
+      <w:pPr>
+        <w:pStyle w:val="CommentText"/>
+      </w:pPr>
+      <w:r>
+        <w:rPr>
+          <w:rStyle w:val="CommentReference"/>
+        </w:rPr>
+        <w:annotationRef/>
+      </w:r>
+      <w:r>
+        <w:t>Краткое наименование Заказчика (из карточки организации). Пример: АНО «Пример»</w:t>
+      </w:r>
+    </w:p>
+  </w:comment>
+  <w:comment w:id="190" w:author="Подсказка" w:initials="П" w:date="2026-01-01T00:00:00Z">
+    <w:p>
+      <w:pPr>
+        <w:pStyle w:val="CommentText"/>
+      </w:pPr>
+      <w:r>
+        <w:rPr>
+          <w:rStyle w:val="CommentReference"/>
+        </w:rPr>
+        <w:annotationRef/>
+      </w:r>
+      <w:r>
+        <w:t>Подписант заказчика в формате «И.О. Фамилия». Пример: П.П. Петров</w:t>
       </w:r>
     </w:p>
   </w:comment>

--- a/backend/templates/contract_gph_individual_rid.docx
+++ b/backend/templates/contract_gph_individual_rid.docx
@@ -265,7 +265,7 @@
           <w:sz w:val="24"/>
           <w:szCs w:val="24"/>
         </w:rPr>
-        <w:t xml:space="preserve"> в лице {{ customer_signatory_position }} {{ customer_signatory_name }}, действующего на основании {{ customer_signatory_basis }}, с одной стороны, и гражданин Российской Федерации {{ contractor_full_name }}, далее именуемый «Исполнитель»</w:t>
+        <w:t xml:space="preserve"> в лице {{ customer_signatory_position_genitive }} {{ customer_signatory_name_genitive }}, действующего на основании {{ customer_signatory_basis }}, с одной стороны, и гражданин Российской Федерации {{ contractor_full_name }}, далее именуемый «Исполнитель»</w:t>
       </w:r>
       <w:commentRangeEnd w:id="6"/>
       <w:r>
@@ -9431,7 +9431,7 @@
         <w:annotationRef/>
       </w:r>
       <w:r>
-        <w:t>Должность подписанта. Пример: Президент</w:t>
+        <w:t>Должность подписанта Заказчика в род.падеже. Пример: Президента</w:t>
       </w:r>
     </w:p>
   </w:comment>
@@ -9447,7 +9447,7 @@
         <w:annotationRef/>
       </w:r>
       <w:r>
-        <w:t>ФИО подписанта (им.падеж). Пример: Петров Пётр Петрович</w:t>
+        <w:t>ФИО в род.падеже. Пример: Петрова Петра Петровича</w:t>
       </w:r>
     </w:p>
   </w:comment>

--- a/backend/templates/contract_gph_individual_rid.docx
+++ b/backend/templates/contract_gph_individual_rid.docx
@@ -153,9 +153,9 @@
                 <w:szCs w:val="24"/>
               </w:rPr>
             </w:pPr>
-            <w:commentRangeStart w:id="51"/>
-            <w:commentRangeStart w:id="52"/>
-            <w:commentRangeStart w:id="53"/>
+            <w:commentRangeStart w:id="60"/>
+            <w:commentRangeStart w:id="61"/>
+            <w:commentRangeStart w:id="62"/>
             <w:r>
               <w:rPr>
                 <w:rFonts w:ascii="Times New Roman" w:hAnsi="Times New Roman" w:cs="Times New Roman"/>
@@ -165,26 +165,26 @@
               </w:rPr>
               <w:t xml:space="preserve">«{{ contract_date_day }}» {{ contract_date_month }} {{ contract_date_year }} г.</w:t>
             </w:r>
-            <w:commentRangeEnd w:id="53"/>
+            <w:commentRangeEnd w:id="62"/>
             <w:r>
               <w:rPr>
                 <w:rStyle w:val="CommentReference"/>
               </w:rPr>
-              <w:commentReference w:id="53"/>
-            </w:r>
-            <w:commentRangeEnd w:id="52"/>
+              <w:commentReference w:id="62"/>
+            </w:r>
+            <w:commentRangeEnd w:id="61"/>
             <w:r>
               <w:rPr>
                 <w:rStyle w:val="CommentReference"/>
               </w:rPr>
-              <w:commentReference w:id="52"/>
-            </w:r>
-            <w:commentRangeEnd w:id="51"/>
+              <w:commentReference w:id="61"/>
+            </w:r>
+            <w:commentRangeEnd w:id="60"/>
             <w:r>
               <w:rPr>
                 <w:rStyle w:val="CommentReference"/>
               </w:rPr>
-              <w:commentReference w:id="51"/>
+              <w:commentReference w:id="60"/>
             </w:r>
             <w:r>
               <w:rPr>
@@ -515,117 +515,51 @@
     <w:p>
       <w:pPr>
         <w:pStyle w:val="ConsPlusNormal"/>
-        <w:numPr>
-          <w:ilvl w:val="0"/>
-          <w:numId w:val="4"/>
-        </w:numPr>
         <w:spacing w:before="100" w:beforeAutospacing="1" w:after="100" w:afterAutospacing="1" w:line="276" w:lineRule="auto"/>
+        <w:ind w:left="567"/>
         <w:contextualSpacing/>
-        <w:jc w:val="center"/>
+        <w:jc w:val="both"/>
         <w:outlineLvl w:val="0"/>
         <w:rPr>
           <w:rFonts w:ascii="Times New Roman" w:hAnsi="Times New Roman" w:cs="Times New Roman"/>
-          <w:b/>
-          <w:bCs/>
-          <w:sz w:val="24"/>
-          <w:szCs w:val="24"/>
-        </w:rPr>
-      </w:pPr>
-      <w:r>
-        <w:rPr>
-          <w:rFonts w:ascii="Times New Roman" w:hAnsi="Times New Roman" w:cs="Times New Roman"/>
-          <w:b/>
-          <w:bCs/>
-          <w:sz w:val="24"/>
-          <w:szCs w:val="24"/>
-        </w:rPr>
-        <w:t>Срок оказания услуг и срок действия Договора</w:t>
+          <w:sz w:val="24"/>
+          <w:szCs w:val="24"/>
+        </w:rPr>
+      </w:pPr>
+      <w:commentRangeStart w:id="8"/>
+      <w:r>
+        <w:t>{%p if subsidy_agreement_text %}</w:t>
+      </w:r>
+      <w:commentRangeEnd w:id="8"/>
+      <w:r>
+        <w:rPr>
+          <w:rStyle w:val="CommentReference"/>
+        </w:rPr>
+        <w:commentReference w:id="8"/>
       </w:r>
     </w:p>
     <w:p>
       <w:pPr>
         <w:pStyle w:val="ConsPlusNormal"/>
         <w:spacing w:before="100" w:beforeAutospacing="1" w:after="100" w:afterAutospacing="1" w:line="276" w:lineRule="auto"/>
-        <w:ind w:left="360"/>
+        <w:ind w:left="567"/>
         <w:contextualSpacing/>
+        <w:jc w:val="both"/>
         <w:outlineLvl w:val="0"/>
         <w:rPr>
           <w:rFonts w:ascii="Times New Roman" w:hAnsi="Times New Roman" w:cs="Times New Roman"/>
-          <w:b/>
-          <w:bCs/>
-          <w:sz w:val="24"/>
-          <w:szCs w:val="24"/>
-        </w:rPr>
-      </w:pPr>
-    </w:p>
-    <w:p>
-      <w:pPr>
-        <w:pStyle w:val="ConsPlusNormal"/>
-        <w:numPr>
-          <w:ilvl w:val="1"/>
-          <w:numId w:val="4"/>
-        </w:numPr>
-        <w:spacing w:before="100" w:beforeAutospacing="1" w:after="100" w:afterAutospacing="1" w:line="276" w:lineRule="auto"/>
-        <w:contextualSpacing/>
-        <w:jc w:val="both"/>
-        <w:outlineLvl w:val="0"/>
-        <w:rPr>
-          <w:rFonts w:ascii="Times New Roman" w:hAnsi="Times New Roman" w:cs="Times New Roman"/>
-          <w:i/>
-          <w:sz w:val="24"/>
-          <w:szCs w:val="24"/>
-          <w:highlight w:val="yellow"/>
-        </w:rPr>
-      </w:pPr>
-      <w:commentRangeStart w:id="8"/>
+          <w:sz w:val="24"/>
+          <w:szCs w:val="24"/>
+        </w:rPr>
+      </w:pPr>
       <w:commentRangeStart w:id="9"/>
-      <w:commentRangeStart w:id="10"/>
-      <w:commentRangeStart w:id="11"/>
-      <w:commentRangeStart w:id="12"/>
-      <w:commentRangeStart w:id="13"/>
-      <w:commentRangeStart w:id="14"/>
-      <w:r>
-        <w:rPr>
-          <w:rFonts w:ascii="Times New Roman" w:hAnsi="Times New Roman" w:cs="Times New Roman"/>
-          <w:sz w:val="24"/>
-          <w:szCs w:val="24"/>
-        </w:rPr>
-        <w:t xml:space="preserve">Срок оказания Услуг устанавливается с «{{ contract_date_day }}» {{ contract_date_month }} {{ contract_date_year }} г. по {{ service_end_date }} г. (включительно){%- if service_start_date %} / с момента заключения настоящего Договора по {{ service_end_date }} г. (включительно){%- endif %}.</w:t>
-      </w:r>
-      <w:commentRangeEnd w:id="14"/>
-      <w:r>
-        <w:rPr>
-          <w:rStyle w:val="CommentReference"/>
-        </w:rPr>
-        <w:commentReference w:id="14"/>
-      </w:r>
-      <w:commentRangeEnd w:id="13"/>
-      <w:r>
-        <w:rPr>
-          <w:rStyle w:val="CommentReference"/>
-        </w:rPr>
-        <w:commentReference w:id="13"/>
-      </w:r>
-      <w:commentRangeEnd w:id="12"/>
-      <w:r>
-        <w:rPr>
-          <w:rStyle w:val="CommentReference"/>
-        </w:rPr>
-        <w:commentReference w:id="12"/>
-      </w:r>
-      <w:commentRangeEnd w:id="11"/>
-      <w:r>
-        <w:rPr>
-          <w:rStyle w:val="CommentReference"/>
-        </w:rPr>
-        <w:commentReference w:id="11"/>
-      </w:r>
-      <w:commentRangeEnd w:id="10"/>
-      <w:r>
-        <w:rPr>
-          <w:rStyle w:val="CommentReference"/>
-        </w:rPr>
-        <w:commentReference w:id="10"/>
+      <w:r>
+        <w:rPr>
+          <w:rFonts w:ascii="Times New Roman" w:hAnsi="Times New Roman" w:cs="Times New Roman"/>
+          <w:sz w:val="24"/>
+          <w:szCs w:val="24"/>
+        </w:rPr>
+        <w:t xml:space="preserve">Договор заключён в рамках реализации {{subsidy_agreement_text}}.</w:t>
       </w:r>
       <w:commentRangeEnd w:id="9"/>
       <w:r>
@@ -633,56 +567,13 @@
           <w:rStyle w:val="CommentReference"/>
         </w:rPr>
         <w:commentReference w:id="9"/>
-      </w:r>
-      <w:commentRangeEnd w:id="8"/>
-      <w:r>
-        <w:rPr>
-          <w:rStyle w:val="CommentReference"/>
-        </w:rPr>
-        <w:commentReference w:id="8"/>
-      </w:r>
-      <w:r>
-        <w:rPr>
-          <w:rFonts w:ascii="Times New Roman" w:hAnsi="Times New Roman" w:cs="Times New Roman"/>
-          <w:i/>
-          <w:sz w:val="24"/>
-          <w:szCs w:val="24"/>
-          <w:highlight w:val="yellow"/>
-        </w:rPr>
-        <w:t xml:space="preserve"/>
-      </w:r>
-    </w:p>
-    <w:p>
-      <w:pPr>
-        <w:pStyle w:val="ConsPlusNormal"/>
-        <w:numPr>
-          <w:ilvl w:val="1"/>
-          <w:numId w:val="4"/>
-        </w:numPr>
-        <w:spacing w:before="100" w:beforeAutospacing="1" w:after="100" w:afterAutospacing="1" w:line="276" w:lineRule="auto"/>
-        <w:contextualSpacing/>
-        <w:jc w:val="both"/>
-        <w:outlineLvl w:val="0"/>
-        <w:rPr>
-          <w:rFonts w:ascii="Times New Roman" w:hAnsi="Times New Roman" w:cs="Times New Roman"/>
-          <w:sz w:val="24"/>
-          <w:szCs w:val="24"/>
-        </w:rPr>
-      </w:pPr>
-      <w:r>
-        <w:rPr>
-          <w:rFonts w:ascii="Times New Roman" w:hAnsi="Times New Roman" w:cs="Times New Roman"/>
-          <w:sz w:val="24"/>
-          <w:szCs w:val="24"/>
-        </w:rPr>
-        <w:t xml:space="preserve">Договор вступает в силу со дня заключения и действует до полного исполнения Сторонами своих обязательств. </w:t>
       </w:r>
     </w:p>
     <w:p>
       <w:pPr>
         <w:pStyle w:val="ConsPlusNormal"/>
         <w:spacing w:before="100" w:beforeAutospacing="1" w:after="100" w:afterAutospacing="1" w:line="276" w:lineRule="auto"/>
-        <w:ind w:left="1000"/>
+        <w:ind w:left="567"/>
         <w:contextualSpacing/>
         <w:jc w:val="both"/>
         <w:outlineLvl w:val="0"/>
@@ -692,6 +583,17 @@
           <w:szCs w:val="24"/>
         </w:rPr>
       </w:pPr>
+      <w:commentRangeStart w:id="10"/>
+      <w:r>
+        <w:t>{%p endif %}</w:t>
+      </w:r>
+      <w:commentRangeEnd w:id="10"/>
+      <w:r>
+        <w:rPr>
+          <w:rStyle w:val="CommentReference"/>
+        </w:rPr>
+        <w:commentReference w:id="10"/>
+      </w:r>
     </w:p>
     <w:p>
       <w:pPr>
@@ -720,6 +622,187 @@
           <w:sz w:val="24"/>
           <w:szCs w:val="24"/>
         </w:rPr>
+        <w:t>Срок оказания услуг и срок действия Договора</w:t>
+      </w:r>
+    </w:p>
+    <w:p>
+      <w:pPr>
+        <w:pStyle w:val="ConsPlusNormal"/>
+        <w:spacing w:before="100" w:beforeAutospacing="1" w:after="100" w:afterAutospacing="1" w:line="276" w:lineRule="auto"/>
+        <w:ind w:left="360"/>
+        <w:contextualSpacing/>
+        <w:outlineLvl w:val="0"/>
+        <w:rPr>
+          <w:rFonts w:ascii="Times New Roman" w:hAnsi="Times New Roman" w:cs="Times New Roman"/>
+          <w:b/>
+          <w:bCs/>
+          <w:sz w:val="24"/>
+          <w:szCs w:val="24"/>
+        </w:rPr>
+      </w:pPr>
+    </w:p>
+    <w:p>
+      <w:pPr>
+        <w:pStyle w:val="ConsPlusNormal"/>
+        <w:numPr>
+          <w:ilvl w:val="1"/>
+          <w:numId w:val="4"/>
+        </w:numPr>
+        <w:spacing w:before="100" w:beforeAutospacing="1" w:after="100" w:afterAutospacing="1" w:line="276" w:lineRule="auto"/>
+        <w:contextualSpacing/>
+        <w:jc w:val="both"/>
+        <w:outlineLvl w:val="0"/>
+        <w:rPr>
+          <w:rFonts w:ascii="Times New Roman" w:hAnsi="Times New Roman" w:cs="Times New Roman"/>
+          <w:i/>
+          <w:sz w:val="24"/>
+          <w:szCs w:val="24"/>
+          <w:highlight w:val="yellow"/>
+        </w:rPr>
+      </w:pPr>
+      <w:commentRangeStart w:id="11"/>
+      <w:commentRangeStart w:id="12"/>
+      <w:commentRangeStart w:id="13"/>
+      <w:commentRangeStart w:id="14"/>
+      <w:commentRangeStart w:id="15"/>
+      <w:commentRangeStart w:id="16"/>
+      <w:commentRangeStart w:id="17"/>
+      <w:r>
+        <w:rPr>
+          <w:rFonts w:ascii="Times New Roman" w:hAnsi="Times New Roman" w:cs="Times New Roman"/>
+          <w:sz w:val="24"/>
+          <w:szCs w:val="24"/>
+        </w:rPr>
+        <w:t xml:space="preserve">Срок оказания Услуг устанавливается с «{{ contract_date_day }}» {{ contract_date_month }} {{ contract_date_year }} г. по {{ service_end_date }} г. (включительно){%- if service_start_date %} / с момента заключения настоящего Договора по {{ service_end_date }} г. (включительно){%- endif %}.</w:t>
+      </w:r>
+      <w:commentRangeEnd w:id="17"/>
+      <w:r>
+        <w:rPr>
+          <w:rStyle w:val="CommentReference"/>
+        </w:rPr>
+        <w:commentReference w:id="17"/>
+      </w:r>
+      <w:commentRangeEnd w:id="16"/>
+      <w:r>
+        <w:rPr>
+          <w:rStyle w:val="CommentReference"/>
+        </w:rPr>
+        <w:commentReference w:id="16"/>
+      </w:r>
+      <w:commentRangeEnd w:id="15"/>
+      <w:r>
+        <w:rPr>
+          <w:rStyle w:val="CommentReference"/>
+        </w:rPr>
+        <w:commentReference w:id="15"/>
+      </w:r>
+      <w:commentRangeEnd w:id="14"/>
+      <w:r>
+        <w:rPr>
+          <w:rStyle w:val="CommentReference"/>
+        </w:rPr>
+        <w:commentReference w:id="14"/>
+      </w:r>
+      <w:commentRangeEnd w:id="13"/>
+      <w:r>
+        <w:rPr>
+          <w:rStyle w:val="CommentReference"/>
+        </w:rPr>
+        <w:commentReference w:id="13"/>
+      </w:r>
+      <w:commentRangeEnd w:id="12"/>
+      <w:r>
+        <w:rPr>
+          <w:rStyle w:val="CommentReference"/>
+        </w:rPr>
+        <w:commentReference w:id="12"/>
+      </w:r>
+      <w:commentRangeEnd w:id="11"/>
+      <w:r>
+        <w:rPr>
+          <w:rStyle w:val="CommentReference"/>
+        </w:rPr>
+        <w:commentReference w:id="11"/>
+      </w:r>
+      <w:r>
+        <w:rPr>
+          <w:rFonts w:ascii="Times New Roman" w:hAnsi="Times New Roman" w:cs="Times New Roman"/>
+          <w:i/>
+          <w:sz w:val="24"/>
+          <w:szCs w:val="24"/>
+          <w:highlight w:val="yellow"/>
+        </w:rPr>
+        <w:t xml:space="preserve"/>
+      </w:r>
+    </w:p>
+    <w:p>
+      <w:pPr>
+        <w:pStyle w:val="ConsPlusNormal"/>
+        <w:numPr>
+          <w:ilvl w:val="1"/>
+          <w:numId w:val="4"/>
+        </w:numPr>
+        <w:spacing w:before="100" w:beforeAutospacing="1" w:after="100" w:afterAutospacing="1" w:line="276" w:lineRule="auto"/>
+        <w:contextualSpacing/>
+        <w:jc w:val="both"/>
+        <w:outlineLvl w:val="0"/>
+        <w:rPr>
+          <w:rFonts w:ascii="Times New Roman" w:hAnsi="Times New Roman" w:cs="Times New Roman"/>
+          <w:sz w:val="24"/>
+          <w:szCs w:val="24"/>
+        </w:rPr>
+      </w:pPr>
+      <w:r>
+        <w:rPr>
+          <w:rFonts w:ascii="Times New Roman" w:hAnsi="Times New Roman" w:cs="Times New Roman"/>
+          <w:sz w:val="24"/>
+          <w:szCs w:val="24"/>
+        </w:rPr>
+        <w:t xml:space="preserve">Договор вступает в силу со дня заключения и действует до полного исполнения Сторонами своих обязательств. </w:t>
+      </w:r>
+    </w:p>
+    <w:p>
+      <w:pPr>
+        <w:pStyle w:val="ConsPlusNormal"/>
+        <w:spacing w:before="100" w:beforeAutospacing="1" w:after="100" w:afterAutospacing="1" w:line="276" w:lineRule="auto"/>
+        <w:ind w:left="1000"/>
+        <w:contextualSpacing/>
+        <w:jc w:val="both"/>
+        <w:outlineLvl w:val="0"/>
+        <w:rPr>
+          <w:rFonts w:ascii="Times New Roman" w:hAnsi="Times New Roman" w:cs="Times New Roman"/>
+          <w:sz w:val="24"/>
+          <w:szCs w:val="24"/>
+        </w:rPr>
+      </w:pPr>
+    </w:p>
+    <w:p>
+      <w:pPr>
+        <w:pStyle w:val="ConsPlusNormal"/>
+        <w:numPr>
+          <w:ilvl w:val="0"/>
+          <w:numId w:val="4"/>
+        </w:numPr>
+        <w:spacing w:before="100" w:beforeAutospacing="1" w:after="100" w:afterAutospacing="1" w:line="276" w:lineRule="auto"/>
+        <w:contextualSpacing/>
+        <w:jc w:val="center"/>
+        <w:outlineLvl w:val="0"/>
+        <w:rPr>
+          <w:rFonts w:ascii="Times New Roman" w:hAnsi="Times New Roman" w:cs="Times New Roman"/>
+          <w:b/>
+          <w:bCs/>
+          <w:sz w:val="24"/>
+          <w:szCs w:val="24"/>
+        </w:rPr>
+      </w:pPr>
+      <w:r>
+        <w:rPr>
+          <w:rFonts w:ascii="Times New Roman" w:hAnsi="Times New Roman" w:cs="Times New Roman"/>
+          <w:b/>
+          <w:bCs/>
+          <w:sz w:val="24"/>
+          <w:szCs w:val="24"/>
+        </w:rPr>
         <w:t>Права и обязанности сторон</w:t>
       </w:r>
     </w:p>
@@ -1183,8 +1266,8 @@
           <w:szCs w:val="24"/>
         </w:rPr>
       </w:pPr>
-      <w:commentRangeStart w:id="15"/>
-      <w:commentRangeStart w:id="16"/>
+      <w:commentRangeStart w:id="18"/>
+      <w:commentRangeStart w:id="19"/>
       <w:r>
         <w:rPr>
           <w:rFonts w:ascii="Times New Roman" w:hAnsi="Times New Roman" w:cs="Times New Roman"/>
@@ -1193,19 +1276,19 @@
         </w:rPr>
         <w:t xml:space="preserve">По завершении оказания Услуг{% if has_stages %} (или этапа оказания Услуг){% endif %} предоставлять Заказчику подписанный со своей стороны акт об оказании Услуг в течение 3 (трех) рабочих дней.</w:t>
       </w:r>
-      <w:commentRangeEnd w:id="16"/>
-      <w:r>
-        <w:rPr>
-          <w:rStyle w:val="CommentReference"/>
-        </w:rPr>
-        <w:commentReference w:id="16"/>
-      </w:r>
-      <w:commentRangeEnd w:id="15"/>
-      <w:r>
-        <w:rPr>
-          <w:rStyle w:val="CommentReference"/>
-        </w:rPr>
-        <w:commentReference w:id="15"/>
+      <w:commentRangeEnd w:id="19"/>
+      <w:r>
+        <w:rPr>
+          <w:rStyle w:val="CommentReference"/>
+        </w:rPr>
+        <w:commentReference w:id="19"/>
+      </w:r>
+      <w:commentRangeEnd w:id="18"/>
+      <w:r>
+        <w:rPr>
+          <w:rStyle w:val="CommentReference"/>
+        </w:rPr>
+        <w:commentReference w:id="18"/>
       </w:r>
     </w:p>
     <w:p>
@@ -1727,24 +1810,24 @@
         <w:ind w:left="0" w:firstLine="567"/>
         <w:outlineLvl w:val="0"/>
       </w:pPr>
-      <w:commentRangeStart w:id="17"/>
-      <w:commentRangeStart w:id="18"/>
+      <w:commentRangeStart w:id="20"/>
+      <w:commentRangeStart w:id="21"/>
       <w:r>
         <w:t xml:space="preserve">Цена Услуг Исполнителя составляет сумму {{ contract_price_num }} ({{ contract_price_words }}) рублей 00 копеек</w:t>
       </w:r>
-      <w:commentRangeEnd w:id="18"/>
-      <w:r>
-        <w:rPr>
-          <w:rStyle w:val="CommentReference"/>
-        </w:rPr>
-        <w:commentReference w:id="18"/>
-      </w:r>
-      <w:commentRangeEnd w:id="17"/>
-      <w:r>
-        <w:rPr>
-          <w:rStyle w:val="CommentReference"/>
-        </w:rPr>
-        <w:commentReference w:id="17"/>
+      <w:commentRangeEnd w:id="21"/>
+      <w:r>
+        <w:rPr>
+          <w:rStyle w:val="CommentReference"/>
+        </w:rPr>
+        <w:commentReference w:id="21"/>
+      </w:r>
+      <w:commentRangeEnd w:id="20"/>
+      <w:r>
+        <w:rPr>
+          <w:rStyle w:val="CommentReference"/>
+        </w:rPr>
+        <w:commentReference w:id="20"/>
       </w:r>
       <w:r>
         <w:rPr>
@@ -1914,16 +1997,16 @@
           <w:szCs w:val="24"/>
         </w:rPr>
       </w:pPr>
-      <w:commentRangeStart w:id="19"/>
+      <w:commentRangeStart w:id="22"/>
       <w:r>
         <w:t>{%p if has_stages %}</w:t>
       </w:r>
-      <w:commentRangeEnd w:id="19"/>
-      <w:r>
-        <w:rPr>
-          <w:rStyle w:val="CommentReference"/>
-        </w:rPr>
-        <w:commentReference w:id="19"/>
+      <w:commentRangeEnd w:id="22"/>
+      <w:r>
+        <w:rPr>
+          <w:rStyle w:val="CommentReference"/>
+        </w:rPr>
+        <w:commentReference w:id="22"/>
       </w:r>
     </w:p>
     <w:p>
@@ -1972,16 +2055,16 @@
           <w:szCs w:val="24"/>
         </w:rPr>
       </w:pPr>
-      <w:commentRangeStart w:id="20"/>
+      <w:commentRangeStart w:id="23"/>
       <w:r>
         <w:t>{%p endif %}</w:t>
       </w:r>
-      <w:commentRangeEnd w:id="20"/>
-      <w:r>
-        <w:rPr>
-          <w:rStyle w:val="CommentReference"/>
-        </w:rPr>
-        <w:commentReference w:id="20"/>
+      <w:commentRangeEnd w:id="23"/>
+      <w:r>
+        <w:rPr>
+          <w:rStyle w:val="CommentReference"/>
+        </w:rPr>
+        <w:commentReference w:id="23"/>
       </w:r>
     </w:p>
     <w:p>
@@ -2064,13 +2147,34 @@
       <w:r>
         <w:br/>
       </w:r>
-      <w:commentRangeStart w:id="21"/>
-      <w:commentRangeStart w:id="22"/>
-      <w:commentRangeStart w:id="23"/>
       <w:commentRangeStart w:id="24"/>
+      <w:commentRangeStart w:id="25"/>
+      <w:commentRangeStart w:id="26"/>
+      <w:commentRangeStart w:id="27"/>
       <w:r>
         <w:t xml:space="preserve">из федерального бюджета субсидии, заключенного между {{ customer_short_name }} и {{ subsidy_grantor_name or '____________________' }} № {{ subsidy_agreement_number }} от {{ subsidy_agreement_date }} г.</w:t>
       </w:r>
+      <w:commentRangeEnd w:id="27"/>
+      <w:r>
+        <w:rPr>
+          <w:rStyle w:val="CommentReference"/>
+        </w:rPr>
+        <w:commentReference w:id="27"/>
+      </w:r>
+      <w:commentRangeEnd w:id="26"/>
+      <w:r>
+        <w:rPr>
+          <w:rStyle w:val="CommentReference"/>
+        </w:rPr>
+        <w:commentReference w:id="26"/>
+      </w:r>
+      <w:commentRangeEnd w:id="25"/>
+      <w:r>
+        <w:rPr>
+          <w:rStyle w:val="CommentReference"/>
+        </w:rPr>
+        <w:commentReference w:id="25"/>
+      </w:r>
       <w:commentRangeEnd w:id="24"/>
       <w:r>
         <w:rPr>
@@ -2078,40 +2182,19 @@
         </w:rPr>
         <w:commentReference w:id="24"/>
       </w:r>
-      <w:commentRangeEnd w:id="23"/>
-      <w:r>
-        <w:rPr>
-          <w:rStyle w:val="CommentReference"/>
-        </w:rPr>
-        <w:commentReference w:id="23"/>
-      </w:r>
-      <w:commentRangeEnd w:id="22"/>
-      <w:r>
-        <w:rPr>
-          <w:rStyle w:val="CommentReference"/>
-        </w:rPr>
-        <w:commentReference w:id="22"/>
-      </w:r>
-      <w:commentRangeEnd w:id="21"/>
-      <w:r>
-        <w:rPr>
-          <w:rStyle w:val="CommentReference"/>
-        </w:rPr>
-        <w:commentReference w:id="21"/>
-      </w:r>
       <w:r>
         <w:br/>
       </w:r>
-      <w:commentRangeStart w:id="25"/>
+      <w:commentRangeStart w:id="28"/>
       <w:r>
         <w:t xml:space="preserve"> В связи с оплатой стоимости настоящего договора за счет средств федеральной субсидии, Подрядчик (Исполнитель) дает свое согласие на осуществление главным распорядителем бюджетных средств, предоставившим субсидию ({{ subsidy_grantor_name or '____________________' }}), и органами государственного (муниципального) финансового контроля проверок соблюдения Заказчиком условий, целей и порядка предоставления субсидии, в том числе в части достижения результатов предоставления Субсидии, установленных Правилами предоставления субсидии и настоящим Соглашением (в соответствии с п. 3 ст. 78.1. БК РФ)</w:t>
       </w:r>
-      <w:commentRangeEnd w:id="25"/>
-      <w:r>
-        <w:rPr>
-          <w:rStyle w:val="CommentReference"/>
-        </w:rPr>
-        <w:commentReference w:id="25"/>
+      <w:commentRangeEnd w:id="28"/>
+      <w:r>
+        <w:rPr>
+          <w:rStyle w:val="CommentReference"/>
+        </w:rPr>
+        <w:commentReference w:id="28"/>
       </w:r>
       <w:r>
         <w:rPr>
@@ -2138,8 +2221,8 @@
           <w:szCs w:val="24"/>
         </w:rPr>
       </w:pPr>
-      <w:commentRangeStart w:id="26"/>
-      <w:commentRangeStart w:id="27"/>
+      <w:commentRangeStart w:id="29"/>
+      <w:commentRangeStart w:id="30"/>
       <w:r>
         <w:rPr>
           <w:rFonts w:ascii="Times New Roman" w:hAnsi="Times New Roman" w:cs="Times New Roman"/>
@@ -2148,19 +2231,19 @@
         </w:rPr>
         <w:t xml:space="preserve">Приемка Услуг{% if has_stages %} (в т.ч. этапа оказания Услуг){% endif %} осуществляется Заказчиком в течение 15 календарных дней после получения им Акта. В течение указанного срока Заказчик подписывает Акт или направляет мотивированный отказ. Оплате подлежат только фактически оказанные Исполнителем и принятые по Акту Заказчиком Услуги.</w:t>
       </w:r>
-      <w:commentRangeEnd w:id="27"/>
-      <w:r>
-        <w:rPr>
-          <w:rStyle w:val="CommentReference"/>
-        </w:rPr>
-        <w:commentReference w:id="27"/>
-      </w:r>
-      <w:commentRangeEnd w:id="26"/>
-      <w:r>
-        <w:rPr>
-          <w:rStyle w:val="CommentReference"/>
-        </w:rPr>
-        <w:commentReference w:id="26"/>
+      <w:commentRangeEnd w:id="30"/>
+      <w:r>
+        <w:rPr>
+          <w:rStyle w:val="CommentReference"/>
+        </w:rPr>
+        <w:commentReference w:id="30"/>
+      </w:r>
+      <w:commentRangeEnd w:id="29"/>
+      <w:r>
+        <w:rPr>
+          <w:rStyle w:val="CommentReference"/>
+        </w:rPr>
+        <w:commentReference w:id="29"/>
       </w:r>
     </w:p>
     <w:p>
@@ -3538,6 +3621,196 @@
           <w:szCs w:val="24"/>
         </w:rPr>
         <w:t xml:space="preserve">Стороны признают действительность сканированных копий документов, сообщений, направляемых сторонами друг другу с использованием адресов электронной почты (e-mail) сторон, указанных в разделе 9 настоящего Договора. Такие копии документов сохраняют свою силу до получения второй стороной подлинника соответствующего документа. Стороны обязуются обмениваться подлинниками документов в течение 10 (десяти) рабочих дней с момента получения сканированных копий таких документов.</w:t>
+      </w:r>
+    </w:p>
+    <w:p>
+      <w:pPr>
+        <w:pStyle w:val="ConsPlusNormal"/>
+        <w:numPr>
+          <w:ilvl w:val="1"/>
+          <w:numId w:val="4"/>
+        </w:numPr>
+        <w:spacing w:before="100" w:beforeAutospacing="1" w:after="100" w:afterAutospacing="1" w:line="276" w:lineRule="auto"/>
+        <w:ind w:left="0" w:firstLine="709"/>
+        <w:contextualSpacing/>
+        <w:jc w:val="both"/>
+        <w:outlineLvl w:val="0"/>
+        <w:rPr>
+          <w:rFonts w:ascii="Times New Roman" w:hAnsi="Times New Roman" w:cs="Times New Roman"/>
+          <w:sz w:val="24"/>
+          <w:szCs w:val="24"/>
+        </w:rPr>
+      </w:pPr>
+      <w:commentRangeStart w:id="31"/>
+      <w:r>
+        <w:t>{%p if subsidy_extra_clause_1 %}</w:t>
+      </w:r>
+      <w:commentRangeEnd w:id="31"/>
+      <w:r>
+        <w:rPr>
+          <w:rStyle w:val="CommentReference"/>
+        </w:rPr>
+        <w:commentReference w:id="31"/>
+      </w:r>
+    </w:p>
+    <w:p>
+      <w:pPr>
+        <w:pStyle w:val="ConsPlusNormal"/>
+        <w:numPr>
+          <w:ilvl w:val="1"/>
+          <w:numId w:val="4"/>
+        </w:numPr>
+        <w:spacing w:before="100" w:beforeAutospacing="1" w:after="100" w:afterAutospacing="1" w:line="276" w:lineRule="auto"/>
+        <w:ind w:left="0" w:firstLine="709"/>
+        <w:contextualSpacing/>
+        <w:jc w:val="both"/>
+        <w:outlineLvl w:val="0"/>
+        <w:rPr>
+          <w:rFonts w:ascii="Times New Roman" w:hAnsi="Times New Roman" w:cs="Times New Roman"/>
+          <w:sz w:val="24"/>
+          <w:szCs w:val="24"/>
+        </w:rPr>
+      </w:pPr>
+      <w:commentRangeStart w:id="32"/>
+      <w:r>
+        <w:rPr>
+          <w:rFonts w:ascii="Times New Roman" w:hAnsi="Times New Roman" w:cs="Times New Roman"/>
+          <w:sz w:val="24"/>
+          <w:szCs w:val="24"/>
+        </w:rPr>
+        <w:t xml:space="preserve">{{subsidy_extra_clause_1}}</w:t>
+      </w:r>
+      <w:commentRangeEnd w:id="32"/>
+      <w:r>
+        <w:rPr>
+          <w:rStyle w:val="CommentReference"/>
+        </w:rPr>
+        <w:commentReference w:id="32"/>
+      </w:r>
+    </w:p>
+    <w:p>
+      <w:pPr>
+        <w:pStyle w:val="ConsPlusNormal"/>
+        <w:numPr>
+          <w:ilvl w:val="1"/>
+          <w:numId w:val="4"/>
+        </w:numPr>
+        <w:spacing w:before="100" w:beforeAutospacing="1" w:after="100" w:afterAutospacing="1" w:line="276" w:lineRule="auto"/>
+        <w:ind w:left="0" w:firstLine="709"/>
+        <w:contextualSpacing/>
+        <w:jc w:val="both"/>
+        <w:outlineLvl w:val="0"/>
+        <w:rPr>
+          <w:rFonts w:ascii="Times New Roman" w:hAnsi="Times New Roman" w:cs="Times New Roman"/>
+          <w:sz w:val="24"/>
+          <w:szCs w:val="24"/>
+        </w:rPr>
+      </w:pPr>
+      <w:commentRangeStart w:id="33"/>
+      <w:r>
+        <w:t>{%p endif %}</w:t>
+      </w:r>
+      <w:commentRangeEnd w:id="33"/>
+      <w:r>
+        <w:rPr>
+          <w:rStyle w:val="CommentReference"/>
+        </w:rPr>
+        <w:commentReference w:id="33"/>
+      </w:r>
+    </w:p>
+    <w:p>
+      <w:pPr>
+        <w:pStyle w:val="ConsPlusNormal"/>
+        <w:numPr>
+          <w:ilvl w:val="1"/>
+          <w:numId w:val="4"/>
+        </w:numPr>
+        <w:spacing w:before="100" w:beforeAutospacing="1" w:after="100" w:afterAutospacing="1" w:line="276" w:lineRule="auto"/>
+        <w:ind w:left="0" w:firstLine="709"/>
+        <w:contextualSpacing/>
+        <w:jc w:val="both"/>
+        <w:outlineLvl w:val="0"/>
+        <w:rPr>
+          <w:rFonts w:ascii="Times New Roman" w:hAnsi="Times New Roman" w:cs="Times New Roman"/>
+          <w:sz w:val="24"/>
+          <w:szCs w:val="24"/>
+        </w:rPr>
+      </w:pPr>
+      <w:commentRangeStart w:id="34"/>
+      <w:r>
+        <w:t>{%p if subsidy_extra_clause_2 %}</w:t>
+      </w:r>
+      <w:commentRangeEnd w:id="34"/>
+      <w:r>
+        <w:rPr>
+          <w:rStyle w:val="CommentReference"/>
+        </w:rPr>
+        <w:commentReference w:id="34"/>
+      </w:r>
+    </w:p>
+    <w:p>
+      <w:pPr>
+        <w:pStyle w:val="ConsPlusNormal"/>
+        <w:numPr>
+          <w:ilvl w:val="1"/>
+          <w:numId w:val="4"/>
+        </w:numPr>
+        <w:spacing w:before="100" w:beforeAutospacing="1" w:after="100" w:afterAutospacing="1" w:line="276" w:lineRule="auto"/>
+        <w:ind w:left="0" w:firstLine="709"/>
+        <w:contextualSpacing/>
+        <w:jc w:val="both"/>
+        <w:outlineLvl w:val="0"/>
+        <w:rPr>
+          <w:rFonts w:ascii="Times New Roman" w:hAnsi="Times New Roman" w:cs="Times New Roman"/>
+          <w:sz w:val="24"/>
+          <w:szCs w:val="24"/>
+        </w:rPr>
+      </w:pPr>
+      <w:commentRangeStart w:id="35"/>
+      <w:r>
+        <w:rPr>
+          <w:rFonts w:ascii="Times New Roman" w:hAnsi="Times New Roman" w:cs="Times New Roman"/>
+          <w:sz w:val="24"/>
+          <w:szCs w:val="24"/>
+        </w:rPr>
+        <w:t xml:space="preserve">{{subsidy_extra_clause_2}}</w:t>
+      </w:r>
+      <w:commentRangeEnd w:id="35"/>
+      <w:r>
+        <w:rPr>
+          <w:rStyle w:val="CommentReference"/>
+        </w:rPr>
+        <w:commentReference w:id="35"/>
+      </w:r>
+    </w:p>
+    <w:p>
+      <w:pPr>
+        <w:pStyle w:val="ConsPlusNormal"/>
+        <w:numPr>
+          <w:ilvl w:val="1"/>
+          <w:numId w:val="4"/>
+        </w:numPr>
+        <w:spacing w:before="100" w:beforeAutospacing="1" w:after="100" w:afterAutospacing="1" w:line="276" w:lineRule="auto"/>
+        <w:ind w:left="0" w:firstLine="709"/>
+        <w:contextualSpacing/>
+        <w:jc w:val="both"/>
+        <w:outlineLvl w:val="0"/>
+        <w:rPr>
+          <w:rFonts w:ascii="Times New Roman" w:hAnsi="Times New Roman" w:cs="Times New Roman"/>
+          <w:sz w:val="24"/>
+          <w:szCs w:val="24"/>
+        </w:rPr>
+      </w:pPr>
+      <w:commentRangeStart w:id="36"/>
+      <w:r>
+        <w:t>{%p endif %}</w:t>
+      </w:r>
+      <w:commentRangeEnd w:id="36"/>
+      <w:r>
+        <w:rPr>
+          <w:rStyle w:val="CommentReference"/>
+        </w:rPr>
+        <w:commentReference w:id="36"/>
       </w:r>
     </w:p>
     <w:p>
@@ -3741,663 +4014,6 @@
                 <w:szCs w:val="24"/>
               </w:rPr>
             </w:pPr>
-            <w:commentRangeStart w:id="54"/>
-            <w:commentRangeStart w:id="71"/>
-            <w:commentRangeStart w:id="92"/>
-            <w:commentRangeStart w:id="111"/>
-            <w:commentRangeStart w:id="130"/>
-            <w:commentRangeStart w:id="153"/>
-            <w:commentRangeStart w:id="170"/>
-            <w:r>
-              <w:rPr>
-                <w:rFonts w:ascii="Times New Roman" w:hAnsi="Times New Roman" w:cs="Times New Roman"/>
-                <w:sz w:val="24"/>
-                <w:szCs w:val="24"/>
-              </w:rPr>
-              <w:t xml:space="preserve">Наименование: {{ customer_short_name }} </w:t>
-            </w:r>
-            <w:commentRangeEnd w:id="170"/>
-            <w:r>
-              <w:rPr>
-                <w:rStyle w:val="CommentReference"/>
-              </w:rPr>
-              <w:commentReference w:id="170"/>
-            </w:r>
-            <w:commentRangeEnd w:id="153"/>
-            <w:r>
-              <w:rPr>
-                <w:rStyle w:val="CommentReference"/>
-              </w:rPr>
-              <w:commentReference w:id="153"/>
-            </w:r>
-            <w:commentRangeEnd w:id="130"/>
-            <w:r>
-              <w:rPr>
-                <w:rStyle w:val="CommentReference"/>
-              </w:rPr>
-              <w:commentReference w:id="130"/>
-            </w:r>
-            <w:commentRangeEnd w:id="111"/>
-            <w:r>
-              <w:rPr>
-                <w:rStyle w:val="CommentReference"/>
-              </w:rPr>
-              <w:commentReference w:id="111"/>
-            </w:r>
-            <w:commentRangeEnd w:id="92"/>
-            <w:r>
-              <w:rPr>
-                <w:rStyle w:val="CommentReference"/>
-              </w:rPr>
-              <w:commentReference w:id="92"/>
-            </w:r>
-            <w:commentRangeEnd w:id="71"/>
-            <w:r>
-              <w:rPr>
-                <w:rStyle w:val="CommentReference"/>
-              </w:rPr>
-              <w:commentReference w:id="71"/>
-            </w:r>
-            <w:commentRangeEnd w:id="54"/>
-            <w:r>
-              <w:rPr>
-                <w:rStyle w:val="CommentReference"/>
-              </w:rPr>
-              <w:commentReference w:id="54"/>
-            </w:r>
-          </w:p>
-          <w:p>
-            <w:pPr>
-              <w:rPr>
-                <w:rFonts w:ascii="Times New Roman" w:hAnsi="Times New Roman" w:cs="Times New Roman"/>
-                <w:sz w:val="24"/>
-                <w:szCs w:val="24"/>
-              </w:rPr>
-            </w:pPr>
-            <w:commentRangeStart w:id="55"/>
-            <w:commentRangeStart w:id="72"/>
-            <w:commentRangeStart w:id="93"/>
-            <w:commentRangeStart w:id="112"/>
-            <w:commentRangeStart w:id="131"/>
-            <w:commentRangeStart w:id="154"/>
-            <w:commentRangeStart w:id="171"/>
-            <w:r>
-              <w:rPr>
-                <w:rFonts w:ascii="Times New Roman" w:hAnsi="Times New Roman" w:cs="Times New Roman"/>
-                <w:sz w:val="24"/>
-                <w:szCs w:val="24"/>
-              </w:rPr>
-              <w:t xml:space="preserve">Адрес местонахождения: {{ customer_address }}</w:t>
-            </w:r>
-            <w:commentRangeEnd w:id="171"/>
-            <w:r>
-              <w:rPr>
-                <w:rStyle w:val="CommentReference"/>
-              </w:rPr>
-              <w:commentReference w:id="171"/>
-            </w:r>
-            <w:commentRangeEnd w:id="154"/>
-            <w:r>
-              <w:rPr>
-                <w:rStyle w:val="CommentReference"/>
-              </w:rPr>
-              <w:commentReference w:id="154"/>
-            </w:r>
-            <w:commentRangeEnd w:id="131"/>
-            <w:r>
-              <w:rPr>
-                <w:rStyle w:val="CommentReference"/>
-              </w:rPr>
-              <w:commentReference w:id="131"/>
-            </w:r>
-            <w:commentRangeEnd w:id="112"/>
-            <w:r>
-              <w:rPr>
-                <w:rStyle w:val="CommentReference"/>
-              </w:rPr>
-              <w:commentReference w:id="112"/>
-            </w:r>
-            <w:commentRangeEnd w:id="93"/>
-            <w:r>
-              <w:rPr>
-                <w:rStyle w:val="CommentReference"/>
-              </w:rPr>
-              <w:commentReference w:id="93"/>
-            </w:r>
-            <w:commentRangeEnd w:id="72"/>
-            <w:r>
-              <w:rPr>
-                <w:rStyle w:val="CommentReference"/>
-              </w:rPr>
-              <w:commentReference w:id="72"/>
-            </w:r>
-            <w:commentRangeEnd w:id="55"/>
-            <w:r>
-              <w:rPr>
-                <w:rStyle w:val="CommentReference"/>
-              </w:rPr>
-              <w:commentReference w:id="55"/>
-            </w:r>
-          </w:p>
-          <w:p>
-            <w:pPr>
-              <w:rPr>
-                <w:rFonts w:ascii="Times New Roman" w:hAnsi="Times New Roman" w:cs="Times New Roman"/>
-                <w:sz w:val="24"/>
-                <w:szCs w:val="24"/>
-              </w:rPr>
-            </w:pPr>
-            <w:commentRangeStart w:id="56"/>
-            <w:commentRangeStart w:id="73"/>
-            <w:commentRangeStart w:id="94"/>
-            <w:commentRangeStart w:id="113"/>
-            <w:commentRangeStart w:id="132"/>
-            <w:commentRangeStart w:id="155"/>
-            <w:commentRangeStart w:id="172"/>
-            <w:r>
-              <w:rPr>
-                <w:rFonts w:ascii="Times New Roman" w:hAnsi="Times New Roman" w:cs="Times New Roman"/>
-                <w:sz w:val="24"/>
-                <w:szCs w:val="24"/>
-              </w:rPr>
-              <w:t xml:space="preserve">Почтовый адрес: {{ customer_address }}</w:t>
-            </w:r>
-            <w:commentRangeEnd w:id="172"/>
-            <w:r>
-              <w:rPr>
-                <w:rStyle w:val="CommentReference"/>
-              </w:rPr>
-              <w:commentReference w:id="172"/>
-            </w:r>
-            <w:commentRangeEnd w:id="155"/>
-            <w:r>
-              <w:rPr>
-                <w:rStyle w:val="CommentReference"/>
-              </w:rPr>
-              <w:commentReference w:id="155"/>
-            </w:r>
-            <w:commentRangeEnd w:id="132"/>
-            <w:r>
-              <w:rPr>
-                <w:rStyle w:val="CommentReference"/>
-              </w:rPr>
-              <w:commentReference w:id="132"/>
-            </w:r>
-            <w:commentRangeEnd w:id="113"/>
-            <w:r>
-              <w:rPr>
-                <w:rStyle w:val="CommentReference"/>
-              </w:rPr>
-              <w:commentReference w:id="113"/>
-            </w:r>
-            <w:commentRangeEnd w:id="94"/>
-            <w:r>
-              <w:rPr>
-                <w:rStyle w:val="CommentReference"/>
-              </w:rPr>
-              <w:commentReference w:id="94"/>
-            </w:r>
-            <w:commentRangeEnd w:id="73"/>
-            <w:r>
-              <w:rPr>
-                <w:rStyle w:val="CommentReference"/>
-              </w:rPr>
-              <w:commentReference w:id="73"/>
-            </w:r>
-            <w:commentRangeEnd w:id="56"/>
-            <w:r>
-              <w:rPr>
-                <w:rStyle w:val="CommentReference"/>
-              </w:rPr>
-              <w:commentReference w:id="56"/>
-            </w:r>
-          </w:p>
-          <w:p>
-            <w:pPr>
-              <w:rPr>
-                <w:rFonts w:ascii="Times New Roman" w:hAnsi="Times New Roman" w:cs="Times New Roman"/>
-                <w:sz w:val="24"/>
-                <w:szCs w:val="24"/>
-              </w:rPr>
-            </w:pPr>
-            <w:commentRangeStart w:id="57"/>
-            <w:commentRangeStart w:id="58"/>
-            <w:commentRangeStart w:id="74"/>
-            <w:commentRangeStart w:id="75"/>
-            <w:commentRangeStart w:id="95"/>
-            <w:commentRangeStart w:id="96"/>
-            <w:commentRangeStart w:id="114"/>
-            <w:commentRangeStart w:id="115"/>
-            <w:commentRangeStart w:id="133"/>
-            <w:commentRangeStart w:id="134"/>
-            <w:commentRangeStart w:id="156"/>
-            <w:commentRangeStart w:id="157"/>
-            <w:commentRangeStart w:id="173"/>
-            <w:commentRangeStart w:id="174"/>
-            <w:r>
-              <w:rPr>
-                <w:rFonts w:ascii="Times New Roman" w:hAnsi="Times New Roman" w:cs="Times New Roman"/>
-                <w:sz w:val="24"/>
-                <w:szCs w:val="24"/>
-              </w:rPr>
-              <w:t xml:space="preserve">ИНН/КПП {{ customer_inn }}/{{ customer_kpp }}</w:t>
-            </w:r>
-            <w:commentRangeEnd w:id="174"/>
-            <w:r>
-              <w:rPr>
-                <w:rStyle w:val="CommentReference"/>
-              </w:rPr>
-              <w:commentReference w:id="174"/>
-            </w:r>
-            <w:commentRangeEnd w:id="173"/>
-            <w:r>
-              <w:rPr>
-                <w:rStyle w:val="CommentReference"/>
-              </w:rPr>
-              <w:commentReference w:id="173"/>
-            </w:r>
-            <w:commentRangeEnd w:id="157"/>
-            <w:r>
-              <w:rPr>
-                <w:rStyle w:val="CommentReference"/>
-              </w:rPr>
-              <w:commentReference w:id="157"/>
-            </w:r>
-            <w:commentRangeEnd w:id="156"/>
-            <w:r>
-              <w:rPr>
-                <w:rStyle w:val="CommentReference"/>
-              </w:rPr>
-              <w:commentReference w:id="156"/>
-            </w:r>
-            <w:commentRangeEnd w:id="134"/>
-            <w:r>
-              <w:rPr>
-                <w:rStyle w:val="CommentReference"/>
-              </w:rPr>
-              <w:commentReference w:id="134"/>
-            </w:r>
-            <w:commentRangeEnd w:id="133"/>
-            <w:r>
-              <w:rPr>
-                <w:rStyle w:val="CommentReference"/>
-              </w:rPr>
-              <w:commentReference w:id="133"/>
-            </w:r>
-            <w:commentRangeEnd w:id="115"/>
-            <w:r>
-              <w:rPr>
-                <w:rStyle w:val="CommentReference"/>
-              </w:rPr>
-              <w:commentReference w:id="115"/>
-            </w:r>
-            <w:commentRangeEnd w:id="114"/>
-            <w:r>
-              <w:rPr>
-                <w:rStyle w:val="CommentReference"/>
-              </w:rPr>
-              <w:commentReference w:id="114"/>
-            </w:r>
-            <w:commentRangeEnd w:id="96"/>
-            <w:r>
-              <w:rPr>
-                <w:rStyle w:val="CommentReference"/>
-              </w:rPr>
-              <w:commentReference w:id="96"/>
-            </w:r>
-            <w:commentRangeEnd w:id="95"/>
-            <w:r>
-              <w:rPr>
-                <w:rStyle w:val="CommentReference"/>
-              </w:rPr>
-              <w:commentReference w:id="95"/>
-            </w:r>
-            <w:commentRangeEnd w:id="75"/>
-            <w:r>
-              <w:rPr>
-                <w:rStyle w:val="CommentReference"/>
-              </w:rPr>
-              <w:commentReference w:id="75"/>
-            </w:r>
-            <w:commentRangeEnd w:id="74"/>
-            <w:r>
-              <w:rPr>
-                <w:rStyle w:val="CommentReference"/>
-              </w:rPr>
-              <w:commentReference w:id="74"/>
-            </w:r>
-            <w:commentRangeEnd w:id="58"/>
-            <w:r>
-              <w:rPr>
-                <w:rStyle w:val="CommentReference"/>
-              </w:rPr>
-              <w:commentReference w:id="58"/>
-            </w:r>
-            <w:commentRangeEnd w:id="57"/>
-            <w:r>
-              <w:rPr>
-                <w:rStyle w:val="CommentReference"/>
-              </w:rPr>
-              <w:commentReference w:id="57"/>
-            </w:r>
-          </w:p>
-          <w:p>
-            <w:pPr>
-              <w:rPr>
-                <w:rFonts w:ascii="Times New Roman" w:hAnsi="Times New Roman" w:cs="Times New Roman"/>
-                <w:sz w:val="24"/>
-                <w:szCs w:val="24"/>
-              </w:rPr>
-            </w:pPr>
-            <w:commentRangeStart w:id="59"/>
-            <w:commentRangeStart w:id="76"/>
-            <w:commentRangeStart w:id="97"/>
-            <w:commentRangeStart w:id="116"/>
-            <w:commentRangeStart w:id="135"/>
-            <w:commentRangeStart w:id="158"/>
-            <w:commentRangeStart w:id="175"/>
-            <w:r>
-              <w:rPr>
-                <w:rFonts w:ascii="Times New Roman" w:hAnsi="Times New Roman" w:cs="Times New Roman"/>
-                <w:sz w:val="24"/>
-                <w:szCs w:val="24"/>
-              </w:rPr>
-              <w:t xml:space="preserve">ОГРН {{ customer_ogrn }}</w:t>
-            </w:r>
-            <w:commentRangeEnd w:id="175"/>
-            <w:r>
-              <w:rPr>
-                <w:rStyle w:val="CommentReference"/>
-              </w:rPr>
-              <w:commentReference w:id="175"/>
-            </w:r>
-            <w:commentRangeEnd w:id="158"/>
-            <w:r>
-              <w:rPr>
-                <w:rStyle w:val="CommentReference"/>
-              </w:rPr>
-              <w:commentReference w:id="158"/>
-            </w:r>
-            <w:commentRangeEnd w:id="135"/>
-            <w:r>
-              <w:rPr>
-                <w:rStyle w:val="CommentReference"/>
-              </w:rPr>
-              <w:commentReference w:id="135"/>
-            </w:r>
-            <w:commentRangeEnd w:id="116"/>
-            <w:r>
-              <w:rPr>
-                <w:rStyle w:val="CommentReference"/>
-              </w:rPr>
-              <w:commentReference w:id="116"/>
-            </w:r>
-            <w:commentRangeEnd w:id="97"/>
-            <w:r>
-              <w:rPr>
-                <w:rStyle w:val="CommentReference"/>
-              </w:rPr>
-              <w:commentReference w:id="97"/>
-            </w:r>
-            <w:commentRangeEnd w:id="76"/>
-            <w:r>
-              <w:rPr>
-                <w:rStyle w:val="CommentReference"/>
-              </w:rPr>
-              <w:commentReference w:id="76"/>
-            </w:r>
-            <w:commentRangeEnd w:id="59"/>
-            <w:r>
-              <w:rPr>
-                <w:rStyle w:val="CommentReference"/>
-              </w:rPr>
-              <w:commentReference w:id="59"/>
-            </w:r>
-          </w:p>
-          <w:p>
-            <w:pPr>
-              <w:rPr>
-                <w:rFonts w:ascii="Times New Roman" w:hAnsi="Times New Roman" w:cs="Times New Roman"/>
-                <w:sz w:val="24"/>
-                <w:szCs w:val="24"/>
-              </w:rPr>
-            </w:pPr>
-            <w:r>
-              <w:rPr>
-                <w:rFonts w:ascii="Times New Roman" w:hAnsi="Times New Roman" w:cs="Times New Roman"/>
-                <w:sz w:val="24"/>
-                <w:szCs w:val="24"/>
-              </w:rPr>
-              <w:t>Банковские реквизиты:</w:t>
-            </w:r>
-          </w:p>
-          <w:p>
-            <w:pPr>
-              <w:rPr>
-                <w:rFonts w:ascii="Times New Roman" w:hAnsi="Times New Roman" w:cs="Times New Roman"/>
-                <w:sz w:val="24"/>
-                <w:szCs w:val="24"/>
-              </w:rPr>
-            </w:pPr>
-            <w:commentRangeStart w:id="60"/>
-            <w:commentRangeStart w:id="77"/>
-            <w:commentRangeStart w:id="98"/>
-            <w:commentRangeStart w:id="117"/>
-            <w:commentRangeStart w:id="136"/>
-            <w:commentRangeStart w:id="159"/>
-            <w:commentRangeStart w:id="176"/>
-            <w:r>
-              <w:rPr>
-                <w:rFonts w:ascii="Times New Roman" w:hAnsi="Times New Roman" w:cs="Times New Roman"/>
-                <w:sz w:val="24"/>
-                <w:szCs w:val="24"/>
-              </w:rPr>
-              <w:t xml:space="preserve">{{ customer_bank_name }}</w:t>
-            </w:r>
-            <w:commentRangeEnd w:id="176"/>
-            <w:r>
-              <w:rPr>
-                <w:rStyle w:val="CommentReference"/>
-              </w:rPr>
-              <w:commentReference w:id="176"/>
-            </w:r>
-            <w:commentRangeEnd w:id="159"/>
-            <w:r>
-              <w:rPr>
-                <w:rStyle w:val="CommentReference"/>
-              </w:rPr>
-              <w:commentReference w:id="159"/>
-            </w:r>
-            <w:commentRangeEnd w:id="136"/>
-            <w:r>
-              <w:rPr>
-                <w:rStyle w:val="CommentReference"/>
-              </w:rPr>
-              <w:commentReference w:id="136"/>
-            </w:r>
-            <w:commentRangeEnd w:id="117"/>
-            <w:r>
-              <w:rPr>
-                <w:rStyle w:val="CommentReference"/>
-              </w:rPr>
-              <w:commentReference w:id="117"/>
-            </w:r>
-            <w:commentRangeEnd w:id="98"/>
-            <w:r>
-              <w:rPr>
-                <w:rStyle w:val="CommentReference"/>
-              </w:rPr>
-              <w:commentReference w:id="98"/>
-            </w:r>
-            <w:commentRangeEnd w:id="77"/>
-            <w:r>
-              <w:rPr>
-                <w:rStyle w:val="CommentReference"/>
-              </w:rPr>
-              <w:commentReference w:id="77"/>
-            </w:r>
-            <w:commentRangeEnd w:id="60"/>
-            <w:r>
-              <w:rPr>
-                <w:rStyle w:val="CommentReference"/>
-              </w:rPr>
-              <w:commentReference w:id="60"/>
-            </w:r>
-          </w:p>
-          <w:p>
-            <w:pPr>
-              <w:rPr>
-                <w:rFonts w:ascii="Times New Roman" w:hAnsi="Times New Roman" w:cs="Times New Roman"/>
-                <w:sz w:val="24"/>
-                <w:szCs w:val="24"/>
-              </w:rPr>
-            </w:pPr>
-            <w:commentRangeStart w:id="61"/>
-            <w:commentRangeStart w:id="78"/>
-            <w:commentRangeStart w:id="99"/>
-            <w:commentRangeStart w:id="118"/>
-            <w:commentRangeStart w:id="137"/>
-            <w:commentRangeStart w:id="160"/>
-            <w:commentRangeStart w:id="177"/>
-            <w:r>
-              <w:rPr>
-                <w:rFonts w:ascii="Times New Roman" w:hAnsi="Times New Roman" w:cs="Times New Roman"/>
-                <w:sz w:val="24"/>
-                <w:szCs w:val="24"/>
-              </w:rPr>
-              <w:t xml:space="preserve">Лицевой счет {{ customer_personal_account }}</w:t>
-            </w:r>
-            <w:commentRangeEnd w:id="177"/>
-            <w:r>
-              <w:rPr>
-                <w:rStyle w:val="CommentReference"/>
-              </w:rPr>
-              <w:commentReference w:id="177"/>
-            </w:r>
-            <w:commentRangeEnd w:id="160"/>
-            <w:r>
-              <w:rPr>
-                <w:rStyle w:val="CommentReference"/>
-              </w:rPr>
-              <w:commentReference w:id="160"/>
-            </w:r>
-            <w:commentRangeEnd w:id="137"/>
-            <w:r>
-              <w:rPr>
-                <w:rStyle w:val="CommentReference"/>
-              </w:rPr>
-              <w:commentReference w:id="137"/>
-            </w:r>
-            <w:commentRangeEnd w:id="118"/>
-            <w:r>
-              <w:rPr>
-                <w:rStyle w:val="CommentReference"/>
-              </w:rPr>
-              <w:commentReference w:id="118"/>
-            </w:r>
-            <w:commentRangeEnd w:id="99"/>
-            <w:r>
-              <w:rPr>
-                <w:rStyle w:val="CommentReference"/>
-              </w:rPr>
-              <w:commentReference w:id="99"/>
-            </w:r>
-            <w:commentRangeEnd w:id="78"/>
-            <w:r>
-              <w:rPr>
-                <w:rStyle w:val="CommentReference"/>
-              </w:rPr>
-              <w:commentReference w:id="78"/>
-            </w:r>
-            <w:commentRangeEnd w:id="61"/>
-            <w:r>
-              <w:rPr>
-                <w:rStyle w:val="CommentReference"/>
-              </w:rPr>
-              <w:commentReference w:id="61"/>
-            </w:r>
-          </w:p>
-          <w:p>
-            <w:pPr>
-              <w:rPr>
-                <w:rFonts w:ascii="Times New Roman" w:hAnsi="Times New Roman" w:cs="Times New Roman"/>
-                <w:sz w:val="24"/>
-                <w:szCs w:val="24"/>
-              </w:rPr>
-            </w:pPr>
-            <w:commentRangeStart w:id="62"/>
-            <w:commentRangeStart w:id="79"/>
-            <w:commentRangeStart w:id="100"/>
-            <w:commentRangeStart w:id="119"/>
-            <w:commentRangeStart w:id="138"/>
-            <w:commentRangeStart w:id="161"/>
-            <w:commentRangeStart w:id="178"/>
-            <w:r>
-              <w:rPr>
-                <w:rFonts w:ascii="Times New Roman" w:hAnsi="Times New Roman" w:cs="Times New Roman"/>
-                <w:sz w:val="24"/>
-                <w:szCs w:val="24"/>
-              </w:rPr>
-              <w:t xml:space="preserve">Казначейский счет: {{ customer_settlement_account }}</w:t>
-            </w:r>
-            <w:commentRangeEnd w:id="178"/>
-            <w:r>
-              <w:rPr>
-                <w:rStyle w:val="CommentReference"/>
-              </w:rPr>
-              <w:commentReference w:id="178"/>
-            </w:r>
-            <w:commentRangeEnd w:id="161"/>
-            <w:r>
-              <w:rPr>
-                <w:rStyle w:val="CommentReference"/>
-              </w:rPr>
-              <w:commentReference w:id="161"/>
-            </w:r>
-            <w:commentRangeEnd w:id="138"/>
-            <w:r>
-              <w:rPr>
-                <w:rStyle w:val="CommentReference"/>
-              </w:rPr>
-              <w:commentReference w:id="138"/>
-            </w:r>
-            <w:commentRangeEnd w:id="119"/>
-            <w:r>
-              <w:rPr>
-                <w:rStyle w:val="CommentReference"/>
-              </w:rPr>
-              <w:commentReference w:id="119"/>
-            </w:r>
-            <w:commentRangeEnd w:id="100"/>
-            <w:r>
-              <w:rPr>
-                <w:rStyle w:val="CommentReference"/>
-              </w:rPr>
-              <w:commentReference w:id="100"/>
-            </w:r>
-            <w:commentRangeEnd w:id="79"/>
-            <w:r>
-              <w:rPr>
-                <w:rStyle w:val="CommentReference"/>
-              </w:rPr>
-              <w:commentReference w:id="79"/>
-            </w:r>
-            <w:commentRangeEnd w:id="62"/>
-            <w:r>
-              <w:rPr>
-                <w:rStyle w:val="CommentReference"/>
-              </w:rPr>
-              <w:commentReference w:id="62"/>
-            </w:r>
-          </w:p>
-          <w:p>
-            <w:pPr>
-              <w:rPr>
-                <w:rFonts w:ascii="Times New Roman" w:hAnsi="Times New Roman" w:cs="Times New Roman"/>
-                <w:sz w:val="24"/>
-                <w:szCs w:val="24"/>
-              </w:rPr>
-            </w:pPr>
             <w:commentRangeStart w:id="63"/>
             <w:commentRangeStart w:id="80"/>
             <w:commentRangeStart w:id="101"/>
@@ -4411,7 +4027,7 @@
                 <w:sz w:val="24"/>
                 <w:szCs w:val="24"/>
               </w:rPr>
-              <w:t xml:space="preserve">{{ customer_bank_name }}</w:t>
+              <w:t xml:space="preserve">Наименование: {{ customer_short_name }} </w:t>
             </w:r>
             <w:commentRangeEnd w:id="179"/>
             <w:r>
@@ -4484,7 +4100,7 @@
                 <w:sz w:val="24"/>
                 <w:szCs w:val="24"/>
               </w:rPr>
-              <w:t xml:space="preserve">БИК ТОФК: {{ customer_bik }}</w:t>
+              <w:t xml:space="preserve">Адрес местонахождения: {{ customer_address }}</w:t>
             </w:r>
             <w:commentRangeEnd w:id="180"/>
             <w:r>
@@ -4534,23 +4150,6 @@
                 <w:rStyle w:val="CommentReference"/>
               </w:rPr>
               <w:commentReference w:id="64"/>
-            </w:r>
-          </w:p>
-          <w:p>
-            <w:pPr>
-              <w:rPr>
-                <w:rFonts w:ascii="Times New Roman" w:hAnsi="Times New Roman" w:cs="Times New Roman"/>
-                <w:sz w:val="24"/>
-                <w:szCs w:val="24"/>
-              </w:rPr>
-            </w:pPr>
-            <w:r>
-              <w:rPr>
-                <w:rFonts w:ascii="Times New Roman" w:hAnsi="Times New Roman" w:cs="Times New Roman"/>
-                <w:sz w:val="24"/>
-                <w:szCs w:val="24"/>
-              </w:rPr>
-              <w:t>Единый казначейский счет:</w:t>
             </w:r>
           </w:p>
           <w:p>
@@ -4574,7 +4173,7 @@
                 <w:sz w:val="24"/>
                 <w:szCs w:val="24"/>
               </w:rPr>
-              <w:t xml:space="preserve">{{ customer_correspondent_account }}</w:t>
+              <w:t xml:space="preserve">Почтовый адрес: {{ customer_address }}</w:t>
             </w:r>
             <w:commentRangeEnd w:id="181"/>
             <w:r>
@@ -4635,19 +4234,33 @@
               </w:rPr>
             </w:pPr>
             <w:commentRangeStart w:id="66"/>
+            <w:commentRangeStart w:id="67"/>
             <w:commentRangeStart w:id="83"/>
+            <w:commentRangeStart w:id="84"/>
             <w:commentRangeStart w:id="104"/>
+            <w:commentRangeStart w:id="105"/>
             <w:commentRangeStart w:id="123"/>
+            <w:commentRangeStart w:id="124"/>
             <w:commentRangeStart w:id="142"/>
+            <w:commentRangeStart w:id="143"/>
             <w:commentRangeStart w:id="165"/>
+            <w:commentRangeStart w:id="166"/>
             <w:commentRangeStart w:id="182"/>
+            <w:commentRangeStart w:id="183"/>
             <w:r>
               <w:rPr>
                 <w:rFonts w:ascii="Times New Roman" w:hAnsi="Times New Roman" w:cs="Times New Roman"/>
                 <w:sz w:val="24"/>
                 <w:szCs w:val="24"/>
               </w:rPr>
-              <w:t xml:space="preserve">ОКПО __________</w:t>
+              <w:t xml:space="preserve">ИНН/КПП {{ customer_inn }}/{{ customer_kpp }}</w:t>
+            </w:r>
+            <w:commentRangeEnd w:id="183"/>
+            <w:r>
+              <w:rPr>
+                <w:rStyle w:val="CommentReference"/>
+              </w:rPr>
+              <w:commentReference w:id="183"/>
             </w:r>
             <w:commentRangeEnd w:id="182"/>
             <w:r>
@@ -4656,6 +4269,13 @@
               </w:rPr>
               <w:commentReference w:id="182"/>
             </w:r>
+            <w:commentRangeEnd w:id="166"/>
+            <w:r>
+              <w:rPr>
+                <w:rStyle w:val="CommentReference"/>
+              </w:rPr>
+              <w:commentReference w:id="166"/>
+            </w:r>
             <w:commentRangeEnd w:id="165"/>
             <w:r>
               <w:rPr>
@@ -4663,6 +4283,13 @@
               </w:rPr>
               <w:commentReference w:id="165"/>
             </w:r>
+            <w:commentRangeEnd w:id="143"/>
+            <w:r>
+              <w:rPr>
+                <w:rStyle w:val="CommentReference"/>
+              </w:rPr>
+              <w:commentReference w:id="143"/>
+            </w:r>
             <w:commentRangeEnd w:id="142"/>
             <w:r>
               <w:rPr>
@@ -4670,6 +4297,13 @@
               </w:rPr>
               <w:commentReference w:id="142"/>
             </w:r>
+            <w:commentRangeEnd w:id="124"/>
+            <w:r>
+              <w:rPr>
+                <w:rStyle w:val="CommentReference"/>
+              </w:rPr>
+              <w:commentReference w:id="124"/>
+            </w:r>
             <w:commentRangeEnd w:id="123"/>
             <w:r>
               <w:rPr>
@@ -4677,6 +4311,13 @@
               </w:rPr>
               <w:commentReference w:id="123"/>
             </w:r>
+            <w:commentRangeEnd w:id="105"/>
+            <w:r>
+              <w:rPr>
+                <w:rStyle w:val="CommentReference"/>
+              </w:rPr>
+              <w:commentReference w:id="105"/>
+            </w:r>
             <w:commentRangeEnd w:id="104"/>
             <w:r>
               <w:rPr>
@@ -4684,6 +4325,13 @@
               </w:rPr>
               <w:commentReference w:id="104"/>
             </w:r>
+            <w:commentRangeEnd w:id="84"/>
+            <w:r>
+              <w:rPr>
+                <w:rStyle w:val="CommentReference"/>
+              </w:rPr>
+              <w:commentReference w:id="84"/>
+            </w:r>
             <w:commentRangeEnd w:id="83"/>
             <w:r>
               <w:rPr>
@@ -4691,105 +4339,19 @@
               </w:rPr>
               <w:commentReference w:id="83"/>
             </w:r>
+            <w:commentRangeEnd w:id="67"/>
+            <w:r>
+              <w:rPr>
+                <w:rStyle w:val="CommentReference"/>
+              </w:rPr>
+              <w:commentReference w:id="67"/>
+            </w:r>
             <w:commentRangeEnd w:id="66"/>
             <w:r>
               <w:rPr>
                 <w:rStyle w:val="CommentReference"/>
               </w:rPr>
               <w:commentReference w:id="66"/>
-            </w:r>
-          </w:p>
-          <w:p>
-            <w:pPr>
-              <w:rPr>
-                <w:rFonts w:ascii="Times New Roman" w:hAnsi="Times New Roman" w:cs="Times New Roman"/>
-                <w:sz w:val="24"/>
-                <w:szCs w:val="24"/>
-              </w:rPr>
-            </w:pPr>
-          </w:p>
-          <w:p>
-            <w:pPr>
-              <w:rPr>
-                <w:rFonts w:ascii="Times New Roman" w:hAnsi="Times New Roman" w:cs="Times New Roman"/>
-                <w:sz w:val="24"/>
-                <w:szCs w:val="24"/>
-              </w:rPr>
-            </w:pPr>
-            <w:commentRangeStart w:id="67"/>
-            <w:commentRangeStart w:id="84"/>
-            <w:commentRangeStart w:id="105"/>
-            <w:commentRangeStart w:id="124"/>
-            <w:commentRangeStart w:id="143"/>
-            <w:commentRangeStart w:id="166"/>
-            <w:commentRangeStart w:id="183"/>
-            <w:r>
-              <w:rPr>
-                <w:rFonts w:ascii="Times New Roman" w:hAnsi="Times New Roman" w:cs="Times New Roman"/>
-                <w:sz w:val="24"/>
-                <w:szCs w:val="24"/>
-              </w:rPr>
-              <w:t xml:space="preserve">Тел.: {{ customer_phone }}</w:t>
-            </w:r>
-            <w:commentRangeEnd w:id="183"/>
-            <w:r>
-              <w:rPr>
-                <w:rStyle w:val="CommentReference"/>
-              </w:rPr>
-              <w:commentReference w:id="183"/>
-            </w:r>
-            <w:commentRangeEnd w:id="166"/>
-            <w:r>
-              <w:rPr>
-                <w:rStyle w:val="CommentReference"/>
-              </w:rPr>
-              <w:commentReference w:id="166"/>
-            </w:r>
-            <w:commentRangeEnd w:id="143"/>
-            <w:r>
-              <w:rPr>
-                <w:rStyle w:val="CommentReference"/>
-              </w:rPr>
-              <w:commentReference w:id="143"/>
-            </w:r>
-            <w:commentRangeEnd w:id="124"/>
-            <w:r>
-              <w:rPr>
-                <w:rStyle w:val="CommentReference"/>
-              </w:rPr>
-              <w:commentReference w:id="124"/>
-            </w:r>
-            <w:commentRangeEnd w:id="105"/>
-            <w:r>
-              <w:rPr>
-                <w:rStyle w:val="CommentReference"/>
-              </w:rPr>
-              <w:commentReference w:id="105"/>
-            </w:r>
-            <w:commentRangeEnd w:id="84"/>
-            <w:r>
-              <w:rPr>
-                <w:rStyle w:val="CommentReference"/>
-              </w:rPr>
-              <w:commentReference w:id="84"/>
-            </w:r>
-            <w:commentRangeEnd w:id="67"/>
-            <w:r>
-              <w:rPr>
-                <w:rStyle w:val="CommentReference"/>
-              </w:rPr>
-              <w:commentReference w:id="67"/>
-            </w:r>
-            <w:r>
-              <w:t xml:space="preserve"/>
-            </w:r>
-            <w:r>
-              <w:rPr>
-                <w:rFonts w:ascii="Times New Roman" w:hAnsi="Times New Roman" w:cs="Times New Roman"/>
-                <w:sz w:val="24"/>
-                <w:szCs w:val="24"/>
-              </w:rPr>
-              <w:t xml:space="preserve"/>
             </w:r>
           </w:p>
           <w:p>
@@ -4813,7 +4375,7 @@
                 <w:sz w:val="24"/>
                 <w:szCs w:val="24"/>
               </w:rPr>
-              <w:t xml:space="preserve">Эл.почта: {{ customer_email }}</w:t>
+              <w:t xml:space="preserve">ОГРН {{ customer_ogrn }}</w:t>
             </w:r>
             <w:commentRangeEnd w:id="184"/>
             <w:r>
@@ -4864,24 +4426,23 @@
               </w:rPr>
               <w:commentReference w:id="68"/>
             </w:r>
-            <w:r>
+          </w:p>
+          <w:p>
+            <w:pPr>
               <w:rPr>
                 <w:rFonts w:ascii="Times New Roman" w:hAnsi="Times New Roman" w:cs="Times New Roman"/>
                 <w:sz w:val="24"/>
                 <w:szCs w:val="24"/>
-                <w:highlight w:val="yellow"/>
-              </w:rPr>
-              <w:t xml:space="preserve"/>
-            </w:r>
-          </w:p>
-          <w:p>
-            <w:pPr>
+              </w:rPr>
+            </w:pPr>
+            <w:r>
               <w:rPr>
                 <w:rFonts w:ascii="Times New Roman" w:hAnsi="Times New Roman" w:cs="Times New Roman"/>
                 <w:sz w:val="24"/>
                 <w:szCs w:val="24"/>
               </w:rPr>
-            </w:pPr>
+              <w:t>Банковские реквизиты:</w:t>
+            </w:r>
           </w:p>
           <w:p>
             <w:pPr>
@@ -4904,7 +4465,7 @@
                 <w:sz w:val="24"/>
                 <w:szCs w:val="24"/>
               </w:rPr>
-              <w:t xml:space="preserve">{{ customer_signatory_position }}</w:t>
+              <w:t xml:space="preserve">{{ customer_bank_name }}</w:t>
             </w:r>
             <w:commentRangeEnd w:id="185"/>
             <w:r>
@@ -4977,56 +4538,768 @@
                 <w:sz w:val="24"/>
                 <w:szCs w:val="24"/>
               </w:rPr>
+              <w:t xml:space="preserve">Лицевой счет {{ customer_personal_account }}</w:t>
+            </w:r>
+            <w:commentRangeEnd w:id="186"/>
+            <w:r>
+              <w:rPr>
+                <w:rStyle w:val="CommentReference"/>
+              </w:rPr>
+              <w:commentReference w:id="186"/>
+            </w:r>
+            <w:commentRangeEnd w:id="169"/>
+            <w:r>
+              <w:rPr>
+                <w:rStyle w:val="CommentReference"/>
+              </w:rPr>
+              <w:commentReference w:id="169"/>
+            </w:r>
+            <w:commentRangeEnd w:id="146"/>
+            <w:r>
+              <w:rPr>
+                <w:rStyle w:val="CommentReference"/>
+              </w:rPr>
+              <w:commentReference w:id="146"/>
+            </w:r>
+            <w:commentRangeEnd w:id="127"/>
+            <w:r>
+              <w:rPr>
+                <w:rStyle w:val="CommentReference"/>
+              </w:rPr>
+              <w:commentReference w:id="127"/>
+            </w:r>
+            <w:commentRangeEnd w:id="108"/>
+            <w:r>
+              <w:rPr>
+                <w:rStyle w:val="CommentReference"/>
+              </w:rPr>
+              <w:commentReference w:id="108"/>
+            </w:r>
+            <w:commentRangeEnd w:id="87"/>
+            <w:r>
+              <w:rPr>
+                <w:rStyle w:val="CommentReference"/>
+              </w:rPr>
+              <w:commentReference w:id="87"/>
+            </w:r>
+            <w:commentRangeEnd w:id="70"/>
+            <w:r>
+              <w:rPr>
+                <w:rStyle w:val="CommentReference"/>
+              </w:rPr>
+              <w:commentReference w:id="70"/>
+            </w:r>
+          </w:p>
+          <w:p>
+            <w:pPr>
+              <w:rPr>
+                <w:rFonts w:ascii="Times New Roman" w:hAnsi="Times New Roman" w:cs="Times New Roman"/>
+                <w:sz w:val="24"/>
+                <w:szCs w:val="24"/>
+              </w:rPr>
+            </w:pPr>
+            <w:commentRangeStart w:id="71"/>
+            <w:commentRangeStart w:id="88"/>
+            <w:commentRangeStart w:id="109"/>
+            <w:commentRangeStart w:id="128"/>
+            <w:commentRangeStart w:id="147"/>
+            <w:commentRangeStart w:id="170"/>
+            <w:commentRangeStart w:id="187"/>
+            <w:r>
+              <w:rPr>
+                <w:rFonts w:ascii="Times New Roman" w:hAnsi="Times New Roman" w:cs="Times New Roman"/>
+                <w:sz w:val="24"/>
+                <w:szCs w:val="24"/>
+              </w:rPr>
+              <w:t xml:space="preserve">Казначейский счет: {{ customer_settlement_account }}</w:t>
+            </w:r>
+            <w:commentRangeEnd w:id="187"/>
+            <w:r>
+              <w:rPr>
+                <w:rStyle w:val="CommentReference"/>
+              </w:rPr>
+              <w:commentReference w:id="187"/>
+            </w:r>
+            <w:commentRangeEnd w:id="170"/>
+            <w:r>
+              <w:rPr>
+                <w:rStyle w:val="CommentReference"/>
+              </w:rPr>
+              <w:commentReference w:id="170"/>
+            </w:r>
+            <w:commentRangeEnd w:id="147"/>
+            <w:r>
+              <w:rPr>
+                <w:rStyle w:val="CommentReference"/>
+              </w:rPr>
+              <w:commentReference w:id="147"/>
+            </w:r>
+            <w:commentRangeEnd w:id="128"/>
+            <w:r>
+              <w:rPr>
+                <w:rStyle w:val="CommentReference"/>
+              </w:rPr>
+              <w:commentReference w:id="128"/>
+            </w:r>
+            <w:commentRangeEnd w:id="109"/>
+            <w:r>
+              <w:rPr>
+                <w:rStyle w:val="CommentReference"/>
+              </w:rPr>
+              <w:commentReference w:id="109"/>
+            </w:r>
+            <w:commentRangeEnd w:id="88"/>
+            <w:r>
+              <w:rPr>
+                <w:rStyle w:val="CommentReference"/>
+              </w:rPr>
+              <w:commentReference w:id="88"/>
+            </w:r>
+            <w:commentRangeEnd w:id="71"/>
+            <w:r>
+              <w:rPr>
+                <w:rStyle w:val="CommentReference"/>
+              </w:rPr>
+              <w:commentReference w:id="71"/>
+            </w:r>
+          </w:p>
+          <w:p>
+            <w:pPr>
+              <w:rPr>
+                <w:rFonts w:ascii="Times New Roman" w:hAnsi="Times New Roman" w:cs="Times New Roman"/>
+                <w:sz w:val="24"/>
+                <w:szCs w:val="24"/>
+              </w:rPr>
+            </w:pPr>
+            <w:commentRangeStart w:id="72"/>
+            <w:commentRangeStart w:id="89"/>
+            <w:commentRangeStart w:id="110"/>
+            <w:commentRangeStart w:id="129"/>
+            <w:commentRangeStart w:id="148"/>
+            <w:commentRangeStart w:id="171"/>
+            <w:commentRangeStart w:id="188"/>
+            <w:r>
+              <w:rPr>
+                <w:rFonts w:ascii="Times New Roman" w:hAnsi="Times New Roman" w:cs="Times New Roman"/>
+                <w:sz w:val="24"/>
+                <w:szCs w:val="24"/>
+              </w:rPr>
+              <w:t xml:space="preserve">{{ customer_bank_name }}</w:t>
+            </w:r>
+            <w:commentRangeEnd w:id="188"/>
+            <w:r>
+              <w:rPr>
+                <w:rStyle w:val="CommentReference"/>
+              </w:rPr>
+              <w:commentReference w:id="188"/>
+            </w:r>
+            <w:commentRangeEnd w:id="171"/>
+            <w:r>
+              <w:rPr>
+                <w:rStyle w:val="CommentReference"/>
+              </w:rPr>
+              <w:commentReference w:id="171"/>
+            </w:r>
+            <w:commentRangeEnd w:id="148"/>
+            <w:r>
+              <w:rPr>
+                <w:rStyle w:val="CommentReference"/>
+              </w:rPr>
+              <w:commentReference w:id="148"/>
+            </w:r>
+            <w:commentRangeEnd w:id="129"/>
+            <w:r>
+              <w:rPr>
+                <w:rStyle w:val="CommentReference"/>
+              </w:rPr>
+              <w:commentReference w:id="129"/>
+            </w:r>
+            <w:commentRangeEnd w:id="110"/>
+            <w:r>
+              <w:rPr>
+                <w:rStyle w:val="CommentReference"/>
+              </w:rPr>
+              <w:commentReference w:id="110"/>
+            </w:r>
+            <w:commentRangeEnd w:id="89"/>
+            <w:r>
+              <w:rPr>
+                <w:rStyle w:val="CommentReference"/>
+              </w:rPr>
+              <w:commentReference w:id="89"/>
+            </w:r>
+            <w:commentRangeEnd w:id="72"/>
+            <w:r>
+              <w:rPr>
+                <w:rStyle w:val="CommentReference"/>
+              </w:rPr>
+              <w:commentReference w:id="72"/>
+            </w:r>
+          </w:p>
+          <w:p>
+            <w:pPr>
+              <w:rPr>
+                <w:rFonts w:ascii="Times New Roman" w:hAnsi="Times New Roman" w:cs="Times New Roman"/>
+                <w:sz w:val="24"/>
+                <w:szCs w:val="24"/>
+              </w:rPr>
+            </w:pPr>
+            <w:commentRangeStart w:id="73"/>
+            <w:commentRangeStart w:id="90"/>
+            <w:commentRangeStart w:id="111"/>
+            <w:commentRangeStart w:id="130"/>
+            <w:commentRangeStart w:id="149"/>
+            <w:commentRangeStart w:id="172"/>
+            <w:commentRangeStart w:id="189"/>
+            <w:r>
+              <w:rPr>
+                <w:rFonts w:ascii="Times New Roman" w:hAnsi="Times New Roman" w:cs="Times New Roman"/>
+                <w:sz w:val="24"/>
+                <w:szCs w:val="24"/>
+              </w:rPr>
+              <w:t xml:space="preserve">БИК ТОФК: {{ customer_bik }}</w:t>
+            </w:r>
+            <w:commentRangeEnd w:id="189"/>
+            <w:r>
+              <w:rPr>
+                <w:rStyle w:val="CommentReference"/>
+              </w:rPr>
+              <w:commentReference w:id="189"/>
+            </w:r>
+            <w:commentRangeEnd w:id="172"/>
+            <w:r>
+              <w:rPr>
+                <w:rStyle w:val="CommentReference"/>
+              </w:rPr>
+              <w:commentReference w:id="172"/>
+            </w:r>
+            <w:commentRangeEnd w:id="149"/>
+            <w:r>
+              <w:rPr>
+                <w:rStyle w:val="CommentReference"/>
+              </w:rPr>
+              <w:commentReference w:id="149"/>
+            </w:r>
+            <w:commentRangeEnd w:id="130"/>
+            <w:r>
+              <w:rPr>
+                <w:rStyle w:val="CommentReference"/>
+              </w:rPr>
+              <w:commentReference w:id="130"/>
+            </w:r>
+            <w:commentRangeEnd w:id="111"/>
+            <w:r>
+              <w:rPr>
+                <w:rStyle w:val="CommentReference"/>
+              </w:rPr>
+              <w:commentReference w:id="111"/>
+            </w:r>
+            <w:commentRangeEnd w:id="90"/>
+            <w:r>
+              <w:rPr>
+                <w:rStyle w:val="CommentReference"/>
+              </w:rPr>
+              <w:commentReference w:id="90"/>
+            </w:r>
+            <w:commentRangeEnd w:id="73"/>
+            <w:r>
+              <w:rPr>
+                <w:rStyle w:val="CommentReference"/>
+              </w:rPr>
+              <w:commentReference w:id="73"/>
+            </w:r>
+          </w:p>
+          <w:p>
+            <w:pPr>
+              <w:rPr>
+                <w:rFonts w:ascii="Times New Roman" w:hAnsi="Times New Roman" w:cs="Times New Roman"/>
+                <w:sz w:val="24"/>
+                <w:szCs w:val="24"/>
+              </w:rPr>
+            </w:pPr>
+            <w:r>
+              <w:rPr>
+                <w:rFonts w:ascii="Times New Roman" w:hAnsi="Times New Roman" w:cs="Times New Roman"/>
+                <w:sz w:val="24"/>
+                <w:szCs w:val="24"/>
+              </w:rPr>
+              <w:t>Единый казначейский счет:</w:t>
+            </w:r>
+          </w:p>
+          <w:p>
+            <w:pPr>
+              <w:rPr>
+                <w:rFonts w:ascii="Times New Roman" w:hAnsi="Times New Roman" w:cs="Times New Roman"/>
+                <w:sz w:val="24"/>
+                <w:szCs w:val="24"/>
+              </w:rPr>
+            </w:pPr>
+            <w:commentRangeStart w:id="74"/>
+            <w:commentRangeStart w:id="91"/>
+            <w:commentRangeStart w:id="112"/>
+            <w:commentRangeStart w:id="131"/>
+            <w:commentRangeStart w:id="150"/>
+            <w:commentRangeStart w:id="173"/>
+            <w:commentRangeStart w:id="190"/>
+            <w:r>
+              <w:rPr>
+                <w:rFonts w:ascii="Times New Roman" w:hAnsi="Times New Roman" w:cs="Times New Roman"/>
+                <w:sz w:val="24"/>
+                <w:szCs w:val="24"/>
+              </w:rPr>
+              <w:t xml:space="preserve">{{ customer_correspondent_account }}</w:t>
+            </w:r>
+            <w:commentRangeEnd w:id="190"/>
+            <w:r>
+              <w:rPr>
+                <w:rStyle w:val="CommentReference"/>
+              </w:rPr>
+              <w:commentReference w:id="190"/>
+            </w:r>
+            <w:commentRangeEnd w:id="173"/>
+            <w:r>
+              <w:rPr>
+                <w:rStyle w:val="CommentReference"/>
+              </w:rPr>
+              <w:commentReference w:id="173"/>
+            </w:r>
+            <w:commentRangeEnd w:id="150"/>
+            <w:r>
+              <w:rPr>
+                <w:rStyle w:val="CommentReference"/>
+              </w:rPr>
+              <w:commentReference w:id="150"/>
+            </w:r>
+            <w:commentRangeEnd w:id="131"/>
+            <w:r>
+              <w:rPr>
+                <w:rStyle w:val="CommentReference"/>
+              </w:rPr>
+              <w:commentReference w:id="131"/>
+            </w:r>
+            <w:commentRangeEnd w:id="112"/>
+            <w:r>
+              <w:rPr>
+                <w:rStyle w:val="CommentReference"/>
+              </w:rPr>
+              <w:commentReference w:id="112"/>
+            </w:r>
+            <w:commentRangeEnd w:id="91"/>
+            <w:r>
+              <w:rPr>
+                <w:rStyle w:val="CommentReference"/>
+              </w:rPr>
+              <w:commentReference w:id="91"/>
+            </w:r>
+            <w:commentRangeEnd w:id="74"/>
+            <w:r>
+              <w:rPr>
+                <w:rStyle w:val="CommentReference"/>
+              </w:rPr>
+              <w:commentReference w:id="74"/>
+            </w:r>
+          </w:p>
+          <w:p>
+            <w:pPr>
+              <w:rPr>
+                <w:rFonts w:ascii="Times New Roman" w:hAnsi="Times New Roman" w:cs="Times New Roman"/>
+                <w:sz w:val="24"/>
+                <w:szCs w:val="24"/>
+              </w:rPr>
+            </w:pPr>
+            <w:commentRangeStart w:id="75"/>
+            <w:commentRangeStart w:id="92"/>
+            <w:commentRangeStart w:id="113"/>
+            <w:commentRangeStart w:id="132"/>
+            <w:commentRangeStart w:id="151"/>
+            <w:commentRangeStart w:id="174"/>
+            <w:commentRangeStart w:id="191"/>
+            <w:r>
+              <w:rPr>
+                <w:rFonts w:ascii="Times New Roman" w:hAnsi="Times New Roman" w:cs="Times New Roman"/>
+                <w:sz w:val="24"/>
+                <w:szCs w:val="24"/>
+              </w:rPr>
+              <w:t xml:space="preserve">ОКПО __________</w:t>
+            </w:r>
+            <w:commentRangeEnd w:id="191"/>
+            <w:r>
+              <w:rPr>
+                <w:rStyle w:val="CommentReference"/>
+              </w:rPr>
+              <w:commentReference w:id="191"/>
+            </w:r>
+            <w:commentRangeEnd w:id="174"/>
+            <w:r>
+              <w:rPr>
+                <w:rStyle w:val="CommentReference"/>
+              </w:rPr>
+              <w:commentReference w:id="174"/>
+            </w:r>
+            <w:commentRangeEnd w:id="151"/>
+            <w:r>
+              <w:rPr>
+                <w:rStyle w:val="CommentReference"/>
+              </w:rPr>
+              <w:commentReference w:id="151"/>
+            </w:r>
+            <w:commentRangeEnd w:id="132"/>
+            <w:r>
+              <w:rPr>
+                <w:rStyle w:val="CommentReference"/>
+              </w:rPr>
+              <w:commentReference w:id="132"/>
+            </w:r>
+            <w:commentRangeEnd w:id="113"/>
+            <w:r>
+              <w:rPr>
+                <w:rStyle w:val="CommentReference"/>
+              </w:rPr>
+              <w:commentReference w:id="113"/>
+            </w:r>
+            <w:commentRangeEnd w:id="92"/>
+            <w:r>
+              <w:rPr>
+                <w:rStyle w:val="CommentReference"/>
+              </w:rPr>
+              <w:commentReference w:id="92"/>
+            </w:r>
+            <w:commentRangeEnd w:id="75"/>
+            <w:r>
+              <w:rPr>
+                <w:rStyle w:val="CommentReference"/>
+              </w:rPr>
+              <w:commentReference w:id="75"/>
+            </w:r>
+          </w:p>
+          <w:p>
+            <w:pPr>
+              <w:rPr>
+                <w:rFonts w:ascii="Times New Roman" w:hAnsi="Times New Roman" w:cs="Times New Roman"/>
+                <w:sz w:val="24"/>
+                <w:szCs w:val="24"/>
+              </w:rPr>
+            </w:pPr>
+          </w:p>
+          <w:p>
+            <w:pPr>
+              <w:rPr>
+                <w:rFonts w:ascii="Times New Roman" w:hAnsi="Times New Roman" w:cs="Times New Roman"/>
+                <w:sz w:val="24"/>
+                <w:szCs w:val="24"/>
+              </w:rPr>
+            </w:pPr>
+            <w:commentRangeStart w:id="76"/>
+            <w:commentRangeStart w:id="93"/>
+            <w:commentRangeStart w:id="114"/>
+            <w:commentRangeStart w:id="133"/>
+            <w:commentRangeStart w:id="152"/>
+            <w:commentRangeStart w:id="175"/>
+            <w:commentRangeStart w:id="192"/>
+            <w:r>
+              <w:rPr>
+                <w:rFonts w:ascii="Times New Roman" w:hAnsi="Times New Roman" w:cs="Times New Roman"/>
+                <w:sz w:val="24"/>
+                <w:szCs w:val="24"/>
+              </w:rPr>
+              <w:t xml:space="preserve">Тел.: {{ customer_phone }}</w:t>
+            </w:r>
+            <w:commentRangeEnd w:id="192"/>
+            <w:r>
+              <w:rPr>
+                <w:rStyle w:val="CommentReference"/>
+              </w:rPr>
+              <w:commentReference w:id="192"/>
+            </w:r>
+            <w:commentRangeEnd w:id="175"/>
+            <w:r>
+              <w:rPr>
+                <w:rStyle w:val="CommentReference"/>
+              </w:rPr>
+              <w:commentReference w:id="175"/>
+            </w:r>
+            <w:commentRangeEnd w:id="152"/>
+            <w:r>
+              <w:rPr>
+                <w:rStyle w:val="CommentReference"/>
+              </w:rPr>
+              <w:commentReference w:id="152"/>
+            </w:r>
+            <w:commentRangeEnd w:id="133"/>
+            <w:r>
+              <w:rPr>
+                <w:rStyle w:val="CommentReference"/>
+              </w:rPr>
+              <w:commentReference w:id="133"/>
+            </w:r>
+            <w:commentRangeEnd w:id="114"/>
+            <w:r>
+              <w:rPr>
+                <w:rStyle w:val="CommentReference"/>
+              </w:rPr>
+              <w:commentReference w:id="114"/>
+            </w:r>
+            <w:commentRangeEnd w:id="93"/>
+            <w:r>
+              <w:rPr>
+                <w:rStyle w:val="CommentReference"/>
+              </w:rPr>
+              <w:commentReference w:id="93"/>
+            </w:r>
+            <w:commentRangeEnd w:id="76"/>
+            <w:r>
+              <w:rPr>
+                <w:rStyle w:val="CommentReference"/>
+              </w:rPr>
+              <w:commentReference w:id="76"/>
+            </w:r>
+            <w:r>
+              <w:t xml:space="preserve"/>
+            </w:r>
+            <w:r>
+              <w:rPr>
+                <w:rFonts w:ascii="Times New Roman" w:hAnsi="Times New Roman" w:cs="Times New Roman"/>
+                <w:sz w:val="24"/>
+                <w:szCs w:val="24"/>
+              </w:rPr>
+              <w:t xml:space="preserve"/>
+            </w:r>
+          </w:p>
+          <w:p>
+            <w:pPr>
+              <w:rPr>
+                <w:rFonts w:ascii="Times New Roman" w:hAnsi="Times New Roman" w:cs="Times New Roman"/>
+                <w:sz w:val="24"/>
+                <w:szCs w:val="24"/>
+              </w:rPr>
+            </w:pPr>
+            <w:commentRangeStart w:id="77"/>
+            <w:commentRangeStart w:id="94"/>
+            <w:commentRangeStart w:id="115"/>
+            <w:commentRangeStart w:id="134"/>
+            <w:commentRangeStart w:id="153"/>
+            <w:commentRangeStart w:id="176"/>
+            <w:commentRangeStart w:id="193"/>
+            <w:r>
+              <w:rPr>
+                <w:rFonts w:ascii="Times New Roman" w:hAnsi="Times New Roman" w:cs="Times New Roman"/>
+                <w:sz w:val="24"/>
+                <w:szCs w:val="24"/>
+              </w:rPr>
+              <w:t xml:space="preserve">Эл.почта: {{ customer_email }}</w:t>
+            </w:r>
+            <w:commentRangeEnd w:id="193"/>
+            <w:r>
+              <w:rPr>
+                <w:rStyle w:val="CommentReference"/>
+              </w:rPr>
+              <w:commentReference w:id="193"/>
+            </w:r>
+            <w:commentRangeEnd w:id="176"/>
+            <w:r>
+              <w:rPr>
+                <w:rStyle w:val="CommentReference"/>
+              </w:rPr>
+              <w:commentReference w:id="176"/>
+            </w:r>
+            <w:commentRangeEnd w:id="153"/>
+            <w:r>
+              <w:rPr>
+                <w:rStyle w:val="CommentReference"/>
+              </w:rPr>
+              <w:commentReference w:id="153"/>
+            </w:r>
+            <w:commentRangeEnd w:id="134"/>
+            <w:r>
+              <w:rPr>
+                <w:rStyle w:val="CommentReference"/>
+              </w:rPr>
+              <w:commentReference w:id="134"/>
+            </w:r>
+            <w:commentRangeEnd w:id="115"/>
+            <w:r>
+              <w:rPr>
+                <w:rStyle w:val="CommentReference"/>
+              </w:rPr>
+              <w:commentReference w:id="115"/>
+            </w:r>
+            <w:commentRangeEnd w:id="94"/>
+            <w:r>
+              <w:rPr>
+                <w:rStyle w:val="CommentReference"/>
+              </w:rPr>
+              <w:commentReference w:id="94"/>
+            </w:r>
+            <w:commentRangeEnd w:id="77"/>
+            <w:r>
+              <w:rPr>
+                <w:rStyle w:val="CommentReference"/>
+              </w:rPr>
+              <w:commentReference w:id="77"/>
+            </w:r>
+            <w:r>
+              <w:rPr>
+                <w:rFonts w:ascii="Times New Roman" w:hAnsi="Times New Roman" w:cs="Times New Roman"/>
+                <w:sz w:val="24"/>
+                <w:szCs w:val="24"/>
+                <w:highlight w:val="yellow"/>
+              </w:rPr>
+              <w:t xml:space="preserve"/>
+            </w:r>
+          </w:p>
+          <w:p>
+            <w:pPr>
+              <w:rPr>
+                <w:rFonts w:ascii="Times New Roman" w:hAnsi="Times New Roman" w:cs="Times New Roman"/>
+                <w:sz w:val="24"/>
+                <w:szCs w:val="24"/>
+              </w:rPr>
+            </w:pPr>
+          </w:p>
+          <w:p>
+            <w:pPr>
+              <w:rPr>
+                <w:rFonts w:ascii="Times New Roman" w:hAnsi="Times New Roman" w:cs="Times New Roman"/>
+                <w:sz w:val="24"/>
+                <w:szCs w:val="24"/>
+              </w:rPr>
+            </w:pPr>
+            <w:commentRangeStart w:id="78"/>
+            <w:commentRangeStart w:id="95"/>
+            <w:commentRangeStart w:id="116"/>
+            <w:commentRangeStart w:id="135"/>
+            <w:commentRangeStart w:id="154"/>
+            <w:commentRangeStart w:id="177"/>
+            <w:commentRangeStart w:id="194"/>
+            <w:r>
+              <w:rPr>
+                <w:rFonts w:ascii="Times New Roman" w:hAnsi="Times New Roman" w:cs="Times New Roman"/>
+                <w:sz w:val="24"/>
+                <w:szCs w:val="24"/>
+              </w:rPr>
+              <w:t xml:space="preserve">{{ customer_signatory_position }}</w:t>
+            </w:r>
+            <w:commentRangeEnd w:id="194"/>
+            <w:r>
+              <w:rPr>
+                <w:rStyle w:val="CommentReference"/>
+              </w:rPr>
+              <w:commentReference w:id="194"/>
+            </w:r>
+            <w:commentRangeEnd w:id="177"/>
+            <w:r>
+              <w:rPr>
+                <w:rStyle w:val="CommentReference"/>
+              </w:rPr>
+              <w:commentReference w:id="177"/>
+            </w:r>
+            <w:commentRangeEnd w:id="154"/>
+            <w:r>
+              <w:rPr>
+                <w:rStyle w:val="CommentReference"/>
+              </w:rPr>
+              <w:commentReference w:id="154"/>
+            </w:r>
+            <w:commentRangeEnd w:id="135"/>
+            <w:r>
+              <w:rPr>
+                <w:rStyle w:val="CommentReference"/>
+              </w:rPr>
+              <w:commentReference w:id="135"/>
+            </w:r>
+            <w:commentRangeEnd w:id="116"/>
+            <w:r>
+              <w:rPr>
+                <w:rStyle w:val="CommentReference"/>
+              </w:rPr>
+              <w:commentReference w:id="116"/>
+            </w:r>
+            <w:commentRangeEnd w:id="95"/>
+            <w:r>
+              <w:rPr>
+                <w:rStyle w:val="CommentReference"/>
+              </w:rPr>
+              <w:commentReference w:id="95"/>
+            </w:r>
+            <w:commentRangeEnd w:id="78"/>
+            <w:r>
+              <w:rPr>
+                <w:rStyle w:val="CommentReference"/>
+              </w:rPr>
+              <w:commentReference w:id="78"/>
+            </w:r>
+          </w:p>
+          <w:p>
+            <w:pPr>
+              <w:rPr>
+                <w:rFonts w:ascii="Times New Roman" w:hAnsi="Times New Roman" w:cs="Times New Roman"/>
+                <w:sz w:val="24"/>
+                <w:szCs w:val="24"/>
+              </w:rPr>
+            </w:pPr>
+            <w:commentRangeStart w:id="79"/>
+            <w:commentRangeStart w:id="96"/>
+            <w:commentRangeStart w:id="117"/>
+            <w:commentRangeStart w:id="136"/>
+            <w:commentRangeStart w:id="155"/>
+            <w:commentRangeStart w:id="178"/>
+            <w:commentRangeStart w:id="195"/>
+            <w:r>
+              <w:rPr>
+                <w:rFonts w:ascii="Times New Roman" w:hAnsi="Times New Roman" w:cs="Times New Roman"/>
+                <w:sz w:val="24"/>
+                <w:szCs w:val="24"/>
+              </w:rPr>
               <w:t xml:space="preserve">_________________ / {{ customer_signatory_name_initials }}</w:t>
             </w:r>
-            <w:commentRangeEnd w:id="186"/>
+            <w:commentRangeEnd w:id="195"/>
             <w:r>
               <w:rPr>
                 <w:rStyle w:val="CommentReference"/>
               </w:rPr>
-              <w:commentReference w:id="186"/>
-            </w:r>
-            <w:commentRangeEnd w:id="169"/>
+              <w:commentReference w:id="195"/>
+            </w:r>
+            <w:commentRangeEnd w:id="178"/>
             <w:r>
               <w:rPr>
                 <w:rStyle w:val="CommentReference"/>
               </w:rPr>
-              <w:commentReference w:id="169"/>
-            </w:r>
-            <w:commentRangeEnd w:id="146"/>
+              <w:commentReference w:id="178"/>
+            </w:r>
+            <w:commentRangeEnd w:id="155"/>
             <w:r>
               <w:rPr>
                 <w:rStyle w:val="CommentReference"/>
               </w:rPr>
-              <w:commentReference w:id="146"/>
-            </w:r>
-            <w:commentRangeEnd w:id="127"/>
+              <w:commentReference w:id="155"/>
+            </w:r>
+            <w:commentRangeEnd w:id="136"/>
             <w:r>
               <w:rPr>
                 <w:rStyle w:val="CommentReference"/>
               </w:rPr>
-              <w:commentReference w:id="127"/>
-            </w:r>
-            <w:commentRangeEnd w:id="108"/>
+              <w:commentReference w:id="136"/>
+            </w:r>
+            <w:commentRangeEnd w:id="117"/>
             <w:r>
               <w:rPr>
                 <w:rStyle w:val="CommentReference"/>
               </w:rPr>
-              <w:commentReference w:id="108"/>
-            </w:r>
-            <w:commentRangeEnd w:id="87"/>
+              <w:commentReference w:id="117"/>
+            </w:r>
+            <w:commentRangeEnd w:id="96"/>
             <w:r>
               <w:rPr>
                 <w:rStyle w:val="CommentReference"/>
               </w:rPr>
-              <w:commentReference w:id="87"/>
-            </w:r>
-            <w:commentRangeEnd w:id="70"/>
+              <w:commentReference w:id="96"/>
+            </w:r>
+            <w:commentRangeEnd w:id="79"/>
             <w:r>
               <w:rPr>
                 <w:rStyle w:val="CommentReference"/>
               </w:rPr>
-              <w:commentReference w:id="70"/>
+              <w:commentReference w:id="79"/>
             </w:r>
           </w:p>
           <w:p>
@@ -5131,8 +5404,8 @@
                 <w:highlight w:val="yellow"/>
               </w:rPr>
             </w:pPr>
-            <w:commentRangeStart w:id="88"/>
-            <w:commentRangeStart w:id="89"/>
+            <w:commentRangeStart w:id="97"/>
+            <w:commentRangeStart w:id="98"/>
             <w:r>
               <w:rPr>
                 <w:rFonts w:ascii="Times New Roman" w:hAnsi="Times New Roman" w:cs="Times New Roman"/>
@@ -5142,19 +5415,19 @@
               </w:rPr>
               <w:t xml:space="preserve">Паспорт гражданина РФ (серия {{ contractor_passport_series }} № {{ contractor_passport_number }}, </w:t>
             </w:r>
-            <w:commentRangeEnd w:id="89"/>
+            <w:commentRangeEnd w:id="98"/>
             <w:r>
               <w:rPr>
                 <w:rStyle w:val="CommentReference"/>
               </w:rPr>
-              <w:commentReference w:id="89"/>
-            </w:r>
-            <w:commentRangeEnd w:id="88"/>
+              <w:commentReference w:id="98"/>
+            </w:r>
+            <w:commentRangeEnd w:id="97"/>
             <w:r>
               <w:rPr>
                 <w:rStyle w:val="CommentReference"/>
               </w:rPr>
-              <w:commentReference w:id="88"/>
+              <w:commentReference w:id="97"/>
             </w:r>
           </w:p>
           <w:p>
@@ -5169,8 +5442,8 @@
                 <w:highlight w:val="yellow"/>
               </w:rPr>
             </w:pPr>
-            <w:commentRangeStart w:id="90"/>
-            <w:commentRangeStart w:id="91"/>
+            <w:commentRangeStart w:id="99"/>
+            <w:commentRangeStart w:id="100"/>
             <w:r>
               <w:rPr>
                 <w:rFonts w:ascii="Times New Roman" w:hAnsi="Times New Roman" w:cs="Times New Roman"/>
@@ -5180,19 +5453,19 @@
               </w:rPr>
               <w:t xml:space="preserve">выдан {{ contractor_passport_issuer }}, дата выдачи: {{ contractor_passport_issued_date }} г., код подразделения: ____-____)</w:t>
             </w:r>
-            <w:commentRangeEnd w:id="91"/>
+            <w:commentRangeEnd w:id="100"/>
             <w:r>
               <w:rPr>
                 <w:rStyle w:val="CommentReference"/>
               </w:rPr>
-              <w:commentReference w:id="91"/>
-            </w:r>
-            <w:commentRangeEnd w:id="90"/>
+              <w:commentReference w:id="100"/>
+            </w:r>
+            <w:commentRangeEnd w:id="99"/>
             <w:r>
               <w:rPr>
                 <w:rStyle w:val="CommentReference"/>
               </w:rPr>
-              <w:commentReference w:id="90"/>
+              <w:commentReference w:id="99"/>
             </w:r>
           </w:p>
         </w:tc>
@@ -5241,7 +5514,7 @@
                 <w:highlight w:val="yellow"/>
               </w:rPr>
             </w:pPr>
-            <w:commentRangeStart w:id="109"/>
+            <w:commentRangeStart w:id="118"/>
             <w:r>
               <w:rPr>
                 <w:rFonts w:ascii="Times New Roman" w:hAnsi="Times New Roman" w:cs="Times New Roman"/>
@@ -5251,12 +5524,12 @@
               </w:rPr>
               <w:t xml:space="preserve">Адрес регистрации: {{ contractor_address }}</w:t>
             </w:r>
-            <w:commentRangeEnd w:id="109"/>
+            <w:commentRangeEnd w:id="118"/>
             <w:r>
               <w:rPr>
                 <w:rStyle w:val="CommentReference"/>
               </w:rPr>
-              <w:commentReference w:id="109"/>
+              <w:commentReference w:id="118"/>
             </w:r>
           </w:p>
           <w:p>
@@ -5271,7 +5544,7 @@
                 <w:highlight w:val="yellow"/>
               </w:rPr>
             </w:pPr>
-            <w:commentRangeStart w:id="110"/>
+            <w:commentRangeStart w:id="119"/>
             <w:r>
               <w:rPr>
                 <w:rFonts w:ascii="Times New Roman" w:hAnsi="Times New Roman" w:cs="Times New Roman"/>
@@ -5281,12 +5554,12 @@
               </w:rPr>
               <w:t xml:space="preserve">Фактический адрес проживания: {{ contractor_postal_address }}</w:t>
             </w:r>
-            <w:commentRangeEnd w:id="110"/>
+            <w:commentRangeEnd w:id="119"/>
             <w:r>
               <w:rPr>
                 <w:rStyle w:val="CommentReference"/>
               </w:rPr>
-              <w:commentReference w:id="110"/>
+              <w:commentReference w:id="119"/>
             </w:r>
           </w:p>
         </w:tc>
@@ -5335,7 +5608,7 @@
                 <w:highlight w:val="yellow"/>
               </w:rPr>
             </w:pPr>
-            <w:commentRangeStart w:id="128"/>
+            <w:commentRangeStart w:id="137"/>
             <w:r>
               <w:rPr>
                 <w:rFonts w:ascii="Times New Roman" w:hAnsi="Times New Roman" w:cs="Times New Roman"/>
@@ -5345,12 +5618,12 @@
               </w:rPr>
               <w:t xml:space="preserve">ИНН: {{ contractor_inn }}</w:t>
             </w:r>
-            <w:commentRangeEnd w:id="128"/>
+            <w:commentRangeEnd w:id="137"/>
             <w:r>
               <w:rPr>
                 <w:rStyle w:val="CommentReference"/>
               </w:rPr>
-              <w:commentReference w:id="128"/>
+              <w:commentReference w:id="137"/>
             </w:r>
           </w:p>
           <w:p>
@@ -5365,7 +5638,7 @@
                 <w:highlight w:val="yellow"/>
               </w:rPr>
             </w:pPr>
-            <w:commentRangeStart w:id="129"/>
+            <w:commentRangeStart w:id="138"/>
             <w:r>
               <w:rPr>
                 <w:rFonts w:ascii="Times New Roman" w:hAnsi="Times New Roman" w:cs="Times New Roman"/>
@@ -5375,12 +5648,12 @@
               </w:rPr>
               <w:t xml:space="preserve">СНИЛС: {{ contractor_snils }}</w:t>
             </w:r>
-            <w:commentRangeEnd w:id="129"/>
+            <w:commentRangeEnd w:id="138"/>
             <w:r>
               <w:rPr>
                 <w:rStyle w:val="CommentReference"/>
               </w:rPr>
-              <w:commentReference w:id="129"/>
+              <w:commentReference w:id="138"/>
             </w:r>
           </w:p>
         </w:tc>
@@ -5446,7 +5719,7 @@
                 <w:highlight w:val="yellow"/>
               </w:rPr>
             </w:pPr>
-            <w:commentRangeStart w:id="147"/>
+            <w:commentRangeStart w:id="156"/>
             <w:r>
               <w:rPr>
                 <w:rFonts w:ascii="Times New Roman" w:hAnsi="Times New Roman" w:cs="Times New Roman"/>
@@ -5456,12 +5729,12 @@
               </w:rPr>
               <w:t xml:space="preserve">р/с {{ contractor_settlement_account }}</w:t>
             </w:r>
-            <w:commentRangeEnd w:id="147"/>
+            <w:commentRangeEnd w:id="156"/>
             <w:r>
               <w:rPr>
                 <w:rStyle w:val="CommentReference"/>
               </w:rPr>
-              <w:commentReference w:id="147"/>
+              <w:commentReference w:id="156"/>
             </w:r>
           </w:p>
           <w:p>
@@ -5476,7 +5749,7 @@
                 <w:highlight w:val="yellow"/>
               </w:rPr>
             </w:pPr>
-            <w:commentRangeStart w:id="148"/>
+            <w:commentRangeStart w:id="157"/>
             <w:r>
               <w:rPr>
                 <w:rFonts w:ascii="Times New Roman" w:hAnsi="Times New Roman" w:cs="Times New Roman"/>
@@ -5486,12 +5759,12 @@
               </w:rPr>
               <w:t xml:space="preserve">в {{ contractor_bank_name }}</w:t>
             </w:r>
-            <w:commentRangeEnd w:id="148"/>
+            <w:commentRangeEnd w:id="157"/>
             <w:r>
               <w:rPr>
                 <w:rStyle w:val="CommentReference"/>
               </w:rPr>
-              <w:commentReference w:id="148"/>
+              <w:commentReference w:id="157"/>
             </w:r>
           </w:p>
           <w:p>
@@ -5506,7 +5779,7 @@
                 <w:highlight w:val="yellow"/>
               </w:rPr>
             </w:pPr>
-            <w:commentRangeStart w:id="149"/>
+            <w:commentRangeStart w:id="158"/>
             <w:r>
               <w:rPr>
                 <w:rFonts w:ascii="Times New Roman" w:hAnsi="Times New Roman" w:cs="Times New Roman"/>
@@ -5516,12 +5789,12 @@
               </w:rPr>
               <w:t xml:space="preserve">БИК {{ contractor_bik }}</w:t>
             </w:r>
-            <w:commentRangeEnd w:id="149"/>
+            <w:commentRangeEnd w:id="158"/>
             <w:r>
               <w:rPr>
                 <w:rStyle w:val="CommentReference"/>
               </w:rPr>
-              <w:commentReference w:id="149"/>
+              <w:commentReference w:id="158"/>
             </w:r>
           </w:p>
           <w:p>
@@ -5536,7 +5809,7 @@
                 <w:highlight w:val="yellow"/>
               </w:rPr>
             </w:pPr>
-            <w:commentRangeStart w:id="150"/>
+            <w:commentRangeStart w:id="159"/>
             <w:r>
               <w:rPr>
                 <w:rFonts w:ascii="Times New Roman" w:hAnsi="Times New Roman" w:cs="Times New Roman"/>
@@ -5546,12 +5819,12 @@
               </w:rPr>
               <w:t xml:space="preserve">к/{{ contractor_correspondent_account }}</w:t>
             </w:r>
-            <w:commentRangeEnd w:id="150"/>
+            <w:commentRangeEnd w:id="159"/>
             <w:r>
               <w:rPr>
                 <w:rStyle w:val="CommentReference"/>
               </w:rPr>
-              <w:commentReference w:id="150"/>
+              <w:commentReference w:id="159"/>
             </w:r>
           </w:p>
           <w:p>
@@ -5579,7 +5852,7 @@
                 <w:highlight w:val="yellow"/>
               </w:rPr>
             </w:pPr>
-            <w:commentRangeStart w:id="151"/>
+            <w:commentRangeStart w:id="160"/>
             <w:r>
               <w:rPr>
                 <w:rFonts w:ascii="Times New Roman" w:hAnsi="Times New Roman" w:cs="Times New Roman"/>
@@ -5589,12 +5862,12 @@
               </w:rPr>
               <w:t xml:space="preserve">Телефон: {{ contractor_phone }}</w:t>
             </w:r>
-            <w:commentRangeEnd w:id="151"/>
+            <w:commentRangeEnd w:id="160"/>
             <w:r>
               <w:rPr>
                 <w:rStyle w:val="CommentReference"/>
               </w:rPr>
-              <w:commentReference w:id="151"/>
+              <w:commentReference w:id="160"/>
             </w:r>
           </w:p>
           <w:p>
@@ -5609,7 +5882,7 @@
                 <w:highlight w:val="yellow"/>
               </w:rPr>
             </w:pPr>
-            <w:commentRangeStart w:id="152"/>
+            <w:commentRangeStart w:id="161"/>
             <w:r>
               <w:rPr>
                 <w:rFonts w:ascii="Times New Roman" w:hAnsi="Times New Roman" w:cs="Times New Roman"/>
@@ -5619,12 +5892,12 @@
               </w:rPr>
               <w:t xml:space="preserve">e-mail: {{ contractor_email }}</w:t>
             </w:r>
-            <w:commentRangeEnd w:id="152"/>
+            <w:commentRangeEnd w:id="161"/>
             <w:r>
               <w:rPr>
                 <w:rStyle w:val="CommentReference"/>
               </w:rPr>
-              <w:commentReference w:id="152"/>
+              <w:commentReference w:id="161"/>
             </w:r>
           </w:p>
           <w:p>
@@ -5961,10 +6234,10 @@
           <w:szCs w:val="24"/>
         </w:rPr>
       </w:pPr>
-      <w:commentRangeStart w:id="28"/>
-      <w:commentRangeStart w:id="29"/>
-      <w:commentRangeStart w:id="30"/>
-      <w:commentRangeStart w:id="31"/>
+      <w:commentRangeStart w:id="37"/>
+      <w:commentRangeStart w:id="38"/>
+      <w:commentRangeStart w:id="39"/>
+      <w:commentRangeStart w:id="40"/>
       <w:r>
         <w:rPr>
           <w:rFonts w:ascii="Times New Roman" w:hAnsi="Times New Roman" w:cs="Times New Roman"/>
@@ -5973,33 +6246,33 @@
         </w:rPr>
         <w:t xml:space="preserve">к Договору № {{ contract_number }} от «{{ contract_date_day }}» {{ contract_date_month }} {{ contract_date_year }} г.</w:t>
       </w:r>
-      <w:commentRangeEnd w:id="31"/>
-      <w:r>
-        <w:rPr>
-          <w:rStyle w:val="CommentReference"/>
-        </w:rPr>
-        <w:commentReference w:id="31"/>
-      </w:r>
-      <w:commentRangeEnd w:id="30"/>
-      <w:r>
-        <w:rPr>
-          <w:rStyle w:val="CommentReference"/>
-        </w:rPr>
-        <w:commentReference w:id="30"/>
-      </w:r>
-      <w:commentRangeEnd w:id="29"/>
-      <w:r>
-        <w:rPr>
-          <w:rStyle w:val="CommentReference"/>
-        </w:rPr>
-        <w:commentReference w:id="29"/>
-      </w:r>
-      <w:commentRangeEnd w:id="28"/>
-      <w:r>
-        <w:rPr>
-          <w:rStyle w:val="CommentReference"/>
-        </w:rPr>
-        <w:commentReference w:id="28"/>
+      <w:commentRangeEnd w:id="40"/>
+      <w:r>
+        <w:rPr>
+          <w:rStyle w:val="CommentReference"/>
+        </w:rPr>
+        <w:commentReference w:id="40"/>
+      </w:r>
+      <w:commentRangeEnd w:id="39"/>
+      <w:r>
+        <w:rPr>
+          <w:rStyle w:val="CommentReference"/>
+        </w:rPr>
+        <w:commentReference w:id="39"/>
+      </w:r>
+      <w:commentRangeEnd w:id="38"/>
+      <w:r>
+        <w:rPr>
+          <w:rStyle w:val="CommentReference"/>
+        </w:rPr>
+        <w:commentReference w:id="38"/>
+      </w:r>
+      <w:commentRangeEnd w:id="37"/>
+      <w:r>
+        <w:rPr>
+          <w:rStyle w:val="CommentReference"/>
+        </w:rPr>
+        <w:commentReference w:id="37"/>
       </w:r>
       <w:r>
         <w:rPr>
@@ -6343,7 +6616,7 @@
         </w:rPr>
         <w:br/>
       </w:r>
-      <w:commentRangeStart w:id="32"/>
+      <w:commentRangeStart w:id="41"/>
       <w:r>
         <w:rPr>
           <w:rFonts w:ascii="Times New Roman" w:eastAsia="Times New Roman" w:hAnsi="Times New Roman" w:cs="Times New Roman"/>
@@ -6354,12 +6627,12 @@
         </w:rPr>
         <w:t xml:space="preserve">и направить через месенджеры или эл.почту {{ customer_short_name }}.</w:t>
       </w:r>
-      <w:commentRangeEnd w:id="32"/>
-      <w:r>
-        <w:rPr>
-          <w:rStyle w:val="CommentReference"/>
-        </w:rPr>
-        <w:commentReference w:id="32"/>
+      <w:commentRangeEnd w:id="41"/>
+      <w:r>
+        <w:rPr>
+          <w:rStyle w:val="CommentReference"/>
+        </w:rPr>
+        <w:commentReference w:id="41"/>
       </w:r>
     </w:p>
     <w:p>
@@ -6830,7 +7103,7 @@
                 <w:szCs w:val="24"/>
               </w:rPr>
             </w:pPr>
-            <w:commentRangeStart w:id="187"/>
+            <w:commentRangeStart w:id="196"/>
             <w:r>
               <w:rPr>
                 <w:rFonts w:ascii="Times New Roman" w:hAnsi="Times New Roman" w:cs="Times New Roman"/>
@@ -6839,12 +7112,12 @@
               </w:rPr>
               <w:t xml:space="preserve">{{ customer_short_name }}</w:t>
             </w:r>
-            <w:commentRangeEnd w:id="187"/>
+            <w:commentRangeEnd w:id="196"/>
             <w:r>
               <w:rPr>
                 <w:rStyle w:val="CommentReference"/>
               </w:rPr>
-              <w:commentReference w:id="187"/>
+              <w:commentReference w:id="196"/>
             </w:r>
           </w:p>
           <w:p>
@@ -6906,7 +7179,7 @@
                 <w:szCs w:val="24"/>
               </w:rPr>
             </w:pPr>
-            <w:commentRangeStart w:id="188"/>
+            <w:commentRangeStart w:id="197"/>
             <w:r>
               <w:rPr>
                 <w:rFonts w:ascii="Times New Roman" w:hAnsi="Times New Roman" w:cs="Times New Roman"/>
@@ -6915,12 +7188,12 @@
               </w:rPr>
               <w:t xml:space="preserve">___________ {{ customer_signatory_name_initials }}</w:t>
             </w:r>
-            <w:commentRangeEnd w:id="188"/>
+            <w:commentRangeEnd w:id="197"/>
             <w:r>
               <w:rPr>
                 <w:rStyle w:val="CommentReference"/>
               </w:rPr>
-              <w:commentReference w:id="188"/>
+              <w:commentReference w:id="197"/>
             </w:r>
           </w:p>
           <w:p>
@@ -7492,10 +7765,10 @@
           <w:szCs w:val="24"/>
         </w:rPr>
       </w:pPr>
-      <w:commentRangeStart w:id="33"/>
-      <w:commentRangeStart w:id="34"/>
-      <w:commentRangeStart w:id="35"/>
-      <w:commentRangeStart w:id="36"/>
+      <w:commentRangeStart w:id="42"/>
+      <w:commentRangeStart w:id="43"/>
+      <w:commentRangeStart w:id="44"/>
+      <w:commentRangeStart w:id="45"/>
       <w:r>
         <w:rPr>
           <w:rFonts w:ascii="Times New Roman" w:hAnsi="Times New Roman" w:cs="Times New Roman"/>
@@ -7504,33 +7777,33 @@
         </w:rPr>
         <w:t xml:space="preserve">к Договору № {{ contract_number }} от «{{ contract_date_day }}» {{ contract_date_month }} {{ contract_date_year }} г.</w:t>
       </w:r>
-      <w:commentRangeEnd w:id="36"/>
-      <w:r>
-        <w:rPr>
-          <w:rStyle w:val="CommentReference"/>
-        </w:rPr>
-        <w:commentReference w:id="36"/>
-      </w:r>
-      <w:commentRangeEnd w:id="35"/>
-      <w:r>
-        <w:rPr>
-          <w:rStyle w:val="CommentReference"/>
-        </w:rPr>
-        <w:commentReference w:id="35"/>
-      </w:r>
-      <w:commentRangeEnd w:id="34"/>
-      <w:r>
-        <w:rPr>
-          <w:rStyle w:val="CommentReference"/>
-        </w:rPr>
-        <w:commentReference w:id="34"/>
-      </w:r>
-      <w:commentRangeEnd w:id="33"/>
-      <w:r>
-        <w:rPr>
-          <w:rStyle w:val="CommentReference"/>
-        </w:rPr>
-        <w:commentReference w:id="33"/>
+      <w:commentRangeEnd w:id="45"/>
+      <w:r>
+        <w:rPr>
+          <w:rStyle w:val="CommentReference"/>
+        </w:rPr>
+        <w:commentReference w:id="45"/>
+      </w:r>
+      <w:commentRangeEnd w:id="44"/>
+      <w:r>
+        <w:rPr>
+          <w:rStyle w:val="CommentReference"/>
+        </w:rPr>
+        <w:commentReference w:id="44"/>
+      </w:r>
+      <w:commentRangeEnd w:id="43"/>
+      <w:r>
+        <w:rPr>
+          <w:rStyle w:val="CommentReference"/>
+        </w:rPr>
+        <w:commentReference w:id="43"/>
+      </w:r>
+      <w:commentRangeEnd w:id="42"/>
+      <w:r>
+        <w:rPr>
+          <w:rStyle w:val="CommentReference"/>
+        </w:rPr>
+        <w:commentReference w:id="42"/>
       </w:r>
       <w:r>
         <w:rPr>
@@ -7777,9 +8050,9 @@
           <w:szCs w:val="23"/>
         </w:rPr>
       </w:pPr>
-      <w:commentRangeStart w:id="37"/>
-      <w:commentRangeStart w:id="38"/>
-      <w:commentRangeStart w:id="39"/>
+      <w:commentRangeStart w:id="46"/>
+      <w:commentRangeStart w:id="47"/>
+      <w:commentRangeStart w:id="48"/>
       <w:r>
         <w:rPr>
           <w:rFonts w:ascii="Times New Roman" w:hAnsi="Times New Roman" w:cs="Times New Roman"/>
@@ -7788,26 +8061,26 @@
         </w:rPr>
         <w:t xml:space="preserve">паспорт серия {{ contractor_passport_series }} № {{ contractor_passport_number }} выдан {{ contractor_passport_issuer }}</w:t>
       </w:r>
-      <w:commentRangeEnd w:id="39"/>
-      <w:r>
-        <w:rPr>
-          <w:rStyle w:val="CommentReference"/>
-        </w:rPr>
-        <w:commentReference w:id="39"/>
-      </w:r>
-      <w:commentRangeEnd w:id="38"/>
-      <w:r>
-        <w:rPr>
-          <w:rStyle w:val="CommentReference"/>
-        </w:rPr>
-        <w:commentReference w:id="38"/>
-      </w:r>
-      <w:commentRangeEnd w:id="37"/>
-      <w:r>
-        <w:rPr>
-          <w:rStyle w:val="CommentReference"/>
-        </w:rPr>
-        <w:commentReference w:id="37"/>
+      <w:commentRangeEnd w:id="48"/>
+      <w:r>
+        <w:rPr>
+          <w:rStyle w:val="CommentReference"/>
+        </w:rPr>
+        <w:commentReference w:id="48"/>
+      </w:r>
+      <w:commentRangeEnd w:id="47"/>
+      <w:r>
+        <w:rPr>
+          <w:rStyle w:val="CommentReference"/>
+        </w:rPr>
+        <w:commentReference w:id="47"/>
+      </w:r>
+      <w:commentRangeEnd w:id="46"/>
+      <w:r>
+        <w:rPr>
+          <w:rStyle w:val="CommentReference"/>
+        </w:rPr>
+        <w:commentReference w:id="46"/>
       </w:r>
     </w:p>
     <w:p>
@@ -7902,35 +8175,35 @@
         </w:rPr>
         <w:t>даю согласие своей волей и в своём интересе</w:t>
       </w:r>
-      <w:commentRangeStart w:id="40"/>
-      <w:commentRangeStart w:id="41"/>
-      <w:commentRangeStart w:id="42"/>
+      <w:commentRangeStart w:id="49"/>
+      <w:commentRangeStart w:id="50"/>
+      <w:commentRangeStart w:id="51"/>
       <w:r>
         <w:rPr>
           <w:rFonts w:ascii="Times New Roman" w:hAnsi="Times New Roman" w:cs="Times New Roman"/>
         </w:rPr>
         <w:t xml:space="preserve"> {{ customer_full_name }} ({{ customer_short_name }}), зарегистрированному по адресу: {{ customer_address }}, этаж цокольный, помещение I, комната 4, на обработку соответствии со ст. 9 Федерального закона от 27.07.2006 № 152-ФЗ «О персональных данных», </w:t>
       </w:r>
-      <w:commentRangeEnd w:id="42"/>
-      <w:r>
-        <w:rPr>
-          <w:rStyle w:val="CommentReference"/>
-        </w:rPr>
-        <w:commentReference w:id="42"/>
-      </w:r>
-      <w:commentRangeEnd w:id="41"/>
-      <w:r>
-        <w:rPr>
-          <w:rStyle w:val="CommentReference"/>
-        </w:rPr>
-        <w:commentReference w:id="41"/>
-      </w:r>
-      <w:commentRangeEnd w:id="40"/>
-      <w:r>
-        <w:rPr>
-          <w:rStyle w:val="CommentReference"/>
-        </w:rPr>
-        <w:commentReference w:id="40"/>
+      <w:commentRangeEnd w:id="51"/>
+      <w:r>
+        <w:rPr>
+          <w:rStyle w:val="CommentReference"/>
+        </w:rPr>
+        <w:commentReference w:id="51"/>
+      </w:r>
+      <w:commentRangeEnd w:id="50"/>
+      <w:r>
+        <w:rPr>
+          <w:rStyle w:val="CommentReference"/>
+        </w:rPr>
+        <w:commentReference w:id="50"/>
+      </w:r>
+      <w:commentRangeEnd w:id="49"/>
+      <w:r>
+        <w:rPr>
+          <w:rStyle w:val="CommentReference"/>
+        </w:rPr>
+        <w:commentReference w:id="49"/>
       </w:r>
       <w:r>
         <w:rPr>
@@ -8016,7 +8289,7 @@
         </w:rPr>
         <w:t xml:space="preserve">Настоящие согласие вступает в силу со дня его подписания и действует в течение всего срока действия заключенного между Сторонами Договора и срока хранения документов в соответствии с действующим законодательством. Настоящее согласие может быть отозвано в письменной форме, полностью или частично, в порядке, установленном Федеральным законом от 27.07.2006 №152-ФЗ «О </w:t>
       </w:r>
-      <w:commentRangeStart w:id="43"/>
+      <w:commentRangeStart w:id="52"/>
       <w:r>
         <w:rPr>
           <w:rFonts w:ascii="Times New Roman" w:hAnsi="Times New Roman" w:cs="Times New Roman"/>
@@ -8024,12 +8297,12 @@
         <w:lastRenderedPageBreak/>
         <w:t xml:space="preserve">персональных данных». В случае отзыва согласия на обработку персональных данных {{ customer_short_name }} вправе</w:t>
       </w:r>
-      <w:commentRangeEnd w:id="43"/>
-      <w:r>
-        <w:rPr>
-          <w:rStyle w:val="CommentReference"/>
-        </w:rPr>
-        <w:commentReference w:id="43"/>
+      <w:commentRangeEnd w:id="52"/>
+      <w:r>
+        <w:rPr>
+          <w:rStyle w:val="CommentReference"/>
+        </w:rPr>
+        <w:commentReference w:id="52"/>
       </w:r>
       <w:r>
         <w:rPr>
@@ -8330,7 +8603,7 @@
                 <w:szCs w:val="24"/>
               </w:rPr>
             </w:pPr>
-            <w:commentRangeStart w:id="189"/>
+            <w:commentRangeStart w:id="198"/>
             <w:r>
               <w:rPr>
                 <w:rFonts w:ascii="Times New Roman" w:hAnsi="Times New Roman" w:cs="Times New Roman"/>
@@ -8339,12 +8612,12 @@
               </w:rPr>
               <w:t xml:space="preserve">{{ customer_short_name }}</w:t>
             </w:r>
-            <w:commentRangeEnd w:id="189"/>
+            <w:commentRangeEnd w:id="198"/>
             <w:r>
               <w:rPr>
                 <w:rStyle w:val="CommentReference"/>
               </w:rPr>
-              <w:commentReference w:id="189"/>
+              <w:commentReference w:id="198"/>
             </w:r>
           </w:p>
           <w:p>
@@ -8406,7 +8679,7 @@
                 <w:szCs w:val="24"/>
               </w:rPr>
             </w:pPr>
-            <w:commentRangeStart w:id="190"/>
+            <w:commentRangeStart w:id="199"/>
             <w:r>
               <w:rPr>
                 <w:rFonts w:ascii="Times New Roman" w:hAnsi="Times New Roman" w:cs="Times New Roman"/>
@@ -8415,12 +8688,12 @@
               </w:rPr>
               <w:t xml:space="preserve">___________ {{ customer_signatory_name_initials }}</w:t>
             </w:r>
-            <w:commentRangeEnd w:id="190"/>
+            <w:commentRangeEnd w:id="199"/>
             <w:r>
               <w:rPr>
                 <w:rStyle w:val="CommentReference"/>
               </w:rPr>
-              <w:commentReference w:id="190"/>
+              <w:commentReference w:id="199"/>
             </w:r>
           </w:p>
           <w:p>
@@ -8942,9 +9215,9 @@
           <w:szCs w:val="23"/>
         </w:rPr>
       </w:pPr>
-      <w:commentRangeStart w:id="44"/>
-      <w:commentRangeStart w:id="45"/>
-      <w:commentRangeStart w:id="46"/>
+      <w:commentRangeStart w:id="53"/>
+      <w:commentRangeStart w:id="54"/>
+      <w:commentRangeStart w:id="55"/>
       <w:r>
         <w:rPr>
           <w:rFonts w:ascii="Times New Roman" w:hAnsi="Times New Roman" w:cs="Times New Roman"/>
@@ -8953,26 +9226,26 @@
         </w:rPr>
         <w:t xml:space="preserve">паспорт серия {{ contractor_passport_series }} № {{ contractor_passport_number }} выдан {{ contractor_passport_issuer }}</w:t>
       </w:r>
-      <w:commentRangeEnd w:id="46"/>
-      <w:r>
-        <w:rPr>
-          <w:rStyle w:val="CommentReference"/>
-        </w:rPr>
-        <w:commentReference w:id="46"/>
-      </w:r>
-      <w:commentRangeEnd w:id="45"/>
-      <w:r>
-        <w:rPr>
-          <w:rStyle w:val="CommentReference"/>
-        </w:rPr>
-        <w:commentReference w:id="45"/>
-      </w:r>
-      <w:commentRangeEnd w:id="44"/>
-      <w:r>
-        <w:rPr>
-          <w:rStyle w:val="CommentReference"/>
-        </w:rPr>
-        <w:commentReference w:id="44"/>
+      <w:commentRangeEnd w:id="55"/>
+      <w:r>
+        <w:rPr>
+          <w:rStyle w:val="CommentReference"/>
+        </w:rPr>
+        <w:commentReference w:id="55"/>
+      </w:r>
+      <w:commentRangeEnd w:id="54"/>
+      <w:r>
+        <w:rPr>
+          <w:rStyle w:val="CommentReference"/>
+        </w:rPr>
+        <w:commentReference w:id="54"/>
+      </w:r>
+      <w:commentRangeEnd w:id="53"/>
+      <w:r>
+        <w:rPr>
+          <w:rStyle w:val="CommentReference"/>
+        </w:rPr>
+        <w:commentReference w:id="53"/>
       </w:r>
     </w:p>
     <w:p>
@@ -9058,35 +9331,35 @@
         </w:rPr>
         <w:t>даю согласие своей волей и в своём интересе</w:t>
       </w:r>
-      <w:commentRangeStart w:id="47"/>
-      <w:commentRangeStart w:id="48"/>
-      <w:commentRangeStart w:id="49"/>
+      <w:commentRangeStart w:id="56"/>
+      <w:commentRangeStart w:id="57"/>
+      <w:commentRangeStart w:id="58"/>
       <w:r>
         <w:rPr>
           <w:rFonts w:ascii="Times New Roman" w:hAnsi="Times New Roman" w:cs="Times New Roman"/>
         </w:rPr>
         <w:t xml:space="preserve"> {{ customer_full_name }} ({{ customer_short_name }}), зарегистрированному по адресу: {{ customer_address }}, этаж цокольный, помещение I, комната 4, на обработку соответствии со ст. 9 Федерального закона от 27.07.2006 № 152-ФЗ «О персональных данных», </w:t>
       </w:r>
-      <w:commentRangeEnd w:id="49"/>
-      <w:r>
-        <w:rPr>
-          <w:rStyle w:val="CommentReference"/>
-        </w:rPr>
-        <w:commentReference w:id="49"/>
-      </w:r>
-      <w:commentRangeEnd w:id="48"/>
-      <w:r>
-        <w:rPr>
-          <w:rStyle w:val="CommentReference"/>
-        </w:rPr>
-        <w:commentReference w:id="48"/>
-      </w:r>
-      <w:commentRangeEnd w:id="47"/>
-      <w:r>
-        <w:rPr>
-          <w:rStyle w:val="CommentReference"/>
-        </w:rPr>
-        <w:commentReference w:id="47"/>
+      <w:commentRangeEnd w:id="58"/>
+      <w:r>
+        <w:rPr>
+          <w:rStyle w:val="CommentReference"/>
+        </w:rPr>
+        <w:commentReference w:id="58"/>
+      </w:r>
+      <w:commentRangeEnd w:id="57"/>
+      <w:r>
+        <w:rPr>
+          <w:rStyle w:val="CommentReference"/>
+        </w:rPr>
+        <w:commentReference w:id="57"/>
+      </w:r>
+      <w:commentRangeEnd w:id="56"/>
+      <w:r>
+        <w:rPr>
+          <w:rStyle w:val="CommentReference"/>
+        </w:rPr>
+        <w:commentReference w:id="56"/>
       </w:r>
       <w:r>
         <w:rPr>
@@ -9166,19 +9439,19 @@
           <w:rFonts w:ascii="Times New Roman" w:hAnsi="Times New Roman" w:cs="Times New Roman"/>
         </w:rPr>
       </w:pPr>
-      <w:commentRangeStart w:id="50"/>
+      <w:commentRangeStart w:id="59"/>
       <w:r>
         <w:rPr>
           <w:rFonts w:ascii="Times New Roman" w:hAnsi="Times New Roman" w:cs="Times New Roman"/>
         </w:rPr>
         <w:t xml:space="preserve">Настоящие согласие вступает в силу со дня его подписания и действует в течение всего срока действия заключенного между Сторонами Договора и срока хранения документов в соответствии с действующим законодательством. Настоящее согласие может быть отозвано в письменной форме, полностью или частично, в порядке, установленном Федеральным законом от 27.07.2006 №152-ФЗ «О персональных данных». В случае отзыва согласия на обработку персональных данных {{ customer_short_name }} вправе продолжить обработку персональных данных без согласия субъекта персональных данных при наличии оснований, указанных в </w:t>
       </w:r>
-      <w:commentRangeEnd w:id="50"/>
-      <w:r>
-        <w:rPr>
-          <w:rStyle w:val="CommentReference"/>
-        </w:rPr>
-        <w:commentReference w:id="50"/>
+      <w:commentRangeEnd w:id="59"/>
+      <w:r>
+        <w:rPr>
+          <w:rStyle w:val="CommentReference"/>
+        </w:rPr>
+        <w:commentReference w:id="59"/>
       </w:r>
       <w:hyperlink r:id="rId18" w:history="1">
         <w:r>
@@ -9511,11 +9784,59 @@
         <w:annotationRef/>
       </w:r>
       <w:r>
+        <w:t>Печатается, если в карточке субсидии заполнен текст соглашения. Пустое поле — пункта не будет</w:t>
+      </w:r>
+    </w:p>
+  </w:comment>
+  <w:comment w:id="9" w:author="Подсказка" w:initials="П" w:date="2026-01-01T00:00:00Z">
+    <w:p>
+      <w:pPr>
+        <w:pStyle w:val="CommentText"/>
+      </w:pPr>
+      <w:r>
+        <w:rPr>
+          <w:rStyle w:val="CommentReference"/>
+        </w:rPr>
+        <w:annotationRef/>
+      </w:r>
+      <w:r>
+        <w:t>Большой текст соглашения. Пример: (многострочный текст)</w:t>
+      </w:r>
+    </w:p>
+  </w:comment>
+  <w:comment w:id="10" w:author="Подсказка" w:initials="П" w:date="2026-01-01T00:00:00Z">
+    <w:p>
+      <w:pPr>
+        <w:pStyle w:val="CommentText"/>
+      </w:pPr>
+      <w:r>
+        <w:rPr>
+          <w:rStyle w:val="CommentReference"/>
+        </w:rPr>
+        <w:annotationRef/>
+      </w:r>
+      <w:r>
+        <w:t>Конец условия</w:t>
+      </w:r>
+    </w:p>
+  </w:comment>
+  <w:comment w:id="11" w:author="Подсказка" w:initials="П" w:date="2026-01-01T00:00:00Z">
+    <w:p>
+      <w:pPr>
+        <w:pStyle w:val="CommentText"/>
+      </w:pPr>
+      <w:r>
+        <w:rPr>
+          <w:rStyle w:val="CommentReference"/>
+        </w:rPr>
+        <w:annotationRef/>
+      </w:r>
+      <w:r>
         <w:t>День. Пример: 15</w:t>
       </w:r>
     </w:p>
   </w:comment>
-  <w:comment w:id="9" w:author="Подсказка" w:initials="П" w:date="2026-01-01T00:00:00Z">
+  <w:comment w:id="12" w:author="Подсказка" w:initials="П" w:date="2026-01-01T00:00:00Z">
     <w:p>
       <w:pPr>
         <w:pStyle w:val="CommentText"/>
@@ -9531,7 +9852,7 @@
       </w:r>
     </w:p>
   </w:comment>
-  <w:comment w:id="10" w:author="Подсказка" w:initials="П" w:date="2026-01-01T00:00:00Z">
+  <w:comment w:id="13" w:author="Подсказка" w:initials="П" w:date="2026-01-01T00:00:00Z">
     <w:p>
       <w:pPr>
         <w:pStyle w:val="CommentText"/>
@@ -9547,7 +9868,7 @@
       </w:r>
     </w:p>
   </w:comment>
-  <w:comment w:id="11" w:author="Подсказка" w:initials="П" w:date="2026-01-01T00:00:00Z">
+  <w:comment w:id="14" w:author="Подсказка" w:initials="П" w:date="2026-01-01T00:00:00Z">
     <w:p>
       <w:pPr>
         <w:pStyle w:val="CommentText"/>
@@ -9563,7 +9884,7 @@
       </w:r>
     </w:p>
   </w:comment>
-  <w:comment w:id="12" w:author="Подсказка" w:initials="П" w:date="2026-01-01T00:00:00Z">
+  <w:comment w:id="15" w:author="Подсказка" w:initials="П" w:date="2026-01-01T00:00:00Z">
     <w:p>
       <w:pPr>
         <w:pStyle w:val="CommentText"/>
@@ -9579,7 +9900,7 @@
       </w:r>
     </w:p>
   </w:comment>
-  <w:comment w:id="13" w:author="Подсказка" w:initials="П" w:date="2026-01-01T00:00:00Z">
+  <w:comment w:id="16" w:author="Подсказка" w:initials="П" w:date="2026-01-01T00:00:00Z">
     <w:p>
       <w:pPr>
         <w:pStyle w:val="CommentText"/>
@@ -9595,7 +9916,7 @@
       </w:r>
     </w:p>
   </w:comment>
-  <w:comment w:id="14" w:author="Подсказка" w:initials="П" w:date="2026-01-01T00:00:00Z">
+  <w:comment w:id="17" w:author="Подсказка" w:initials="П" w:date="2026-01-01T00:00:00Z">
     <w:p>
       <w:pPr>
         <w:pStyle w:val="CommentText"/>
@@ -9611,7 +9932,7 @@
       </w:r>
     </w:p>
   </w:comment>
-  <w:comment w:id="15" w:author="Подсказка" w:initials="П" w:date="2026-01-01T00:00:00Z">
+  <w:comment w:id="18" w:author="Подсказка" w:initials="П" w:date="2026-01-01T00:00:00Z">
     <w:p>
       <w:pPr>
         <w:pStyle w:val="CommentText"/>
@@ -9627,7 +9948,7 @@
       </w:r>
     </w:p>
   </w:comment>
-  <w:comment w:id="16" w:author="Подсказка" w:initials="П" w:date="2026-01-01T00:00:00Z">
+  <w:comment w:id="19" w:author="Подсказка" w:initials="П" w:date="2026-01-01T00:00:00Z">
     <w:p>
       <w:pPr>
         <w:pStyle w:val="CommentText"/>
@@ -9643,7 +9964,7 @@
       </w:r>
     </w:p>
   </w:comment>
-  <w:comment w:id="17" w:author="Подсказка" w:initials="П" w:date="2026-01-01T00:00:00Z">
+  <w:comment w:id="20" w:author="Подсказка" w:initials="П" w:date="2026-01-01T00:00:00Z">
     <w:p>
       <w:pPr>
         <w:pStyle w:val="CommentText"/>
@@ -9659,7 +9980,7 @@
       </w:r>
     </w:p>
   </w:comment>
-  <w:comment w:id="18" w:author="Подсказка" w:initials="П" w:date="2026-01-01T00:00:00Z">
+  <w:comment w:id="21" w:author="Подсказка" w:initials="П" w:date="2026-01-01T00:00:00Z">
     <w:p>
       <w:pPr>
         <w:pStyle w:val="CommentText"/>
@@ -9675,7 +9996,7 @@
       </w:r>
     </w:p>
   </w:comment>
-  <w:comment w:id="19" w:author="Подсказка" w:initials="П" w:date="2026-01-01T00:00:00Z">
+  <w:comment w:id="22" w:author="Подсказка" w:initials="П" w:date="2026-01-01T00:00:00Z">
     <w:p>
       <w:pPr>
         <w:pStyle w:val="CommentText"/>
@@ -9691,7 +10012,7 @@
       </w:r>
     </w:p>
   </w:comment>
-  <w:comment w:id="20" w:author="Подсказка" w:initials="П" w:date="2026-01-01T00:00:00Z">
+  <w:comment w:id="23" w:author="Подсказка" w:initials="П" w:date="2026-01-01T00:00:00Z">
     <w:p>
       <w:pPr>
         <w:pStyle w:val="CommentText"/>
@@ -9707,7 +10028,7 @@
       </w:r>
     </w:p>
   </w:comment>
-  <w:comment w:id="21" w:author="Подсказка" w:initials="П" w:date="2026-01-01T00:00:00Z">
+  <w:comment w:id="24" w:author="Подсказка" w:initials="П" w:date="2026-01-01T00:00:00Z">
     <w:p>
       <w:pPr>
         <w:pStyle w:val="CommentText"/>
@@ -9723,7 +10044,7 @@
       </w:r>
     </w:p>
   </w:comment>
-  <w:comment w:id="22" w:author="Подсказка" w:initials="П" w:date="2026-01-01T00:00:00Z">
+  <w:comment w:id="25" w:author="Подсказка" w:initials="П" w:date="2026-01-01T00:00:00Z">
     <w:p>
       <w:pPr>
         <w:pStyle w:val="CommentText"/>
@@ -9739,7 +10060,7 @@
       </w:r>
     </w:p>
   </w:comment>
-  <w:comment w:id="23" w:author="Подсказка" w:initials="П" w:date="2026-01-01T00:00:00Z">
+  <w:comment w:id="26" w:author="Подсказка" w:initials="П" w:date="2026-01-01T00:00:00Z">
     <w:p>
       <w:pPr>
         <w:pStyle w:val="CommentText"/>
@@ -9755,7 +10076,7 @@
       </w:r>
     </w:p>
   </w:comment>
-  <w:comment w:id="24" w:author="Подсказка" w:initials="П" w:date="2026-01-01T00:00:00Z">
+  <w:comment w:id="27" w:author="Подсказка" w:initials="П" w:date="2026-01-01T00:00:00Z">
     <w:p>
       <w:pPr>
         <w:pStyle w:val="CommentText"/>
@@ -9771,7 +10092,7 @@
       </w:r>
     </w:p>
   </w:comment>
-  <w:comment w:id="25" w:author="Подсказка" w:initials="П" w:date="2026-01-01T00:00:00Z">
+  <w:comment w:id="28" w:author="Подсказка" w:initials="П" w:date="2026-01-01T00:00:00Z">
     <w:p>
       <w:pPr>
         <w:pStyle w:val="CommentText"/>
@@ -9787,7 +10108,7 @@
       </w:r>
     </w:p>
   </w:comment>
-  <w:comment w:id="26" w:author="Подсказка" w:initials="П" w:date="2026-01-01T00:00:00Z">
+  <w:comment w:id="29" w:author="Подсказка" w:initials="П" w:date="2026-01-01T00:00:00Z">
     <w:p>
       <w:pPr>
         <w:pStyle w:val="CommentText"/>
@@ -9803,7 +10124,7 @@
       </w:r>
     </w:p>
   </w:comment>
-  <w:comment w:id="27" w:author="Подсказка" w:initials="П" w:date="2026-01-01T00:00:00Z">
+  <w:comment w:id="30" w:author="Подсказка" w:initials="П" w:date="2026-01-01T00:00:00Z">
     <w:p>
       <w:pPr>
         <w:pStyle w:val="CommentText"/>
@@ -9819,7 +10140,103 @@
       </w:r>
     </w:p>
   </w:comment>
-  <w:comment w:id="28" w:author="Подсказка" w:initials="П" w:date="2026-01-01T00:00:00Z">
+  <w:comment w:id="31" w:author="Подсказка" w:initials="П" w:date="2026-01-01T00:00:00Z">
+    <w:p>
+      <w:pPr>
+        <w:pStyle w:val="CommentText"/>
+      </w:pPr>
+      <w:r>
+        <w:rPr>
+          <w:rStyle w:val="CommentReference"/>
+        </w:rPr>
+        <w:annotationRef/>
+      </w:r>
+      <w:r>
+        <w:t>Печатается, если в карточке субсидии заполнен дополнительный пункт №1. Пустое поле — пункта не будет</w:t>
+      </w:r>
+    </w:p>
+  </w:comment>
+  <w:comment w:id="32" w:author="Подсказка" w:initials="П" w:date="2026-01-01T00:00:00Z">
+    <w:p>
+      <w:pPr>
+        <w:pStyle w:val="CommentText"/>
+      </w:pPr>
+      <w:r>
+        <w:rPr>
+          <w:rStyle w:val="CommentReference"/>
+        </w:rPr>
+        <w:annotationRef/>
+      </w:r>
+      <w:r>
+        <w:t>Дополнительный пункт договора №1 из карточки субсидии. Пустое поле — пункта в договоре нет. Пример: Исполнитель обязуется вести раздельный учёт средств, полученных по Договору.</w:t>
+      </w:r>
+    </w:p>
+  </w:comment>
+  <w:comment w:id="33" w:author="Подсказка" w:initials="П" w:date="2026-01-01T00:00:00Z">
+    <w:p>
+      <w:pPr>
+        <w:pStyle w:val="CommentText"/>
+      </w:pPr>
+      <w:r>
+        <w:rPr>
+          <w:rStyle w:val="CommentReference"/>
+        </w:rPr>
+        <w:annotationRef/>
+      </w:r>
+      <w:r>
+        <w:t>Конец условия</w:t>
+      </w:r>
+    </w:p>
+  </w:comment>
+  <w:comment w:id="34" w:author="Подсказка" w:initials="П" w:date="2026-01-01T00:00:00Z">
+    <w:p>
+      <w:pPr>
+        <w:pStyle w:val="CommentText"/>
+      </w:pPr>
+      <w:r>
+        <w:rPr>
+          <w:rStyle w:val="CommentReference"/>
+        </w:rPr>
+        <w:annotationRef/>
+      </w:r>
+      <w:r>
+        <w:t>Печатается, если в карточке субсидии заполнен дополнительный пункт №2. Пустое поле — пункта не будет</w:t>
+      </w:r>
+    </w:p>
+  </w:comment>
+  <w:comment w:id="35" w:author="Подсказка" w:initials="П" w:date="2026-01-01T00:00:00Z">
+    <w:p>
+      <w:pPr>
+        <w:pStyle w:val="CommentText"/>
+      </w:pPr>
+      <w:r>
+        <w:rPr>
+          <w:rStyle w:val="CommentReference"/>
+        </w:rPr>
+        <w:annotationRef/>
+      </w:r>
+      <w:r>
+        <w:t>Дополнительный пункт договора №2 из карточки субсидии. Пустое поле — пункта в договоре нет. Пример: Стороны соглашаются на осуществление проверок соблюдения условий предоставления субсидии.</w:t>
+      </w:r>
+    </w:p>
+  </w:comment>
+  <w:comment w:id="36" w:author="Подсказка" w:initials="П" w:date="2026-01-01T00:00:00Z">
+    <w:p>
+      <w:pPr>
+        <w:pStyle w:val="CommentText"/>
+      </w:pPr>
+      <w:r>
+        <w:rPr>
+          <w:rStyle w:val="CommentReference"/>
+        </w:rPr>
+        <w:annotationRef/>
+      </w:r>
+      <w:r>
+        <w:t>Конец условия</w:t>
+      </w:r>
+    </w:p>
+  </w:comment>
+  <w:comment w:id="37" w:author="Подсказка" w:initials="П" w:date="2026-01-01T00:00:00Z">
     <w:p>
       <w:pPr>
         <w:pStyle w:val="CommentText"/>
@@ -9835,7 +10252,7 @@
       </w:r>
     </w:p>
   </w:comment>
-  <w:comment w:id="29" w:author="Подсказка" w:initials="П" w:date="2026-01-01T00:00:00Z">
+  <w:comment w:id="38" w:author="Подсказка" w:initials="П" w:date="2026-01-01T00:00:00Z">
     <w:p>
       <w:pPr>
         <w:pStyle w:val="CommentText"/>
@@ -9851,7 +10268,7 @@
       </w:r>
     </w:p>
   </w:comment>
-  <w:comment w:id="30" w:author="Подсказка" w:initials="П" w:date="2026-01-01T00:00:00Z">
+  <w:comment w:id="39" w:author="Подсказка" w:initials="П" w:date="2026-01-01T00:00:00Z">
     <w:p>
       <w:pPr>
         <w:pStyle w:val="CommentText"/>
@@ -9867,7 +10284,7 @@
       </w:r>
     </w:p>
   </w:comment>
-  <w:comment w:id="31" w:author="Подсказка" w:initials="П" w:date="2026-01-01T00:00:00Z">
+  <w:comment w:id="40" w:author="Подсказка" w:initials="П" w:date="2026-01-01T00:00:00Z">
     <w:p>
       <w:pPr>
         <w:pStyle w:val="CommentText"/>
@@ -9883,7 +10300,7 @@
       </w:r>
     </w:p>
   </w:comment>
-  <w:comment w:id="32" w:author="Подсказка" w:initials="П" w:date="2026-01-01T00:00:00Z">
+  <w:comment w:id="41" w:author="Подсказка" w:initials="П" w:date="2026-01-01T00:00:00Z">
     <w:p>
       <w:pPr>
         <w:pStyle w:val="CommentText"/>
@@ -9899,7 +10316,7 @@
       </w:r>
     </w:p>
   </w:comment>
-  <w:comment w:id="33" w:author="Подсказка" w:initials="П" w:date="2026-01-01T00:00:00Z">
+  <w:comment w:id="42" w:author="Подсказка" w:initials="П" w:date="2026-01-01T00:00:00Z">
     <w:p>
       <w:pPr>
         <w:pStyle w:val="CommentText"/>
@@ -9915,7 +10332,7 @@
       </w:r>
     </w:p>
   </w:comment>
-  <w:comment w:id="34" w:author="Подсказка" w:initials="П" w:date="2026-01-01T00:00:00Z">
+  <w:comment w:id="43" w:author="Подсказка" w:initials="П" w:date="2026-01-01T00:00:00Z">
     <w:p>
       <w:pPr>
         <w:pStyle w:val="CommentText"/>
@@ -9931,7 +10348,7 @@
       </w:r>
     </w:p>
   </w:comment>
-  <w:comment w:id="35" w:author="Подсказка" w:initials="П" w:date="2026-01-01T00:00:00Z">
+  <w:comment w:id="44" w:author="Подсказка" w:initials="П" w:date="2026-01-01T00:00:00Z">
     <w:p>
       <w:pPr>
         <w:pStyle w:val="CommentText"/>
@@ -9947,7 +10364,7 @@
       </w:r>
     </w:p>
   </w:comment>
-  <w:comment w:id="36" w:author="Подсказка" w:initials="П" w:date="2026-01-01T00:00:00Z">
+  <w:comment w:id="45" w:author="Подсказка" w:initials="П" w:date="2026-01-01T00:00:00Z">
     <w:p>
       <w:pPr>
         <w:pStyle w:val="CommentText"/>
@@ -9963,7 +10380,7 @@
       </w:r>
     </w:p>
   </w:comment>
-  <w:comment w:id="37" w:author="Подсказка" w:initials="П" w:date="2026-01-01T00:00:00Z">
+  <w:comment w:id="46" w:author="Подсказка" w:initials="П" w:date="2026-01-01T00:00:00Z">
     <w:p>
       <w:pPr>
         <w:pStyle w:val="CommentText"/>
@@ -9979,7 +10396,7 @@
       </w:r>
     </w:p>
   </w:comment>
-  <w:comment w:id="38" w:author="Подсказка" w:initials="П" w:date="2026-01-01T00:00:00Z">
+  <w:comment w:id="47" w:author="Подсказка" w:initials="П" w:date="2026-01-01T00:00:00Z">
     <w:p>
       <w:pPr>
         <w:pStyle w:val="CommentText"/>
@@ -9995,7 +10412,7 @@
       </w:r>
     </w:p>
   </w:comment>
-  <w:comment w:id="39" w:author="Подсказка" w:initials="П" w:date="2026-01-01T00:00:00Z">
+  <w:comment w:id="48" w:author="Подсказка" w:initials="П" w:date="2026-01-01T00:00:00Z">
     <w:p>
       <w:pPr>
         <w:pStyle w:val="CommentText"/>
@@ -10011,7 +10428,7 @@
       </w:r>
     </w:p>
   </w:comment>
-  <w:comment w:id="40" w:author="Подсказка" w:initials="П" w:date="2026-01-01T00:00:00Z">
+  <w:comment w:id="49" w:author="Подсказка" w:initials="П" w:date="2026-01-01T00:00:00Z">
     <w:p>
       <w:pPr>
         <w:pStyle w:val="CommentText"/>
@@ -10027,7 +10444,7 @@
       </w:r>
     </w:p>
   </w:comment>
-  <w:comment w:id="41" w:author="Подсказка" w:initials="П" w:date="2026-01-01T00:00:00Z">
+  <w:comment w:id="50" w:author="Подсказка" w:initials="П" w:date="2026-01-01T00:00:00Z">
     <w:p>
       <w:pPr>
         <w:pStyle w:val="CommentText"/>
@@ -10043,7 +10460,7 @@
       </w:r>
     </w:p>
   </w:comment>
-  <w:comment w:id="42" w:author="Подсказка" w:initials="П" w:date="2026-01-01T00:00:00Z">
+  <w:comment w:id="51" w:author="Подсказка" w:initials="П" w:date="2026-01-01T00:00:00Z">
     <w:p>
       <w:pPr>
         <w:pStyle w:val="CommentText"/>
@@ -10059,7 +10476,7 @@
       </w:r>
     </w:p>
   </w:comment>
-  <w:comment w:id="43" w:author="Подсказка" w:initials="П" w:date="2026-01-01T00:00:00Z">
+  <w:comment w:id="52" w:author="Подсказка" w:initials="П" w:date="2026-01-01T00:00:00Z">
     <w:p>
       <w:pPr>
         <w:pStyle w:val="CommentText"/>
@@ -10075,7 +10492,7 @@
       </w:r>
     </w:p>
   </w:comment>
-  <w:comment w:id="44" w:author="Подсказка" w:initials="П" w:date="2026-01-01T00:00:00Z">
+  <w:comment w:id="53" w:author="Подсказка" w:initials="П" w:date="2026-01-01T00:00:00Z">
     <w:p>
       <w:pPr>
         <w:pStyle w:val="CommentText"/>
@@ -10091,7 +10508,7 @@
       </w:r>
     </w:p>
   </w:comment>
-  <w:comment w:id="45" w:author="Подсказка" w:initials="П" w:date="2026-01-01T00:00:00Z">
+  <w:comment w:id="54" w:author="Подсказка" w:initials="П" w:date="2026-01-01T00:00:00Z">
     <w:p>
       <w:pPr>
         <w:pStyle w:val="CommentText"/>
@@ -10107,7 +10524,7 @@
       </w:r>
     </w:p>
   </w:comment>
-  <w:comment w:id="46" w:author="Подсказка" w:initials="П" w:date="2026-01-01T00:00:00Z">
+  <w:comment w:id="55" w:author="Подсказка" w:initials="П" w:date="2026-01-01T00:00:00Z">
     <w:p>
       <w:pPr>
         <w:pStyle w:val="CommentText"/>
@@ -10123,7 +10540,7 @@
       </w:r>
     </w:p>
   </w:comment>
-  <w:comment w:id="47" w:author="Подсказка" w:initials="П" w:date="2026-01-01T00:00:00Z">
+  <w:comment w:id="56" w:author="Подсказка" w:initials="П" w:date="2026-01-01T00:00:00Z">
     <w:p>
       <w:pPr>
         <w:pStyle w:val="CommentText"/>
@@ -10139,7 +10556,7 @@
       </w:r>
     </w:p>
   </w:comment>
-  <w:comment w:id="48" w:author="Подсказка" w:initials="П" w:date="2026-01-01T00:00:00Z">
+  <w:comment w:id="57" w:author="Подсказка" w:initials="П" w:date="2026-01-01T00:00:00Z">
     <w:p>
       <w:pPr>
         <w:pStyle w:val="CommentText"/>
@@ -10155,7 +10572,7 @@
       </w:r>
     </w:p>
   </w:comment>
-  <w:comment w:id="49" w:author="Подсказка" w:initials="П" w:date="2026-01-01T00:00:00Z">
+  <w:comment w:id="58" w:author="Подсказка" w:initials="П" w:date="2026-01-01T00:00:00Z">
     <w:p>
       <w:pPr>
         <w:pStyle w:val="CommentText"/>
@@ -10171,7 +10588,7 @@
       </w:r>
     </w:p>
   </w:comment>
-  <w:comment w:id="50" w:author="Подсказка" w:initials="П" w:date="2026-01-01T00:00:00Z">
+  <w:comment w:id="59" w:author="Подсказка" w:initials="П" w:date="2026-01-01T00:00:00Z">
     <w:p>
       <w:pPr>
         <w:pStyle w:val="CommentText"/>
@@ -10187,7 +10604,7 @@
       </w:r>
     </w:p>
   </w:comment>
-  <w:comment w:id="51" w:author="Подсказка" w:initials="П" w:date="2026-01-01T00:00:00Z">
+  <w:comment w:id="60" w:author="Подсказка" w:initials="П" w:date="2026-01-01T00:00:00Z">
     <w:p>
       <w:pPr>
         <w:pStyle w:val="CommentText"/>
@@ -10203,7 +10620,7 @@
       </w:r>
     </w:p>
   </w:comment>
-  <w:comment w:id="52" w:author="Подсказка" w:initials="П" w:date="2026-01-01T00:00:00Z">
+  <w:comment w:id="61" w:author="Подсказка" w:initials="П" w:date="2026-01-01T00:00:00Z">
     <w:p>
       <w:pPr>
         <w:pStyle w:val="CommentText"/>
@@ -10219,7 +10636,7 @@
       </w:r>
     </w:p>
   </w:comment>
-  <w:comment w:id="53" w:author="Подсказка" w:initials="П" w:date="2026-01-01T00:00:00Z">
+  <w:comment w:id="62" w:author="Подсказка" w:initials="П" w:date="2026-01-01T00:00:00Z">
     <w:p>
       <w:pPr>
         <w:pStyle w:val="CommentText"/>
@@ -10235,7 +10652,7 @@
       </w:r>
     </w:p>
   </w:comment>
-  <w:comment w:id="54" w:author="Подсказка" w:initials="П" w:date="2026-01-01T00:00:00Z">
+  <w:comment w:id="63" w:author="Подсказка" w:initials="П" w:date="2026-01-01T00:00:00Z">
     <w:p>
       <w:pPr>
         <w:pStyle w:val="CommentText"/>
@@ -10251,7 +10668,7 @@
       </w:r>
     </w:p>
   </w:comment>
-  <w:comment w:id="55" w:author="Подсказка" w:initials="П" w:date="2026-01-01T00:00:00Z">
+  <w:comment w:id="64" w:author="Подсказка" w:initials="П" w:date="2026-01-01T00:00:00Z">
     <w:p>
       <w:pPr>
         <w:pStyle w:val="CommentText"/>
@@ -10267,7 +10684,7 @@
       </w:r>
     </w:p>
   </w:comment>
-  <w:comment w:id="56" w:author="Подсказка" w:initials="П" w:date="2026-01-01T00:00:00Z">
+  <w:comment w:id="65" w:author="Подсказка" w:initials="П" w:date="2026-01-01T00:00:00Z">
     <w:p>
       <w:pPr>
         <w:pStyle w:val="CommentText"/>
@@ -10283,7 +10700,7 @@
       </w:r>
     </w:p>
   </w:comment>
-  <w:comment w:id="57" w:author="Подсказка" w:initials="П" w:date="2026-01-01T00:00:00Z">
+  <w:comment w:id="66" w:author="Подсказка" w:initials="П" w:date="2026-01-01T00:00:00Z">
     <w:p>
       <w:pPr>
         <w:pStyle w:val="CommentText"/>
@@ -10299,7 +10716,7 @@
       </w:r>
     </w:p>
   </w:comment>
-  <w:comment w:id="58" w:author="Подсказка" w:initials="П" w:date="2026-01-01T00:00:00Z">
+  <w:comment w:id="67" w:author="Подсказка" w:initials="П" w:date="2026-01-01T00:00:00Z">
     <w:p>
       <w:pPr>
         <w:pStyle w:val="CommentText"/>
@@ -10315,7 +10732,7 @@
       </w:r>
     </w:p>
   </w:comment>
-  <w:comment w:id="59" w:author="Подсказка" w:initials="П" w:date="2026-01-01T00:00:00Z">
+  <w:comment w:id="68" w:author="Подсказка" w:initials="П" w:date="2026-01-01T00:00:00Z">
     <w:p>
       <w:pPr>
         <w:pStyle w:val="CommentText"/>
@@ -10331,7 +10748,7 @@
       </w:r>
     </w:p>
   </w:comment>
-  <w:comment w:id="60" w:author="Подсказка" w:initials="П" w:date="2026-01-01T00:00:00Z">
+  <w:comment w:id="69" w:author="Подсказка" w:initials="П" w:date="2026-01-01T00:00:00Z">
     <w:p>
       <w:pPr>
         <w:pStyle w:val="CommentText"/>
@@ -10347,7 +10764,7 @@
       </w:r>
     </w:p>
   </w:comment>
-  <w:comment w:id="61" w:author="Подсказка" w:initials="П" w:date="2026-01-01T00:00:00Z">
+  <w:comment w:id="70" w:author="Подсказка" w:initials="П" w:date="2026-01-01T00:00:00Z">
     <w:p>
       <w:pPr>
         <w:pStyle w:val="CommentText"/>
@@ -10363,7 +10780,7 @@
       </w:r>
     </w:p>
   </w:comment>
-  <w:comment w:id="62" w:author="Подсказка" w:initials="П" w:date="2026-01-01T00:00:00Z">
+  <w:comment w:id="71" w:author="Подсказка" w:initials="П" w:date="2026-01-01T00:00:00Z">
     <w:p>
       <w:pPr>
         <w:pStyle w:val="CommentText"/>
@@ -10379,7 +10796,7 @@
       </w:r>
     </w:p>
   </w:comment>
-  <w:comment w:id="63" w:author="Подсказка" w:initials="П" w:date="2026-01-01T00:00:00Z">
+  <w:comment w:id="72" w:author="Подсказка" w:initials="П" w:date="2026-01-01T00:00:00Z">
     <w:p>
       <w:pPr>
         <w:pStyle w:val="CommentText"/>
@@ -10395,7 +10812,7 @@
       </w:r>
     </w:p>
   </w:comment>
-  <w:comment w:id="64" w:author="Подсказка" w:initials="П" w:date="2026-01-01T00:00:00Z">
+  <w:comment w:id="73" w:author="Подсказка" w:initials="П" w:date="2026-01-01T00:00:00Z">
     <w:p>
       <w:pPr>
         <w:pStyle w:val="CommentText"/>
@@ -10411,7 +10828,7 @@
       </w:r>
     </w:p>
   </w:comment>
-  <w:comment w:id="65" w:author="Подсказка" w:initials="П" w:date="2026-01-01T00:00:00Z">
+  <w:comment w:id="74" w:author="Подсказка" w:initials="П" w:date="2026-01-01T00:00:00Z">
     <w:p>
       <w:pPr>
         <w:pStyle w:val="CommentText"/>
@@ -10427,7 +10844,7 @@
       </w:r>
     </w:p>
   </w:comment>
-  <w:comment w:id="66" w:author="Подсказка" w:initials="П" w:date="2026-01-01T00:00:00Z">
+  <w:comment w:id="75" w:author="Подсказка" w:initials="П" w:date="2026-01-01T00:00:00Z">
     <w:p>
       <w:pPr>
         <w:pStyle w:val="CommentText"/>
@@ -10443,7 +10860,7 @@
       </w:r>
     </w:p>
   </w:comment>
-  <w:comment w:id="67" w:author="Подсказка" w:initials="П" w:date="2026-01-01T00:00:00Z">
+  <w:comment w:id="76" w:author="Подсказка" w:initials="П" w:date="2026-01-01T00:00:00Z">
     <w:p>
       <w:pPr>
         <w:pStyle w:val="CommentText"/>
@@ -10459,7 +10876,7 @@
       </w:r>
     </w:p>
   </w:comment>
-  <w:comment w:id="68" w:author="Подсказка" w:initials="П" w:date="2026-01-01T00:00:00Z">
+  <w:comment w:id="77" w:author="Подсказка" w:initials="П" w:date="2026-01-01T00:00:00Z">
     <w:p>
       <w:pPr>
         <w:pStyle w:val="CommentText"/>
@@ -10475,7 +10892,7 @@
       </w:r>
     </w:p>
   </w:comment>
-  <w:comment w:id="69" w:author="Подсказка" w:initials="П" w:date="2026-01-01T00:00:00Z">
+  <w:comment w:id="78" w:author="Подсказка" w:initials="П" w:date="2026-01-01T00:00:00Z">
     <w:p>
       <w:pPr>
         <w:pStyle w:val="CommentText"/>
@@ -10491,7 +10908,7 @@
       </w:r>
     </w:p>
   </w:comment>
-  <w:comment w:id="70" w:author="Подсказка" w:initials="П" w:date="2026-01-01T00:00:00Z">
+  <w:comment w:id="79" w:author="Подсказка" w:initials="П" w:date="2026-01-01T00:00:00Z">
     <w:p>
       <w:pPr>
         <w:pStyle w:val="CommentText"/>
@@ -10507,7 +10924,7 @@
       </w:r>
     </w:p>
   </w:comment>
-  <w:comment w:id="71" w:author="Подсказка" w:initials="П" w:date="2026-01-01T00:00:00Z">
+  <w:comment w:id="80" w:author="Подсказка" w:initials="П" w:date="2026-01-01T00:00:00Z">
     <w:p>
       <w:pPr>
         <w:pStyle w:val="CommentText"/>
@@ -10523,7 +10940,7 @@
       </w:r>
     </w:p>
   </w:comment>
-  <w:comment w:id="72" w:author="Подсказка" w:initials="П" w:date="2026-01-01T00:00:00Z">
+  <w:comment w:id="81" w:author="Подсказка" w:initials="П" w:date="2026-01-01T00:00:00Z">
     <w:p>
       <w:pPr>
         <w:pStyle w:val="CommentText"/>
@@ -10539,7 +10956,7 @@
       </w:r>
     </w:p>
   </w:comment>
-  <w:comment w:id="73" w:author="Подсказка" w:initials="П" w:date="2026-01-01T00:00:00Z">
+  <w:comment w:id="82" w:author="Подсказка" w:initials="П" w:date="2026-01-01T00:00:00Z">
     <w:p>
       <w:pPr>
         <w:pStyle w:val="CommentText"/>
@@ -10555,7 +10972,7 @@
       </w:r>
     </w:p>
   </w:comment>
-  <w:comment w:id="74" w:author="Подсказка" w:initials="П" w:date="2026-01-01T00:00:00Z">
+  <w:comment w:id="83" w:author="Подсказка" w:initials="П" w:date="2026-01-01T00:00:00Z">
     <w:p>
       <w:pPr>
         <w:pStyle w:val="CommentText"/>
@@ -10571,7 +10988,7 @@
       </w:r>
     </w:p>
   </w:comment>
-  <w:comment w:id="75" w:author="Подсказка" w:initials="П" w:date="2026-01-01T00:00:00Z">
+  <w:comment w:id="84" w:author="Подсказка" w:initials="П" w:date="2026-01-01T00:00:00Z">
     <w:p>
       <w:pPr>
         <w:pStyle w:val="CommentText"/>
@@ -10587,7 +11004,7 @@
       </w:r>
     </w:p>
   </w:comment>
-  <w:comment w:id="76" w:author="Подсказка" w:initials="П" w:date="2026-01-01T00:00:00Z">
+  <w:comment w:id="85" w:author="Подсказка" w:initials="П" w:date="2026-01-01T00:00:00Z">
     <w:p>
       <w:pPr>
         <w:pStyle w:val="CommentText"/>
@@ -10603,7 +11020,7 @@
       </w:r>
     </w:p>
   </w:comment>
-  <w:comment w:id="77" w:author="Подсказка" w:initials="П" w:date="2026-01-01T00:00:00Z">
+  <w:comment w:id="86" w:author="Подсказка" w:initials="П" w:date="2026-01-01T00:00:00Z">
     <w:p>
       <w:pPr>
         <w:pStyle w:val="CommentText"/>
@@ -10619,7 +11036,7 @@
       </w:r>
     </w:p>
   </w:comment>
-  <w:comment w:id="78" w:author="Подсказка" w:initials="П" w:date="2026-01-01T00:00:00Z">
+  <w:comment w:id="87" w:author="Подсказка" w:initials="П" w:date="2026-01-01T00:00:00Z">
     <w:p>
       <w:pPr>
         <w:pStyle w:val="CommentText"/>
@@ -10635,7 +11052,7 @@
       </w:r>
     </w:p>
   </w:comment>
-  <w:comment w:id="79" w:author="Подсказка" w:initials="П" w:date="2026-01-01T00:00:00Z">
+  <w:comment w:id="88" w:author="Подсказка" w:initials="П" w:date="2026-01-01T00:00:00Z">
     <w:p>
       <w:pPr>
         <w:pStyle w:val="CommentText"/>
@@ -10651,7 +11068,7 @@
       </w:r>
     </w:p>
   </w:comment>
-  <w:comment w:id="80" w:author="Подсказка" w:initials="П" w:date="2026-01-01T00:00:00Z">
+  <w:comment w:id="89" w:author="Подсказка" w:initials="П" w:date="2026-01-01T00:00:00Z">
     <w:p>
       <w:pPr>
         <w:pStyle w:val="CommentText"/>
@@ -10667,7 +11084,7 @@
       </w:r>
     </w:p>
   </w:comment>
-  <w:comment w:id="81" w:author="Подсказка" w:initials="П" w:date="2026-01-01T00:00:00Z">
+  <w:comment w:id="90" w:author="Подсказка" w:initials="П" w:date="2026-01-01T00:00:00Z">
     <w:p>
       <w:pPr>
         <w:pStyle w:val="CommentText"/>
@@ -10683,7 +11100,7 @@
       </w:r>
     </w:p>
   </w:comment>
-  <w:comment w:id="82" w:author="Подсказка" w:initials="П" w:date="2026-01-01T00:00:00Z">
+  <w:comment w:id="91" w:author="Подсказка" w:initials="П" w:date="2026-01-01T00:00:00Z">
     <w:p>
       <w:pPr>
         <w:pStyle w:val="CommentText"/>
@@ -10699,7 +11116,7 @@
       </w:r>
     </w:p>
   </w:comment>
-  <w:comment w:id="83" w:author="Подсказка" w:initials="П" w:date="2026-01-01T00:00:00Z">
+  <w:comment w:id="92" w:author="Подсказка" w:initials="П" w:date="2026-01-01T00:00:00Z">
     <w:p>
       <w:pPr>
         <w:pStyle w:val="CommentText"/>
@@ -10715,7 +11132,7 @@
       </w:r>
     </w:p>
   </w:comment>
-  <w:comment w:id="84" w:author="Подсказка" w:initials="П" w:date="2026-01-01T00:00:00Z">
+  <w:comment w:id="93" w:author="Подсказка" w:initials="П" w:date="2026-01-01T00:00:00Z">
     <w:p>
       <w:pPr>
         <w:pStyle w:val="CommentText"/>
@@ -10731,7 +11148,7 @@
       </w:r>
     </w:p>
   </w:comment>
-  <w:comment w:id="85" w:author="Подсказка" w:initials="П" w:date="2026-01-01T00:00:00Z">
+  <w:comment w:id="94" w:author="Подсказка" w:initials="П" w:date="2026-01-01T00:00:00Z">
     <w:p>
       <w:pPr>
         <w:pStyle w:val="CommentText"/>
@@ -10747,7 +11164,7 @@
       </w:r>
     </w:p>
   </w:comment>
-  <w:comment w:id="86" w:author="Подсказка" w:initials="П" w:date="2026-01-01T00:00:00Z">
+  <w:comment w:id="95" w:author="Подсказка" w:initials="П" w:date="2026-01-01T00:00:00Z">
     <w:p>
       <w:pPr>
         <w:pStyle w:val="CommentText"/>
@@ -10763,7 +11180,7 @@
       </w:r>
     </w:p>
   </w:comment>
-  <w:comment w:id="87" w:author="Подсказка" w:initials="П" w:date="2026-01-01T00:00:00Z">
+  <w:comment w:id="96" w:author="Подсказка" w:initials="П" w:date="2026-01-01T00:00:00Z">
     <w:p>
       <w:pPr>
         <w:pStyle w:val="CommentText"/>
@@ -10779,7 +11196,7 @@
       </w:r>
     </w:p>
   </w:comment>
-  <w:comment w:id="88" w:author="Подсказка" w:initials="П" w:date="2026-01-01T00:00:00Z">
+  <w:comment w:id="97" w:author="Подсказка" w:initials="П" w:date="2026-01-01T00:00:00Z">
     <w:p>
       <w:pPr>
         <w:pStyle w:val="CommentText"/>
@@ -10795,7 +11212,7 @@
       </w:r>
     </w:p>
   </w:comment>
-  <w:comment w:id="89" w:author="Подсказка" w:initials="П" w:date="2026-01-01T00:00:00Z">
+  <w:comment w:id="98" w:author="Подсказка" w:initials="П" w:date="2026-01-01T00:00:00Z">
     <w:p>
       <w:pPr>
         <w:pStyle w:val="CommentText"/>
@@ -10811,7 +11228,7 @@
       </w:r>
     </w:p>
   </w:comment>
-  <w:comment w:id="90" w:author="Подсказка" w:initials="П" w:date="2026-01-01T00:00:00Z">
+  <w:comment w:id="99" w:author="Подсказка" w:initials="П" w:date="2026-01-01T00:00:00Z">
     <w:p>
       <w:pPr>
         <w:pStyle w:val="CommentText"/>
@@ -10827,7 +11244,7 @@
       </w:r>
     </w:p>
   </w:comment>
-  <w:comment w:id="91" w:author="Подсказка" w:initials="П" w:date="2026-01-01T00:00:00Z">
+  <w:comment w:id="100" w:author="Подсказка" w:initials="П" w:date="2026-01-01T00:00:00Z">
     <w:p>
       <w:pPr>
         <w:pStyle w:val="CommentText"/>
@@ -10843,7 +11260,7 @@
       </w:r>
     </w:p>
   </w:comment>
-  <w:comment w:id="92" w:author="Подсказка" w:initials="П" w:date="2026-01-01T00:00:00Z">
+  <w:comment w:id="101" w:author="Подсказка" w:initials="П" w:date="2026-01-01T00:00:00Z">
     <w:p>
       <w:pPr>
         <w:pStyle w:val="CommentText"/>
@@ -10859,7 +11276,7 @@
       </w:r>
     </w:p>
   </w:comment>
-  <w:comment w:id="93" w:author="Подсказка" w:initials="П" w:date="2026-01-01T00:00:00Z">
+  <w:comment w:id="102" w:author="Подсказка" w:initials="П" w:date="2026-01-01T00:00:00Z">
     <w:p>
       <w:pPr>
         <w:pStyle w:val="CommentText"/>
@@ -10875,7 +11292,7 @@
       </w:r>
     </w:p>
   </w:comment>
-  <w:comment w:id="94" w:author="Подсказка" w:initials="П" w:date="2026-01-01T00:00:00Z">
+  <w:comment w:id="103" w:author="Подсказка" w:initials="П" w:date="2026-01-01T00:00:00Z">
     <w:p>
       <w:pPr>
         <w:pStyle w:val="CommentText"/>
@@ -10891,7 +11308,7 @@
       </w:r>
     </w:p>
   </w:comment>
-  <w:comment w:id="95" w:author="Подсказка" w:initials="П" w:date="2026-01-01T00:00:00Z">
+  <w:comment w:id="104" w:author="Подсказка" w:initials="П" w:date="2026-01-01T00:00:00Z">
     <w:p>
       <w:pPr>
         <w:pStyle w:val="CommentText"/>
@@ -10907,7 +11324,7 @@
       </w:r>
     </w:p>
   </w:comment>
-  <w:comment w:id="96" w:author="Подсказка" w:initials="П" w:date="2026-01-01T00:00:00Z">
+  <w:comment w:id="105" w:author="Подсказка" w:initials="П" w:date="2026-01-01T00:00:00Z">
     <w:p>
       <w:pPr>
         <w:pStyle w:val="CommentText"/>
@@ -10923,7 +11340,7 @@
       </w:r>
     </w:p>
   </w:comment>
-  <w:comment w:id="97" w:author="Подсказка" w:initials="П" w:date="2026-01-01T00:00:00Z">
+  <w:comment w:id="106" w:author="Подсказка" w:initials="П" w:date="2026-01-01T00:00:00Z">
     <w:p>
       <w:pPr>
         <w:pStyle w:val="CommentText"/>
@@ -10939,7 +11356,7 @@
       </w:r>
     </w:p>
   </w:comment>
-  <w:comment w:id="98" w:author="Подсказка" w:initials="П" w:date="2026-01-01T00:00:00Z">
+  <w:comment w:id="107" w:author="Подсказка" w:initials="П" w:date="2026-01-01T00:00:00Z">
     <w:p>
       <w:pPr>
         <w:pStyle w:val="CommentText"/>
@@ -10955,7 +11372,7 @@
       </w:r>
     </w:p>
   </w:comment>
-  <w:comment w:id="99" w:author="Подсказка" w:initials="П" w:date="2026-01-01T00:00:00Z">
+  <w:comment w:id="108" w:author="Подсказка" w:initials="П" w:date="2026-01-01T00:00:00Z">
     <w:p>
       <w:pPr>
         <w:pStyle w:val="CommentText"/>
@@ -10971,7 +11388,7 @@
       </w:r>
     </w:p>
   </w:comment>
-  <w:comment w:id="100" w:author="Подсказка" w:initials="П" w:date="2026-01-01T00:00:00Z">
+  <w:comment w:id="109" w:author="Подсказка" w:initials="П" w:date="2026-01-01T00:00:00Z">
     <w:p>
       <w:pPr>
         <w:pStyle w:val="CommentText"/>
@@ -10987,7 +11404,7 @@
       </w:r>
     </w:p>
   </w:comment>
-  <w:comment w:id="101" w:author="Подсказка" w:initials="П" w:date="2026-01-01T00:00:00Z">
+  <w:comment w:id="110" w:author="Подсказка" w:initials="П" w:date="2026-01-01T00:00:00Z">
     <w:p>
       <w:pPr>
         <w:pStyle w:val="CommentText"/>
@@ -11003,7 +11420,7 @@
       </w:r>
     </w:p>
   </w:comment>
-  <w:comment w:id="102" w:author="Подсказка" w:initials="П" w:date="2026-01-01T00:00:00Z">
+  <w:comment w:id="111" w:author="Подсказка" w:initials="П" w:date="2026-01-01T00:00:00Z">
     <w:p>
       <w:pPr>
         <w:pStyle w:val="CommentText"/>
@@ -11019,7 +11436,7 @@
       </w:r>
     </w:p>
   </w:comment>
-  <w:comment w:id="103" w:author="Подсказка" w:initials="П" w:date="2026-01-01T00:00:00Z">
+  <w:comment w:id="112" w:author="Подсказка" w:initials="П" w:date="2026-01-01T00:00:00Z">
     <w:p>
       <w:pPr>
         <w:pStyle w:val="CommentText"/>
@@ -11035,7 +11452,7 @@
       </w:r>
     </w:p>
   </w:comment>
-  <w:comment w:id="104" w:author="Подсказка" w:initials="П" w:date="2026-01-01T00:00:00Z">
+  <w:comment w:id="113" w:author="Подсказка" w:initials="П" w:date="2026-01-01T00:00:00Z">
     <w:p>
       <w:pPr>
         <w:pStyle w:val="CommentText"/>
@@ -11051,7 +11468,7 @@
       </w:r>
     </w:p>
   </w:comment>
-  <w:comment w:id="105" w:author="Подсказка" w:initials="П" w:date="2026-01-01T00:00:00Z">
+  <w:comment w:id="114" w:author="Подсказка" w:initials="П" w:date="2026-01-01T00:00:00Z">
     <w:p>
       <w:pPr>
         <w:pStyle w:val="CommentText"/>
@@ -11067,7 +11484,7 @@
       </w:r>
     </w:p>
   </w:comment>
-  <w:comment w:id="106" w:author="Подсказка" w:initials="П" w:date="2026-01-01T00:00:00Z">
+  <w:comment w:id="115" w:author="Подсказка" w:initials="П" w:date="2026-01-01T00:00:00Z">
     <w:p>
       <w:pPr>
         <w:pStyle w:val="CommentText"/>
@@ -11083,7 +11500,7 @@
       </w:r>
     </w:p>
   </w:comment>
-  <w:comment w:id="107" w:author="Подсказка" w:initials="П" w:date="2026-01-01T00:00:00Z">
+  <w:comment w:id="116" w:author="Подсказка" w:initials="П" w:date="2026-01-01T00:00:00Z">
     <w:p>
       <w:pPr>
         <w:pStyle w:val="CommentText"/>
@@ -11099,7 +11516,7 @@
       </w:r>
     </w:p>
   </w:comment>
-  <w:comment w:id="108" w:author="Подсказка" w:initials="П" w:date="2026-01-01T00:00:00Z">
+  <w:comment w:id="117" w:author="Подсказка" w:initials="П" w:date="2026-01-01T00:00:00Z">
     <w:p>
       <w:pPr>
         <w:pStyle w:val="CommentText"/>
@@ -11115,7 +11532,7 @@
       </w:r>
     </w:p>
   </w:comment>
-  <w:comment w:id="109" w:author="Подсказка" w:initials="П" w:date="2026-01-01T00:00:00Z">
+  <w:comment w:id="118" w:author="Подсказка" w:initials="П" w:date="2026-01-01T00:00:00Z">
     <w:p>
       <w:pPr>
         <w:pStyle w:val="CommentText"/>
@@ -11131,7 +11548,7 @@
       </w:r>
     </w:p>
   </w:comment>
-  <w:comment w:id="110" w:author="Подсказка" w:initials="П" w:date="2026-01-01T00:00:00Z">
+  <w:comment w:id="119" w:author="Подсказка" w:initials="П" w:date="2026-01-01T00:00:00Z">
     <w:p>
       <w:pPr>
         <w:pStyle w:val="CommentText"/>
@@ -11147,7 +11564,7 @@
       </w:r>
     </w:p>
   </w:comment>
-  <w:comment w:id="111" w:author="Подсказка" w:initials="П" w:date="2026-01-01T00:00:00Z">
+  <w:comment w:id="120" w:author="Подсказка" w:initials="П" w:date="2026-01-01T00:00:00Z">
     <w:p>
       <w:pPr>
         <w:pStyle w:val="CommentText"/>
@@ -11163,7 +11580,7 @@
       </w:r>
     </w:p>
   </w:comment>
-  <w:comment w:id="112" w:author="Подсказка" w:initials="П" w:date="2026-01-01T00:00:00Z">
+  <w:comment w:id="121" w:author="Подсказка" w:initials="П" w:date="2026-01-01T00:00:00Z">
     <w:p>
       <w:pPr>
         <w:pStyle w:val="CommentText"/>
@@ -11179,7 +11596,7 @@
       </w:r>
     </w:p>
   </w:comment>
-  <w:comment w:id="113" w:author="Подсказка" w:initials="П" w:date="2026-01-01T00:00:00Z">
+  <w:comment w:id="122" w:author="Подсказка" w:initials="П" w:date="2026-01-01T00:00:00Z">
     <w:p>
       <w:pPr>
         <w:pStyle w:val="CommentText"/>
@@ -11195,7 +11612,7 @@
       </w:r>
     </w:p>
   </w:comment>
-  <w:comment w:id="114" w:author="Подсказка" w:initials="П" w:date="2026-01-01T00:00:00Z">
+  <w:comment w:id="123" w:author="Подсказка" w:initials="П" w:date="2026-01-01T00:00:00Z">
     <w:p>
       <w:pPr>
         <w:pStyle w:val="CommentText"/>
@@ -11211,7 +11628,7 @@
       </w:r>
     </w:p>
   </w:comment>
-  <w:comment w:id="115" w:author="Подсказка" w:initials="П" w:date="2026-01-01T00:00:00Z">
+  <w:comment w:id="124" w:author="Подсказка" w:initials="П" w:date="2026-01-01T00:00:00Z">
     <w:p>
       <w:pPr>
         <w:pStyle w:val="CommentText"/>
@@ -11227,7 +11644,7 @@
       </w:r>
     </w:p>
   </w:comment>
-  <w:comment w:id="116" w:author="Подсказка" w:initials="П" w:date="2026-01-01T00:00:00Z">
+  <w:comment w:id="125" w:author="Подсказка" w:initials="П" w:date="2026-01-01T00:00:00Z">
     <w:p>
       <w:pPr>
         <w:pStyle w:val="CommentText"/>
@@ -11243,7 +11660,7 @@
       </w:r>
     </w:p>
   </w:comment>
-  <w:comment w:id="117" w:author="Подсказка" w:initials="П" w:date="2026-01-01T00:00:00Z">
+  <w:comment w:id="126" w:author="Подсказка" w:initials="П" w:date="2026-01-01T00:00:00Z">
     <w:p>
       <w:pPr>
         <w:pStyle w:val="CommentText"/>
@@ -11259,7 +11676,7 @@
       </w:r>
     </w:p>
   </w:comment>
-  <w:comment w:id="118" w:author="Подсказка" w:initials="П" w:date="2026-01-01T00:00:00Z">
+  <w:comment w:id="127" w:author="Подсказка" w:initials="П" w:date="2026-01-01T00:00:00Z">
     <w:p>
       <w:pPr>
         <w:pStyle w:val="CommentText"/>
@@ -11275,7 +11692,7 @@
       </w:r>
     </w:p>
   </w:comment>
-  <w:comment w:id="119" w:author="Подсказка" w:initials="П" w:date="2026-01-01T00:00:00Z">
+  <w:comment w:id="128" w:author="Подсказка" w:initials="П" w:date="2026-01-01T00:00:00Z">
     <w:p>
       <w:pPr>
         <w:pStyle w:val="CommentText"/>
@@ -11291,7 +11708,7 @@
       </w:r>
     </w:p>
   </w:comment>
-  <w:comment w:id="120" w:author="Подсказка" w:initials="П" w:date="2026-01-01T00:00:00Z">
+  <w:comment w:id="129" w:author="Подсказка" w:initials="П" w:date="2026-01-01T00:00:00Z">
     <w:p>
       <w:pPr>
         <w:pStyle w:val="CommentText"/>
@@ -11307,7 +11724,7 @@
       </w:r>
     </w:p>
   </w:comment>
-  <w:comment w:id="121" w:author="Подсказка" w:initials="П" w:date="2026-01-01T00:00:00Z">
+  <w:comment w:id="130" w:author="Подсказка" w:initials="П" w:date="2026-01-01T00:00:00Z">
     <w:p>
       <w:pPr>
         <w:pStyle w:val="CommentText"/>
@@ -11323,7 +11740,7 @@
       </w:r>
     </w:p>
   </w:comment>
-  <w:comment w:id="122" w:author="Подсказка" w:initials="П" w:date="2026-01-01T00:00:00Z">
+  <w:comment w:id="131" w:author="Подсказка" w:initials="П" w:date="2026-01-01T00:00:00Z">
     <w:p>
       <w:pPr>
         <w:pStyle w:val="CommentText"/>
@@ -11339,7 +11756,7 @@
       </w:r>
     </w:p>
   </w:comment>
-  <w:comment w:id="123" w:author="Подсказка" w:initials="П" w:date="2026-01-01T00:00:00Z">
+  <w:comment w:id="132" w:author="Подсказка" w:initials="П" w:date="2026-01-01T00:00:00Z">
     <w:p>
       <w:pPr>
         <w:pStyle w:val="CommentText"/>
@@ -11355,7 +11772,7 @@
       </w:r>
     </w:p>
   </w:comment>
-  <w:comment w:id="124" w:author="Подсказка" w:initials="П" w:date="2026-01-01T00:00:00Z">
+  <w:comment w:id="133" w:author="Подсказка" w:initials="П" w:date="2026-01-01T00:00:00Z">
     <w:p>
       <w:pPr>
         <w:pStyle w:val="CommentText"/>
@@ -11371,7 +11788,7 @@
       </w:r>
     </w:p>
   </w:comment>
-  <w:comment w:id="125" w:author="Подсказка" w:initials="П" w:date="2026-01-01T00:00:00Z">
+  <w:comment w:id="134" w:author="Подсказка" w:initials="П" w:date="2026-01-01T00:00:00Z">
     <w:p>
       <w:pPr>
         <w:pStyle w:val="CommentText"/>
@@ -11387,7 +11804,7 @@
       </w:r>
     </w:p>
   </w:comment>
-  <w:comment w:id="126" w:author="Подсказка" w:initials="П" w:date="2026-01-01T00:00:00Z">
+  <w:comment w:id="135" w:author="Подсказка" w:initials="П" w:date="2026-01-01T00:00:00Z">
     <w:p>
       <w:pPr>
         <w:pStyle w:val="CommentText"/>
@@ -11403,7 +11820,7 @@
       </w:r>
     </w:p>
   </w:comment>
-  <w:comment w:id="127" w:author="Подсказка" w:initials="П" w:date="2026-01-01T00:00:00Z">
+  <w:comment w:id="136" w:author="Подсказка" w:initials="П" w:date="2026-01-01T00:00:00Z">
     <w:p>
       <w:pPr>
         <w:pStyle w:val="CommentText"/>
@@ -11419,7 +11836,7 @@
       </w:r>
     </w:p>
   </w:comment>
-  <w:comment w:id="128" w:author="Подсказка" w:initials="П" w:date="2026-01-01T00:00:00Z">
+  <w:comment w:id="137" w:author="Подсказка" w:initials="П" w:date="2026-01-01T00:00:00Z">
     <w:p>
       <w:pPr>
         <w:pStyle w:val="CommentText"/>
@@ -11435,7 +11852,7 @@
       </w:r>
     </w:p>
   </w:comment>
-  <w:comment w:id="129" w:author="Подсказка" w:initials="П" w:date="2026-01-01T00:00:00Z">
+  <w:comment w:id="138" w:author="Подсказка" w:initials="П" w:date="2026-01-01T00:00:00Z">
     <w:p>
       <w:pPr>
         <w:pStyle w:val="CommentText"/>
@@ -11451,7 +11868,7 @@
       </w:r>
     </w:p>
   </w:comment>
-  <w:comment w:id="130" w:author="Подсказка" w:initials="П" w:date="2026-01-01T00:00:00Z">
+  <w:comment w:id="139" w:author="Подсказка" w:initials="П" w:date="2026-01-01T00:00:00Z">
     <w:p>
       <w:pPr>
         <w:pStyle w:val="CommentText"/>
@@ -11467,7 +11884,7 @@
       </w:r>
     </w:p>
   </w:comment>
-  <w:comment w:id="131" w:author="Подсказка" w:initials="П" w:date="2026-01-01T00:00:00Z">
+  <w:comment w:id="140" w:author="Подсказка" w:initials="П" w:date="2026-01-01T00:00:00Z">
     <w:p>
       <w:pPr>
         <w:pStyle w:val="CommentText"/>
@@ -11483,7 +11900,7 @@
       </w:r>
     </w:p>
   </w:comment>
-  <w:comment w:id="132" w:author="Подсказка" w:initials="П" w:date="2026-01-01T00:00:00Z">
+  <w:comment w:id="141" w:author="Подсказка" w:initials="П" w:date="2026-01-01T00:00:00Z">
     <w:p>
       <w:pPr>
         <w:pStyle w:val="CommentText"/>
@@ -11499,7 +11916,7 @@
       </w:r>
     </w:p>
   </w:comment>
-  <w:comment w:id="133" w:author="Подсказка" w:initials="П" w:date="2026-01-01T00:00:00Z">
+  <w:comment w:id="142" w:author="Подсказка" w:initials="П" w:date="2026-01-01T00:00:00Z">
     <w:p>
       <w:pPr>
         <w:pStyle w:val="CommentText"/>
@@ -11515,7 +11932,7 @@
       </w:r>
     </w:p>
   </w:comment>
-  <w:comment w:id="134" w:author="Подсказка" w:initials="П" w:date="2026-01-01T00:00:00Z">
+  <w:comment w:id="143" w:author="Подсказка" w:initials="П" w:date="2026-01-01T00:00:00Z">
     <w:p>
       <w:pPr>
         <w:pStyle w:val="CommentText"/>
@@ -11531,7 +11948,7 @@
       </w:r>
     </w:p>
   </w:comment>
-  <w:comment w:id="135" w:author="Подсказка" w:initials="П" w:date="2026-01-01T00:00:00Z">
+  <w:comment w:id="144" w:author="Подсказка" w:initials="П" w:date="2026-01-01T00:00:00Z">
     <w:p>
       <w:pPr>
         <w:pStyle w:val="CommentText"/>
@@ -11547,7 +11964,7 @@
       </w:r>
     </w:p>
   </w:comment>
-  <w:comment w:id="136" w:author="Подсказка" w:initials="П" w:date="2026-01-01T00:00:00Z">
+  <w:comment w:id="145" w:author="Подсказка" w:initials="П" w:date="2026-01-01T00:00:00Z">
     <w:p>
       <w:pPr>
         <w:pStyle w:val="CommentText"/>
@@ -11563,7 +11980,7 @@
       </w:r>
     </w:p>
   </w:comment>
-  <w:comment w:id="137" w:author="Подсказка" w:initials="П" w:date="2026-01-01T00:00:00Z">
+  <w:comment w:id="146" w:author="Подсказка" w:initials="П" w:date="2026-01-01T00:00:00Z">
     <w:p>
       <w:pPr>
         <w:pStyle w:val="CommentText"/>
@@ -11579,7 +11996,7 @@
       </w:r>
     </w:p>
   </w:comment>
-  <w:comment w:id="138" w:author="Подсказка" w:initials="П" w:date="2026-01-01T00:00:00Z">
+  <w:comment w:id="147" w:author="Подсказка" w:initials="П" w:date="2026-01-01T00:00:00Z">
     <w:p>
       <w:pPr>
         <w:pStyle w:val="CommentText"/>
@@ -11595,7 +12012,7 @@
       </w:r>
     </w:p>
   </w:comment>
-  <w:comment w:id="139" w:author="Подсказка" w:initials="П" w:date="2026-01-01T00:00:00Z">
+  <w:comment w:id="148" w:author="Подсказка" w:initials="П" w:date="2026-01-01T00:00:00Z">
     <w:p>
       <w:pPr>
         <w:pStyle w:val="CommentText"/>
@@ -11611,7 +12028,7 @@
       </w:r>
     </w:p>
   </w:comment>
-  <w:comment w:id="140" w:author="Подсказка" w:initials="П" w:date="2026-01-01T00:00:00Z">
+  <w:comment w:id="149" w:author="Подсказка" w:initials="П" w:date="2026-01-01T00:00:00Z">
     <w:p>
       <w:pPr>
         <w:pStyle w:val="CommentText"/>
@@ -11627,7 +12044,7 @@
       </w:r>
     </w:p>
   </w:comment>
-  <w:comment w:id="141" w:author="Подсказка" w:initials="П" w:date="2026-01-01T00:00:00Z">
+  <w:comment w:id="150" w:author="Подсказка" w:initials="П" w:date="2026-01-01T00:00:00Z">
     <w:p>
       <w:pPr>
         <w:pStyle w:val="CommentText"/>
@@ -11643,7 +12060,7 @@
       </w:r>
     </w:p>
   </w:comment>
-  <w:comment w:id="142" w:author="Подсказка" w:initials="П" w:date="2026-01-01T00:00:00Z">
+  <w:comment w:id="151" w:author="Подсказка" w:initials="П" w:date="2026-01-01T00:00:00Z">
     <w:p>
       <w:pPr>
         <w:pStyle w:val="CommentText"/>
@@ -11659,7 +12076,7 @@
       </w:r>
     </w:p>
   </w:comment>
-  <w:comment w:id="143" w:author="Подсказка" w:initials="П" w:date="2026-01-01T00:00:00Z">
+  <w:comment w:id="152" w:author="Подсказка" w:initials="П" w:date="2026-01-01T00:00:00Z">
     <w:p>
       <w:pPr>
         <w:pStyle w:val="CommentText"/>
@@ -11675,7 +12092,7 @@
       </w:r>
     </w:p>
   </w:comment>
-  <w:comment w:id="144" w:author="Подсказка" w:initials="П" w:date="2026-01-01T00:00:00Z">
+  <w:comment w:id="153" w:author="Подсказка" w:initials="П" w:date="2026-01-01T00:00:00Z">
     <w:p>
       <w:pPr>
         <w:pStyle w:val="CommentText"/>
@@ -11691,7 +12108,7 @@
       </w:r>
     </w:p>
   </w:comment>
-  <w:comment w:id="145" w:author="Подсказка" w:initials="П" w:date="2026-01-01T00:00:00Z">
+  <w:comment w:id="154" w:author="Подсказка" w:initials="П" w:date="2026-01-01T00:00:00Z">
     <w:p>
       <w:pPr>
         <w:pStyle w:val="CommentText"/>
@@ -11707,7 +12124,7 @@
       </w:r>
     </w:p>
   </w:comment>
-  <w:comment w:id="146" w:author="Подсказка" w:initials="П" w:date="2026-01-01T00:00:00Z">
+  <w:comment w:id="155" w:author="Подсказка" w:initials="П" w:date="2026-01-01T00:00:00Z">
     <w:p>
       <w:pPr>
         <w:pStyle w:val="CommentText"/>
@@ -11723,7 +12140,7 @@
       </w:r>
     </w:p>
   </w:comment>
-  <w:comment w:id="147" w:author="Подсказка" w:initials="П" w:date="2026-01-01T00:00:00Z">
+  <w:comment w:id="156" w:author="Подсказка" w:initials="П" w:date="2026-01-01T00:00:00Z">
     <w:p>
       <w:pPr>
         <w:pStyle w:val="CommentText"/>
@@ -11739,7 +12156,7 @@
       </w:r>
     </w:p>
   </w:comment>
-  <w:comment w:id="148" w:author="Подсказка" w:initials="П" w:date="2026-01-01T00:00:00Z">
+  <w:comment w:id="157" w:author="Подсказка" w:initials="П" w:date="2026-01-01T00:00:00Z">
     <w:p>
       <w:pPr>
         <w:pStyle w:val="CommentText"/>
@@ -11755,7 +12172,7 @@
       </w:r>
     </w:p>
   </w:comment>
-  <w:comment w:id="149" w:author="Подсказка" w:initials="П" w:date="2026-01-01T00:00:00Z">
+  <w:comment w:id="158" w:author="Подсказка" w:initials="П" w:date="2026-01-01T00:00:00Z">
     <w:p>
       <w:pPr>
         <w:pStyle w:val="CommentText"/>
@@ -11771,7 +12188,7 @@
       </w:r>
     </w:p>
   </w:comment>
-  <w:comment w:id="150" w:author="Подсказка" w:initials="П" w:date="2026-01-01T00:00:00Z">
+  <w:comment w:id="159" w:author="Подсказка" w:initials="П" w:date="2026-01-01T00:00:00Z">
     <w:p>
       <w:pPr>
         <w:pStyle w:val="CommentText"/>
@@ -11787,7 +12204,7 @@
       </w:r>
     </w:p>
   </w:comment>
-  <w:comment w:id="151" w:author="Подсказка" w:initials="П" w:date="2026-01-01T00:00:00Z">
+  <w:comment w:id="160" w:author="Подсказка" w:initials="П" w:date="2026-01-01T00:00:00Z">
     <w:p>
       <w:pPr>
         <w:pStyle w:val="CommentText"/>
@@ -11803,7 +12220,7 @@
       </w:r>
     </w:p>
   </w:comment>
-  <w:comment w:id="152" w:author="Подсказка" w:initials="П" w:date="2026-01-01T00:00:00Z">
+  <w:comment w:id="161" w:author="Подсказка" w:initials="П" w:date="2026-01-01T00:00:00Z">
     <w:p>
       <w:pPr>
         <w:pStyle w:val="CommentText"/>
@@ -11819,7 +12236,7 @@
       </w:r>
     </w:p>
   </w:comment>
-  <w:comment w:id="153" w:author="Подсказка" w:initials="П" w:date="2026-01-01T00:00:00Z">
+  <w:comment w:id="162" w:author="Подсказка" w:initials="П" w:date="2026-01-01T00:00:00Z">
     <w:p>
       <w:pPr>
         <w:pStyle w:val="CommentText"/>
@@ -11835,7 +12252,7 @@
       </w:r>
     </w:p>
   </w:comment>
-  <w:comment w:id="154" w:author="Подсказка" w:initials="П" w:date="2026-01-01T00:00:00Z">
+  <w:comment w:id="163" w:author="Подсказка" w:initials="П" w:date="2026-01-01T00:00:00Z">
     <w:p>
       <w:pPr>
         <w:pStyle w:val="CommentText"/>
@@ -11851,7 +12268,7 @@
       </w:r>
     </w:p>
   </w:comment>
-  <w:comment w:id="155" w:author="Подсказка" w:initials="П" w:date="2026-01-01T00:00:00Z">
+  <w:comment w:id="164" w:author="Подсказка" w:initials="П" w:date="2026-01-01T00:00:00Z">
     <w:p>
       <w:pPr>
         <w:pStyle w:val="CommentText"/>
@@ -11867,7 +12284,7 @@
       </w:r>
     </w:p>
   </w:comment>
-  <w:comment w:id="156" w:author="Подсказка" w:initials="П" w:date="2026-01-01T00:00:00Z">
+  <w:comment w:id="165" w:author="Подсказка" w:initials="П" w:date="2026-01-01T00:00:00Z">
     <w:p>
       <w:pPr>
         <w:pStyle w:val="CommentText"/>
@@ -11883,7 +12300,7 @@
       </w:r>
     </w:p>
   </w:comment>
-  <w:comment w:id="157" w:author="Подсказка" w:initials="П" w:date="2026-01-01T00:00:00Z">
+  <w:comment w:id="166" w:author="Подсказка" w:initials="П" w:date="2026-01-01T00:00:00Z">
     <w:p>
       <w:pPr>
         <w:pStyle w:val="CommentText"/>
@@ -11899,7 +12316,7 @@
       </w:r>
     </w:p>
   </w:comment>
-  <w:comment w:id="158" w:author="Подсказка" w:initials="П" w:date="2026-01-01T00:00:00Z">
+  <w:comment w:id="167" w:author="Подсказка" w:initials="П" w:date="2026-01-01T00:00:00Z">
     <w:p>
       <w:pPr>
         <w:pStyle w:val="CommentText"/>
@@ -11915,7 +12332,7 @@
       </w:r>
     </w:p>
   </w:comment>
-  <w:comment w:id="159" w:author="Подсказка" w:initials="П" w:date="2026-01-01T00:00:00Z">
+  <w:comment w:id="168" w:author="Подсказка" w:initials="П" w:date="2026-01-01T00:00:00Z">
     <w:p>
       <w:pPr>
         <w:pStyle w:val="CommentText"/>
@@ -11931,7 +12348,7 @@
       </w:r>
     </w:p>
   </w:comment>
-  <w:comment w:id="160" w:author="Подсказка" w:initials="П" w:date="2026-01-01T00:00:00Z">
+  <w:comment w:id="169" w:author="Подсказка" w:initials="П" w:date="2026-01-01T00:00:00Z">
     <w:p>
       <w:pPr>
         <w:pStyle w:val="CommentText"/>
@@ -11947,7 +12364,7 @@
       </w:r>
     </w:p>
   </w:comment>
-  <w:comment w:id="161" w:author="Подсказка" w:initials="П" w:date="2026-01-01T00:00:00Z">
+  <w:comment w:id="170" w:author="Подсказка" w:initials="П" w:date="2026-01-01T00:00:00Z">
     <w:p>
       <w:pPr>
         <w:pStyle w:val="CommentText"/>
@@ -11963,7 +12380,7 @@
       </w:r>
     </w:p>
   </w:comment>
-  <w:comment w:id="162" w:author="Подсказка" w:initials="П" w:date="2026-01-01T00:00:00Z">
+  <w:comment w:id="171" w:author="Подсказка" w:initials="П" w:date="2026-01-01T00:00:00Z">
     <w:p>
       <w:pPr>
         <w:pStyle w:val="CommentText"/>
@@ -11979,7 +12396,7 @@
       </w:r>
     </w:p>
   </w:comment>
-  <w:comment w:id="163" w:author="Подсказка" w:initials="П" w:date="2026-01-01T00:00:00Z">
+  <w:comment w:id="172" w:author="Подсказка" w:initials="П" w:date="2026-01-01T00:00:00Z">
     <w:p>
       <w:pPr>
         <w:pStyle w:val="CommentText"/>
@@ -11995,7 +12412,7 @@
       </w:r>
     </w:p>
   </w:comment>
-  <w:comment w:id="164" w:author="Подсказка" w:initials="П" w:date="2026-01-01T00:00:00Z">
+  <w:comment w:id="173" w:author="Подсказка" w:initials="П" w:date="2026-01-01T00:00:00Z">
     <w:p>
       <w:pPr>
         <w:pStyle w:val="CommentText"/>
@@ -12011,7 +12428,7 @@
       </w:r>
     </w:p>
   </w:comment>
-  <w:comment w:id="165" w:author="Подсказка" w:initials="П" w:date="2026-01-01T00:00:00Z">
+  <w:comment w:id="174" w:author="Подсказка" w:initials="П" w:date="2026-01-01T00:00:00Z">
     <w:p>
       <w:pPr>
         <w:pStyle w:val="CommentText"/>
@@ -12027,7 +12444,7 @@
       </w:r>
     </w:p>
   </w:comment>
-  <w:comment w:id="166" w:author="Подсказка" w:initials="П" w:date="2026-01-01T00:00:00Z">
+  <w:comment w:id="175" w:author="Подсказка" w:initials="П" w:date="2026-01-01T00:00:00Z">
     <w:p>
       <w:pPr>
         <w:pStyle w:val="CommentText"/>
@@ -12043,7 +12460,7 @@
       </w:r>
     </w:p>
   </w:comment>
-  <w:comment w:id="167" w:author="Подсказка" w:initials="П" w:date="2026-01-01T00:00:00Z">
+  <w:comment w:id="176" w:author="Подсказка" w:initials="П" w:date="2026-01-01T00:00:00Z">
     <w:p>
       <w:pPr>
         <w:pStyle w:val="CommentText"/>
@@ -12059,7 +12476,7 @@
       </w:r>
     </w:p>
   </w:comment>
-  <w:comment w:id="168" w:author="Подсказка" w:initials="П" w:date="2026-01-01T00:00:00Z">
+  <w:comment w:id="177" w:author="Подсказка" w:initials="П" w:date="2026-01-01T00:00:00Z">
     <w:p>
       <w:pPr>
         <w:pStyle w:val="CommentText"/>
@@ -12075,7 +12492,7 @@
       </w:r>
     </w:p>
   </w:comment>
-  <w:comment w:id="169" w:author="Подсказка" w:initials="П" w:date="2026-01-01T00:00:00Z">
+  <w:comment w:id="178" w:author="Подсказка" w:initials="П" w:date="2026-01-01T00:00:00Z">
     <w:p>
       <w:pPr>
         <w:pStyle w:val="CommentText"/>
@@ -12091,7 +12508,7 @@
       </w:r>
     </w:p>
   </w:comment>
-  <w:comment w:id="170" w:author="Подсказка" w:initials="П" w:date="2026-01-01T00:00:00Z">
+  <w:comment w:id="179" w:author="Подсказка" w:initials="П" w:date="2026-01-01T00:00:00Z">
     <w:p>
       <w:pPr>
         <w:pStyle w:val="CommentText"/>
@@ -12107,7 +12524,7 @@
       </w:r>
     </w:p>
   </w:comment>
-  <w:comment w:id="171" w:author="Подсказка" w:initials="П" w:date="2026-01-01T00:00:00Z">
+  <w:comment w:id="180" w:author="Подсказка" w:initials="П" w:date="2026-01-01T00:00:00Z">
     <w:p>
       <w:pPr>
         <w:pStyle w:val="CommentText"/>
@@ -12123,7 +12540,7 @@
       </w:r>
     </w:p>
   </w:comment>
-  <w:comment w:id="172" w:author="Подсказка" w:initials="П" w:date="2026-01-01T00:00:00Z">
+  <w:comment w:id="181" w:author="Подсказка" w:initials="П" w:date="2026-01-01T00:00:00Z">
     <w:p>
       <w:pPr>
         <w:pStyle w:val="CommentText"/>
@@ -12139,7 +12556,7 @@
       </w:r>
     </w:p>
   </w:comment>
-  <w:comment w:id="173" w:author="Подсказка" w:initials="П" w:date="2026-01-01T00:00:00Z">
+  <w:comment w:id="182" w:author="Подсказка" w:initials="П" w:date="2026-01-01T00:00:00Z">
     <w:p>
       <w:pPr>
         <w:pStyle w:val="CommentText"/>
@@ -12155,7 +12572,7 @@
       </w:r>
     </w:p>
   </w:comment>
-  <w:comment w:id="174" w:author="Подсказка" w:initials="П" w:date="2026-01-01T00:00:00Z">
+  <w:comment w:id="183" w:author="Подсказка" w:initials="П" w:date="2026-01-01T00:00:00Z">
     <w:p>
       <w:pPr>
         <w:pStyle w:val="CommentText"/>
@@ -12171,7 +12588,7 @@
       </w:r>
     </w:p>
   </w:comment>
-  <w:comment w:id="175" w:author="Подсказка" w:initials="П" w:date="2026-01-01T00:00:00Z">
+  <w:comment w:id="184" w:author="Подсказка" w:initials="П" w:date="2026-01-01T00:00:00Z">
     <w:p>
       <w:pPr>
         <w:pStyle w:val="CommentText"/>
@@ -12187,7 +12604,7 @@
       </w:r>
     </w:p>
   </w:comment>
-  <w:comment w:id="176" w:author="Подсказка" w:initials="П" w:date="2026-01-01T00:00:00Z">
+  <w:comment w:id="185" w:author="Подсказка" w:initials="П" w:date="2026-01-01T00:00:00Z">
     <w:p>
       <w:pPr>
         <w:pStyle w:val="CommentText"/>
@@ -12203,7 +12620,7 @@
       </w:r>
     </w:p>
   </w:comment>
-  <w:comment w:id="177" w:author="Подсказка" w:initials="П" w:date="2026-01-01T00:00:00Z">
+  <w:comment w:id="186" w:author="Подсказка" w:initials="П" w:date="2026-01-01T00:00:00Z">
     <w:p>
       <w:pPr>
         <w:pStyle w:val="CommentText"/>
@@ -12219,7 +12636,7 @@
       </w:r>
     </w:p>
   </w:comment>
-  <w:comment w:id="178" w:author="Подсказка" w:initials="П" w:date="2026-01-01T00:00:00Z">
+  <w:comment w:id="187" w:author="Подсказка" w:initials="П" w:date="2026-01-01T00:00:00Z">
     <w:p>
       <w:pPr>
         <w:pStyle w:val="CommentText"/>
@@ -12235,7 +12652,7 @@
       </w:r>
     </w:p>
   </w:comment>
-  <w:comment w:id="179" w:author="Подсказка" w:initials="П" w:date="2026-01-01T00:00:00Z">
+  <w:comment w:id="188" w:author="Подсказка" w:initials="П" w:date="2026-01-01T00:00:00Z">
     <w:p>
       <w:pPr>
         <w:pStyle w:val="CommentText"/>
@@ -12251,7 +12668,7 @@
       </w:r>
     </w:p>
   </w:comment>
-  <w:comment w:id="180" w:author="Подсказка" w:initials="П" w:date="2026-01-01T00:00:00Z">
+  <w:comment w:id="189" w:author="Подсказка" w:initials="П" w:date="2026-01-01T00:00:00Z">
     <w:p>
       <w:pPr>
         <w:pStyle w:val="CommentText"/>
@@ -12267,7 +12684,7 @@
       </w:r>
     </w:p>
   </w:comment>
-  <w:comment w:id="181" w:author="Подсказка" w:initials="П" w:date="2026-01-01T00:00:00Z">
+  <w:comment w:id="190" w:author="Подсказка" w:initials="П" w:date="2026-01-01T00:00:00Z">
     <w:p>
       <w:pPr>
         <w:pStyle w:val="CommentText"/>
@@ -12283,7 +12700,7 @@
       </w:r>
     </w:p>
   </w:comment>
-  <w:comment w:id="182" w:author="Подсказка" w:initials="П" w:date="2026-01-01T00:00:00Z">
+  <w:comment w:id="191" w:author="Подсказка" w:initials="П" w:date="2026-01-01T00:00:00Z">
     <w:p>
       <w:pPr>
         <w:pStyle w:val="CommentText"/>
@@ -12299,7 +12716,7 @@
       </w:r>
     </w:p>
   </w:comment>
-  <w:comment w:id="183" w:author="Подсказка" w:initials="П" w:date="2026-01-01T00:00:00Z">
+  <w:comment w:id="192" w:author="Подсказка" w:initials="П" w:date="2026-01-01T00:00:00Z">
     <w:p>
       <w:pPr>
         <w:pStyle w:val="CommentText"/>
@@ -12315,7 +12732,7 @@
       </w:r>
     </w:p>
   </w:comment>
-  <w:comment w:id="184" w:author="Подсказка" w:initials="П" w:date="2026-01-01T00:00:00Z">
+  <w:comment w:id="193" w:author="Подсказка" w:initials="П" w:date="2026-01-01T00:00:00Z">
     <w:p>
       <w:pPr>
         <w:pStyle w:val="CommentText"/>
@@ -12331,7 +12748,7 @@
       </w:r>
     </w:p>
   </w:comment>
-  <w:comment w:id="185" w:author="Подсказка" w:initials="П" w:date="2026-01-01T00:00:00Z">
+  <w:comment w:id="194" w:author="Подсказка" w:initials="П" w:date="2026-01-01T00:00:00Z">
     <w:p>
       <w:pPr>
         <w:pStyle w:val="CommentText"/>
@@ -12347,7 +12764,7 @@
       </w:r>
     </w:p>
   </w:comment>
-  <w:comment w:id="186" w:author="Подсказка" w:initials="П" w:date="2026-01-01T00:00:00Z">
+  <w:comment w:id="195" w:author="Подсказка" w:initials="П" w:date="2026-01-01T00:00:00Z">
     <w:p>
       <w:pPr>
         <w:pStyle w:val="CommentText"/>
@@ -12363,7 +12780,7 @@
       </w:r>
     </w:p>
   </w:comment>
-  <w:comment w:id="187" w:author="Подсказка" w:initials="П" w:date="2026-01-01T00:00:00Z">
+  <w:comment w:id="196" w:author="Подсказка" w:initials="П" w:date="2026-01-01T00:00:00Z">
     <w:p>
       <w:pPr>
         <w:pStyle w:val="CommentText"/>
@@ -12379,7 +12796,7 @@
       </w:r>
     </w:p>
   </w:comment>
-  <w:comment w:id="188" w:author="Подсказка" w:initials="П" w:date="2026-01-01T00:00:00Z">
+  <w:comment w:id="197" w:author="Подсказка" w:initials="П" w:date="2026-01-01T00:00:00Z">
     <w:p>
       <w:pPr>
         <w:pStyle w:val="CommentText"/>
@@ -12395,7 +12812,7 @@
       </w:r>
     </w:p>
   </w:comment>
-  <w:comment w:id="189" w:author="Подсказка" w:initials="П" w:date="2026-01-01T00:00:00Z">
+  <w:comment w:id="198" w:author="Подсказка" w:initials="П" w:date="2026-01-01T00:00:00Z">
     <w:p>
       <w:pPr>
         <w:pStyle w:val="CommentText"/>
@@ -12411,7 +12828,7 @@
       </w:r>
     </w:p>
   </w:comment>
-  <w:comment w:id="190" w:author="Подсказка" w:initials="П" w:date="2026-01-01T00:00:00Z">
+  <w:comment w:id="199" w:author="Подсказка" w:initials="П" w:date="2026-01-01T00:00:00Z">
     <w:p>
       <w:pPr>
         <w:pStyle w:val="CommentText"/>

--- a/backend/templates/contract_gph_individual_rid.docx
+++ b/backend/templates/contract_gph_individual_rid.docx
@@ -2205,6 +2205,168 @@
     </w:p>
     <w:p>
       <w:pPr>
+        <w:pStyle w:val="a6"/>
+        <w:numPr>
+          <w:ilvl w:val="1"/>
+          <w:numId w:val="4"/>
+        </w:numPr>
+        <w:shd w:val="clear" w:color="auto" w:fill="FFFFFF"/>
+        <w:spacing w:line="276" w:lineRule="auto"/>
+        <w:ind w:left="0" w:firstLine="568"/>
+        <w:rPr>
+          <w:color w:val="000000"/>
+        </w:rPr>
+      </w:pPr>
+      <w:commentRangeStart w:id="29"/>
+      <w:r>
+        <w:t>{%p if subsidy_extra_clause_1 %}</w:t>
+      </w:r>
+      <w:commentRangeEnd w:id="29"/>
+      <w:r>
+        <w:rPr>
+          <w:rStyle w:val="CommentReference"/>
+        </w:rPr>
+        <w:commentReference w:id="29"/>
+      </w:r>
+    </w:p>
+    <w:p>
+      <w:pPr>
+        <w:pStyle w:val="a6"/>
+        <w:numPr>
+          <w:ilvl w:val="1"/>
+          <w:numId w:val="4"/>
+        </w:numPr>
+        <w:shd w:val="clear" w:color="auto" w:fill="FFFFFF"/>
+        <w:spacing w:line="276" w:lineRule="auto"/>
+        <w:ind w:left="0" w:firstLine="568"/>
+        <w:rPr>
+          <w:color w:val="000000"/>
+        </w:rPr>
+      </w:pPr>
+      <w:commentRangeStart w:id="30"/>
+      <w:r>
+        <w:rPr>
+          <w:color w:val="000000"/>
+        </w:rPr>
+        <w:t xml:space="preserve">{{subsidy_extra_clause_1}}</w:t>
+      </w:r>
+      <w:commentRangeEnd w:id="30"/>
+      <w:r>
+        <w:rPr>
+          <w:rStyle w:val="CommentReference"/>
+        </w:rPr>
+        <w:commentReference w:id="30"/>
+      </w:r>
+    </w:p>
+    <w:p>
+      <w:pPr>
+        <w:pStyle w:val="a6"/>
+        <w:numPr>
+          <w:ilvl w:val="1"/>
+          <w:numId w:val="4"/>
+        </w:numPr>
+        <w:shd w:val="clear" w:color="auto" w:fill="FFFFFF"/>
+        <w:spacing w:line="276" w:lineRule="auto"/>
+        <w:ind w:left="0" w:firstLine="568"/>
+        <w:rPr>
+          <w:color w:val="000000"/>
+        </w:rPr>
+      </w:pPr>
+      <w:commentRangeStart w:id="31"/>
+      <w:r>
+        <w:t>{%p endif %}</w:t>
+      </w:r>
+      <w:commentRangeEnd w:id="31"/>
+      <w:r>
+        <w:rPr>
+          <w:rStyle w:val="CommentReference"/>
+        </w:rPr>
+        <w:commentReference w:id="31"/>
+      </w:r>
+    </w:p>
+    <w:p>
+      <w:pPr>
+        <w:pStyle w:val="a6"/>
+        <w:numPr>
+          <w:ilvl w:val="1"/>
+          <w:numId w:val="4"/>
+        </w:numPr>
+        <w:shd w:val="clear" w:color="auto" w:fill="FFFFFF"/>
+        <w:spacing w:line="276" w:lineRule="auto"/>
+        <w:ind w:left="0" w:firstLine="568"/>
+        <w:rPr>
+          <w:color w:val="000000"/>
+        </w:rPr>
+      </w:pPr>
+      <w:commentRangeStart w:id="32"/>
+      <w:r>
+        <w:t>{%p if subsidy_extra_clause_2 %}</w:t>
+      </w:r>
+      <w:commentRangeEnd w:id="32"/>
+      <w:r>
+        <w:rPr>
+          <w:rStyle w:val="CommentReference"/>
+        </w:rPr>
+        <w:commentReference w:id="32"/>
+      </w:r>
+    </w:p>
+    <w:p>
+      <w:pPr>
+        <w:pStyle w:val="a6"/>
+        <w:numPr>
+          <w:ilvl w:val="1"/>
+          <w:numId w:val="4"/>
+        </w:numPr>
+        <w:shd w:val="clear" w:color="auto" w:fill="FFFFFF"/>
+        <w:spacing w:line="276" w:lineRule="auto"/>
+        <w:ind w:left="0" w:firstLine="568"/>
+        <w:rPr>
+          <w:color w:val="000000"/>
+        </w:rPr>
+      </w:pPr>
+      <w:commentRangeStart w:id="33"/>
+      <w:r>
+        <w:rPr>
+          <w:color w:val="000000"/>
+        </w:rPr>
+        <w:t xml:space="preserve">{{subsidy_extra_clause_2}}</w:t>
+      </w:r>
+      <w:commentRangeEnd w:id="33"/>
+      <w:r>
+        <w:rPr>
+          <w:rStyle w:val="CommentReference"/>
+        </w:rPr>
+        <w:commentReference w:id="33"/>
+      </w:r>
+    </w:p>
+    <w:p>
+      <w:pPr>
+        <w:pStyle w:val="a6"/>
+        <w:numPr>
+          <w:ilvl w:val="1"/>
+          <w:numId w:val="4"/>
+        </w:numPr>
+        <w:shd w:val="clear" w:color="auto" w:fill="FFFFFF"/>
+        <w:spacing w:line="276" w:lineRule="auto"/>
+        <w:ind w:left="0" w:firstLine="568"/>
+        <w:rPr>
+          <w:color w:val="000000"/>
+        </w:rPr>
+      </w:pPr>
+      <w:commentRangeStart w:id="34"/>
+      <w:r>
+        <w:t>{%p endif %}</w:t>
+      </w:r>
+      <w:commentRangeEnd w:id="34"/>
+      <w:r>
+        <w:rPr>
+          <w:rStyle w:val="CommentReference"/>
+        </w:rPr>
+        <w:commentReference w:id="34"/>
+      </w:r>
+    </w:p>
+    <w:p>
+      <w:pPr>
         <w:pStyle w:val="ConsPlusNormal"/>
         <w:numPr>
           <w:ilvl w:val="1"/>
@@ -2221,8 +2383,8 @@
           <w:szCs w:val="24"/>
         </w:rPr>
       </w:pPr>
-      <w:commentRangeStart w:id="29"/>
-      <w:commentRangeStart w:id="30"/>
+      <w:commentRangeStart w:id="35"/>
+      <w:commentRangeStart w:id="36"/>
       <w:r>
         <w:rPr>
           <w:rFonts w:ascii="Times New Roman" w:hAnsi="Times New Roman" w:cs="Times New Roman"/>
@@ -2231,19 +2393,19 @@
         </w:rPr>
         <w:t xml:space="preserve">Приемка Услуг{% if has_stages %} (в т.ч. этапа оказания Услуг){% endif %} осуществляется Заказчиком в течение 15 календарных дней после получения им Акта. В течение указанного срока Заказчик подписывает Акт или направляет мотивированный отказ. Оплате подлежат только фактически оказанные Исполнителем и принятые по Акту Заказчиком Услуги.</w:t>
       </w:r>
-      <w:commentRangeEnd w:id="30"/>
-      <w:r>
-        <w:rPr>
-          <w:rStyle w:val="CommentReference"/>
-        </w:rPr>
-        <w:commentReference w:id="30"/>
-      </w:r>
-      <w:commentRangeEnd w:id="29"/>
-      <w:r>
-        <w:rPr>
-          <w:rStyle w:val="CommentReference"/>
-        </w:rPr>
-        <w:commentReference w:id="29"/>
+      <w:commentRangeEnd w:id="36"/>
+      <w:r>
+        <w:rPr>
+          <w:rStyle w:val="CommentReference"/>
+        </w:rPr>
+        <w:commentReference w:id="36"/>
+      </w:r>
+      <w:commentRangeEnd w:id="35"/>
+      <w:r>
+        <w:rPr>
+          <w:rStyle w:val="CommentReference"/>
+        </w:rPr>
+        <w:commentReference w:id="35"/>
       </w:r>
     </w:p>
     <w:p>
@@ -3621,196 +3783,6 @@
           <w:szCs w:val="24"/>
         </w:rPr>
         <w:t xml:space="preserve">Стороны признают действительность сканированных копий документов, сообщений, направляемых сторонами друг другу с использованием адресов электронной почты (e-mail) сторон, указанных в разделе 9 настоящего Договора. Такие копии документов сохраняют свою силу до получения второй стороной подлинника соответствующего документа. Стороны обязуются обмениваться подлинниками документов в течение 10 (десяти) рабочих дней с момента получения сканированных копий таких документов.</w:t>
-      </w:r>
-    </w:p>
-    <w:p>
-      <w:pPr>
-        <w:pStyle w:val="ConsPlusNormal"/>
-        <w:numPr>
-          <w:ilvl w:val="1"/>
-          <w:numId w:val="4"/>
-        </w:numPr>
-        <w:spacing w:before="100" w:beforeAutospacing="1" w:after="100" w:afterAutospacing="1" w:line="276" w:lineRule="auto"/>
-        <w:ind w:left="0" w:firstLine="709"/>
-        <w:contextualSpacing/>
-        <w:jc w:val="both"/>
-        <w:outlineLvl w:val="0"/>
-        <w:rPr>
-          <w:rFonts w:ascii="Times New Roman" w:hAnsi="Times New Roman" w:cs="Times New Roman"/>
-          <w:sz w:val="24"/>
-          <w:szCs w:val="24"/>
-        </w:rPr>
-      </w:pPr>
-      <w:commentRangeStart w:id="31"/>
-      <w:r>
-        <w:t>{%p if subsidy_extra_clause_1 %}</w:t>
-      </w:r>
-      <w:commentRangeEnd w:id="31"/>
-      <w:r>
-        <w:rPr>
-          <w:rStyle w:val="CommentReference"/>
-        </w:rPr>
-        <w:commentReference w:id="31"/>
-      </w:r>
-    </w:p>
-    <w:p>
-      <w:pPr>
-        <w:pStyle w:val="ConsPlusNormal"/>
-        <w:numPr>
-          <w:ilvl w:val="1"/>
-          <w:numId w:val="4"/>
-        </w:numPr>
-        <w:spacing w:before="100" w:beforeAutospacing="1" w:after="100" w:afterAutospacing="1" w:line="276" w:lineRule="auto"/>
-        <w:ind w:left="0" w:firstLine="709"/>
-        <w:contextualSpacing/>
-        <w:jc w:val="both"/>
-        <w:outlineLvl w:val="0"/>
-        <w:rPr>
-          <w:rFonts w:ascii="Times New Roman" w:hAnsi="Times New Roman" w:cs="Times New Roman"/>
-          <w:sz w:val="24"/>
-          <w:szCs w:val="24"/>
-        </w:rPr>
-      </w:pPr>
-      <w:commentRangeStart w:id="32"/>
-      <w:r>
-        <w:rPr>
-          <w:rFonts w:ascii="Times New Roman" w:hAnsi="Times New Roman" w:cs="Times New Roman"/>
-          <w:sz w:val="24"/>
-          <w:szCs w:val="24"/>
-        </w:rPr>
-        <w:t xml:space="preserve">{{subsidy_extra_clause_1}}</w:t>
-      </w:r>
-      <w:commentRangeEnd w:id="32"/>
-      <w:r>
-        <w:rPr>
-          <w:rStyle w:val="CommentReference"/>
-        </w:rPr>
-        <w:commentReference w:id="32"/>
-      </w:r>
-    </w:p>
-    <w:p>
-      <w:pPr>
-        <w:pStyle w:val="ConsPlusNormal"/>
-        <w:numPr>
-          <w:ilvl w:val="1"/>
-          <w:numId w:val="4"/>
-        </w:numPr>
-        <w:spacing w:before="100" w:beforeAutospacing="1" w:after="100" w:afterAutospacing="1" w:line="276" w:lineRule="auto"/>
-        <w:ind w:left="0" w:firstLine="709"/>
-        <w:contextualSpacing/>
-        <w:jc w:val="both"/>
-        <w:outlineLvl w:val="0"/>
-        <w:rPr>
-          <w:rFonts w:ascii="Times New Roman" w:hAnsi="Times New Roman" w:cs="Times New Roman"/>
-          <w:sz w:val="24"/>
-          <w:szCs w:val="24"/>
-        </w:rPr>
-      </w:pPr>
-      <w:commentRangeStart w:id="33"/>
-      <w:r>
-        <w:t>{%p endif %}</w:t>
-      </w:r>
-      <w:commentRangeEnd w:id="33"/>
-      <w:r>
-        <w:rPr>
-          <w:rStyle w:val="CommentReference"/>
-        </w:rPr>
-        <w:commentReference w:id="33"/>
-      </w:r>
-    </w:p>
-    <w:p>
-      <w:pPr>
-        <w:pStyle w:val="ConsPlusNormal"/>
-        <w:numPr>
-          <w:ilvl w:val="1"/>
-          <w:numId w:val="4"/>
-        </w:numPr>
-        <w:spacing w:before="100" w:beforeAutospacing="1" w:after="100" w:afterAutospacing="1" w:line="276" w:lineRule="auto"/>
-        <w:ind w:left="0" w:firstLine="709"/>
-        <w:contextualSpacing/>
-        <w:jc w:val="both"/>
-        <w:outlineLvl w:val="0"/>
-        <w:rPr>
-          <w:rFonts w:ascii="Times New Roman" w:hAnsi="Times New Roman" w:cs="Times New Roman"/>
-          <w:sz w:val="24"/>
-          <w:szCs w:val="24"/>
-        </w:rPr>
-      </w:pPr>
-      <w:commentRangeStart w:id="34"/>
-      <w:r>
-        <w:t>{%p if subsidy_extra_clause_2 %}</w:t>
-      </w:r>
-      <w:commentRangeEnd w:id="34"/>
-      <w:r>
-        <w:rPr>
-          <w:rStyle w:val="CommentReference"/>
-        </w:rPr>
-        <w:commentReference w:id="34"/>
-      </w:r>
-    </w:p>
-    <w:p>
-      <w:pPr>
-        <w:pStyle w:val="ConsPlusNormal"/>
-        <w:numPr>
-          <w:ilvl w:val="1"/>
-          <w:numId w:val="4"/>
-        </w:numPr>
-        <w:spacing w:before="100" w:beforeAutospacing="1" w:after="100" w:afterAutospacing="1" w:line="276" w:lineRule="auto"/>
-        <w:ind w:left="0" w:firstLine="709"/>
-        <w:contextualSpacing/>
-        <w:jc w:val="both"/>
-        <w:outlineLvl w:val="0"/>
-        <w:rPr>
-          <w:rFonts w:ascii="Times New Roman" w:hAnsi="Times New Roman" w:cs="Times New Roman"/>
-          <w:sz w:val="24"/>
-          <w:szCs w:val="24"/>
-        </w:rPr>
-      </w:pPr>
-      <w:commentRangeStart w:id="35"/>
-      <w:r>
-        <w:rPr>
-          <w:rFonts w:ascii="Times New Roman" w:hAnsi="Times New Roman" w:cs="Times New Roman"/>
-          <w:sz w:val="24"/>
-          <w:szCs w:val="24"/>
-        </w:rPr>
-        <w:t xml:space="preserve">{{subsidy_extra_clause_2}}</w:t>
-      </w:r>
-      <w:commentRangeEnd w:id="35"/>
-      <w:r>
-        <w:rPr>
-          <w:rStyle w:val="CommentReference"/>
-        </w:rPr>
-        <w:commentReference w:id="35"/>
-      </w:r>
-    </w:p>
-    <w:p>
-      <w:pPr>
-        <w:pStyle w:val="ConsPlusNormal"/>
-        <w:numPr>
-          <w:ilvl w:val="1"/>
-          <w:numId w:val="4"/>
-        </w:numPr>
-        <w:spacing w:before="100" w:beforeAutospacing="1" w:after="100" w:afterAutospacing="1" w:line="276" w:lineRule="auto"/>
-        <w:ind w:left="0" w:firstLine="709"/>
-        <w:contextualSpacing/>
-        <w:jc w:val="both"/>
-        <w:outlineLvl w:val="0"/>
-        <w:rPr>
-          <w:rFonts w:ascii="Times New Roman" w:hAnsi="Times New Roman" w:cs="Times New Roman"/>
-          <w:sz w:val="24"/>
-          <w:szCs w:val="24"/>
-        </w:rPr>
-      </w:pPr>
-      <w:commentRangeStart w:id="36"/>
-      <w:r>
-        <w:t>{%p endif %}</w:t>
-      </w:r>
-      <w:commentRangeEnd w:id="36"/>
-      <w:r>
-        <w:rPr>
-          <w:rStyle w:val="CommentReference"/>
-        </w:rPr>
-        <w:commentReference w:id="36"/>
       </w:r>
     </w:p>
     <w:p>
@@ -9800,7 +9772,7 @@
         <w:annotationRef/>
       </w:r>
       <w:r>
-        <w:t>Большой текст соглашения. Пример: (многострочный текст)</w:t>
+        <w:t>Текст соглашения о предоставлении субсидии — из карточки субсидии (поле «Текст соглашения»). Печатается последним пунктом раздела «Предмет договора» (автонумерация Word). Если поле пустое — пункт не печатается совсем (абзац, включая номер, в документе отсутствует).</w:t>
       </w:r>
     </w:p>
   </w:comment>
@@ -10120,103 +10092,103 @@
         <w:annotationRef/>
       </w:r>
       <w:r>
+        <w:t>Печатается, если в карточке субсидии заполнен дополнительный пункт №1. Пустое поле — пункта не будет</w:t>
+      </w:r>
+    </w:p>
+  </w:comment>
+  <w:comment w:id="30" w:author="Подсказка" w:initials="П" w:date="2026-01-01T00:00:00Z">
+    <w:p>
+      <w:pPr>
+        <w:pStyle w:val="CommentText"/>
+      </w:pPr>
+      <w:r>
+        <w:rPr>
+          <w:rStyle w:val="CommentReference"/>
+        </w:rPr>
+        <w:annotationRef/>
+      </w:r>
+      <w:r>
+        <w:t>Пункт из карточки субсидии («Дополнительный пункт договора №1»). Если в карточке пусто — пункта в договоре нет. Нумерация в этом шаблоне автоматическая (список Word) — при переносе в другой раздел выделите три строки — {%p if subsidy_extra_clause_1 %}, сам пункт и {%p endif %} — и вставьте их туда одним блоком, в конец нужного раздела. Номер проставится сам, вручную менять не нужно. Строки с {%p ... %} не удалять и не разрывать.</w:t>
+      </w:r>
+    </w:p>
+  </w:comment>
+  <w:comment w:id="31" w:author="Подсказка" w:initials="П" w:date="2026-01-01T00:00:00Z">
+    <w:p>
+      <w:pPr>
+        <w:pStyle w:val="CommentText"/>
+      </w:pPr>
+      <w:r>
+        <w:rPr>
+          <w:rStyle w:val="CommentReference"/>
+        </w:rPr>
+        <w:annotationRef/>
+      </w:r>
+      <w:r>
+        <w:t>Конец условия</w:t>
+      </w:r>
+    </w:p>
+  </w:comment>
+  <w:comment w:id="32" w:author="Подсказка" w:initials="П" w:date="2026-01-01T00:00:00Z">
+    <w:p>
+      <w:pPr>
+        <w:pStyle w:val="CommentText"/>
+      </w:pPr>
+      <w:r>
+        <w:rPr>
+          <w:rStyle w:val="CommentReference"/>
+        </w:rPr>
+        <w:annotationRef/>
+      </w:r>
+      <w:r>
+        <w:t>Печатается, если в карточке субсидии заполнен дополнительный пункт №2. Пустое поле — пункта не будет</w:t>
+      </w:r>
+    </w:p>
+  </w:comment>
+  <w:comment w:id="33" w:author="Подсказка" w:initials="П" w:date="2026-01-01T00:00:00Z">
+    <w:p>
+      <w:pPr>
+        <w:pStyle w:val="CommentText"/>
+      </w:pPr>
+      <w:r>
+        <w:rPr>
+          <w:rStyle w:val="CommentReference"/>
+        </w:rPr>
+        <w:annotationRef/>
+      </w:r>
+      <w:r>
+        <w:t>Пункт из карточки субсидии («Дополнительный пункт договора №2»). Если в карточке пусто — пункта в договоре нет. Нумерация в этом шаблоне автоматическая (список Word) — при переносе в другой раздел выделите три строки — {%p if subsidy_extra_clause_2 %}, сам пункт и {%p endif %} — и вставьте их туда одним блоком, в конец нужного раздела. Номер проставится сам, вручную менять не нужно. Строки с {%p ... %} не удалять и не разрывать.</w:t>
+      </w:r>
+    </w:p>
+  </w:comment>
+  <w:comment w:id="34" w:author="Подсказка" w:initials="П" w:date="2026-01-01T00:00:00Z">
+    <w:p>
+      <w:pPr>
+        <w:pStyle w:val="CommentText"/>
+      </w:pPr>
+      <w:r>
+        <w:rPr>
+          <w:rStyle w:val="CommentReference"/>
+        </w:rPr>
+        <w:annotationRef/>
+      </w:r>
+      <w:r>
+        <w:t>Конец условия</w:t>
+      </w:r>
+    </w:p>
+  </w:comment>
+  <w:comment w:id="35" w:author="Подсказка" w:initials="П" w:date="2026-01-01T00:00:00Z">
+    <w:p>
+      <w:pPr>
+        <w:pStyle w:val="CommentText"/>
+      </w:pPr>
+      <w:r>
+        <w:rPr>
+          <w:rStyle w:val="CommentReference"/>
+        </w:rPr>
+        <w:annotationRef/>
+      </w:r>
+      <w:r>
         <w:t>Печатается, если в Приложении №1 предусмотрены этапы оказания услуг</w:t>
-      </w:r>
-    </w:p>
-  </w:comment>
-  <w:comment w:id="30" w:author="Подсказка" w:initials="П" w:date="2026-01-01T00:00:00Z">
-    <w:p>
-      <w:pPr>
-        <w:pStyle w:val="CommentText"/>
-      </w:pPr>
-      <w:r>
-        <w:rPr>
-          <w:rStyle w:val="CommentReference"/>
-        </w:rPr>
-        <w:annotationRef/>
-      </w:r>
-      <w:r>
-        <w:t>Конец условия</w:t>
-      </w:r>
-    </w:p>
-  </w:comment>
-  <w:comment w:id="31" w:author="Подсказка" w:initials="П" w:date="2026-01-01T00:00:00Z">
-    <w:p>
-      <w:pPr>
-        <w:pStyle w:val="CommentText"/>
-      </w:pPr>
-      <w:r>
-        <w:rPr>
-          <w:rStyle w:val="CommentReference"/>
-        </w:rPr>
-        <w:annotationRef/>
-      </w:r>
-      <w:r>
-        <w:t>Печатается, если в карточке субсидии заполнен дополнительный пункт №1. Пустое поле — пункта не будет</w:t>
-      </w:r>
-    </w:p>
-  </w:comment>
-  <w:comment w:id="32" w:author="Подсказка" w:initials="П" w:date="2026-01-01T00:00:00Z">
-    <w:p>
-      <w:pPr>
-        <w:pStyle w:val="CommentText"/>
-      </w:pPr>
-      <w:r>
-        <w:rPr>
-          <w:rStyle w:val="CommentReference"/>
-        </w:rPr>
-        <w:annotationRef/>
-      </w:r>
-      <w:r>
-        <w:t>Дополнительный пункт договора №1 из карточки субсидии. Пустое поле — пункта в договоре нет. Пример: Исполнитель обязуется вести раздельный учёт средств, полученных по Договору.</w:t>
-      </w:r>
-    </w:p>
-  </w:comment>
-  <w:comment w:id="33" w:author="Подсказка" w:initials="П" w:date="2026-01-01T00:00:00Z">
-    <w:p>
-      <w:pPr>
-        <w:pStyle w:val="CommentText"/>
-      </w:pPr>
-      <w:r>
-        <w:rPr>
-          <w:rStyle w:val="CommentReference"/>
-        </w:rPr>
-        <w:annotationRef/>
-      </w:r>
-      <w:r>
-        <w:t>Конец условия</w:t>
-      </w:r>
-    </w:p>
-  </w:comment>
-  <w:comment w:id="34" w:author="Подсказка" w:initials="П" w:date="2026-01-01T00:00:00Z">
-    <w:p>
-      <w:pPr>
-        <w:pStyle w:val="CommentText"/>
-      </w:pPr>
-      <w:r>
-        <w:rPr>
-          <w:rStyle w:val="CommentReference"/>
-        </w:rPr>
-        <w:annotationRef/>
-      </w:r>
-      <w:r>
-        <w:t>Печатается, если в карточке субсидии заполнен дополнительный пункт №2. Пустое поле — пункта не будет</w:t>
-      </w:r>
-    </w:p>
-  </w:comment>
-  <w:comment w:id="35" w:author="Подсказка" w:initials="П" w:date="2026-01-01T00:00:00Z">
-    <w:p>
-      <w:pPr>
-        <w:pStyle w:val="CommentText"/>
-      </w:pPr>
-      <w:r>
-        <w:rPr>
-          <w:rStyle w:val="CommentReference"/>
-        </w:rPr>
-        <w:annotationRef/>
-      </w:r>
-      <w:r>
-        <w:t>Дополнительный пункт договора №2 из карточки субсидии. Пустое поле — пункта в договоре нет. Пример: Стороны соглашаются на осуществление проверок соблюдения условий предоставления субсидии.</w:t>
       </w:r>
     </w:p>
   </w:comment>
